--- a/ProyectoGestionExcelInventarioIT_ControlLicenciasYAccesos.docx
+++ b/ProyectoGestionExcelInventarioIT_ControlLicenciasYAccesos.docx
@@ -1,618 +1,6720 @@
 
 <file path=word/document.xml><?xml version="1.0" encoding="utf-8"?>
-<w:document xmlns:wpc="http://schemas.microsoft.com/office/word/2010/wordprocessingCanvas" xmlns:mc="http://schemas.openxmlformats.org/markup-compatibility/2006" xmlns:o="urn:schemas-microsoft-com:office:office" xmlns:r="http://schemas.openxmlformats.org/officeDocument/2006/relationships" xmlns:m="http://schemas.openxmlformats.org/officeDocument/2006/math" xmlns:v="urn:schemas-microsoft-com:vml" xmlns:wp14="http://schemas.microsoft.com/office/word/2010/wordprocessingDrawing" xmlns:wp="http://schemas.openxmlformats.org/drawingml/2006/wordprocessingDrawing" xmlns:w10="urn:schemas-microsoft-com:office:word" xmlns:w="http://schemas.openxmlformats.org/wordprocessingml/2006/main" xmlns:w14="http://schemas.microsoft.com/office/word/2010/wordml" xmlns:w15="http://schemas.microsoft.com/office/word/2012/wordml" xmlns:wpg="http://schemas.microsoft.com/office/word/2010/wordprocessingGroup" xmlns:wpi="http://schemas.microsoft.com/office/word/2010/wordprocessingInk" xmlns:wne="http://schemas.microsoft.com/office/word/2006/wordml" xmlns:wps="http://schemas.microsoft.com/office/word/2010/wordprocessingShape" mc:Ignorable="w14 w15 wp14">
+<w:document xmlns:wpc="http://schemas.microsoft.com/office/word/2010/wordprocessingCanvas" xmlns:cx="http://schemas.microsoft.com/office/drawing/2014/chartex" xmlns:cx1="http://schemas.microsoft.com/office/drawing/2015/9/8/chartex" xmlns:cx2="http://schemas.microsoft.com/office/drawing/2015/10/21/chartex" xmlns:cx3="http://schemas.microsoft.com/office/drawing/2016/5/9/chartex" xmlns:cx4="http://schemas.microsoft.com/office/drawing/2016/5/10/chartex" xmlns:cx5="http://schemas.microsoft.com/office/drawing/2016/5/11/chartex" xmlns:cx6="http://schemas.microsoft.com/office/drawing/2016/5/12/chartex" xmlns:cx7="http://schemas.microsoft.com/office/drawing/2016/5/13/chartex" xmlns:cx8="http://schemas.microsoft.com/office/drawing/2016/5/14/chartex" xmlns:mc="http://schemas.openxmlformats.org/markup-compatibility/2006" xmlns:aink="http://schemas.microsoft.com/office/drawing/2016/ink" xmlns:am3d="http://schemas.microsoft.com/office/drawing/2017/model3d" xmlns:o="urn:schemas-microsoft-com:office:office" xmlns:oel="http://schemas.microsoft.com/office/2019/extlst" xmlns:r="http://schemas.openxmlformats.org/officeDocument/2006/relationships" xmlns:m="http://schemas.openxmlformats.org/officeDocument/2006/math" xmlns:v="urn:schemas-microsoft-com:vml" xmlns:wp14="http://schemas.microsoft.com/office/word/2010/wordprocessingDrawing" xmlns:wp="http://schemas.openxmlformats.org/drawingml/2006/wordprocessingDrawing" xmlns:w10="urn:schemas-microsoft-com:office:word" xmlns:w="http://schemas.openxmlformats.org/wordprocessingml/2006/main" xmlns:w14="http://schemas.microsoft.com/office/word/2010/wordml" xmlns:w15="http://schemas.microsoft.com/office/word/2012/wordml" xmlns:w16cex="http://schemas.microsoft.com/office/word/2018/wordml/cex" xmlns:w16cid="http://schemas.microsoft.com/office/word/2016/wordml/cid" xmlns:w16="http://schemas.microsoft.com/office/word/2018/wordml" xmlns:w16sdtdh="http://schemas.microsoft.com/office/word/2020/wordml/sdtdatahash" xmlns:w16se="http://schemas.microsoft.com/office/word/2015/wordml/symex" xmlns:wpg="http://schemas.microsoft.com/office/word/2010/wordprocessingGroup" xmlns:wpi="http://schemas.microsoft.com/office/word/2010/wordprocessingInk" xmlns:wne="http://schemas.microsoft.com/office/word/2006/wordml" xmlns:wps="http://schemas.microsoft.com/office/word/2010/wordprocessingShape" mc:Ignorable="w14 w15 w16se w16cid w16 w16cex w16sdtdh wp14">
   <w:body>
     <w:p>
       <w:pPr>
-        <w:pStyle w:val="Puesto"/>
+        <w:pStyle w:val="Ttulo"/>
+        <w:spacing w:after="0"/>
       </w:pPr>
       <w:r>
         <w:t>ENTREGA DE PROYECTO</w:t>
       </w:r>
     </w:p>
     <w:p>
-      <w:r>
-        <w:t>Proyecto: Generador automático de programas CNC a partir de una lista de coordenadas</w:t>
-      </w:r>
+      <w:pPr>
+        <w:spacing w:after="0"/>
+      </w:pPr>
+      <w:r>
+        <w:t xml:space="preserve">Proyecto: Sistema de </w:t>
+      </w:r>
+      <w:proofErr w:type="spellStart"/>
+      <w:r>
+        <w:t>Gestión</w:t>
+      </w:r>
+      <w:proofErr w:type="spellEnd"/>
+      <w:r>
+        <w:t xml:space="preserve"> de </w:t>
+      </w:r>
+      <w:proofErr w:type="spellStart"/>
+      <w:r>
+        <w:t>Inventario</w:t>
+      </w:r>
+      <w:proofErr w:type="spellEnd"/>
+      <w:r>
+        <w:t xml:space="preserve"> IT, Control de </w:t>
+      </w:r>
+      <w:proofErr w:type="spellStart"/>
+      <w:r>
+        <w:t>Licencias</w:t>
+      </w:r>
+      <w:proofErr w:type="spellEnd"/>
+      <w:r>
+        <w:t xml:space="preserve"> y </w:t>
+      </w:r>
+      <w:proofErr w:type="spellStart"/>
+      <w:r>
+        <w:t>Accesos</w:t>
+      </w:r>
+      <w:proofErr w:type="spellEnd"/>
     </w:p>
     <w:p>
-      <w:r>
-        <w:t>Alumno: ______________________________</w:t>
-      </w:r>
+      <w:pPr>
+        <w:spacing w:after="0"/>
+      </w:pPr>
+      <w:proofErr w:type="spellStart"/>
+      <w:r>
+        <w:t>Alumno</w:t>
+      </w:r>
+      <w:proofErr w:type="spellEnd"/>
+      <w:r>
+        <w:t xml:space="preserve">: Jesús Meléndez </w:t>
+      </w:r>
+      <w:proofErr w:type="spellStart"/>
+      <w:r>
+        <w:t>Oteros</w:t>
+      </w:r>
+      <w:proofErr w:type="spellEnd"/>
     </w:p>
     <w:p>
-      <w:r>
-        <w:t>Empresa: _____________________________</w:t>
-      </w:r>
+      <w:pPr>
+        <w:spacing w:after="0"/>
+      </w:pPr>
+      <w:proofErr w:type="spellStart"/>
+      <w:r>
+        <w:t>Empresa</w:t>
+      </w:r>
+      <w:proofErr w:type="spellEnd"/>
+      <w:r>
+        <w:t xml:space="preserve">: CIMA </w:t>
+      </w:r>
+      <w:proofErr w:type="spellStart"/>
+      <w:r>
+        <w:t>Cableados</w:t>
+      </w:r>
+      <w:proofErr w:type="spellEnd"/>
     </w:p>
     <w:p>
-      <w:r>
-        <w:t>Tutor empresa: ________________________</w:t>
+      <w:pPr>
+        <w:spacing w:after="0"/>
+      </w:pPr>
+      <w:r>
+        <w:t xml:space="preserve">Tutor </w:t>
+      </w:r>
+      <w:proofErr w:type="spellStart"/>
+      <w:r>
+        <w:t>empresa</w:t>
+      </w:r>
+      <w:proofErr w:type="spellEnd"/>
+      <w:r>
+        <w:t>: Rafael Rodríguez Cuevas</w:t>
       </w:r>
     </w:p>
     <w:p>
-      <w:r>
-        <w:t xml:space="preserve">Tutor centro: </w:t>
-      </w:r>
-      <w:r>
-        <w:t>_________________________</w:t>
-      </w:r>
+      <w:pPr>
+        <w:spacing w:after="0"/>
+      </w:pPr>
+      <w:r>
+        <w:t xml:space="preserve">Tutor </w:t>
+      </w:r>
+      <w:proofErr w:type="spellStart"/>
+      <w:r>
+        <w:t>centro</w:t>
+      </w:r>
+      <w:proofErr w:type="spellEnd"/>
+      <w:r>
+        <w:t xml:space="preserve">: Alejandro </w:t>
+      </w:r>
+      <w:proofErr w:type="spellStart"/>
+      <w:r>
+        <w:t>Paniego</w:t>
+      </w:r>
+      <w:proofErr w:type="spellEnd"/>
     </w:p>
     <w:p>
-      <w:r>
-        <w:t>Fecha: ________________________________</w:t>
+      <w:pPr>
+        <w:spacing w:after="0"/>
+      </w:pPr>
+      <w:proofErr w:type="spellStart"/>
+      <w:r>
+        <w:t>Fecha</w:t>
+      </w:r>
+      <w:proofErr w:type="spellEnd"/>
+      <w:r>
+        <w:t>: 04/03/2026</w:t>
       </w:r>
     </w:p>
     <w:p>
       <w:pPr>
-        <w:pStyle w:val="Ttulo1"/>
-      </w:pPr>
-      <w:r>
-        <w:t>1. INTRODUCCIÓN</w:t>
-      </w:r>
+        <w:spacing w:after="0"/>
+      </w:pPr>
     </w:p>
     <w:p>
-      <w:r>
-        <w:t xml:space="preserve">Breve explicación </w:t>
-      </w:r>
-      <w:proofErr w:type="gramStart"/>
-      <w:r>
-        <w:t>del</w:t>
-      </w:r>
-      <w:proofErr w:type="gramEnd"/>
-      <w:r>
-        <w:t xml:space="preserve"> proyecto.</w:t>
-      </w:r>
-      <w:r>
-        <w:br/>
-      </w:r>
-      <w:r>
-        <w:br/>
+      <w:pPr>
+        <w:pStyle w:val="Ttulo1"/>
+        <w:spacing w:before="0"/>
+      </w:pPr>
+      <w:r>
+        <w:t>1. INTRODUCCIÓN</w:t>
       </w:r>
     </w:p>
     <w:p>
       <w:pPr>
-        <w:pStyle w:val="Ttulo1"/>
-      </w:pPr>
-      <w:r>
-        <w:t>2. OBJETIVO DEL PROYECTO</w:t>
+        <w:spacing w:after="0"/>
+        <w:ind w:firstLine="720"/>
+      </w:pPr>
+      <w:r>
+        <w:t xml:space="preserve">El </w:t>
+      </w:r>
+      <w:proofErr w:type="spellStart"/>
+      <w:r>
+        <w:t>proyecto</w:t>
+      </w:r>
+      <w:proofErr w:type="spellEnd"/>
+      <w:r>
+        <w:t xml:space="preserve"> </w:t>
+      </w:r>
+      <w:proofErr w:type="spellStart"/>
+      <w:r>
+        <w:t>consiste</w:t>
+      </w:r>
+      <w:proofErr w:type="spellEnd"/>
+      <w:r>
+        <w:t xml:space="preserve"> </w:t>
+      </w:r>
+      <w:proofErr w:type="spellStart"/>
+      <w:r>
+        <w:t>en</w:t>
+      </w:r>
+      <w:proofErr w:type="spellEnd"/>
+      <w:r>
+        <w:t xml:space="preserve"> </w:t>
+      </w:r>
+      <w:proofErr w:type="spellStart"/>
+      <w:r>
+        <w:t>el</w:t>
+      </w:r>
+      <w:proofErr w:type="spellEnd"/>
+      <w:r>
+        <w:t xml:space="preserve"> </w:t>
+      </w:r>
+      <w:proofErr w:type="spellStart"/>
+      <w:r>
+        <w:t>desarrollo</w:t>
+      </w:r>
+      <w:proofErr w:type="spellEnd"/>
+      <w:r>
+        <w:t xml:space="preserve"> de </w:t>
+      </w:r>
+      <w:proofErr w:type="spellStart"/>
+      <w:r>
+        <w:t>una</w:t>
+      </w:r>
+      <w:proofErr w:type="spellEnd"/>
+      <w:r>
+        <w:t xml:space="preserve"> </w:t>
+      </w:r>
+      <w:proofErr w:type="spellStart"/>
+      <w:r>
+        <w:t>aplicación</w:t>
+      </w:r>
+      <w:proofErr w:type="spellEnd"/>
+      <w:r>
+        <w:t xml:space="preserve"> web </w:t>
+      </w:r>
+      <w:proofErr w:type="spellStart"/>
+      <w:r>
+        <w:t>diseñada</w:t>
+      </w:r>
+      <w:proofErr w:type="spellEnd"/>
+      <w:r>
+        <w:t xml:space="preserve"> para la </w:t>
+      </w:r>
+      <w:proofErr w:type="spellStart"/>
+      <w:r>
+        <w:t>gestión</w:t>
+      </w:r>
+      <w:proofErr w:type="spellEnd"/>
+      <w:r>
+        <w:t xml:space="preserve"> integral del </w:t>
+      </w:r>
+      <w:proofErr w:type="spellStart"/>
+      <w:r>
+        <w:t>inventario</w:t>
+      </w:r>
+      <w:proofErr w:type="spellEnd"/>
+      <w:r>
+        <w:t xml:space="preserve"> de </w:t>
+      </w:r>
+      <w:proofErr w:type="spellStart"/>
+      <w:r>
+        <w:t>equipos</w:t>
+      </w:r>
+      <w:proofErr w:type="spellEnd"/>
+      <w:r>
+        <w:t xml:space="preserve"> </w:t>
+      </w:r>
+      <w:proofErr w:type="spellStart"/>
+      <w:r>
+        <w:t>informáticos</w:t>
+      </w:r>
+      <w:proofErr w:type="spellEnd"/>
+      <w:r>
+        <w:t xml:space="preserve"> (hardware), </w:t>
+      </w:r>
+      <w:proofErr w:type="spellStart"/>
+      <w:r>
+        <w:t>el</w:t>
+      </w:r>
+      <w:proofErr w:type="spellEnd"/>
+      <w:r>
+        <w:t xml:space="preserve"> control de </w:t>
+      </w:r>
+      <w:proofErr w:type="spellStart"/>
+      <w:r>
+        <w:t>licencias</w:t>
+      </w:r>
+      <w:proofErr w:type="spellEnd"/>
+      <w:r>
+        <w:t xml:space="preserve"> de software y </w:t>
+      </w:r>
+      <w:proofErr w:type="spellStart"/>
+      <w:r>
+        <w:t>accesos</w:t>
+      </w:r>
+      <w:proofErr w:type="spellEnd"/>
+      <w:r>
+        <w:t xml:space="preserve"> a </w:t>
+      </w:r>
+      <w:proofErr w:type="spellStart"/>
+      <w:r>
+        <w:t>plataformas</w:t>
+      </w:r>
+      <w:proofErr w:type="spellEnd"/>
+      <w:r>
+        <w:t xml:space="preserve"> </w:t>
+      </w:r>
+      <w:proofErr w:type="spellStart"/>
+      <w:r>
+        <w:t>corporativas</w:t>
+      </w:r>
+      <w:proofErr w:type="spellEnd"/>
+      <w:r>
+        <w:t xml:space="preserve">, </w:t>
+      </w:r>
+      <w:proofErr w:type="spellStart"/>
+      <w:r>
+        <w:t>así</w:t>
+      </w:r>
+      <w:proofErr w:type="spellEnd"/>
+      <w:r>
+        <w:t xml:space="preserve"> </w:t>
+      </w:r>
+      <w:proofErr w:type="spellStart"/>
+      <w:r>
+        <w:t>como</w:t>
+      </w:r>
+      <w:proofErr w:type="spellEnd"/>
+      <w:r>
+        <w:t xml:space="preserve"> </w:t>
+      </w:r>
+      <w:proofErr w:type="spellStart"/>
+      <w:r>
+        <w:t>el</w:t>
+      </w:r>
+      <w:proofErr w:type="spellEnd"/>
+      <w:r>
+        <w:t xml:space="preserve"> </w:t>
+      </w:r>
+      <w:proofErr w:type="spellStart"/>
+      <w:r>
+        <w:t>registro</w:t>
+      </w:r>
+      <w:proofErr w:type="spellEnd"/>
+      <w:r>
+        <w:t xml:space="preserve"> del </w:t>
+      </w:r>
+      <w:proofErr w:type="spellStart"/>
+      <w:r>
+        <w:t>teletrabajo</w:t>
+      </w:r>
+      <w:proofErr w:type="spellEnd"/>
+      <w:r>
+        <w:t xml:space="preserve"> de </w:t>
+      </w:r>
+      <w:proofErr w:type="spellStart"/>
+      <w:r>
+        <w:t>los</w:t>
+      </w:r>
+      <w:proofErr w:type="spellEnd"/>
+      <w:r>
+        <w:t xml:space="preserve"> </w:t>
+      </w:r>
+      <w:proofErr w:type="spellStart"/>
+      <w:r>
+        <w:t>empleados</w:t>
+      </w:r>
+      <w:proofErr w:type="spellEnd"/>
+      <w:r>
+        <w:t xml:space="preserve">. Este </w:t>
+      </w:r>
+      <w:proofErr w:type="spellStart"/>
+      <w:r>
+        <w:t>sistema</w:t>
+      </w:r>
+      <w:proofErr w:type="spellEnd"/>
+      <w:r>
+        <w:t xml:space="preserve"> </w:t>
+      </w:r>
+      <w:proofErr w:type="spellStart"/>
+      <w:r>
+        <w:t>busca</w:t>
+      </w:r>
+      <w:proofErr w:type="spellEnd"/>
+      <w:r>
+        <w:t xml:space="preserve"> </w:t>
+      </w:r>
+      <w:proofErr w:type="spellStart"/>
+      <w:r>
+        <w:t>digitalizar</w:t>
+      </w:r>
+      <w:proofErr w:type="spellEnd"/>
+      <w:r>
+        <w:t xml:space="preserve"> y </w:t>
+      </w:r>
+      <w:proofErr w:type="spellStart"/>
+      <w:r>
+        <w:t>centralizar</w:t>
+      </w:r>
+      <w:proofErr w:type="spellEnd"/>
+      <w:r>
+        <w:t xml:space="preserve"> la </w:t>
+      </w:r>
+      <w:proofErr w:type="spellStart"/>
+      <w:r>
+        <w:t>información</w:t>
+      </w:r>
+      <w:proofErr w:type="spellEnd"/>
+      <w:r>
+        <w:t xml:space="preserve">, </w:t>
+      </w:r>
+      <w:proofErr w:type="spellStart"/>
+      <w:r>
+        <w:t>optimizando</w:t>
+      </w:r>
+      <w:proofErr w:type="spellEnd"/>
+      <w:r>
+        <w:t xml:space="preserve"> </w:t>
+      </w:r>
+      <w:proofErr w:type="spellStart"/>
+      <w:r>
+        <w:t>los</w:t>
+      </w:r>
+      <w:proofErr w:type="spellEnd"/>
+      <w:r>
+        <w:t xml:space="preserve"> </w:t>
+      </w:r>
+      <w:proofErr w:type="spellStart"/>
+      <w:r>
+        <w:t>procesos</w:t>
+      </w:r>
+      <w:proofErr w:type="spellEnd"/>
+      <w:r>
+        <w:t xml:space="preserve"> que </w:t>
+      </w:r>
+      <w:proofErr w:type="spellStart"/>
+      <w:r>
+        <w:t>tradicionalmente</w:t>
+      </w:r>
+      <w:proofErr w:type="spellEnd"/>
+      <w:r>
+        <w:t xml:space="preserve"> se </w:t>
+      </w:r>
+      <w:proofErr w:type="spellStart"/>
+      <w:r>
+        <w:t>manejaban</w:t>
+      </w:r>
+      <w:proofErr w:type="spellEnd"/>
+      <w:r>
+        <w:t xml:space="preserve"> </w:t>
+      </w:r>
+      <w:proofErr w:type="spellStart"/>
+      <w:r>
+        <w:t>mediante</w:t>
+      </w:r>
+      <w:proofErr w:type="spellEnd"/>
+      <w:r>
+        <w:t xml:space="preserve"> hojas de </w:t>
+      </w:r>
+      <w:proofErr w:type="spellStart"/>
+      <w:r>
+        <w:t>cálculo</w:t>
+      </w:r>
+      <w:proofErr w:type="spellEnd"/>
+      <w:r>
+        <w:t xml:space="preserve"> (Excel).</w:t>
       </w:r>
     </w:p>
     <w:p>
-      <w:r>
-        <w:t>Explicar qué se pretende conseguir:</w:t>
-      </w:r>
-      <w:r>
-        <w:br/>
-      </w:r>
+      <w:pPr>
+        <w:spacing w:after="0"/>
+      </w:pPr>
     </w:p>
     <w:p>
       <w:pPr>
         <w:pStyle w:val="Ttulo1"/>
-      </w:pPr>
-      <w:r>
-        <w:t>3. ARQUITECTURA DEL SISTEMA</w:t>
+        <w:spacing w:before="0"/>
+      </w:pPr>
+      <w:r>
+        <w:t>2. OBJETIVO DEL PROYECTO</w:t>
       </w:r>
     </w:p>
     <w:p>
-      <w:r>
-        <w:t xml:space="preserve">Descripción de cómo está construido </w:t>
-      </w:r>
-      <w:r>
-        <w:t>el sistema.</w:t>
+      <w:pPr>
+        <w:spacing w:after="0"/>
+        <w:ind w:firstLine="720"/>
+      </w:pPr>
+      <w:r>
+        <w:t xml:space="preserve">El </w:t>
+      </w:r>
+      <w:proofErr w:type="spellStart"/>
+      <w:r>
+        <w:t>objetivo</w:t>
+      </w:r>
+      <w:proofErr w:type="spellEnd"/>
+      <w:r>
+        <w:t xml:space="preserve"> principal es </w:t>
+      </w:r>
+      <w:proofErr w:type="spellStart"/>
+      <w:r>
+        <w:t>proporcionar</w:t>
+      </w:r>
+      <w:proofErr w:type="spellEnd"/>
+      <w:r>
+        <w:t xml:space="preserve"> a la </w:t>
+      </w:r>
+      <w:proofErr w:type="spellStart"/>
+      <w:r>
+        <w:t>empresa</w:t>
+      </w:r>
+      <w:proofErr w:type="spellEnd"/>
+      <w:r>
+        <w:t xml:space="preserve"> </w:t>
+      </w:r>
+      <w:proofErr w:type="spellStart"/>
+      <w:r>
+        <w:t>una</w:t>
+      </w:r>
+      <w:proofErr w:type="spellEnd"/>
+      <w:r>
+        <w:t xml:space="preserve"> </w:t>
+      </w:r>
+      <w:proofErr w:type="spellStart"/>
+      <w:r>
+        <w:t>herramienta</w:t>
+      </w:r>
+      <w:proofErr w:type="spellEnd"/>
+      <w:r>
+        <w:t xml:space="preserve"> </w:t>
+      </w:r>
+      <w:proofErr w:type="spellStart"/>
+      <w:r>
+        <w:t>centralizada</w:t>
+      </w:r>
+      <w:proofErr w:type="spellEnd"/>
+      <w:r>
+        <w:t xml:space="preserve">, </w:t>
+      </w:r>
+      <w:proofErr w:type="spellStart"/>
+      <w:r>
+        <w:t>segura</w:t>
+      </w:r>
+      <w:proofErr w:type="spellEnd"/>
+      <w:r>
+        <w:t xml:space="preserve"> y </w:t>
+      </w:r>
+      <w:proofErr w:type="spellStart"/>
+      <w:r>
+        <w:t>eficiente</w:t>
+      </w:r>
+      <w:proofErr w:type="spellEnd"/>
+      <w:r>
+        <w:t xml:space="preserve"> que </w:t>
+      </w:r>
+      <w:proofErr w:type="spellStart"/>
+      <w:r>
+        <w:t>permita</w:t>
+      </w:r>
+      <w:proofErr w:type="spellEnd"/>
+      <w:r>
+        <w:t>:</w:t>
       </w:r>
     </w:p>
     <w:p>
       <w:pPr>
-        <w:pStyle w:val="Ttulo2"/>
-      </w:pPr>
-      <w:r>
-        <w:t>3.1 Estructura general</w:t>
-      </w:r>
+        <w:spacing w:after="0"/>
+      </w:pPr>
     </w:p>
     <w:p>
-      <w:r>
-        <w:t>La aplicación sigue una arquitectura cliente-servidor compuesta por:</w:t>
+      <w:pPr>
+        <w:spacing w:after="0"/>
+        <w:ind w:firstLine="720"/>
+      </w:pPr>
+      <w:proofErr w:type="spellStart"/>
+      <w:r>
+        <w:t>Rastrear</w:t>
+      </w:r>
+      <w:proofErr w:type="spellEnd"/>
+      <w:r>
+        <w:t xml:space="preserve"> y </w:t>
+      </w:r>
+      <w:proofErr w:type="spellStart"/>
+      <w:r>
+        <w:t>administrar</w:t>
+      </w:r>
+      <w:proofErr w:type="spellEnd"/>
+      <w:r>
+        <w:t xml:space="preserve"> </w:t>
+      </w:r>
+      <w:proofErr w:type="spellStart"/>
+      <w:r>
+        <w:t>el</w:t>
+      </w:r>
+      <w:proofErr w:type="spellEnd"/>
+      <w:r>
+        <w:t xml:space="preserve"> </w:t>
+      </w:r>
+      <w:proofErr w:type="spellStart"/>
+      <w:r>
+        <w:t>ciclo</w:t>
+      </w:r>
+      <w:proofErr w:type="spellEnd"/>
+      <w:r>
+        <w:t xml:space="preserve"> de </w:t>
+      </w:r>
+      <w:proofErr w:type="spellStart"/>
+      <w:r>
+        <w:t>vida</w:t>
+      </w:r>
+      <w:proofErr w:type="spellEnd"/>
+      <w:r>
+        <w:t xml:space="preserve"> del hardware de la </w:t>
+      </w:r>
+      <w:proofErr w:type="spellStart"/>
+      <w:r>
+        <w:t>empresa</w:t>
+      </w:r>
+      <w:proofErr w:type="spellEnd"/>
+      <w:r>
+        <w:t xml:space="preserve"> (</w:t>
+      </w:r>
+      <w:proofErr w:type="spellStart"/>
+      <w:r>
+        <w:t>ordenadores</w:t>
+      </w:r>
+      <w:proofErr w:type="spellEnd"/>
+      <w:r>
+        <w:t xml:space="preserve">, </w:t>
+      </w:r>
+      <w:proofErr w:type="spellStart"/>
+      <w:r>
+        <w:t>periféricos</w:t>
+      </w:r>
+      <w:proofErr w:type="spellEnd"/>
+      <w:r>
+        <w:t xml:space="preserve">, etc.) </w:t>
+      </w:r>
+      <w:proofErr w:type="spellStart"/>
+      <w:r>
+        <w:t>incluyendo</w:t>
+      </w:r>
+      <w:proofErr w:type="spellEnd"/>
+      <w:r>
+        <w:t xml:space="preserve"> </w:t>
+      </w:r>
+      <w:proofErr w:type="spellStart"/>
+      <w:r>
+        <w:t>detalles</w:t>
+      </w:r>
+      <w:proofErr w:type="spellEnd"/>
+      <w:r>
+        <w:t xml:space="preserve"> </w:t>
+      </w:r>
+      <w:proofErr w:type="spellStart"/>
+      <w:r>
+        <w:t>como</w:t>
+      </w:r>
+      <w:proofErr w:type="spellEnd"/>
+      <w:r>
+        <w:t xml:space="preserve"> </w:t>
+      </w:r>
+      <w:proofErr w:type="spellStart"/>
+      <w:r>
+        <w:t>números</w:t>
+      </w:r>
+      <w:proofErr w:type="spellEnd"/>
+      <w:r>
+        <w:t xml:space="preserve"> de </w:t>
+      </w:r>
+      <w:proofErr w:type="spellStart"/>
+      <w:r>
+        <w:t>serie</w:t>
+      </w:r>
+      <w:proofErr w:type="spellEnd"/>
+      <w:r>
+        <w:t xml:space="preserve">, </w:t>
+      </w:r>
+      <w:proofErr w:type="spellStart"/>
+      <w:r>
+        <w:t>direcciones</w:t>
+      </w:r>
+      <w:proofErr w:type="spellEnd"/>
+      <w:r>
+        <w:t xml:space="preserve"> MAC y </w:t>
+      </w:r>
+      <w:proofErr w:type="spellStart"/>
+      <w:r>
+        <w:t>ubicaciones</w:t>
+      </w:r>
+      <w:proofErr w:type="spellEnd"/>
+      <w:r>
+        <w:t>.</w:t>
+      </w:r>
+    </w:p>
+    <w:p>
+      <w:pPr>
+        <w:spacing w:after="0"/>
+      </w:pPr>
+    </w:p>
+    <w:p>
+      <w:pPr>
+        <w:spacing w:after="0"/>
+        <w:ind w:firstLine="720"/>
+      </w:pPr>
+      <w:proofErr w:type="spellStart"/>
+      <w:r>
+        <w:t>Gestionar</w:t>
+      </w:r>
+      <w:proofErr w:type="spellEnd"/>
+      <w:r>
+        <w:t xml:space="preserve"> y </w:t>
+      </w:r>
+      <w:proofErr w:type="spellStart"/>
+      <w:r>
+        <w:t>asignar</w:t>
+      </w:r>
+      <w:proofErr w:type="spellEnd"/>
+      <w:r>
+        <w:t xml:space="preserve"> </w:t>
+      </w:r>
+      <w:proofErr w:type="spellStart"/>
+      <w:r>
+        <w:t>credenciales</w:t>
+      </w:r>
+      <w:proofErr w:type="spellEnd"/>
+      <w:r>
+        <w:t xml:space="preserve"> y </w:t>
+      </w:r>
+      <w:proofErr w:type="spellStart"/>
+      <w:r>
+        <w:t>licencias</w:t>
+      </w:r>
+      <w:proofErr w:type="spellEnd"/>
+      <w:r>
+        <w:t xml:space="preserve"> de software (Sage, ERP, </w:t>
+      </w:r>
+      <w:proofErr w:type="spellStart"/>
+      <w:r>
+        <w:t>correo</w:t>
+      </w:r>
+      <w:proofErr w:type="spellEnd"/>
+      <w:r>
+        <w:t xml:space="preserve"> </w:t>
+      </w:r>
+      <w:proofErr w:type="spellStart"/>
+      <w:r>
+        <w:t>corporativo</w:t>
+      </w:r>
+      <w:proofErr w:type="spellEnd"/>
+      <w:r>
+        <w:t xml:space="preserve">, Slack, HubSpot, etc.) a </w:t>
+      </w:r>
+      <w:proofErr w:type="spellStart"/>
+      <w:r>
+        <w:t>los</w:t>
+      </w:r>
+      <w:proofErr w:type="spellEnd"/>
+      <w:r>
+        <w:t xml:space="preserve"> </w:t>
+      </w:r>
+      <w:proofErr w:type="spellStart"/>
+      <w:r>
+        <w:t>diferentes</w:t>
+      </w:r>
+      <w:proofErr w:type="spellEnd"/>
+      <w:r>
+        <w:t xml:space="preserve"> </w:t>
+      </w:r>
+      <w:proofErr w:type="spellStart"/>
+      <w:r>
+        <w:t>empleados</w:t>
+      </w:r>
+      <w:proofErr w:type="spellEnd"/>
+      <w:r>
+        <w:t>.</w:t>
+      </w:r>
+    </w:p>
+    <w:p>
+      <w:pPr>
+        <w:spacing w:after="0"/>
+      </w:pPr>
+      <w:proofErr w:type="spellStart"/>
+      <w:r>
+        <w:t>Llevar</w:t>
+      </w:r>
+      <w:proofErr w:type="spellEnd"/>
+      <w:r>
+        <w:t xml:space="preserve"> un </w:t>
+      </w:r>
+      <w:proofErr w:type="spellStart"/>
+      <w:r>
+        <w:t>registro</w:t>
+      </w:r>
+      <w:proofErr w:type="spellEnd"/>
+      <w:r>
+        <w:t xml:space="preserve"> </w:t>
+      </w:r>
+      <w:proofErr w:type="spellStart"/>
+      <w:r>
+        <w:t>organizado</w:t>
+      </w:r>
+      <w:proofErr w:type="spellEnd"/>
+      <w:r>
+        <w:t xml:space="preserve"> </w:t>
+      </w:r>
+      <w:proofErr w:type="spellStart"/>
+      <w:r>
+        <w:t>sobre</w:t>
+      </w:r>
+      <w:proofErr w:type="spellEnd"/>
+      <w:r>
+        <w:t xml:space="preserve"> </w:t>
+      </w:r>
+      <w:proofErr w:type="spellStart"/>
+      <w:r>
+        <w:t>los</w:t>
+      </w:r>
+      <w:proofErr w:type="spellEnd"/>
+      <w:r>
+        <w:t xml:space="preserve"> </w:t>
+      </w:r>
+      <w:proofErr w:type="spellStart"/>
+      <w:r>
+        <w:t>acuerdos</w:t>
+      </w:r>
+      <w:proofErr w:type="spellEnd"/>
+      <w:r>
+        <w:t xml:space="preserve"> y </w:t>
+      </w:r>
+      <w:proofErr w:type="spellStart"/>
+      <w:r>
+        <w:t>periodos</w:t>
+      </w:r>
+      <w:proofErr w:type="spellEnd"/>
+      <w:r>
+        <w:t xml:space="preserve"> de </w:t>
+      </w:r>
+      <w:proofErr w:type="spellStart"/>
+      <w:r>
+        <w:t>teletrabajo</w:t>
+      </w:r>
+      <w:proofErr w:type="spellEnd"/>
+      <w:r>
+        <w:t xml:space="preserve"> de </w:t>
+      </w:r>
+      <w:proofErr w:type="spellStart"/>
+      <w:r>
+        <w:t>los</w:t>
+      </w:r>
+      <w:proofErr w:type="spellEnd"/>
+      <w:r>
+        <w:t xml:space="preserve"> </w:t>
+      </w:r>
+      <w:proofErr w:type="spellStart"/>
+      <w:r>
+        <w:t>trabajadores</w:t>
+      </w:r>
+      <w:proofErr w:type="spellEnd"/>
+      <w:r>
+        <w:t>.</w:t>
       </w:r>
       <w:r>
         <w:br/>
-        <w:t>- Frontend: Interfaz web donde el usuario introduce las coordenadas.</w:t>
-      </w:r>
+      </w:r>
+    </w:p>
+    <w:p>
+      <w:pPr>
+        <w:pStyle w:val="Ttulo1"/>
+        <w:spacing w:before="0"/>
+      </w:pPr>
+      <w:r>
+        <w:t>3. ARQUITECTURA DEL SISTEMA</w:t>
+      </w:r>
+    </w:p>
+    <w:p>
+      <w:pPr>
+        <w:spacing w:after="0"/>
+      </w:pPr>
+      <w:proofErr w:type="spellStart"/>
+      <w:r>
+        <w:t>Descripción</w:t>
+      </w:r>
+      <w:proofErr w:type="spellEnd"/>
+      <w:r>
+        <w:t xml:space="preserve"> de </w:t>
+      </w:r>
+      <w:proofErr w:type="spellStart"/>
+      <w:r>
+        <w:t>cómo</w:t>
+      </w:r>
+      <w:proofErr w:type="spellEnd"/>
+      <w:r>
+        <w:t xml:space="preserve"> </w:t>
+      </w:r>
+      <w:proofErr w:type="spellStart"/>
+      <w:r>
+        <w:t>está</w:t>
+      </w:r>
+      <w:proofErr w:type="spellEnd"/>
+      <w:r>
+        <w:t xml:space="preserve"> </w:t>
+      </w:r>
+      <w:proofErr w:type="spellStart"/>
+      <w:r>
+        <w:t>construido</w:t>
+      </w:r>
+      <w:proofErr w:type="spellEnd"/>
+      <w:r>
+        <w:t xml:space="preserve"> </w:t>
+      </w:r>
+      <w:proofErr w:type="spellStart"/>
+      <w:r>
+        <w:t>el</w:t>
+      </w:r>
+      <w:proofErr w:type="spellEnd"/>
+      <w:r>
+        <w:t xml:space="preserve"> </w:t>
+      </w:r>
+      <w:proofErr w:type="spellStart"/>
+      <w:r>
+        <w:t>sistema</w:t>
+      </w:r>
+      <w:proofErr w:type="spellEnd"/>
+      <w:r>
+        <w:t>.</w:t>
+      </w:r>
+    </w:p>
+    <w:p>
+      <w:pPr>
+        <w:spacing w:after="0"/>
+      </w:pPr>
+    </w:p>
+    <w:p>
+      <w:pPr>
+        <w:spacing w:after="0"/>
+        <w:rPr>
+          <w:b/>
+          <w:bCs/>
+          <w:color w:val="4F81BD" w:themeColor="accent1"/>
+        </w:rPr>
+      </w:pPr>
+      <w:r>
+        <w:rPr>
+          <w:b/>
+          <w:bCs/>
+          <w:color w:val="4F81BD" w:themeColor="accent1"/>
+        </w:rPr>
+        <w:t xml:space="preserve">3.1 </w:t>
+      </w:r>
+      <w:proofErr w:type="spellStart"/>
+      <w:r>
+        <w:rPr>
+          <w:b/>
+          <w:bCs/>
+          <w:color w:val="4F81BD" w:themeColor="accent1"/>
+        </w:rPr>
+        <w:t>Estructura</w:t>
+      </w:r>
+      <w:proofErr w:type="spellEnd"/>
+      <w:r>
+        <w:rPr>
+          <w:b/>
+          <w:bCs/>
+          <w:color w:val="4F81BD" w:themeColor="accent1"/>
+        </w:rPr>
+        <w:t xml:space="preserve"> general</w:t>
+      </w:r>
+    </w:p>
+    <w:p>
+      <w:pPr>
+        <w:spacing w:after="0"/>
+        <w:ind w:firstLine="720"/>
+      </w:pPr>
+      <w:r>
+        <w:t xml:space="preserve">La </w:t>
+      </w:r>
+      <w:proofErr w:type="spellStart"/>
+      <w:r>
+        <w:t>aplicación</w:t>
+      </w:r>
+      <w:proofErr w:type="spellEnd"/>
+      <w:r>
+        <w:t xml:space="preserve"> </w:t>
+      </w:r>
+      <w:proofErr w:type="spellStart"/>
+      <w:r>
+        <w:t>sigue</w:t>
+      </w:r>
+      <w:proofErr w:type="spellEnd"/>
+      <w:r>
+        <w:t xml:space="preserve"> </w:t>
+      </w:r>
+      <w:proofErr w:type="spellStart"/>
+      <w:r>
+        <w:t>una</w:t>
+      </w:r>
+      <w:proofErr w:type="spellEnd"/>
+      <w:r>
+        <w:t xml:space="preserve"> </w:t>
+      </w:r>
+      <w:proofErr w:type="spellStart"/>
+      <w:r>
+        <w:t>arquitectura</w:t>
+      </w:r>
+      <w:proofErr w:type="spellEnd"/>
+      <w:r>
+        <w:t xml:space="preserve"> </w:t>
+      </w:r>
+      <w:proofErr w:type="spellStart"/>
+      <w:r>
+        <w:t>Modelo</w:t>
+      </w:r>
+      <w:proofErr w:type="spellEnd"/>
+      <w:r>
+        <w:t>-Vista-</w:t>
+      </w:r>
+      <w:proofErr w:type="spellStart"/>
+      <w:r>
+        <w:t>Controlador</w:t>
+      </w:r>
+      <w:proofErr w:type="spellEnd"/>
+      <w:r>
+        <w:t xml:space="preserve"> (MVC) y </w:t>
+      </w:r>
+      <w:proofErr w:type="spellStart"/>
+      <w:r>
+        <w:t>cliente-servidor</w:t>
+      </w:r>
+      <w:proofErr w:type="spellEnd"/>
+      <w:r>
+        <w:t xml:space="preserve">, </w:t>
+      </w:r>
+      <w:proofErr w:type="spellStart"/>
+      <w:r>
+        <w:t>implementada</w:t>
+      </w:r>
+      <w:proofErr w:type="spellEnd"/>
+      <w:r>
+        <w:t xml:space="preserve"> con </w:t>
+      </w:r>
+      <w:proofErr w:type="spellStart"/>
+      <w:r>
+        <w:t>el</w:t>
+      </w:r>
+      <w:proofErr w:type="spellEnd"/>
+      <w:r>
+        <w:t xml:space="preserve"> framework Laravel:</w:t>
+      </w:r>
+    </w:p>
+    <w:p>
+      <w:pPr>
+        <w:spacing w:after="0"/>
+      </w:pPr>
+    </w:p>
+    <w:p>
+      <w:pPr>
+        <w:pStyle w:val="Prrafodelista"/>
+        <w:numPr>
+          <w:ilvl w:val="0"/>
+          <w:numId w:val="12"/>
+        </w:numPr>
+        <w:spacing w:after="0"/>
+      </w:pPr>
+      <w:r>
+        <w:t xml:space="preserve">Frontend / </w:t>
+      </w:r>
+      <w:proofErr w:type="spellStart"/>
+      <w:r>
+        <w:t>Cliente</w:t>
+      </w:r>
+      <w:proofErr w:type="spellEnd"/>
+      <w:r>
+        <w:t xml:space="preserve">: </w:t>
+      </w:r>
+      <w:proofErr w:type="spellStart"/>
+      <w:r>
+        <w:t>Interfaz</w:t>
+      </w:r>
+      <w:proofErr w:type="spellEnd"/>
+      <w:r>
+        <w:t xml:space="preserve"> web </w:t>
+      </w:r>
+      <w:proofErr w:type="spellStart"/>
+      <w:r>
+        <w:t>dinámica</w:t>
+      </w:r>
+      <w:proofErr w:type="spellEnd"/>
+      <w:r>
+        <w:t xml:space="preserve"> y </w:t>
+      </w:r>
+      <w:proofErr w:type="spellStart"/>
+      <w:r>
+        <w:t>reactiva</w:t>
+      </w:r>
+      <w:proofErr w:type="spellEnd"/>
+      <w:r>
+        <w:t xml:space="preserve"> </w:t>
+      </w:r>
+      <w:proofErr w:type="spellStart"/>
+      <w:r>
+        <w:t>construida</w:t>
+      </w:r>
+      <w:proofErr w:type="spellEnd"/>
+      <w:r>
+        <w:t xml:space="preserve"> con Livewire (Volt) y </w:t>
+      </w:r>
+      <w:proofErr w:type="spellStart"/>
+      <w:r>
+        <w:t>estilizada</w:t>
+      </w:r>
+      <w:proofErr w:type="spellEnd"/>
+      <w:r>
+        <w:t xml:space="preserve"> </w:t>
+      </w:r>
+      <w:proofErr w:type="spellStart"/>
+      <w:r>
+        <w:t>mediante</w:t>
+      </w:r>
+      <w:proofErr w:type="spellEnd"/>
+      <w:r>
+        <w:t xml:space="preserve"> Tailwind CSS.</w:t>
+      </w:r>
+    </w:p>
+    <w:p>
+      <w:pPr>
+        <w:spacing w:after="0"/>
+      </w:pPr>
+    </w:p>
+    <w:p>
+      <w:pPr>
+        <w:pStyle w:val="Prrafodelista"/>
+        <w:numPr>
+          <w:ilvl w:val="0"/>
+          <w:numId w:val="12"/>
+        </w:numPr>
+        <w:spacing w:after="0"/>
+      </w:pPr>
+      <w:r>
+        <w:t xml:space="preserve">Backend: </w:t>
+      </w:r>
+      <w:proofErr w:type="spellStart"/>
+      <w:r>
+        <w:t>Servidor</w:t>
+      </w:r>
+      <w:proofErr w:type="spellEnd"/>
+      <w:r>
+        <w:t xml:space="preserve"> </w:t>
+      </w:r>
+      <w:proofErr w:type="spellStart"/>
+      <w:r>
+        <w:t>desarrollado</w:t>
+      </w:r>
+      <w:proofErr w:type="spellEnd"/>
+      <w:r>
+        <w:t xml:space="preserve"> </w:t>
+      </w:r>
+      <w:proofErr w:type="spellStart"/>
+      <w:r>
+        <w:t>en</w:t>
+      </w:r>
+      <w:proofErr w:type="spellEnd"/>
+      <w:r>
+        <w:t xml:space="preserve"> PHP </w:t>
+      </w:r>
+      <w:proofErr w:type="spellStart"/>
+      <w:r>
+        <w:t>orientado</w:t>
+      </w:r>
+      <w:proofErr w:type="spellEnd"/>
+      <w:r>
+        <w:t xml:space="preserve"> a </w:t>
+      </w:r>
+      <w:proofErr w:type="spellStart"/>
+      <w:r>
+        <w:t>objetos</w:t>
+      </w:r>
+      <w:proofErr w:type="spellEnd"/>
+      <w:r>
+        <w:t xml:space="preserve"> con Laravel, </w:t>
+      </w:r>
+      <w:proofErr w:type="spellStart"/>
+      <w:r>
+        <w:t>encargado</w:t>
+      </w:r>
+      <w:proofErr w:type="spellEnd"/>
+      <w:r>
+        <w:t xml:space="preserve"> del </w:t>
+      </w:r>
+      <w:proofErr w:type="spellStart"/>
+      <w:r>
+        <w:t>enrutamiento</w:t>
+      </w:r>
+      <w:proofErr w:type="spellEnd"/>
+      <w:r>
+        <w:t xml:space="preserve">, </w:t>
+      </w:r>
+      <w:proofErr w:type="spellStart"/>
+      <w:r>
+        <w:t>lógica</w:t>
+      </w:r>
+      <w:proofErr w:type="spellEnd"/>
+      <w:r>
+        <w:t xml:space="preserve"> de </w:t>
+      </w:r>
+      <w:proofErr w:type="spellStart"/>
+      <w:r>
+        <w:t>negocio</w:t>
+      </w:r>
+      <w:proofErr w:type="spellEnd"/>
+      <w:r>
+        <w:t xml:space="preserve"> y </w:t>
+      </w:r>
+      <w:proofErr w:type="spellStart"/>
+      <w:r>
+        <w:t>seguridad</w:t>
+      </w:r>
+      <w:proofErr w:type="spellEnd"/>
+      <w:r>
+        <w:t xml:space="preserve"> (</w:t>
+      </w:r>
+      <w:proofErr w:type="spellStart"/>
+      <w:r>
+        <w:t>autenticación</w:t>
+      </w:r>
+      <w:proofErr w:type="spellEnd"/>
+      <w:r>
+        <w:t xml:space="preserve"> y middleware).</w:t>
+      </w:r>
+    </w:p>
+    <w:p>
+      <w:pPr>
+        <w:spacing w:after="0"/>
+      </w:pPr>
+    </w:p>
+    <w:p>
+      <w:pPr>
+        <w:pStyle w:val="Prrafodelista"/>
+        <w:numPr>
+          <w:ilvl w:val="0"/>
+          <w:numId w:val="12"/>
+        </w:numPr>
+        <w:spacing w:after="0"/>
+      </w:pPr>
+      <w:r>
+        <w:lastRenderedPageBreak/>
+        <w:t xml:space="preserve">Base de Datos: </w:t>
+      </w:r>
+      <w:proofErr w:type="spellStart"/>
+      <w:r>
+        <w:t>Almacenamiento</w:t>
+      </w:r>
+      <w:proofErr w:type="spellEnd"/>
+      <w:r>
+        <w:t xml:space="preserve"> </w:t>
+      </w:r>
+      <w:proofErr w:type="spellStart"/>
+      <w:r>
+        <w:t>relacional</w:t>
+      </w:r>
+      <w:proofErr w:type="spellEnd"/>
+      <w:r>
+        <w:t xml:space="preserve"> </w:t>
+      </w:r>
+      <w:proofErr w:type="spellStart"/>
+      <w:r>
+        <w:t>gestionado</w:t>
+      </w:r>
+      <w:proofErr w:type="spellEnd"/>
+      <w:r>
+        <w:t xml:space="preserve"> a </w:t>
+      </w:r>
+      <w:proofErr w:type="spellStart"/>
+      <w:r>
+        <w:t>través</w:t>
+      </w:r>
+      <w:proofErr w:type="spellEnd"/>
+      <w:r>
+        <w:t xml:space="preserve"> de Eloquent ORM.</w:t>
+      </w:r>
+    </w:p>
+    <w:p>
+      <w:pPr>
+        <w:spacing w:after="0"/>
+      </w:pPr>
+    </w:p>
+    <w:p>
+      <w:pPr>
+        <w:spacing w:after="0"/>
+        <w:rPr>
+          <w:rFonts w:hint="eastAsia"/>
+        </w:rPr>
+      </w:pPr>
+      <w:r>
+        <w:rPr>
+          <w:rFonts w:eastAsiaTheme="majorEastAsia" w:cstheme="majorBidi"/>
+          <w:b/>
+          <w:bCs/>
+          <w:color w:val="4F81BD" w:themeColor="accent1"/>
+        </w:rPr>
+        <w:t xml:space="preserve">3.2 </w:t>
+      </w:r>
+      <w:proofErr w:type="spellStart"/>
+      <w:r>
+        <w:rPr>
+          <w:rFonts w:eastAsiaTheme="majorEastAsia" w:cstheme="majorBidi"/>
+          <w:b/>
+          <w:bCs/>
+          <w:color w:val="4F81BD" w:themeColor="accent1"/>
+        </w:rPr>
+        <w:t>Diagrama</w:t>
+      </w:r>
+      <w:proofErr w:type="spellEnd"/>
+      <w:r>
+        <w:rPr>
+          <w:rFonts w:eastAsiaTheme="majorEastAsia" w:cstheme="majorBidi"/>
+          <w:b/>
+          <w:bCs/>
+          <w:color w:val="4F81BD" w:themeColor="accent1"/>
+        </w:rPr>
+        <w:t xml:space="preserve"> de </w:t>
+      </w:r>
+      <w:proofErr w:type="spellStart"/>
+      <w:r>
+        <w:rPr>
+          <w:rFonts w:eastAsiaTheme="majorEastAsia" w:cstheme="majorBidi"/>
+          <w:b/>
+          <w:bCs/>
+          <w:color w:val="4F81BD" w:themeColor="accent1"/>
+        </w:rPr>
+        <w:t>arquitectura</w:t>
+      </w:r>
+      <w:proofErr w:type="spellEnd"/>
       <w:r>
         <w:br/>
-        <w:t>- Backend: Servidor que procesa los datos y genera el programa CNC.</w:t>
+        <w:t xml:space="preserve">           </w:t>
+      </w:r>
+      <w:r>
+        <w:t xml:space="preserve"> </w:t>
+      </w:r>
+      <w:r>
+        <w:rPr>
+          <w:rFonts w:hint="eastAsia"/>
+        </w:rPr>
+        <w:t>┌───────────────┐</w:t>
+      </w:r>
+    </w:p>
+    <w:p>
+      <w:pPr>
+        <w:spacing w:after="0"/>
+        <w:rPr>
+          <w:rFonts w:hint="eastAsia"/>
+        </w:rPr>
+      </w:pPr>
+      <w:r>
+        <w:rPr>
+          <w:rFonts w:hint="eastAsia"/>
+        </w:rPr>
+        <w:t xml:space="preserve">            </w:t>
+      </w:r>
+      <w:r>
+        <w:rPr>
+          <w:rFonts w:hint="eastAsia"/>
+        </w:rPr>
+        <w:t>│</w:t>
+      </w:r>
+      <w:r>
+        <w:rPr>
+          <w:rFonts w:hint="eastAsia"/>
+        </w:rPr>
+        <w:t xml:space="preserve"> </w:t>
+      </w:r>
+      <w:r>
+        <w:tab/>
+        <w:t xml:space="preserve">         </w:t>
+      </w:r>
+      <w:r>
+        <w:rPr>
+          <w:rFonts w:hint="eastAsia"/>
+        </w:rPr>
+        <w:t xml:space="preserve">   Usuario    </w:t>
+      </w:r>
+      <w:r>
+        <w:tab/>
+        <w:t xml:space="preserve">          </w:t>
+      </w:r>
+      <w:r>
+        <w:rPr>
+          <w:rFonts w:hint="eastAsia"/>
+        </w:rPr>
+        <w:t>│</w:t>
+      </w:r>
+    </w:p>
+    <w:p>
+      <w:pPr>
+        <w:spacing w:after="0"/>
+        <w:rPr>
+          <w:rFonts w:hint="eastAsia"/>
+        </w:rPr>
+      </w:pPr>
+      <w:r>
+        <w:rPr>
+          <w:rFonts w:hint="eastAsia"/>
+        </w:rPr>
+        <w:t xml:space="preserve">            </w:t>
+      </w:r>
+      <w:r>
+        <w:rPr>
+          <w:rFonts w:hint="eastAsia"/>
+        </w:rPr>
+        <w:t>└───────┬───────┘</w:t>
+      </w:r>
+    </w:p>
+    <w:p>
+      <w:pPr>
+        <w:spacing w:after="0"/>
+        <w:rPr>
+          <w:rFonts w:hint="eastAsia"/>
+        </w:rPr>
+      </w:pPr>
+      <w:r>
+        <w:rPr>
+          <w:rFonts w:hint="eastAsia"/>
+        </w:rPr>
+        <w:t xml:space="preserve">                    </w:t>
+      </w:r>
+      <w:r>
+        <w:tab/>
+      </w:r>
+      <w:r>
+        <w:tab/>
+        <w:t xml:space="preserve">    </w:t>
+      </w:r>
+      <w:r>
+        <w:rPr>
+          <w:rFonts w:hint="eastAsia"/>
+        </w:rPr>
+        <w:t>│</w:t>
+      </w:r>
+      <w:r>
+        <w:rPr>
+          <w:rFonts w:hint="eastAsia"/>
+        </w:rPr>
+        <w:t xml:space="preserve"> </w:t>
+      </w:r>
+      <w:proofErr w:type="spellStart"/>
+      <w:r>
+        <w:rPr>
+          <w:rFonts w:hint="eastAsia"/>
+        </w:rPr>
+        <w:t>Navegador</w:t>
+      </w:r>
+      <w:proofErr w:type="spellEnd"/>
+      <w:r>
+        <w:rPr>
+          <w:rFonts w:hint="eastAsia"/>
+        </w:rPr>
+        <w:t xml:space="preserve"> Web</w:t>
+      </w:r>
+    </w:p>
+    <w:p>
+      <w:pPr>
+        <w:spacing w:after="0"/>
+        <w:rPr>
+          <w:rFonts w:hint="eastAsia"/>
+        </w:rPr>
+      </w:pPr>
+      <w:r>
+        <w:rPr>
+          <w:rFonts w:hint="eastAsia"/>
+        </w:rPr>
+        <w:t xml:space="preserve">                    </w:t>
+      </w:r>
+      <w:r>
+        <w:tab/>
+      </w:r>
+      <w:r>
+        <w:tab/>
+        <w:t xml:space="preserve">    </w:t>
+      </w:r>
+      <w:r>
+        <w:rPr>
+          <w:rFonts w:hint="eastAsia"/>
+        </w:rPr>
+        <w:t>▼</w:t>
+      </w:r>
+    </w:p>
+    <w:p>
+      <w:pPr>
+        <w:spacing w:after="0"/>
+        <w:rPr>
+          <w:rFonts w:hint="eastAsia"/>
+        </w:rPr>
+      </w:pPr>
+      <w:r>
+        <w:rPr>
+          <w:rFonts w:hint="eastAsia"/>
+        </w:rPr>
+        <w:t xml:space="preserve">         </w:t>
+      </w:r>
+      <w:r>
+        <w:rPr>
+          <w:rFonts w:hint="eastAsia"/>
+        </w:rPr>
+        <w:t>┌─────────────────────┐</w:t>
+      </w:r>
+    </w:p>
+    <w:p>
+      <w:pPr>
+        <w:spacing w:after="0"/>
+        <w:rPr>
+          <w:rFonts w:hint="eastAsia"/>
+        </w:rPr>
+      </w:pPr>
+      <w:r>
+        <w:rPr>
+          <w:rFonts w:hint="eastAsia"/>
+        </w:rPr>
+        <w:t xml:space="preserve">         </w:t>
+      </w:r>
+      <w:r>
+        <w:rPr>
+          <w:rFonts w:hint="eastAsia"/>
+        </w:rPr>
+        <w:t>│</w:t>
+      </w:r>
+      <w:r>
+        <w:rPr>
+          <w:rFonts w:hint="eastAsia"/>
+        </w:rPr>
+        <w:t xml:space="preserve">  </w:t>
+      </w:r>
+      <w:r>
+        <w:tab/>
+      </w:r>
+      <w:r>
+        <w:tab/>
+      </w:r>
+      <w:proofErr w:type="spellStart"/>
+      <w:r>
+        <w:rPr>
+          <w:rFonts w:hint="eastAsia"/>
+        </w:rPr>
+        <w:t>Interfaz</w:t>
+      </w:r>
+      <w:proofErr w:type="spellEnd"/>
+      <w:r>
+        <w:rPr>
+          <w:rFonts w:hint="eastAsia"/>
+        </w:rPr>
+        <w:t xml:space="preserve"> Web       </w:t>
+      </w:r>
+      <w:r>
+        <w:tab/>
+      </w:r>
+      <w:r>
+        <w:tab/>
+        <w:t xml:space="preserve">     </w:t>
+      </w:r>
+      <w:r>
+        <w:rPr>
+          <w:rFonts w:hint="eastAsia"/>
+        </w:rPr>
+        <w:t>│</w:t>
+      </w:r>
+    </w:p>
+    <w:p>
+      <w:pPr>
+        <w:spacing w:after="0"/>
+        <w:rPr>
+          <w:rFonts w:hint="eastAsia"/>
+        </w:rPr>
+      </w:pPr>
+      <w:r>
+        <w:rPr>
+          <w:rFonts w:hint="eastAsia"/>
+        </w:rPr>
+        <w:t xml:space="preserve">         </w:t>
+      </w:r>
+      <w:r>
+        <w:rPr>
+          <w:rFonts w:hint="eastAsia"/>
+        </w:rPr>
+        <w:t>│</w:t>
+      </w:r>
+      <w:r>
+        <w:rPr>
+          <w:rFonts w:hint="eastAsia"/>
+        </w:rPr>
+        <w:t xml:space="preserve"> </w:t>
+      </w:r>
+      <w:r>
+        <w:tab/>
+      </w:r>
+      <w:r>
+        <w:tab/>
+        <w:t xml:space="preserve">        </w:t>
+      </w:r>
+      <w:r>
+        <w:rPr>
+          <w:rFonts w:hint="eastAsia"/>
+        </w:rPr>
+        <w:t xml:space="preserve">(Livewire/Tailwind) </w:t>
+      </w:r>
+      <w:r>
+        <w:tab/>
+      </w:r>
+      <w:r>
+        <w:tab/>
+        <w:t xml:space="preserve">     </w:t>
+      </w:r>
+      <w:r>
+        <w:rPr>
+          <w:rFonts w:hint="eastAsia"/>
+        </w:rPr>
+        <w:t>│</w:t>
+      </w:r>
+    </w:p>
+    <w:p>
+      <w:pPr>
+        <w:spacing w:after="0"/>
+        <w:rPr>
+          <w:rFonts w:hint="eastAsia"/>
+        </w:rPr>
+      </w:pPr>
+      <w:r>
+        <w:rPr>
+          <w:rFonts w:hint="eastAsia"/>
+        </w:rPr>
+        <w:t xml:space="preserve">         </w:t>
+      </w:r>
+      <w:r>
+        <w:rPr>
+          <w:rFonts w:hint="eastAsia"/>
+        </w:rPr>
+        <w:t>└─────────┬───────────┘</w:t>
+      </w:r>
+    </w:p>
+    <w:p>
+      <w:pPr>
+        <w:spacing w:after="0"/>
+        <w:rPr>
+          <w:rFonts w:hint="eastAsia"/>
+        </w:rPr>
+      </w:pPr>
+      <w:r>
+        <w:rPr>
+          <w:rFonts w:hint="eastAsia"/>
+        </w:rPr>
+        <w:t xml:space="preserve">                   </w:t>
+      </w:r>
+      <w:r>
+        <w:tab/>
+      </w:r>
+      <w:r>
+        <w:tab/>
+        <w:t xml:space="preserve">          </w:t>
+      </w:r>
+      <w:r>
+        <w:rPr>
+          <w:rFonts w:hint="eastAsia"/>
+        </w:rPr>
+        <w:t>│</w:t>
+      </w:r>
+      <w:r>
+        <w:rPr>
+          <w:rFonts w:hint="eastAsia"/>
+        </w:rPr>
+        <w:t xml:space="preserve"> </w:t>
+      </w:r>
+      <w:proofErr w:type="spellStart"/>
+      <w:r>
+        <w:rPr>
+          <w:rFonts w:hint="eastAsia"/>
+        </w:rPr>
+        <w:t>Peticiones</w:t>
+      </w:r>
+      <w:proofErr w:type="spellEnd"/>
+      <w:r>
+        <w:rPr>
+          <w:rFonts w:hint="eastAsia"/>
+        </w:rPr>
+        <w:t xml:space="preserve"> HTTP / Livewire Component Updates</w:t>
+      </w:r>
+    </w:p>
+    <w:p>
+      <w:pPr>
+        <w:spacing w:after="0"/>
+        <w:rPr>
+          <w:rFonts w:hint="eastAsia"/>
+        </w:rPr>
+      </w:pPr>
+      <w:r>
+        <w:rPr>
+          <w:rFonts w:hint="eastAsia"/>
+        </w:rPr>
+        <w:t xml:space="preserve">                   </w:t>
+      </w:r>
+      <w:r>
+        <w:tab/>
+      </w:r>
+      <w:r>
+        <w:tab/>
+        <w:t xml:space="preserve">          </w:t>
+      </w:r>
+      <w:r>
+        <w:rPr>
+          <w:rFonts w:hint="eastAsia"/>
+        </w:rPr>
+        <w:t>▼</w:t>
+      </w:r>
+    </w:p>
+    <w:p>
+      <w:pPr>
+        <w:spacing w:after="0"/>
+        <w:rPr>
+          <w:rFonts w:hint="eastAsia"/>
+        </w:rPr>
+      </w:pPr>
+      <w:r>
+        <w:rPr>
+          <w:rFonts w:hint="eastAsia"/>
+        </w:rPr>
+        <w:t xml:space="preserve">          </w:t>
+      </w:r>
+      <w:r>
+        <w:rPr>
+          <w:rFonts w:hint="eastAsia"/>
+        </w:rPr>
+        <w:t>┌───────────────────┐</w:t>
+      </w:r>
+    </w:p>
+    <w:p>
+      <w:pPr>
+        <w:spacing w:after="0"/>
+        <w:rPr>
+          <w:rFonts w:hint="eastAsia"/>
+        </w:rPr>
+      </w:pPr>
+      <w:r>
+        <w:rPr>
+          <w:rFonts w:hint="eastAsia"/>
+        </w:rPr>
+        <w:t xml:space="preserve">          </w:t>
+      </w:r>
+      <w:r>
+        <w:rPr>
+          <w:rFonts w:hint="eastAsia"/>
+        </w:rPr>
+        <w:t>│</w:t>
+      </w:r>
+      <w:r>
+        <w:rPr>
+          <w:rFonts w:hint="eastAsia"/>
+        </w:rPr>
+        <w:t xml:space="preserve">   </w:t>
+      </w:r>
+      <w:r>
+        <w:tab/>
+      </w:r>
+      <w:r>
+        <w:tab/>
+        <w:t xml:space="preserve">     </w:t>
+      </w:r>
+      <w:r>
+        <w:rPr>
+          <w:rFonts w:hint="eastAsia"/>
+        </w:rPr>
+        <w:t xml:space="preserve">Backend         </w:t>
+      </w:r>
+      <w:r>
+        <w:tab/>
+        <w:t xml:space="preserve">           </w:t>
+      </w:r>
+      <w:r>
+        <w:rPr>
+          <w:rFonts w:hint="eastAsia"/>
+        </w:rPr>
+        <w:t>│</w:t>
+      </w:r>
+    </w:p>
+    <w:p>
+      <w:pPr>
+        <w:spacing w:after="0"/>
+        <w:rPr>
+          <w:rFonts w:hint="eastAsia"/>
+        </w:rPr>
+      </w:pPr>
+      <w:r>
+        <w:rPr>
+          <w:rFonts w:hint="eastAsia"/>
+        </w:rPr>
+        <w:t xml:space="preserve">          </w:t>
+      </w:r>
+      <w:r>
+        <w:rPr>
+          <w:rFonts w:hint="eastAsia"/>
+        </w:rPr>
+        <w:t>│</w:t>
+      </w:r>
+      <w:r>
+        <w:rPr>
+          <w:rFonts w:hint="eastAsia"/>
+        </w:rPr>
+        <w:t xml:space="preserve">   </w:t>
+      </w:r>
+      <w:r>
+        <w:tab/>
+      </w:r>
+      <w:r>
+        <w:tab/>
+        <w:t xml:space="preserve">  </w:t>
+      </w:r>
+      <w:r>
+        <w:rPr>
+          <w:rFonts w:hint="eastAsia"/>
+        </w:rPr>
+        <w:t xml:space="preserve">Laravel (PHP)   </w:t>
+      </w:r>
+      <w:r>
+        <w:tab/>
+        <w:t xml:space="preserve">           </w:t>
+      </w:r>
+      <w:r>
+        <w:rPr>
+          <w:rFonts w:hint="eastAsia"/>
+        </w:rPr>
+        <w:t>│</w:t>
+      </w:r>
+    </w:p>
+    <w:p>
+      <w:pPr>
+        <w:spacing w:after="0"/>
+        <w:rPr>
+          <w:rFonts w:hint="eastAsia"/>
+        </w:rPr>
+      </w:pPr>
+      <w:r>
+        <w:rPr>
+          <w:rFonts w:hint="eastAsia"/>
+        </w:rPr>
+        <w:t xml:space="preserve">          </w:t>
+      </w:r>
+      <w:r>
+        <w:rPr>
+          <w:rFonts w:hint="eastAsia"/>
+        </w:rPr>
+        <w:t>└─────────┬─────────┘</w:t>
+      </w:r>
+    </w:p>
+    <w:p>
+      <w:pPr>
+        <w:spacing w:after="0"/>
+        <w:rPr>
+          <w:rFonts w:hint="eastAsia"/>
+        </w:rPr>
+      </w:pPr>
+      <w:r>
+        <w:rPr>
+          <w:rFonts w:hint="eastAsia"/>
+        </w:rPr>
+        <w:t xml:space="preserve">                    </w:t>
+      </w:r>
+      <w:r>
+        <w:tab/>
+      </w:r>
+      <w:r>
+        <w:tab/>
+        <w:t xml:space="preserve">           </w:t>
+      </w:r>
+      <w:r>
+        <w:rPr>
+          <w:rFonts w:hint="eastAsia"/>
+        </w:rPr>
+        <w:t>│</w:t>
+      </w:r>
+      <w:r>
+        <w:rPr>
+          <w:rFonts w:hint="eastAsia"/>
+        </w:rPr>
+        <w:t xml:space="preserve"> Eloquent ORM</w:t>
+      </w:r>
+    </w:p>
+    <w:p>
+      <w:pPr>
+        <w:spacing w:after="0"/>
+        <w:rPr>
+          <w:rFonts w:hint="eastAsia"/>
+        </w:rPr>
+      </w:pPr>
+      <w:r>
+        <w:rPr>
+          <w:rFonts w:hint="eastAsia"/>
+        </w:rPr>
+        <w:t xml:space="preserve">                    </w:t>
+      </w:r>
+      <w:r>
+        <w:tab/>
+      </w:r>
+      <w:r>
+        <w:tab/>
+        <w:t xml:space="preserve">         </w:t>
+      </w:r>
+      <w:r>
+        <w:rPr>
+          <w:rFonts w:hint="eastAsia"/>
+        </w:rPr>
+        <w:t>▼</w:t>
+      </w:r>
+    </w:p>
+    <w:p>
+      <w:pPr>
+        <w:spacing w:after="0"/>
+        <w:rPr>
+          <w:rFonts w:hint="eastAsia"/>
+        </w:rPr>
+      </w:pPr>
+      <w:r>
+        <w:rPr>
+          <w:rFonts w:hint="eastAsia"/>
+        </w:rPr>
+        <w:t xml:space="preserve">          </w:t>
+      </w:r>
+      <w:r>
+        <w:rPr>
+          <w:rFonts w:hint="eastAsia"/>
+        </w:rPr>
+        <w:t>┌───────────────────┐</w:t>
+      </w:r>
+    </w:p>
+    <w:p>
+      <w:pPr>
+        <w:spacing w:after="0"/>
+        <w:rPr>
+          <w:rFonts w:hint="eastAsia"/>
+        </w:rPr>
+      </w:pPr>
+      <w:r>
+        <w:rPr>
+          <w:rFonts w:hint="eastAsia"/>
+        </w:rPr>
+        <w:t xml:space="preserve">          </w:t>
+      </w:r>
+      <w:r>
+        <w:rPr>
+          <w:rFonts w:hint="eastAsia"/>
+        </w:rPr>
+        <w:t>│</w:t>
+      </w:r>
+      <w:r>
+        <w:rPr>
+          <w:rFonts w:hint="eastAsia"/>
+        </w:rPr>
+        <w:t xml:space="preserve"> </w:t>
+      </w:r>
+      <w:r>
+        <w:tab/>
+        <w:t xml:space="preserve">              </w:t>
+      </w:r>
+      <w:r>
+        <w:rPr>
+          <w:rFonts w:hint="eastAsia"/>
+        </w:rPr>
+        <w:t xml:space="preserve">Base de Datos     </w:t>
+      </w:r>
+      <w:r>
+        <w:tab/>
+        <w:t xml:space="preserve">            </w:t>
+      </w:r>
+      <w:r>
+        <w:rPr>
+          <w:rFonts w:hint="eastAsia"/>
+        </w:rPr>
+        <w:t>│</w:t>
+      </w:r>
+    </w:p>
+    <w:p>
+      <w:pPr>
+        <w:spacing w:after="0"/>
+        <w:rPr>
+          <w:rFonts w:hint="eastAsia"/>
+        </w:rPr>
+      </w:pPr>
+      <w:r>
+        <w:rPr>
+          <w:rFonts w:hint="eastAsia"/>
+        </w:rPr>
+        <w:t xml:space="preserve">          </w:t>
+      </w:r>
+      <w:r>
+        <w:rPr>
+          <w:rFonts w:hint="eastAsia"/>
+        </w:rPr>
+        <w:t>│</w:t>
+      </w:r>
+      <w:r>
+        <w:rPr>
+          <w:rFonts w:hint="eastAsia"/>
+        </w:rPr>
+        <w:t xml:space="preserve"> </w:t>
+      </w:r>
+      <w:r>
+        <w:tab/>
+        <w:t xml:space="preserve">          </w:t>
+      </w:r>
+      <w:proofErr w:type="spellStart"/>
+      <w:r>
+        <w:rPr>
+          <w:rFonts w:hint="eastAsia"/>
+        </w:rPr>
+        <w:t>Equipos</w:t>
+      </w:r>
+      <w:proofErr w:type="spellEnd"/>
+      <w:r>
+        <w:rPr>
+          <w:rFonts w:hint="eastAsia"/>
+        </w:rPr>
+        <w:t xml:space="preserve">, </w:t>
+      </w:r>
+      <w:proofErr w:type="spellStart"/>
+      <w:r>
+        <w:rPr>
+          <w:rFonts w:hint="eastAsia"/>
+        </w:rPr>
+        <w:t>Accesos</w:t>
+      </w:r>
+      <w:proofErr w:type="spellEnd"/>
+      <w:r>
+        <w:rPr>
+          <w:rFonts w:hint="eastAsia"/>
+        </w:rPr>
+        <w:t xml:space="preserve">, </w:t>
+      </w:r>
+      <w:r>
+        <w:tab/>
+        <w:t xml:space="preserve">            </w:t>
+      </w:r>
+      <w:r>
+        <w:rPr>
+          <w:rFonts w:hint="eastAsia"/>
+        </w:rPr>
+        <w:t>│</w:t>
+      </w:r>
+    </w:p>
+    <w:p>
+      <w:pPr>
+        <w:spacing w:after="0"/>
+        <w:rPr>
+          <w:rFonts w:hint="eastAsia"/>
+        </w:rPr>
+      </w:pPr>
+      <w:r>
+        <w:rPr>
+          <w:rFonts w:hint="eastAsia"/>
+        </w:rPr>
+        <w:t xml:space="preserve">          </w:t>
+      </w:r>
+      <w:r>
+        <w:rPr>
+          <w:rFonts w:hint="eastAsia"/>
+        </w:rPr>
+        <w:t>│</w:t>
+      </w:r>
+      <w:r>
+        <w:rPr>
+          <w:rFonts w:hint="eastAsia"/>
+        </w:rPr>
+        <w:t xml:space="preserve"> </w:t>
+      </w:r>
+      <w:r>
+        <w:tab/>
+      </w:r>
+      <w:r>
+        <w:tab/>
+      </w:r>
+      <w:proofErr w:type="spellStart"/>
+      <w:r>
+        <w:rPr>
+          <w:rFonts w:hint="eastAsia"/>
+        </w:rPr>
+        <w:t>Teletrabajo</w:t>
+      </w:r>
+      <w:proofErr w:type="spellEnd"/>
+      <w:r>
+        <w:rPr>
+          <w:rFonts w:hint="eastAsia"/>
+        </w:rPr>
+        <w:t xml:space="preserve">       </w:t>
+      </w:r>
+      <w:r>
+        <w:tab/>
+      </w:r>
+      <w:r>
+        <w:tab/>
+        <w:t xml:space="preserve">            </w:t>
+      </w:r>
+      <w:r>
+        <w:rPr>
+          <w:rFonts w:hint="eastAsia"/>
+        </w:rPr>
+        <w:t>│</w:t>
+      </w:r>
+    </w:p>
+    <w:p>
+      <w:pPr>
+        <w:spacing w:after="0"/>
+      </w:pPr>
+      <w:r>
+        <w:rPr>
+          <w:rFonts w:hint="eastAsia"/>
+        </w:rPr>
+        <w:t xml:space="preserve">          </w:t>
+      </w:r>
+      <w:r>
+        <w:rPr>
+          <w:rFonts w:hint="eastAsia"/>
+        </w:rPr>
+        <w:t>└───────────────────┘</w:t>
       </w:r>
       <w:r>
         <w:br/>
-        <w:t>- API REST: Com</w:t>
-      </w:r>
-      <w:r>
-        <w:t>unicación entre el frontend y el backend.</w:t>
+      </w:r>
+    </w:p>
+    <w:p>
+      <w:pPr>
+        <w:pStyle w:val="Ttulo2"/>
+        <w:spacing w:before="0"/>
+      </w:pPr>
+      <w:r>
+        <w:t xml:space="preserve">3.3 </w:t>
+      </w:r>
+      <w:proofErr w:type="spellStart"/>
+      <w:r>
+        <w:t>Tecnologías</w:t>
+      </w:r>
+      <w:proofErr w:type="spellEnd"/>
+      <w:r>
+        <w:t xml:space="preserve"> </w:t>
+      </w:r>
+      <w:proofErr w:type="spellStart"/>
+      <w:r>
+        <w:t>utilizadas</w:t>
+      </w:r>
+      <w:proofErr w:type="spellEnd"/>
+    </w:p>
+    <w:p>
+      <w:pPr>
+        <w:pStyle w:val="Ttulo2"/>
+        <w:spacing w:before="0"/>
+      </w:pPr>
+      <w:proofErr w:type="spellStart"/>
+      <w:r>
+        <w:rPr>
+          <w:rFonts w:asciiTheme="minorHAnsi" w:eastAsiaTheme="minorEastAsia" w:hAnsiTheme="minorHAnsi" w:cstheme="minorBidi"/>
+          <w:b w:val="0"/>
+          <w:bCs w:val="0"/>
+          <w:color w:val="auto"/>
+          <w:sz w:val="22"/>
+          <w:szCs w:val="22"/>
+        </w:rPr>
+        <w:t>Tecnologías</w:t>
+      </w:r>
+      <w:proofErr w:type="spellEnd"/>
+      <w:r>
+        <w:rPr>
+          <w:rFonts w:asciiTheme="minorHAnsi" w:eastAsiaTheme="minorEastAsia" w:hAnsiTheme="minorHAnsi" w:cstheme="minorBidi"/>
+          <w:b w:val="0"/>
+          <w:bCs w:val="0"/>
+          <w:color w:val="auto"/>
+          <w:sz w:val="22"/>
+          <w:szCs w:val="22"/>
+        </w:rPr>
+        <w:t xml:space="preserve"> </w:t>
+      </w:r>
+      <w:proofErr w:type="spellStart"/>
+      <w:r>
+        <w:rPr>
+          <w:rFonts w:asciiTheme="minorHAnsi" w:eastAsiaTheme="minorEastAsia" w:hAnsiTheme="minorHAnsi" w:cstheme="minorBidi"/>
+          <w:b w:val="0"/>
+          <w:bCs w:val="0"/>
+          <w:color w:val="auto"/>
+          <w:sz w:val="22"/>
+          <w:szCs w:val="22"/>
+        </w:rPr>
+        <w:t>utilizadas</w:t>
+      </w:r>
+      <w:proofErr w:type="spellEnd"/>
+    </w:p>
+    <w:p>
+      <w:pPr>
+        <w:pStyle w:val="Ttulo1"/>
+        <w:spacing w:before="0"/>
+        <w:rPr>
+          <w:rFonts w:asciiTheme="minorHAnsi" w:eastAsiaTheme="minorEastAsia" w:hAnsiTheme="minorHAnsi" w:cstheme="minorBidi"/>
+          <w:b w:val="0"/>
+          <w:bCs w:val="0"/>
+          <w:color w:val="auto"/>
+          <w:sz w:val="22"/>
+          <w:szCs w:val="22"/>
+        </w:rPr>
+      </w:pPr>
+      <w:r>
+        <w:rPr>
+          <w:rFonts w:asciiTheme="minorHAnsi" w:eastAsiaTheme="minorEastAsia" w:hAnsiTheme="minorHAnsi" w:cstheme="minorBidi"/>
+          <w:b w:val="0"/>
+          <w:bCs w:val="0"/>
+          <w:color w:val="auto"/>
+          <w:sz w:val="22"/>
+          <w:szCs w:val="22"/>
+        </w:rPr>
+        <w:t>PHP</w:t>
+      </w:r>
+    </w:p>
+    <w:p>
+      <w:pPr>
+        <w:pStyle w:val="Ttulo1"/>
+        <w:spacing w:before="0"/>
+        <w:rPr>
+          <w:rFonts w:asciiTheme="minorHAnsi" w:eastAsiaTheme="minorEastAsia" w:hAnsiTheme="minorHAnsi" w:cstheme="minorBidi"/>
+          <w:b w:val="0"/>
+          <w:bCs w:val="0"/>
+          <w:color w:val="auto"/>
+          <w:sz w:val="22"/>
+          <w:szCs w:val="22"/>
+        </w:rPr>
+      </w:pPr>
+      <w:r>
+        <w:rPr>
+          <w:rFonts w:asciiTheme="minorHAnsi" w:eastAsiaTheme="minorEastAsia" w:hAnsiTheme="minorHAnsi" w:cstheme="minorBidi"/>
+          <w:b w:val="0"/>
+          <w:bCs w:val="0"/>
+          <w:color w:val="auto"/>
+          <w:sz w:val="22"/>
+          <w:szCs w:val="22"/>
+        </w:rPr>
+        <w:t>Laravel Framework</w:t>
+      </w:r>
+    </w:p>
+    <w:p>
+      <w:pPr>
+        <w:pStyle w:val="Ttulo1"/>
+        <w:spacing w:before="0"/>
+        <w:rPr>
+          <w:rFonts w:asciiTheme="minorHAnsi" w:eastAsiaTheme="minorEastAsia" w:hAnsiTheme="minorHAnsi" w:cstheme="minorBidi"/>
+          <w:b w:val="0"/>
+          <w:bCs w:val="0"/>
+          <w:color w:val="auto"/>
+          <w:sz w:val="22"/>
+          <w:szCs w:val="22"/>
+        </w:rPr>
+      </w:pPr>
+      <w:r>
+        <w:rPr>
+          <w:rFonts w:asciiTheme="minorHAnsi" w:eastAsiaTheme="minorEastAsia" w:hAnsiTheme="minorHAnsi" w:cstheme="minorBidi"/>
+          <w:b w:val="0"/>
+          <w:bCs w:val="0"/>
+          <w:color w:val="auto"/>
+          <w:sz w:val="22"/>
+          <w:szCs w:val="22"/>
+        </w:rPr>
+        <w:t>Laravel Livewire (Volt)</w:t>
+      </w:r>
+    </w:p>
+    <w:p>
+      <w:pPr>
+        <w:pStyle w:val="Ttulo1"/>
+        <w:spacing w:before="0"/>
+        <w:rPr>
+          <w:rFonts w:asciiTheme="minorHAnsi" w:eastAsiaTheme="minorEastAsia" w:hAnsiTheme="minorHAnsi" w:cstheme="minorBidi"/>
+          <w:b w:val="0"/>
+          <w:bCs w:val="0"/>
+          <w:color w:val="auto"/>
+          <w:sz w:val="22"/>
+          <w:szCs w:val="22"/>
+        </w:rPr>
+      </w:pPr>
+      <w:r>
+        <w:rPr>
+          <w:rFonts w:asciiTheme="minorHAnsi" w:eastAsiaTheme="minorEastAsia" w:hAnsiTheme="minorHAnsi" w:cstheme="minorBidi"/>
+          <w:b w:val="0"/>
+          <w:bCs w:val="0"/>
+          <w:color w:val="auto"/>
+          <w:sz w:val="22"/>
+          <w:szCs w:val="22"/>
+        </w:rPr>
+        <w:t>Tailwind CSS</w:t>
+      </w:r>
+    </w:p>
+    <w:p>
+      <w:pPr>
+        <w:pStyle w:val="Ttulo1"/>
+        <w:spacing w:before="0"/>
+        <w:rPr>
+          <w:rFonts w:asciiTheme="minorHAnsi" w:eastAsiaTheme="minorEastAsia" w:hAnsiTheme="minorHAnsi" w:cstheme="minorBidi"/>
+          <w:b w:val="0"/>
+          <w:bCs w:val="0"/>
+          <w:color w:val="auto"/>
+          <w:sz w:val="22"/>
+          <w:szCs w:val="22"/>
+        </w:rPr>
+      </w:pPr>
+      <w:r>
+        <w:rPr>
+          <w:rFonts w:asciiTheme="minorHAnsi" w:eastAsiaTheme="minorEastAsia" w:hAnsiTheme="minorHAnsi" w:cstheme="minorBidi"/>
+          <w:b w:val="0"/>
+          <w:bCs w:val="0"/>
+          <w:color w:val="auto"/>
+          <w:sz w:val="22"/>
+          <w:szCs w:val="22"/>
+        </w:rPr>
+        <w:t>HTML &amp; JavaScript</w:t>
+      </w:r>
+    </w:p>
+    <w:p>
+      <w:pPr>
+        <w:pStyle w:val="Ttulo1"/>
+        <w:spacing w:before="0"/>
+        <w:rPr>
+          <w:rFonts w:asciiTheme="minorHAnsi" w:eastAsiaTheme="minorEastAsia" w:hAnsiTheme="minorHAnsi" w:cstheme="minorBidi"/>
+          <w:b w:val="0"/>
+          <w:bCs w:val="0"/>
+          <w:color w:val="auto"/>
+          <w:sz w:val="22"/>
+          <w:szCs w:val="22"/>
+        </w:rPr>
+      </w:pPr>
+      <w:r>
+        <w:rPr>
+          <w:rFonts w:asciiTheme="minorHAnsi" w:eastAsiaTheme="minorEastAsia" w:hAnsiTheme="minorHAnsi" w:cstheme="minorBidi"/>
+          <w:b w:val="0"/>
+          <w:bCs w:val="0"/>
+          <w:color w:val="auto"/>
+          <w:sz w:val="22"/>
+          <w:szCs w:val="22"/>
+        </w:rPr>
+        <w:t xml:space="preserve">Base de </w:t>
+      </w:r>
+      <w:proofErr w:type="spellStart"/>
+      <w:r>
+        <w:rPr>
+          <w:rFonts w:asciiTheme="minorHAnsi" w:eastAsiaTheme="minorEastAsia" w:hAnsiTheme="minorHAnsi" w:cstheme="minorBidi"/>
+          <w:b w:val="0"/>
+          <w:bCs w:val="0"/>
+          <w:color w:val="auto"/>
+          <w:sz w:val="22"/>
+          <w:szCs w:val="22"/>
+        </w:rPr>
+        <w:t>datos</w:t>
+      </w:r>
+      <w:proofErr w:type="spellEnd"/>
+      <w:r>
+        <w:rPr>
+          <w:rFonts w:asciiTheme="minorHAnsi" w:eastAsiaTheme="minorEastAsia" w:hAnsiTheme="minorHAnsi" w:cstheme="minorBidi"/>
+          <w:b w:val="0"/>
+          <w:bCs w:val="0"/>
+          <w:color w:val="auto"/>
+          <w:sz w:val="22"/>
+          <w:szCs w:val="22"/>
+        </w:rPr>
+        <w:t xml:space="preserve"> </w:t>
+      </w:r>
+      <w:proofErr w:type="spellStart"/>
+      <w:r>
+        <w:rPr>
+          <w:rFonts w:asciiTheme="minorHAnsi" w:eastAsiaTheme="minorEastAsia" w:hAnsiTheme="minorHAnsi" w:cstheme="minorBidi"/>
+          <w:b w:val="0"/>
+          <w:bCs w:val="0"/>
+          <w:color w:val="auto"/>
+          <w:sz w:val="22"/>
+          <w:szCs w:val="22"/>
+        </w:rPr>
+        <w:t>relacional</w:t>
+      </w:r>
+      <w:proofErr w:type="spellEnd"/>
+      <w:r>
+        <w:rPr>
+          <w:rFonts w:asciiTheme="minorHAnsi" w:eastAsiaTheme="minorEastAsia" w:hAnsiTheme="minorHAnsi" w:cstheme="minorBidi"/>
+          <w:b w:val="0"/>
+          <w:bCs w:val="0"/>
+          <w:color w:val="auto"/>
+          <w:sz w:val="22"/>
+          <w:szCs w:val="22"/>
+        </w:rPr>
+        <w:t xml:space="preserve"> (MySQL / SQLite)</w:t>
+      </w:r>
+    </w:p>
+    <w:p>
+      <w:pPr>
+        <w:pStyle w:val="Ttulo1"/>
+        <w:spacing w:before="0"/>
+        <w:rPr>
+          <w:rFonts w:asciiTheme="minorHAnsi" w:eastAsiaTheme="minorEastAsia" w:hAnsiTheme="minorHAnsi" w:cstheme="minorBidi"/>
+          <w:b w:val="0"/>
+          <w:bCs w:val="0"/>
+          <w:color w:val="auto"/>
+          <w:sz w:val="22"/>
+          <w:szCs w:val="22"/>
+        </w:rPr>
+      </w:pPr>
+      <w:r>
+        <w:rPr>
+          <w:rFonts w:asciiTheme="minorHAnsi" w:eastAsiaTheme="minorEastAsia" w:hAnsiTheme="minorHAnsi" w:cstheme="minorBidi"/>
+          <w:b w:val="0"/>
+          <w:bCs w:val="0"/>
+          <w:color w:val="auto"/>
+          <w:sz w:val="22"/>
+          <w:szCs w:val="22"/>
+        </w:rPr>
+        <w:t>Git</w:t>
+      </w:r>
+    </w:p>
+    <w:p>
+      <w:pPr>
+        <w:spacing w:after="0"/>
+      </w:pPr>
+    </w:p>
+    <w:p>
+      <w:pPr>
+        <w:pStyle w:val="Ttulo1"/>
+        <w:spacing w:before="0"/>
+      </w:pPr>
+      <w:r>
+        <w:lastRenderedPageBreak/>
+        <w:t>4. FUNCIONAMIENTO DE LA APLICACIÓN</w:t>
+      </w:r>
+    </w:p>
+    <w:p>
+      <w:pPr>
+        <w:pStyle w:val="Ttulo2"/>
+        <w:spacing w:before="0"/>
+      </w:pPr>
+      <w:r>
+        <w:t xml:space="preserve">4.1 Entrada de </w:t>
+      </w:r>
+      <w:proofErr w:type="spellStart"/>
+      <w:r>
+        <w:t>datos</w:t>
+      </w:r>
+      <w:proofErr w:type="spellEnd"/>
+    </w:p>
+    <w:p>
+      <w:pPr>
+        <w:pStyle w:val="Ttulo2"/>
+        <w:spacing w:before="0"/>
+        <w:ind w:firstLine="720"/>
+        <w:rPr>
+          <w:rFonts w:asciiTheme="minorHAnsi" w:eastAsiaTheme="minorEastAsia" w:hAnsiTheme="minorHAnsi" w:cstheme="minorBidi"/>
+          <w:b w:val="0"/>
+          <w:bCs w:val="0"/>
+          <w:color w:val="auto"/>
+          <w:sz w:val="22"/>
+          <w:szCs w:val="22"/>
+        </w:rPr>
+      </w:pPr>
+      <w:r>
+        <w:rPr>
+          <w:rFonts w:asciiTheme="minorHAnsi" w:eastAsiaTheme="minorEastAsia" w:hAnsiTheme="minorHAnsi" w:cstheme="minorBidi"/>
+          <w:b w:val="0"/>
+          <w:bCs w:val="0"/>
+          <w:color w:val="auto"/>
+          <w:sz w:val="22"/>
+          <w:szCs w:val="22"/>
+        </w:rPr>
+        <w:t xml:space="preserve">El </w:t>
+      </w:r>
+      <w:proofErr w:type="spellStart"/>
+      <w:r>
+        <w:rPr>
+          <w:rFonts w:asciiTheme="minorHAnsi" w:eastAsiaTheme="minorEastAsia" w:hAnsiTheme="minorHAnsi" w:cstheme="minorBidi"/>
+          <w:b w:val="0"/>
+          <w:bCs w:val="0"/>
+          <w:color w:val="auto"/>
+          <w:sz w:val="22"/>
+          <w:szCs w:val="22"/>
+        </w:rPr>
+        <w:t>usuario</w:t>
+      </w:r>
+      <w:proofErr w:type="spellEnd"/>
+      <w:r>
+        <w:rPr>
+          <w:rFonts w:asciiTheme="minorHAnsi" w:eastAsiaTheme="minorEastAsia" w:hAnsiTheme="minorHAnsi" w:cstheme="minorBidi"/>
+          <w:b w:val="0"/>
+          <w:bCs w:val="0"/>
+          <w:color w:val="auto"/>
+          <w:sz w:val="22"/>
+          <w:szCs w:val="22"/>
+        </w:rPr>
+        <w:t xml:space="preserve"> </w:t>
+      </w:r>
+      <w:proofErr w:type="spellStart"/>
+      <w:r>
+        <w:rPr>
+          <w:rFonts w:asciiTheme="minorHAnsi" w:eastAsiaTheme="minorEastAsia" w:hAnsiTheme="minorHAnsi" w:cstheme="minorBidi"/>
+          <w:b w:val="0"/>
+          <w:bCs w:val="0"/>
+          <w:color w:val="auto"/>
+          <w:sz w:val="22"/>
+          <w:szCs w:val="22"/>
+        </w:rPr>
+        <w:t>administrador</w:t>
+      </w:r>
+      <w:proofErr w:type="spellEnd"/>
+      <w:r>
+        <w:rPr>
+          <w:rFonts w:asciiTheme="minorHAnsi" w:eastAsiaTheme="minorEastAsia" w:hAnsiTheme="minorHAnsi" w:cstheme="minorBidi"/>
+          <w:b w:val="0"/>
+          <w:bCs w:val="0"/>
+          <w:color w:val="auto"/>
+          <w:sz w:val="22"/>
+          <w:szCs w:val="22"/>
+        </w:rPr>
+        <w:t xml:space="preserve"> (</w:t>
+      </w:r>
+      <w:proofErr w:type="spellStart"/>
+      <w:r>
+        <w:rPr>
+          <w:rFonts w:asciiTheme="minorHAnsi" w:eastAsiaTheme="minorEastAsia" w:hAnsiTheme="minorHAnsi" w:cstheme="minorBidi"/>
+          <w:b w:val="0"/>
+          <w:bCs w:val="0"/>
+          <w:color w:val="auto"/>
+          <w:sz w:val="22"/>
+          <w:szCs w:val="22"/>
+        </w:rPr>
+        <w:t>tras</w:t>
+      </w:r>
+      <w:proofErr w:type="spellEnd"/>
+      <w:r>
+        <w:rPr>
+          <w:rFonts w:asciiTheme="minorHAnsi" w:eastAsiaTheme="minorEastAsia" w:hAnsiTheme="minorHAnsi" w:cstheme="minorBidi"/>
+          <w:b w:val="0"/>
+          <w:bCs w:val="0"/>
+          <w:color w:val="auto"/>
+          <w:sz w:val="22"/>
+          <w:szCs w:val="22"/>
+        </w:rPr>
+        <w:t xml:space="preserve"> </w:t>
+      </w:r>
+      <w:proofErr w:type="spellStart"/>
+      <w:r>
+        <w:rPr>
+          <w:rFonts w:asciiTheme="minorHAnsi" w:eastAsiaTheme="minorEastAsia" w:hAnsiTheme="minorHAnsi" w:cstheme="minorBidi"/>
+          <w:b w:val="0"/>
+          <w:bCs w:val="0"/>
+          <w:color w:val="auto"/>
+          <w:sz w:val="22"/>
+          <w:szCs w:val="22"/>
+        </w:rPr>
+        <w:t>autenticarse</w:t>
+      </w:r>
+      <w:proofErr w:type="spellEnd"/>
+      <w:r>
+        <w:rPr>
+          <w:rFonts w:asciiTheme="minorHAnsi" w:eastAsiaTheme="minorEastAsia" w:hAnsiTheme="minorHAnsi" w:cstheme="minorBidi"/>
+          <w:b w:val="0"/>
+          <w:bCs w:val="0"/>
+          <w:color w:val="auto"/>
+          <w:sz w:val="22"/>
+          <w:szCs w:val="22"/>
+        </w:rPr>
+        <w:t xml:space="preserve"> </w:t>
+      </w:r>
+      <w:proofErr w:type="spellStart"/>
+      <w:r>
+        <w:rPr>
+          <w:rFonts w:asciiTheme="minorHAnsi" w:eastAsiaTheme="minorEastAsia" w:hAnsiTheme="minorHAnsi" w:cstheme="minorBidi"/>
+          <w:b w:val="0"/>
+          <w:bCs w:val="0"/>
+          <w:color w:val="auto"/>
+          <w:sz w:val="22"/>
+          <w:szCs w:val="22"/>
+        </w:rPr>
+        <w:t>en</w:t>
+      </w:r>
+      <w:proofErr w:type="spellEnd"/>
+      <w:r>
+        <w:rPr>
+          <w:rFonts w:asciiTheme="minorHAnsi" w:eastAsiaTheme="minorEastAsia" w:hAnsiTheme="minorHAnsi" w:cstheme="minorBidi"/>
+          <w:b w:val="0"/>
+          <w:bCs w:val="0"/>
+          <w:color w:val="auto"/>
+          <w:sz w:val="22"/>
+          <w:szCs w:val="22"/>
+        </w:rPr>
+        <w:t xml:space="preserve"> </w:t>
+      </w:r>
+      <w:proofErr w:type="spellStart"/>
+      <w:r>
+        <w:rPr>
+          <w:rFonts w:asciiTheme="minorHAnsi" w:eastAsiaTheme="minorEastAsia" w:hAnsiTheme="minorHAnsi" w:cstheme="minorBidi"/>
+          <w:b w:val="0"/>
+          <w:bCs w:val="0"/>
+          <w:color w:val="auto"/>
+          <w:sz w:val="22"/>
+          <w:szCs w:val="22"/>
+        </w:rPr>
+        <w:t>el</w:t>
+      </w:r>
+      <w:proofErr w:type="spellEnd"/>
+      <w:r>
+        <w:rPr>
+          <w:rFonts w:asciiTheme="minorHAnsi" w:eastAsiaTheme="minorEastAsia" w:hAnsiTheme="minorHAnsi" w:cstheme="minorBidi"/>
+          <w:b w:val="0"/>
+          <w:bCs w:val="0"/>
+          <w:color w:val="auto"/>
+          <w:sz w:val="22"/>
+          <w:szCs w:val="22"/>
+        </w:rPr>
+        <w:t xml:space="preserve"> </w:t>
+      </w:r>
+      <w:proofErr w:type="spellStart"/>
+      <w:r>
+        <w:rPr>
+          <w:rFonts w:asciiTheme="minorHAnsi" w:eastAsiaTheme="minorEastAsia" w:hAnsiTheme="minorHAnsi" w:cstheme="minorBidi"/>
+          <w:b w:val="0"/>
+          <w:bCs w:val="0"/>
+          <w:color w:val="auto"/>
+          <w:sz w:val="22"/>
+          <w:szCs w:val="22"/>
+        </w:rPr>
+        <w:t>sistema</w:t>
+      </w:r>
+      <w:proofErr w:type="spellEnd"/>
+      <w:r>
+        <w:rPr>
+          <w:rFonts w:asciiTheme="minorHAnsi" w:eastAsiaTheme="minorEastAsia" w:hAnsiTheme="minorHAnsi" w:cstheme="minorBidi"/>
+          <w:b w:val="0"/>
+          <w:bCs w:val="0"/>
+          <w:color w:val="auto"/>
+          <w:sz w:val="22"/>
+          <w:szCs w:val="22"/>
+        </w:rPr>
+        <w:t xml:space="preserve">) </w:t>
+      </w:r>
+      <w:proofErr w:type="spellStart"/>
+      <w:r>
+        <w:rPr>
+          <w:rFonts w:asciiTheme="minorHAnsi" w:eastAsiaTheme="minorEastAsia" w:hAnsiTheme="minorHAnsi" w:cstheme="minorBidi"/>
+          <w:b w:val="0"/>
+          <w:bCs w:val="0"/>
+          <w:color w:val="auto"/>
+          <w:sz w:val="22"/>
+          <w:szCs w:val="22"/>
+        </w:rPr>
+        <w:t>interactúa</w:t>
+      </w:r>
+      <w:proofErr w:type="spellEnd"/>
+      <w:r>
+        <w:rPr>
+          <w:rFonts w:asciiTheme="minorHAnsi" w:eastAsiaTheme="minorEastAsia" w:hAnsiTheme="minorHAnsi" w:cstheme="minorBidi"/>
+          <w:b w:val="0"/>
+          <w:bCs w:val="0"/>
+          <w:color w:val="auto"/>
+          <w:sz w:val="22"/>
+          <w:szCs w:val="22"/>
+        </w:rPr>
+        <w:t xml:space="preserve"> con </w:t>
+      </w:r>
+      <w:proofErr w:type="spellStart"/>
+      <w:r>
+        <w:rPr>
+          <w:rFonts w:asciiTheme="minorHAnsi" w:eastAsiaTheme="minorEastAsia" w:hAnsiTheme="minorHAnsi" w:cstheme="minorBidi"/>
+          <w:b w:val="0"/>
+          <w:bCs w:val="0"/>
+          <w:color w:val="auto"/>
+          <w:sz w:val="22"/>
+          <w:szCs w:val="22"/>
+        </w:rPr>
+        <w:t>diferentes</w:t>
+      </w:r>
+      <w:proofErr w:type="spellEnd"/>
+      <w:r>
+        <w:rPr>
+          <w:rFonts w:asciiTheme="minorHAnsi" w:eastAsiaTheme="minorEastAsia" w:hAnsiTheme="minorHAnsi" w:cstheme="minorBidi"/>
+          <w:b w:val="0"/>
+          <w:bCs w:val="0"/>
+          <w:color w:val="auto"/>
+          <w:sz w:val="22"/>
+          <w:szCs w:val="22"/>
+        </w:rPr>
+        <w:t xml:space="preserve"> </w:t>
+      </w:r>
+      <w:proofErr w:type="spellStart"/>
+      <w:r>
+        <w:rPr>
+          <w:rFonts w:asciiTheme="minorHAnsi" w:eastAsiaTheme="minorEastAsia" w:hAnsiTheme="minorHAnsi" w:cstheme="minorBidi"/>
+          <w:b w:val="0"/>
+          <w:bCs w:val="0"/>
+          <w:color w:val="auto"/>
+          <w:sz w:val="22"/>
+          <w:szCs w:val="22"/>
+        </w:rPr>
+        <w:t>paneles</w:t>
+      </w:r>
+      <w:proofErr w:type="spellEnd"/>
+      <w:r>
+        <w:rPr>
+          <w:rFonts w:asciiTheme="minorHAnsi" w:eastAsiaTheme="minorEastAsia" w:hAnsiTheme="minorHAnsi" w:cstheme="minorBidi"/>
+          <w:b w:val="0"/>
+          <w:bCs w:val="0"/>
+          <w:color w:val="auto"/>
+          <w:sz w:val="22"/>
+          <w:szCs w:val="22"/>
+        </w:rPr>
+        <w:t xml:space="preserve"> de </w:t>
+      </w:r>
+      <w:proofErr w:type="spellStart"/>
+      <w:r>
+        <w:rPr>
+          <w:rFonts w:asciiTheme="minorHAnsi" w:eastAsiaTheme="minorEastAsia" w:hAnsiTheme="minorHAnsi" w:cstheme="minorBidi"/>
+          <w:b w:val="0"/>
+          <w:bCs w:val="0"/>
+          <w:color w:val="auto"/>
+          <w:sz w:val="22"/>
+          <w:szCs w:val="22"/>
+        </w:rPr>
+        <w:t>gestión</w:t>
+      </w:r>
+      <w:proofErr w:type="spellEnd"/>
+      <w:r>
+        <w:rPr>
+          <w:rFonts w:asciiTheme="minorHAnsi" w:eastAsiaTheme="minorEastAsia" w:hAnsiTheme="minorHAnsi" w:cstheme="minorBidi"/>
+          <w:b w:val="0"/>
+          <w:bCs w:val="0"/>
+          <w:color w:val="auto"/>
+          <w:sz w:val="22"/>
+          <w:szCs w:val="22"/>
+        </w:rPr>
+        <w:t xml:space="preserve"> (Dashboards)</w:t>
+      </w:r>
+      <w:r>
+        <w:rPr>
+          <w:rFonts w:asciiTheme="minorHAnsi" w:eastAsiaTheme="minorEastAsia" w:hAnsiTheme="minorHAnsi" w:cstheme="minorBidi"/>
+          <w:b w:val="0"/>
+          <w:bCs w:val="0"/>
+          <w:color w:val="auto"/>
+          <w:sz w:val="22"/>
+          <w:szCs w:val="22"/>
+        </w:rPr>
+        <w:t xml:space="preserve">. </w:t>
+      </w:r>
+      <w:proofErr w:type="spellStart"/>
+      <w:r>
+        <w:rPr>
+          <w:rFonts w:asciiTheme="minorHAnsi" w:eastAsiaTheme="minorEastAsia" w:hAnsiTheme="minorHAnsi" w:cstheme="minorBidi"/>
+          <w:b w:val="0"/>
+          <w:bCs w:val="0"/>
+          <w:color w:val="auto"/>
+          <w:sz w:val="22"/>
+          <w:szCs w:val="22"/>
+        </w:rPr>
+        <w:t>Actualmente</w:t>
+      </w:r>
+      <w:proofErr w:type="spellEnd"/>
+      <w:r>
+        <w:rPr>
+          <w:rFonts w:asciiTheme="minorHAnsi" w:eastAsiaTheme="minorEastAsia" w:hAnsiTheme="minorHAnsi" w:cstheme="minorBidi"/>
+          <w:b w:val="0"/>
+          <w:bCs w:val="0"/>
+          <w:color w:val="auto"/>
+          <w:sz w:val="22"/>
+          <w:szCs w:val="22"/>
+        </w:rPr>
+        <w:t xml:space="preserve"> </w:t>
+      </w:r>
+      <w:proofErr w:type="spellStart"/>
+      <w:r>
+        <w:rPr>
+          <w:rFonts w:asciiTheme="minorHAnsi" w:eastAsiaTheme="minorEastAsia" w:hAnsiTheme="minorHAnsi" w:cstheme="minorBidi"/>
+          <w:b w:val="0"/>
+          <w:bCs w:val="0"/>
+          <w:color w:val="auto"/>
+          <w:sz w:val="22"/>
+          <w:szCs w:val="22"/>
+        </w:rPr>
+        <w:t>cuenta</w:t>
+      </w:r>
+      <w:proofErr w:type="spellEnd"/>
+      <w:r>
+        <w:rPr>
+          <w:rFonts w:asciiTheme="minorHAnsi" w:eastAsiaTheme="minorEastAsia" w:hAnsiTheme="minorHAnsi" w:cstheme="minorBidi"/>
+          <w:b w:val="0"/>
+          <w:bCs w:val="0"/>
+          <w:color w:val="auto"/>
+          <w:sz w:val="22"/>
+          <w:szCs w:val="22"/>
+        </w:rPr>
+        <w:t xml:space="preserve"> con:</w:t>
+      </w:r>
+    </w:p>
+    <w:p>
+      <w:pPr>
+        <w:pStyle w:val="Ttulo2"/>
+        <w:numPr>
+          <w:ilvl w:val="0"/>
+          <w:numId w:val="12"/>
+        </w:numPr>
+        <w:spacing w:before="0"/>
+        <w:rPr>
+          <w:rFonts w:asciiTheme="minorHAnsi" w:eastAsiaTheme="minorEastAsia" w:hAnsiTheme="minorHAnsi" w:cstheme="minorBidi"/>
+          <w:b w:val="0"/>
+          <w:bCs w:val="0"/>
+          <w:color w:val="auto"/>
+          <w:sz w:val="22"/>
+          <w:szCs w:val="22"/>
+        </w:rPr>
+      </w:pPr>
+      <w:proofErr w:type="spellStart"/>
+      <w:r>
+        <w:rPr>
+          <w:rFonts w:asciiTheme="minorHAnsi" w:eastAsiaTheme="minorEastAsia" w:hAnsiTheme="minorHAnsi" w:cstheme="minorBidi"/>
+          <w:color w:val="auto"/>
+          <w:sz w:val="22"/>
+          <w:szCs w:val="22"/>
+        </w:rPr>
+        <w:t>Equipos</w:t>
+      </w:r>
+      <w:proofErr w:type="spellEnd"/>
+      <w:r>
+        <w:rPr>
+          <w:rFonts w:asciiTheme="minorHAnsi" w:eastAsiaTheme="minorEastAsia" w:hAnsiTheme="minorHAnsi" w:cstheme="minorBidi"/>
+          <w:b w:val="0"/>
+          <w:bCs w:val="0"/>
+          <w:color w:val="auto"/>
+          <w:sz w:val="22"/>
+          <w:szCs w:val="22"/>
+        </w:rPr>
+        <w:t xml:space="preserve">: </w:t>
+      </w:r>
+      <w:proofErr w:type="spellStart"/>
+      <w:r>
+        <w:rPr>
+          <w:rFonts w:asciiTheme="minorHAnsi" w:eastAsiaTheme="minorEastAsia" w:hAnsiTheme="minorHAnsi" w:cstheme="minorBidi"/>
+          <w:b w:val="0"/>
+          <w:bCs w:val="0"/>
+          <w:color w:val="auto"/>
+          <w:sz w:val="22"/>
+          <w:szCs w:val="22"/>
+        </w:rPr>
+        <w:t>Introducción</w:t>
+      </w:r>
+      <w:proofErr w:type="spellEnd"/>
+      <w:r>
+        <w:rPr>
+          <w:rFonts w:asciiTheme="minorHAnsi" w:eastAsiaTheme="minorEastAsia" w:hAnsiTheme="minorHAnsi" w:cstheme="minorBidi"/>
+          <w:b w:val="0"/>
+          <w:bCs w:val="0"/>
+          <w:color w:val="auto"/>
+          <w:sz w:val="22"/>
+          <w:szCs w:val="22"/>
+        </w:rPr>
+        <w:t xml:space="preserve"> de </w:t>
+      </w:r>
+      <w:proofErr w:type="spellStart"/>
+      <w:r>
+        <w:rPr>
+          <w:rFonts w:asciiTheme="minorHAnsi" w:eastAsiaTheme="minorEastAsia" w:hAnsiTheme="minorHAnsi" w:cstheme="minorBidi"/>
+          <w:b w:val="0"/>
+          <w:bCs w:val="0"/>
+          <w:color w:val="auto"/>
+          <w:sz w:val="22"/>
+          <w:szCs w:val="22"/>
+        </w:rPr>
+        <w:t>datos</w:t>
+      </w:r>
+      <w:proofErr w:type="spellEnd"/>
+      <w:r>
+        <w:rPr>
+          <w:rFonts w:asciiTheme="minorHAnsi" w:eastAsiaTheme="minorEastAsia" w:hAnsiTheme="minorHAnsi" w:cstheme="minorBidi"/>
+          <w:b w:val="0"/>
+          <w:bCs w:val="0"/>
+          <w:color w:val="auto"/>
+          <w:sz w:val="22"/>
+          <w:szCs w:val="22"/>
+        </w:rPr>
+        <w:t xml:space="preserve"> de hardware (Marca, </w:t>
+      </w:r>
+      <w:proofErr w:type="spellStart"/>
+      <w:r>
+        <w:rPr>
+          <w:rFonts w:asciiTheme="minorHAnsi" w:eastAsiaTheme="minorEastAsia" w:hAnsiTheme="minorHAnsi" w:cstheme="minorBidi"/>
+          <w:b w:val="0"/>
+          <w:bCs w:val="0"/>
+          <w:color w:val="auto"/>
+          <w:sz w:val="22"/>
+          <w:szCs w:val="22"/>
+        </w:rPr>
+        <w:t>modelo</w:t>
+      </w:r>
+      <w:proofErr w:type="spellEnd"/>
+      <w:r>
+        <w:rPr>
+          <w:rFonts w:asciiTheme="minorHAnsi" w:eastAsiaTheme="minorEastAsia" w:hAnsiTheme="minorHAnsi" w:cstheme="minorBidi"/>
+          <w:b w:val="0"/>
+          <w:bCs w:val="0"/>
+          <w:color w:val="auto"/>
+          <w:sz w:val="22"/>
+          <w:szCs w:val="22"/>
+        </w:rPr>
+        <w:t xml:space="preserve">, </w:t>
+      </w:r>
+      <w:proofErr w:type="spellStart"/>
+      <w:r>
+        <w:rPr>
+          <w:rFonts w:asciiTheme="minorHAnsi" w:eastAsiaTheme="minorEastAsia" w:hAnsiTheme="minorHAnsi" w:cstheme="minorBidi"/>
+          <w:b w:val="0"/>
+          <w:bCs w:val="0"/>
+          <w:color w:val="auto"/>
+          <w:sz w:val="22"/>
+          <w:szCs w:val="22"/>
+        </w:rPr>
+        <w:t>tipo</w:t>
+      </w:r>
+      <w:proofErr w:type="spellEnd"/>
+      <w:r>
+        <w:rPr>
+          <w:rFonts w:asciiTheme="minorHAnsi" w:eastAsiaTheme="minorEastAsia" w:hAnsiTheme="minorHAnsi" w:cstheme="minorBidi"/>
+          <w:b w:val="0"/>
+          <w:bCs w:val="0"/>
+          <w:color w:val="auto"/>
+          <w:sz w:val="22"/>
+          <w:szCs w:val="22"/>
+        </w:rPr>
+        <w:t xml:space="preserve"> de </w:t>
+      </w:r>
+      <w:proofErr w:type="spellStart"/>
+      <w:r>
+        <w:rPr>
+          <w:rFonts w:asciiTheme="minorHAnsi" w:eastAsiaTheme="minorEastAsia" w:hAnsiTheme="minorHAnsi" w:cstheme="minorBidi"/>
+          <w:b w:val="0"/>
+          <w:bCs w:val="0"/>
+          <w:color w:val="auto"/>
+          <w:sz w:val="22"/>
+          <w:szCs w:val="22"/>
+        </w:rPr>
+        <w:t>dispositivo</w:t>
+      </w:r>
+      <w:proofErr w:type="spellEnd"/>
+      <w:r>
+        <w:rPr>
+          <w:rFonts w:asciiTheme="minorHAnsi" w:eastAsiaTheme="minorEastAsia" w:hAnsiTheme="minorHAnsi" w:cstheme="minorBidi"/>
+          <w:b w:val="0"/>
+          <w:bCs w:val="0"/>
+          <w:color w:val="auto"/>
+          <w:sz w:val="22"/>
+          <w:szCs w:val="22"/>
+        </w:rPr>
+        <w:t xml:space="preserve">, MAC, </w:t>
+      </w:r>
+      <w:proofErr w:type="spellStart"/>
+      <w:r>
+        <w:rPr>
+          <w:rFonts w:asciiTheme="minorHAnsi" w:eastAsiaTheme="minorEastAsia" w:hAnsiTheme="minorHAnsi" w:cstheme="minorBidi"/>
+          <w:b w:val="0"/>
+          <w:bCs w:val="0"/>
+          <w:color w:val="auto"/>
+          <w:sz w:val="22"/>
+          <w:szCs w:val="22"/>
+        </w:rPr>
+        <w:t>empleado</w:t>
+      </w:r>
+      <w:proofErr w:type="spellEnd"/>
+      <w:r>
+        <w:rPr>
+          <w:rFonts w:asciiTheme="minorHAnsi" w:eastAsiaTheme="minorEastAsia" w:hAnsiTheme="minorHAnsi" w:cstheme="minorBidi"/>
+          <w:b w:val="0"/>
+          <w:bCs w:val="0"/>
+          <w:color w:val="auto"/>
+          <w:sz w:val="22"/>
+          <w:szCs w:val="22"/>
+        </w:rPr>
+        <w:t xml:space="preserve"> </w:t>
+      </w:r>
+      <w:proofErr w:type="spellStart"/>
+      <w:r>
+        <w:rPr>
+          <w:rFonts w:asciiTheme="minorHAnsi" w:eastAsiaTheme="minorEastAsia" w:hAnsiTheme="minorHAnsi" w:cstheme="minorBidi"/>
+          <w:b w:val="0"/>
+          <w:bCs w:val="0"/>
+          <w:color w:val="auto"/>
+          <w:sz w:val="22"/>
+          <w:szCs w:val="22"/>
+        </w:rPr>
+        <w:t>asignado</w:t>
+      </w:r>
+      <w:proofErr w:type="spellEnd"/>
+      <w:r>
+        <w:rPr>
+          <w:rFonts w:asciiTheme="minorHAnsi" w:eastAsiaTheme="minorEastAsia" w:hAnsiTheme="minorHAnsi" w:cstheme="minorBidi"/>
+          <w:b w:val="0"/>
+          <w:bCs w:val="0"/>
+          <w:color w:val="auto"/>
+          <w:sz w:val="22"/>
+          <w:szCs w:val="22"/>
+        </w:rPr>
+        <w:t>, etc.).</w:t>
+      </w:r>
+    </w:p>
+    <w:p>
+      <w:pPr>
+        <w:pStyle w:val="Ttulo2"/>
+        <w:numPr>
+          <w:ilvl w:val="0"/>
+          <w:numId w:val="12"/>
+        </w:numPr>
+        <w:spacing w:before="0"/>
+        <w:rPr>
+          <w:rFonts w:asciiTheme="minorHAnsi" w:eastAsiaTheme="minorEastAsia" w:hAnsiTheme="minorHAnsi" w:cstheme="minorBidi"/>
+          <w:b w:val="0"/>
+          <w:bCs w:val="0"/>
+          <w:color w:val="auto"/>
+          <w:sz w:val="22"/>
+          <w:szCs w:val="22"/>
+        </w:rPr>
+      </w:pPr>
+      <w:proofErr w:type="spellStart"/>
+      <w:r>
+        <w:rPr>
+          <w:rFonts w:asciiTheme="minorHAnsi" w:eastAsiaTheme="minorEastAsia" w:hAnsiTheme="minorHAnsi" w:cstheme="minorBidi"/>
+          <w:color w:val="auto"/>
+          <w:sz w:val="22"/>
+          <w:szCs w:val="22"/>
+        </w:rPr>
+        <w:t>Asignaciones</w:t>
+      </w:r>
+      <w:proofErr w:type="spellEnd"/>
+      <w:r>
+        <w:rPr>
+          <w:rFonts w:asciiTheme="minorHAnsi" w:eastAsiaTheme="minorEastAsia" w:hAnsiTheme="minorHAnsi" w:cstheme="minorBidi"/>
+          <w:b w:val="0"/>
+          <w:bCs w:val="0"/>
+          <w:color w:val="auto"/>
+          <w:sz w:val="22"/>
+          <w:szCs w:val="22"/>
+        </w:rPr>
+        <w:t xml:space="preserve">: </w:t>
+      </w:r>
+      <w:proofErr w:type="spellStart"/>
+      <w:r>
+        <w:rPr>
+          <w:rFonts w:asciiTheme="minorHAnsi" w:eastAsiaTheme="minorEastAsia" w:hAnsiTheme="minorHAnsi" w:cstheme="minorBidi"/>
+          <w:b w:val="0"/>
+          <w:bCs w:val="0"/>
+          <w:color w:val="auto"/>
+          <w:sz w:val="22"/>
+          <w:szCs w:val="22"/>
+        </w:rPr>
+        <w:t>Registro</w:t>
+      </w:r>
+      <w:proofErr w:type="spellEnd"/>
+      <w:r>
+        <w:rPr>
+          <w:rFonts w:asciiTheme="minorHAnsi" w:eastAsiaTheme="minorEastAsia" w:hAnsiTheme="minorHAnsi" w:cstheme="minorBidi"/>
+          <w:b w:val="0"/>
+          <w:bCs w:val="0"/>
+          <w:color w:val="auto"/>
+          <w:sz w:val="22"/>
+          <w:szCs w:val="22"/>
+        </w:rPr>
+        <w:t xml:space="preserve"> de </w:t>
+      </w:r>
+      <w:proofErr w:type="spellStart"/>
+      <w:r>
+        <w:rPr>
+          <w:rFonts w:asciiTheme="minorHAnsi" w:eastAsiaTheme="minorEastAsia" w:hAnsiTheme="minorHAnsi" w:cstheme="minorBidi"/>
+          <w:b w:val="0"/>
+          <w:bCs w:val="0"/>
+          <w:color w:val="auto"/>
+          <w:sz w:val="22"/>
+          <w:szCs w:val="22"/>
+        </w:rPr>
+        <w:t>credenciales</w:t>
+      </w:r>
+      <w:proofErr w:type="spellEnd"/>
+      <w:r>
+        <w:rPr>
+          <w:rFonts w:asciiTheme="minorHAnsi" w:eastAsiaTheme="minorEastAsia" w:hAnsiTheme="minorHAnsi" w:cstheme="minorBidi"/>
+          <w:b w:val="0"/>
+          <w:bCs w:val="0"/>
+          <w:color w:val="auto"/>
+          <w:sz w:val="22"/>
+          <w:szCs w:val="22"/>
+        </w:rPr>
+        <w:t xml:space="preserve"> y </w:t>
+      </w:r>
+      <w:proofErr w:type="spellStart"/>
+      <w:r>
+        <w:rPr>
+          <w:rFonts w:asciiTheme="minorHAnsi" w:eastAsiaTheme="minorEastAsia" w:hAnsiTheme="minorHAnsi" w:cstheme="minorBidi"/>
+          <w:b w:val="0"/>
+          <w:bCs w:val="0"/>
+          <w:color w:val="auto"/>
+          <w:sz w:val="22"/>
+          <w:szCs w:val="22"/>
+        </w:rPr>
+        <w:t>licencias</w:t>
+      </w:r>
+      <w:proofErr w:type="spellEnd"/>
+      <w:r>
+        <w:rPr>
+          <w:rFonts w:asciiTheme="minorHAnsi" w:eastAsiaTheme="minorEastAsia" w:hAnsiTheme="minorHAnsi" w:cstheme="minorBidi"/>
+          <w:b w:val="0"/>
+          <w:bCs w:val="0"/>
+          <w:color w:val="auto"/>
+          <w:sz w:val="22"/>
+          <w:szCs w:val="22"/>
+        </w:rPr>
+        <w:t xml:space="preserve"> de software </w:t>
+      </w:r>
+      <w:proofErr w:type="spellStart"/>
+      <w:r>
+        <w:rPr>
+          <w:rFonts w:asciiTheme="minorHAnsi" w:eastAsiaTheme="minorEastAsia" w:hAnsiTheme="minorHAnsi" w:cstheme="minorBidi"/>
+          <w:b w:val="0"/>
+          <w:bCs w:val="0"/>
+          <w:color w:val="auto"/>
+          <w:sz w:val="22"/>
+          <w:szCs w:val="22"/>
+        </w:rPr>
+        <w:t>asignadas</w:t>
+      </w:r>
+      <w:proofErr w:type="spellEnd"/>
+      <w:r>
+        <w:rPr>
+          <w:rFonts w:asciiTheme="minorHAnsi" w:eastAsiaTheme="minorEastAsia" w:hAnsiTheme="minorHAnsi" w:cstheme="minorBidi"/>
+          <w:b w:val="0"/>
+          <w:bCs w:val="0"/>
+          <w:color w:val="auto"/>
+          <w:sz w:val="22"/>
+          <w:szCs w:val="22"/>
+        </w:rPr>
+        <w:t xml:space="preserve"> a </w:t>
+      </w:r>
+      <w:proofErr w:type="spellStart"/>
+      <w:r>
+        <w:rPr>
+          <w:rFonts w:asciiTheme="minorHAnsi" w:eastAsiaTheme="minorEastAsia" w:hAnsiTheme="minorHAnsi" w:cstheme="minorBidi"/>
+          <w:b w:val="0"/>
+          <w:bCs w:val="0"/>
+          <w:color w:val="auto"/>
+          <w:sz w:val="22"/>
+          <w:szCs w:val="22"/>
+        </w:rPr>
+        <w:t>los</w:t>
+      </w:r>
+      <w:proofErr w:type="spellEnd"/>
+      <w:r>
+        <w:rPr>
+          <w:rFonts w:asciiTheme="minorHAnsi" w:eastAsiaTheme="minorEastAsia" w:hAnsiTheme="minorHAnsi" w:cstheme="minorBidi"/>
+          <w:b w:val="0"/>
+          <w:bCs w:val="0"/>
+          <w:color w:val="auto"/>
+          <w:sz w:val="22"/>
+          <w:szCs w:val="22"/>
+        </w:rPr>
+        <w:t xml:space="preserve"> </w:t>
+      </w:r>
+      <w:proofErr w:type="spellStart"/>
+      <w:r>
+        <w:rPr>
+          <w:rFonts w:asciiTheme="minorHAnsi" w:eastAsiaTheme="minorEastAsia" w:hAnsiTheme="minorHAnsi" w:cstheme="minorBidi"/>
+          <w:b w:val="0"/>
+          <w:bCs w:val="0"/>
+          <w:color w:val="auto"/>
+          <w:sz w:val="22"/>
+          <w:szCs w:val="22"/>
+        </w:rPr>
+        <w:t>empleados</w:t>
+      </w:r>
+      <w:proofErr w:type="spellEnd"/>
+      <w:r>
+        <w:rPr>
+          <w:rFonts w:asciiTheme="minorHAnsi" w:eastAsiaTheme="minorEastAsia" w:hAnsiTheme="minorHAnsi" w:cstheme="minorBidi"/>
+          <w:b w:val="0"/>
+          <w:bCs w:val="0"/>
+          <w:color w:val="auto"/>
+          <w:sz w:val="22"/>
+          <w:szCs w:val="22"/>
+        </w:rPr>
+        <w:t xml:space="preserve"> (</w:t>
+      </w:r>
+      <w:proofErr w:type="spellStart"/>
+      <w:r>
+        <w:rPr>
+          <w:rFonts w:asciiTheme="minorHAnsi" w:eastAsiaTheme="minorEastAsia" w:hAnsiTheme="minorHAnsi" w:cstheme="minorBidi"/>
+          <w:b w:val="0"/>
+          <w:bCs w:val="0"/>
+          <w:color w:val="auto"/>
+          <w:sz w:val="22"/>
+          <w:szCs w:val="22"/>
+        </w:rPr>
+        <w:t>Correo</w:t>
+      </w:r>
+      <w:proofErr w:type="spellEnd"/>
+      <w:r>
+        <w:rPr>
+          <w:rFonts w:asciiTheme="minorHAnsi" w:eastAsiaTheme="minorEastAsia" w:hAnsiTheme="minorHAnsi" w:cstheme="minorBidi"/>
+          <w:b w:val="0"/>
+          <w:bCs w:val="0"/>
+          <w:color w:val="auto"/>
+          <w:sz w:val="22"/>
+          <w:szCs w:val="22"/>
+        </w:rPr>
+        <w:t>, Sage, ERP, Slack, etc.).</w:t>
+      </w:r>
+    </w:p>
+    <w:p>
+      <w:pPr>
+        <w:pStyle w:val="Ttulo2"/>
+        <w:numPr>
+          <w:ilvl w:val="0"/>
+          <w:numId w:val="12"/>
+        </w:numPr>
+        <w:spacing w:before="0"/>
+        <w:rPr>
+          <w:rFonts w:asciiTheme="minorHAnsi" w:eastAsiaTheme="minorEastAsia" w:hAnsiTheme="minorHAnsi" w:cstheme="minorBidi"/>
+          <w:b w:val="0"/>
+          <w:bCs w:val="0"/>
+          <w:color w:val="auto"/>
+          <w:sz w:val="22"/>
+          <w:szCs w:val="22"/>
+        </w:rPr>
+      </w:pPr>
+      <w:proofErr w:type="spellStart"/>
+      <w:r>
+        <w:rPr>
+          <w:rFonts w:asciiTheme="minorHAnsi" w:eastAsiaTheme="minorEastAsia" w:hAnsiTheme="minorHAnsi" w:cstheme="minorBidi"/>
+          <w:color w:val="auto"/>
+          <w:sz w:val="22"/>
+          <w:szCs w:val="22"/>
+        </w:rPr>
+        <w:t>Teletrabajo</w:t>
+      </w:r>
+      <w:proofErr w:type="spellEnd"/>
+      <w:r>
+        <w:rPr>
+          <w:rFonts w:asciiTheme="minorHAnsi" w:eastAsiaTheme="minorEastAsia" w:hAnsiTheme="minorHAnsi" w:cstheme="minorBidi"/>
+          <w:b w:val="0"/>
+          <w:bCs w:val="0"/>
+          <w:color w:val="auto"/>
+          <w:sz w:val="22"/>
+          <w:szCs w:val="22"/>
+        </w:rPr>
+        <w:t xml:space="preserve">: </w:t>
+      </w:r>
+      <w:proofErr w:type="spellStart"/>
+      <w:r>
+        <w:rPr>
+          <w:rFonts w:asciiTheme="minorHAnsi" w:eastAsiaTheme="minorEastAsia" w:hAnsiTheme="minorHAnsi" w:cstheme="minorBidi"/>
+          <w:b w:val="0"/>
+          <w:bCs w:val="0"/>
+          <w:color w:val="auto"/>
+          <w:sz w:val="22"/>
+          <w:szCs w:val="22"/>
+        </w:rPr>
+        <w:t>Registro</w:t>
+      </w:r>
+      <w:proofErr w:type="spellEnd"/>
+      <w:r>
+        <w:rPr>
+          <w:rFonts w:asciiTheme="minorHAnsi" w:eastAsiaTheme="minorEastAsia" w:hAnsiTheme="minorHAnsi" w:cstheme="minorBidi"/>
+          <w:b w:val="0"/>
+          <w:bCs w:val="0"/>
+          <w:color w:val="auto"/>
+          <w:sz w:val="22"/>
+          <w:szCs w:val="22"/>
+        </w:rPr>
+        <w:t xml:space="preserve"> de </w:t>
+      </w:r>
+      <w:proofErr w:type="spellStart"/>
+      <w:r>
+        <w:rPr>
+          <w:rFonts w:asciiTheme="minorHAnsi" w:eastAsiaTheme="minorEastAsia" w:hAnsiTheme="minorHAnsi" w:cstheme="minorBidi"/>
+          <w:b w:val="0"/>
+          <w:bCs w:val="0"/>
+          <w:color w:val="auto"/>
+          <w:sz w:val="22"/>
+          <w:szCs w:val="22"/>
+        </w:rPr>
+        <w:t>los</w:t>
+      </w:r>
+      <w:proofErr w:type="spellEnd"/>
+      <w:r>
+        <w:rPr>
+          <w:rFonts w:asciiTheme="minorHAnsi" w:eastAsiaTheme="minorEastAsia" w:hAnsiTheme="minorHAnsi" w:cstheme="minorBidi"/>
+          <w:b w:val="0"/>
+          <w:bCs w:val="0"/>
+          <w:color w:val="auto"/>
+          <w:sz w:val="22"/>
+          <w:szCs w:val="22"/>
+        </w:rPr>
+        <w:t xml:space="preserve"> </w:t>
+      </w:r>
+      <w:proofErr w:type="spellStart"/>
+      <w:r>
+        <w:rPr>
+          <w:rFonts w:asciiTheme="minorHAnsi" w:eastAsiaTheme="minorEastAsia" w:hAnsiTheme="minorHAnsi" w:cstheme="minorBidi"/>
+          <w:b w:val="0"/>
+          <w:bCs w:val="0"/>
+          <w:color w:val="auto"/>
+          <w:sz w:val="22"/>
+          <w:szCs w:val="22"/>
+        </w:rPr>
+        <w:t>usuarios</w:t>
+      </w:r>
+      <w:proofErr w:type="spellEnd"/>
+      <w:r>
+        <w:rPr>
+          <w:rFonts w:asciiTheme="minorHAnsi" w:eastAsiaTheme="minorEastAsia" w:hAnsiTheme="minorHAnsi" w:cstheme="minorBidi"/>
+          <w:b w:val="0"/>
+          <w:bCs w:val="0"/>
+          <w:color w:val="auto"/>
+          <w:sz w:val="22"/>
+          <w:szCs w:val="22"/>
+        </w:rPr>
+        <w:t xml:space="preserve">, </w:t>
+      </w:r>
+      <w:proofErr w:type="spellStart"/>
+      <w:r>
+        <w:rPr>
+          <w:rFonts w:asciiTheme="minorHAnsi" w:eastAsiaTheme="minorEastAsia" w:hAnsiTheme="minorHAnsi" w:cstheme="minorBidi"/>
+          <w:b w:val="0"/>
+          <w:bCs w:val="0"/>
+          <w:color w:val="auto"/>
+          <w:sz w:val="22"/>
+          <w:szCs w:val="22"/>
+        </w:rPr>
+        <w:t>fechas</w:t>
+      </w:r>
+      <w:proofErr w:type="spellEnd"/>
+      <w:r>
+        <w:rPr>
+          <w:rFonts w:asciiTheme="minorHAnsi" w:eastAsiaTheme="minorEastAsia" w:hAnsiTheme="minorHAnsi" w:cstheme="minorBidi"/>
+          <w:b w:val="0"/>
+          <w:bCs w:val="0"/>
+          <w:color w:val="auto"/>
+          <w:sz w:val="22"/>
+          <w:szCs w:val="22"/>
+        </w:rPr>
+        <w:t xml:space="preserve"> y </w:t>
+      </w:r>
+      <w:proofErr w:type="spellStart"/>
+      <w:r>
+        <w:rPr>
+          <w:rFonts w:asciiTheme="minorHAnsi" w:eastAsiaTheme="minorEastAsia" w:hAnsiTheme="minorHAnsi" w:cstheme="minorBidi"/>
+          <w:b w:val="0"/>
+          <w:bCs w:val="0"/>
+          <w:color w:val="auto"/>
+          <w:sz w:val="22"/>
+          <w:szCs w:val="22"/>
+        </w:rPr>
+        <w:t>descripciones</w:t>
+      </w:r>
+      <w:proofErr w:type="spellEnd"/>
+      <w:r>
+        <w:rPr>
+          <w:rFonts w:asciiTheme="minorHAnsi" w:eastAsiaTheme="minorEastAsia" w:hAnsiTheme="minorHAnsi" w:cstheme="minorBidi"/>
+          <w:b w:val="0"/>
+          <w:bCs w:val="0"/>
+          <w:color w:val="auto"/>
+          <w:sz w:val="22"/>
+          <w:szCs w:val="22"/>
+        </w:rPr>
+        <w:t xml:space="preserve"> del </w:t>
+      </w:r>
+      <w:proofErr w:type="spellStart"/>
+      <w:r>
+        <w:rPr>
+          <w:rFonts w:asciiTheme="minorHAnsi" w:eastAsiaTheme="minorEastAsia" w:hAnsiTheme="minorHAnsi" w:cstheme="minorBidi"/>
+          <w:b w:val="0"/>
+          <w:bCs w:val="0"/>
+          <w:color w:val="auto"/>
+          <w:sz w:val="22"/>
+          <w:szCs w:val="22"/>
+        </w:rPr>
+        <w:t>régimen</w:t>
+      </w:r>
+      <w:proofErr w:type="spellEnd"/>
+      <w:r>
+        <w:rPr>
+          <w:rFonts w:asciiTheme="minorHAnsi" w:eastAsiaTheme="minorEastAsia" w:hAnsiTheme="minorHAnsi" w:cstheme="minorBidi"/>
+          <w:b w:val="0"/>
+          <w:bCs w:val="0"/>
+          <w:color w:val="auto"/>
+          <w:sz w:val="22"/>
+          <w:szCs w:val="22"/>
+        </w:rPr>
+        <w:t xml:space="preserve"> de </w:t>
+      </w:r>
+      <w:proofErr w:type="spellStart"/>
+      <w:r>
+        <w:rPr>
+          <w:rFonts w:asciiTheme="minorHAnsi" w:eastAsiaTheme="minorEastAsia" w:hAnsiTheme="minorHAnsi" w:cstheme="minorBidi"/>
+          <w:b w:val="0"/>
+          <w:bCs w:val="0"/>
+          <w:color w:val="auto"/>
+          <w:sz w:val="22"/>
+          <w:szCs w:val="22"/>
+        </w:rPr>
+        <w:t>teletrabajo</w:t>
+      </w:r>
+      <w:proofErr w:type="spellEnd"/>
+      <w:r>
+        <w:rPr>
+          <w:rFonts w:asciiTheme="minorHAnsi" w:eastAsiaTheme="minorEastAsia" w:hAnsiTheme="minorHAnsi" w:cstheme="minorBidi"/>
+          <w:b w:val="0"/>
+          <w:bCs w:val="0"/>
+          <w:color w:val="auto"/>
+          <w:sz w:val="22"/>
+          <w:szCs w:val="22"/>
+        </w:rPr>
+        <w:t>.</w:t>
+      </w:r>
+    </w:p>
+    <w:p>
+      <w:pPr>
+        <w:pStyle w:val="Ttulo2"/>
+        <w:spacing w:before="0"/>
+        <w:rPr>
+          <w:rFonts w:asciiTheme="minorHAnsi" w:eastAsiaTheme="minorEastAsia" w:hAnsiTheme="minorHAnsi" w:cstheme="minorBidi"/>
+          <w:b w:val="0"/>
+          <w:bCs w:val="0"/>
+          <w:color w:val="auto"/>
+          <w:sz w:val="22"/>
+          <w:szCs w:val="22"/>
+        </w:rPr>
+      </w:pPr>
+    </w:p>
+    <w:p>
+      <w:pPr>
+        <w:pStyle w:val="Ttulo2"/>
+        <w:spacing w:before="0"/>
+      </w:pPr>
+      <w:r>
+        <w:t xml:space="preserve">4.2 </w:t>
+      </w:r>
+      <w:proofErr w:type="spellStart"/>
+      <w:r>
+        <w:t>Procesamiento</w:t>
+      </w:r>
+      <w:proofErr w:type="spellEnd"/>
+    </w:p>
+    <w:p>
+      <w:pPr>
+        <w:pStyle w:val="Ttulo2"/>
+        <w:spacing w:before="0"/>
+        <w:ind w:firstLine="720"/>
+        <w:rPr>
+          <w:rFonts w:asciiTheme="minorHAnsi" w:eastAsiaTheme="minorEastAsia" w:hAnsiTheme="minorHAnsi" w:cstheme="minorBidi"/>
+          <w:b w:val="0"/>
+          <w:bCs w:val="0"/>
+          <w:color w:val="auto"/>
+          <w:sz w:val="22"/>
+          <w:szCs w:val="22"/>
+        </w:rPr>
+      </w:pPr>
+      <w:proofErr w:type="spellStart"/>
+      <w:r>
+        <w:rPr>
+          <w:rFonts w:asciiTheme="minorHAnsi" w:eastAsiaTheme="minorEastAsia" w:hAnsiTheme="minorHAnsi" w:cstheme="minorBidi"/>
+          <w:b w:val="0"/>
+          <w:bCs w:val="0"/>
+          <w:color w:val="auto"/>
+          <w:sz w:val="22"/>
+          <w:szCs w:val="22"/>
+        </w:rPr>
+        <w:t>Cuando</w:t>
+      </w:r>
+      <w:proofErr w:type="spellEnd"/>
+      <w:r>
+        <w:rPr>
+          <w:rFonts w:asciiTheme="minorHAnsi" w:eastAsiaTheme="minorEastAsia" w:hAnsiTheme="minorHAnsi" w:cstheme="minorBidi"/>
+          <w:b w:val="0"/>
+          <w:bCs w:val="0"/>
+          <w:color w:val="auto"/>
+          <w:sz w:val="22"/>
+          <w:szCs w:val="22"/>
+        </w:rPr>
+        <w:t xml:space="preserve"> </w:t>
+      </w:r>
+      <w:proofErr w:type="spellStart"/>
+      <w:r>
+        <w:rPr>
+          <w:rFonts w:asciiTheme="minorHAnsi" w:eastAsiaTheme="minorEastAsia" w:hAnsiTheme="minorHAnsi" w:cstheme="minorBidi"/>
+          <w:b w:val="0"/>
+          <w:bCs w:val="0"/>
+          <w:color w:val="auto"/>
+          <w:sz w:val="22"/>
+          <w:szCs w:val="22"/>
+        </w:rPr>
+        <w:t>el</w:t>
+      </w:r>
+      <w:proofErr w:type="spellEnd"/>
+      <w:r>
+        <w:rPr>
+          <w:rFonts w:asciiTheme="minorHAnsi" w:eastAsiaTheme="minorEastAsia" w:hAnsiTheme="minorHAnsi" w:cstheme="minorBidi"/>
+          <w:b w:val="0"/>
+          <w:bCs w:val="0"/>
+          <w:color w:val="auto"/>
+          <w:sz w:val="22"/>
+          <w:szCs w:val="22"/>
+        </w:rPr>
+        <w:t xml:space="preserve"> </w:t>
+      </w:r>
+      <w:proofErr w:type="spellStart"/>
+      <w:r>
+        <w:rPr>
+          <w:rFonts w:asciiTheme="minorHAnsi" w:eastAsiaTheme="minorEastAsia" w:hAnsiTheme="minorHAnsi" w:cstheme="minorBidi"/>
+          <w:b w:val="0"/>
+          <w:bCs w:val="0"/>
+          <w:color w:val="auto"/>
+          <w:sz w:val="22"/>
+          <w:szCs w:val="22"/>
+        </w:rPr>
+        <w:t>usuario</w:t>
+      </w:r>
+      <w:proofErr w:type="spellEnd"/>
+      <w:r>
+        <w:rPr>
+          <w:rFonts w:asciiTheme="minorHAnsi" w:eastAsiaTheme="minorEastAsia" w:hAnsiTheme="minorHAnsi" w:cstheme="minorBidi"/>
+          <w:b w:val="0"/>
+          <w:bCs w:val="0"/>
+          <w:color w:val="auto"/>
+          <w:sz w:val="22"/>
+          <w:szCs w:val="22"/>
+        </w:rPr>
+        <w:t xml:space="preserve"> </w:t>
+      </w:r>
+      <w:proofErr w:type="spellStart"/>
+      <w:r>
+        <w:rPr>
+          <w:rFonts w:asciiTheme="minorHAnsi" w:eastAsiaTheme="minorEastAsia" w:hAnsiTheme="minorHAnsi" w:cstheme="minorBidi"/>
+          <w:b w:val="0"/>
+          <w:bCs w:val="0"/>
+          <w:color w:val="auto"/>
+          <w:sz w:val="22"/>
+          <w:szCs w:val="22"/>
+        </w:rPr>
+        <w:t>crea</w:t>
+      </w:r>
+      <w:proofErr w:type="spellEnd"/>
+      <w:r>
+        <w:rPr>
+          <w:rFonts w:asciiTheme="minorHAnsi" w:eastAsiaTheme="minorEastAsia" w:hAnsiTheme="minorHAnsi" w:cstheme="minorBidi"/>
+          <w:b w:val="0"/>
+          <w:bCs w:val="0"/>
+          <w:color w:val="auto"/>
+          <w:sz w:val="22"/>
+          <w:szCs w:val="22"/>
+        </w:rPr>
+        <w:t xml:space="preserve"> o </w:t>
+      </w:r>
+      <w:proofErr w:type="spellStart"/>
+      <w:r>
+        <w:rPr>
+          <w:rFonts w:asciiTheme="minorHAnsi" w:eastAsiaTheme="minorEastAsia" w:hAnsiTheme="minorHAnsi" w:cstheme="minorBidi"/>
+          <w:b w:val="0"/>
+          <w:bCs w:val="0"/>
+          <w:color w:val="auto"/>
+          <w:sz w:val="22"/>
+          <w:szCs w:val="22"/>
+        </w:rPr>
+        <w:t>modifica</w:t>
+      </w:r>
+      <w:proofErr w:type="spellEnd"/>
+      <w:r>
+        <w:rPr>
+          <w:rFonts w:asciiTheme="minorHAnsi" w:eastAsiaTheme="minorEastAsia" w:hAnsiTheme="minorHAnsi" w:cstheme="minorBidi"/>
+          <w:b w:val="0"/>
+          <w:bCs w:val="0"/>
+          <w:color w:val="auto"/>
+          <w:sz w:val="22"/>
+          <w:szCs w:val="22"/>
+        </w:rPr>
+        <w:t xml:space="preserve"> un </w:t>
+      </w:r>
+      <w:proofErr w:type="spellStart"/>
+      <w:r>
+        <w:rPr>
+          <w:rFonts w:asciiTheme="minorHAnsi" w:eastAsiaTheme="minorEastAsia" w:hAnsiTheme="minorHAnsi" w:cstheme="minorBidi"/>
+          <w:b w:val="0"/>
+          <w:bCs w:val="0"/>
+          <w:color w:val="auto"/>
+          <w:sz w:val="22"/>
+          <w:szCs w:val="22"/>
+        </w:rPr>
+        <w:t>registro</w:t>
+      </w:r>
+      <w:proofErr w:type="spellEnd"/>
+      <w:r>
+        <w:rPr>
+          <w:rFonts w:asciiTheme="minorHAnsi" w:eastAsiaTheme="minorEastAsia" w:hAnsiTheme="minorHAnsi" w:cstheme="minorBidi"/>
+          <w:b w:val="0"/>
+          <w:bCs w:val="0"/>
+          <w:color w:val="auto"/>
+          <w:sz w:val="22"/>
+          <w:szCs w:val="22"/>
+        </w:rPr>
+        <w:t xml:space="preserve">, </w:t>
+      </w:r>
+      <w:proofErr w:type="spellStart"/>
+      <w:r>
+        <w:rPr>
+          <w:rFonts w:asciiTheme="minorHAnsi" w:eastAsiaTheme="minorEastAsia" w:hAnsiTheme="minorHAnsi" w:cstheme="minorBidi"/>
+          <w:b w:val="0"/>
+          <w:bCs w:val="0"/>
+          <w:color w:val="auto"/>
+          <w:sz w:val="22"/>
+          <w:szCs w:val="22"/>
+        </w:rPr>
+        <w:t>el</w:t>
+      </w:r>
+      <w:proofErr w:type="spellEnd"/>
+      <w:r>
+        <w:rPr>
+          <w:rFonts w:asciiTheme="minorHAnsi" w:eastAsiaTheme="minorEastAsia" w:hAnsiTheme="minorHAnsi" w:cstheme="minorBidi"/>
+          <w:b w:val="0"/>
+          <w:bCs w:val="0"/>
+          <w:color w:val="auto"/>
+          <w:sz w:val="22"/>
+          <w:szCs w:val="22"/>
+        </w:rPr>
+        <w:t xml:space="preserve"> frontend de Livewire se </w:t>
+      </w:r>
+      <w:proofErr w:type="spellStart"/>
+      <w:r>
+        <w:rPr>
+          <w:rFonts w:asciiTheme="minorHAnsi" w:eastAsiaTheme="minorEastAsia" w:hAnsiTheme="minorHAnsi" w:cstheme="minorBidi"/>
+          <w:b w:val="0"/>
+          <w:bCs w:val="0"/>
+          <w:color w:val="auto"/>
+          <w:sz w:val="22"/>
+          <w:szCs w:val="22"/>
+        </w:rPr>
+        <w:t>comunica</w:t>
+      </w:r>
+      <w:proofErr w:type="spellEnd"/>
+      <w:r>
+        <w:rPr>
+          <w:rFonts w:asciiTheme="minorHAnsi" w:eastAsiaTheme="minorEastAsia" w:hAnsiTheme="minorHAnsi" w:cstheme="minorBidi"/>
+          <w:b w:val="0"/>
+          <w:bCs w:val="0"/>
+          <w:color w:val="auto"/>
+          <w:sz w:val="22"/>
+          <w:szCs w:val="22"/>
+        </w:rPr>
+        <w:t xml:space="preserve"> de forma </w:t>
+      </w:r>
+      <w:proofErr w:type="spellStart"/>
+      <w:r>
+        <w:rPr>
+          <w:rFonts w:asciiTheme="minorHAnsi" w:eastAsiaTheme="minorEastAsia" w:hAnsiTheme="minorHAnsi" w:cstheme="minorBidi"/>
+          <w:b w:val="0"/>
+          <w:bCs w:val="0"/>
+          <w:color w:val="auto"/>
+          <w:sz w:val="22"/>
+          <w:szCs w:val="22"/>
+        </w:rPr>
+        <w:t>reactiva</w:t>
+      </w:r>
+      <w:proofErr w:type="spellEnd"/>
+      <w:r>
+        <w:rPr>
+          <w:rFonts w:asciiTheme="minorHAnsi" w:eastAsiaTheme="minorEastAsia" w:hAnsiTheme="minorHAnsi" w:cstheme="minorBidi"/>
+          <w:b w:val="0"/>
+          <w:bCs w:val="0"/>
+          <w:color w:val="auto"/>
+          <w:sz w:val="22"/>
+          <w:szCs w:val="22"/>
+        </w:rPr>
+        <w:t xml:space="preserve"> </w:t>
+      </w:r>
+      <w:proofErr w:type="spellStart"/>
+      <w:r>
+        <w:rPr>
+          <w:rFonts w:asciiTheme="minorHAnsi" w:eastAsiaTheme="minorEastAsia" w:hAnsiTheme="minorHAnsi" w:cstheme="minorBidi"/>
+          <w:b w:val="0"/>
+          <w:bCs w:val="0"/>
+          <w:color w:val="auto"/>
+          <w:sz w:val="22"/>
+          <w:szCs w:val="22"/>
+        </w:rPr>
+        <w:t>asíncrona</w:t>
+      </w:r>
+      <w:proofErr w:type="spellEnd"/>
+      <w:r>
+        <w:rPr>
+          <w:rFonts w:asciiTheme="minorHAnsi" w:eastAsiaTheme="minorEastAsia" w:hAnsiTheme="minorHAnsi" w:cstheme="minorBidi"/>
+          <w:b w:val="0"/>
+          <w:bCs w:val="0"/>
+          <w:color w:val="auto"/>
+          <w:sz w:val="22"/>
+          <w:szCs w:val="22"/>
+        </w:rPr>
+        <w:t xml:space="preserve"> con </w:t>
+      </w:r>
+      <w:proofErr w:type="spellStart"/>
+      <w:r>
+        <w:rPr>
+          <w:rFonts w:asciiTheme="minorHAnsi" w:eastAsiaTheme="minorEastAsia" w:hAnsiTheme="minorHAnsi" w:cstheme="minorBidi"/>
+          <w:b w:val="0"/>
+          <w:bCs w:val="0"/>
+          <w:color w:val="auto"/>
+          <w:sz w:val="22"/>
+          <w:szCs w:val="22"/>
+        </w:rPr>
+        <w:t>el</w:t>
+      </w:r>
+      <w:proofErr w:type="spellEnd"/>
+      <w:r>
+        <w:rPr>
+          <w:rFonts w:asciiTheme="minorHAnsi" w:eastAsiaTheme="minorEastAsia" w:hAnsiTheme="minorHAnsi" w:cstheme="minorBidi"/>
+          <w:b w:val="0"/>
+          <w:bCs w:val="0"/>
+          <w:color w:val="auto"/>
+          <w:sz w:val="22"/>
+          <w:szCs w:val="22"/>
+        </w:rPr>
+        <w:t xml:space="preserve"> backend de Laravel.</w:t>
+      </w:r>
+    </w:p>
+    <w:p>
+      <w:pPr>
+        <w:pStyle w:val="Ttulo2"/>
+        <w:spacing w:before="0"/>
+        <w:rPr>
+          <w:rFonts w:asciiTheme="minorHAnsi" w:eastAsiaTheme="minorEastAsia" w:hAnsiTheme="minorHAnsi" w:cstheme="minorBidi"/>
+          <w:b w:val="0"/>
+          <w:bCs w:val="0"/>
+          <w:color w:val="auto"/>
+          <w:sz w:val="22"/>
+          <w:szCs w:val="22"/>
+        </w:rPr>
+      </w:pPr>
+    </w:p>
+    <w:p>
+      <w:pPr>
+        <w:pStyle w:val="Ttulo2"/>
+        <w:spacing w:before="0"/>
+        <w:ind w:firstLine="720"/>
+        <w:rPr>
+          <w:rFonts w:asciiTheme="minorHAnsi" w:eastAsiaTheme="minorEastAsia" w:hAnsiTheme="minorHAnsi" w:cstheme="minorBidi"/>
+          <w:b w:val="0"/>
+          <w:bCs w:val="0"/>
+          <w:color w:val="auto"/>
+          <w:sz w:val="22"/>
+          <w:szCs w:val="22"/>
+        </w:rPr>
+      </w:pPr>
+      <w:r>
+        <w:rPr>
+          <w:rFonts w:asciiTheme="minorHAnsi" w:eastAsiaTheme="minorEastAsia" w:hAnsiTheme="minorHAnsi" w:cstheme="minorBidi"/>
+          <w:b w:val="0"/>
+          <w:bCs w:val="0"/>
+          <w:color w:val="auto"/>
+          <w:sz w:val="22"/>
+          <w:szCs w:val="22"/>
+        </w:rPr>
+        <w:t xml:space="preserve">Los </w:t>
+      </w:r>
+      <w:proofErr w:type="spellStart"/>
+      <w:r>
+        <w:rPr>
+          <w:rFonts w:asciiTheme="minorHAnsi" w:eastAsiaTheme="minorEastAsia" w:hAnsiTheme="minorHAnsi" w:cstheme="minorBidi"/>
+          <w:b w:val="0"/>
+          <w:bCs w:val="0"/>
+          <w:color w:val="auto"/>
+          <w:sz w:val="22"/>
+          <w:szCs w:val="22"/>
+        </w:rPr>
+        <w:t>controladores</w:t>
+      </w:r>
+      <w:proofErr w:type="spellEnd"/>
+      <w:r>
+        <w:rPr>
+          <w:rFonts w:asciiTheme="minorHAnsi" w:eastAsiaTheme="minorEastAsia" w:hAnsiTheme="minorHAnsi" w:cstheme="minorBidi"/>
+          <w:b w:val="0"/>
+          <w:bCs w:val="0"/>
+          <w:color w:val="auto"/>
+          <w:sz w:val="22"/>
+          <w:szCs w:val="22"/>
+        </w:rPr>
+        <w:t xml:space="preserve"> (o </w:t>
+      </w:r>
+      <w:proofErr w:type="spellStart"/>
+      <w:r>
+        <w:rPr>
+          <w:rFonts w:asciiTheme="minorHAnsi" w:eastAsiaTheme="minorEastAsia" w:hAnsiTheme="minorHAnsi" w:cstheme="minorBidi"/>
+          <w:b w:val="0"/>
+          <w:bCs w:val="0"/>
+          <w:color w:val="auto"/>
+          <w:sz w:val="22"/>
+          <w:szCs w:val="22"/>
+        </w:rPr>
+        <w:t>componentes</w:t>
+      </w:r>
+      <w:proofErr w:type="spellEnd"/>
+      <w:r>
+        <w:rPr>
+          <w:rFonts w:asciiTheme="minorHAnsi" w:eastAsiaTheme="minorEastAsia" w:hAnsiTheme="minorHAnsi" w:cstheme="minorBidi"/>
+          <w:b w:val="0"/>
+          <w:bCs w:val="0"/>
+          <w:color w:val="auto"/>
+          <w:sz w:val="22"/>
+          <w:szCs w:val="22"/>
+        </w:rPr>
+        <w:t xml:space="preserve"> Volt) </w:t>
+      </w:r>
+      <w:proofErr w:type="spellStart"/>
+      <w:r>
+        <w:rPr>
+          <w:rFonts w:asciiTheme="minorHAnsi" w:eastAsiaTheme="minorEastAsia" w:hAnsiTheme="minorHAnsi" w:cstheme="minorBidi"/>
+          <w:b w:val="0"/>
+          <w:bCs w:val="0"/>
+          <w:color w:val="auto"/>
+          <w:sz w:val="22"/>
+          <w:szCs w:val="22"/>
+        </w:rPr>
+        <w:t>validan</w:t>
+      </w:r>
+      <w:proofErr w:type="spellEnd"/>
+      <w:r>
+        <w:rPr>
+          <w:rFonts w:asciiTheme="minorHAnsi" w:eastAsiaTheme="minorEastAsia" w:hAnsiTheme="minorHAnsi" w:cstheme="minorBidi"/>
+          <w:b w:val="0"/>
+          <w:bCs w:val="0"/>
+          <w:color w:val="auto"/>
+          <w:sz w:val="22"/>
+          <w:szCs w:val="22"/>
+        </w:rPr>
+        <w:t xml:space="preserve"> la </w:t>
+      </w:r>
+      <w:proofErr w:type="spellStart"/>
+      <w:r>
+        <w:rPr>
+          <w:rFonts w:asciiTheme="minorHAnsi" w:eastAsiaTheme="minorEastAsia" w:hAnsiTheme="minorHAnsi" w:cstheme="minorBidi"/>
+          <w:b w:val="0"/>
+          <w:bCs w:val="0"/>
+          <w:color w:val="auto"/>
+          <w:sz w:val="22"/>
+          <w:szCs w:val="22"/>
+        </w:rPr>
+        <w:t>información</w:t>
+      </w:r>
+      <w:proofErr w:type="spellEnd"/>
+      <w:r>
+        <w:rPr>
+          <w:rFonts w:asciiTheme="minorHAnsi" w:eastAsiaTheme="minorEastAsia" w:hAnsiTheme="minorHAnsi" w:cstheme="minorBidi"/>
+          <w:b w:val="0"/>
+          <w:bCs w:val="0"/>
+          <w:color w:val="auto"/>
+          <w:sz w:val="22"/>
+          <w:szCs w:val="22"/>
+        </w:rPr>
+        <w:t xml:space="preserve"> </w:t>
+      </w:r>
+      <w:proofErr w:type="spellStart"/>
+      <w:r>
+        <w:rPr>
+          <w:rFonts w:asciiTheme="minorHAnsi" w:eastAsiaTheme="minorEastAsia" w:hAnsiTheme="minorHAnsi" w:cstheme="minorBidi"/>
+          <w:b w:val="0"/>
+          <w:bCs w:val="0"/>
+          <w:color w:val="auto"/>
+          <w:sz w:val="22"/>
+          <w:szCs w:val="22"/>
+        </w:rPr>
+        <w:t>recibida</w:t>
+      </w:r>
+      <w:proofErr w:type="spellEnd"/>
+      <w:r>
+        <w:rPr>
+          <w:rFonts w:asciiTheme="minorHAnsi" w:eastAsiaTheme="minorEastAsia" w:hAnsiTheme="minorHAnsi" w:cstheme="minorBidi"/>
+          <w:b w:val="0"/>
+          <w:bCs w:val="0"/>
+          <w:color w:val="auto"/>
+          <w:sz w:val="22"/>
+          <w:szCs w:val="22"/>
+        </w:rPr>
+        <w:t>.</w:t>
+      </w:r>
+    </w:p>
+    <w:p>
+      <w:pPr>
+        <w:pStyle w:val="Ttulo2"/>
+        <w:spacing w:before="0"/>
+        <w:rPr>
+          <w:rFonts w:asciiTheme="minorHAnsi" w:eastAsiaTheme="minorEastAsia" w:hAnsiTheme="minorHAnsi" w:cstheme="minorBidi"/>
+          <w:b w:val="0"/>
+          <w:bCs w:val="0"/>
+          <w:color w:val="auto"/>
+          <w:sz w:val="22"/>
+          <w:szCs w:val="22"/>
+        </w:rPr>
+      </w:pPr>
+    </w:p>
+    <w:p>
+      <w:pPr>
+        <w:pStyle w:val="Ttulo2"/>
+        <w:spacing w:before="0"/>
+        <w:ind w:firstLine="720"/>
+        <w:rPr>
+          <w:rFonts w:asciiTheme="minorHAnsi" w:eastAsiaTheme="minorEastAsia" w:hAnsiTheme="minorHAnsi" w:cstheme="minorBidi"/>
+          <w:b w:val="0"/>
+          <w:bCs w:val="0"/>
+          <w:color w:val="auto"/>
+          <w:sz w:val="22"/>
+          <w:szCs w:val="22"/>
+        </w:rPr>
+      </w:pPr>
+      <w:r>
+        <w:rPr>
+          <w:rFonts w:asciiTheme="minorHAnsi" w:eastAsiaTheme="minorEastAsia" w:hAnsiTheme="minorHAnsi" w:cstheme="minorBidi"/>
+          <w:b w:val="0"/>
+          <w:bCs w:val="0"/>
+          <w:color w:val="auto"/>
+          <w:sz w:val="22"/>
+          <w:szCs w:val="22"/>
+        </w:rPr>
+        <w:t xml:space="preserve">El ORM (Eloquent) </w:t>
+      </w:r>
+      <w:proofErr w:type="spellStart"/>
+      <w:r>
+        <w:rPr>
+          <w:rFonts w:asciiTheme="minorHAnsi" w:eastAsiaTheme="minorEastAsia" w:hAnsiTheme="minorHAnsi" w:cstheme="minorBidi"/>
+          <w:b w:val="0"/>
+          <w:bCs w:val="0"/>
+          <w:color w:val="auto"/>
+          <w:sz w:val="22"/>
+          <w:szCs w:val="22"/>
+        </w:rPr>
+        <w:t>procesa</w:t>
+      </w:r>
+      <w:proofErr w:type="spellEnd"/>
+      <w:r>
+        <w:rPr>
+          <w:rFonts w:asciiTheme="minorHAnsi" w:eastAsiaTheme="minorEastAsia" w:hAnsiTheme="minorHAnsi" w:cstheme="minorBidi"/>
+          <w:b w:val="0"/>
+          <w:bCs w:val="0"/>
+          <w:color w:val="auto"/>
+          <w:sz w:val="22"/>
+          <w:szCs w:val="22"/>
+        </w:rPr>
+        <w:t xml:space="preserve"> y </w:t>
+      </w:r>
+      <w:proofErr w:type="spellStart"/>
+      <w:r>
+        <w:rPr>
+          <w:rFonts w:asciiTheme="minorHAnsi" w:eastAsiaTheme="minorEastAsia" w:hAnsiTheme="minorHAnsi" w:cstheme="minorBidi"/>
+          <w:b w:val="0"/>
+          <w:bCs w:val="0"/>
+          <w:color w:val="auto"/>
+          <w:sz w:val="22"/>
+          <w:szCs w:val="22"/>
+        </w:rPr>
+        <w:t>persiste</w:t>
+      </w:r>
+      <w:proofErr w:type="spellEnd"/>
+      <w:r>
+        <w:rPr>
+          <w:rFonts w:asciiTheme="minorHAnsi" w:eastAsiaTheme="minorEastAsia" w:hAnsiTheme="minorHAnsi" w:cstheme="minorBidi"/>
+          <w:b w:val="0"/>
+          <w:bCs w:val="0"/>
+          <w:color w:val="auto"/>
+          <w:sz w:val="22"/>
+          <w:szCs w:val="22"/>
+        </w:rPr>
+        <w:t xml:space="preserve"> </w:t>
+      </w:r>
+      <w:proofErr w:type="spellStart"/>
+      <w:r>
+        <w:rPr>
+          <w:rFonts w:asciiTheme="minorHAnsi" w:eastAsiaTheme="minorEastAsia" w:hAnsiTheme="minorHAnsi" w:cstheme="minorBidi"/>
+          <w:b w:val="0"/>
+          <w:bCs w:val="0"/>
+          <w:color w:val="auto"/>
+          <w:sz w:val="22"/>
+          <w:szCs w:val="22"/>
+        </w:rPr>
+        <w:t>los</w:t>
+      </w:r>
+      <w:proofErr w:type="spellEnd"/>
+      <w:r>
+        <w:rPr>
+          <w:rFonts w:asciiTheme="minorHAnsi" w:eastAsiaTheme="minorEastAsia" w:hAnsiTheme="minorHAnsi" w:cstheme="minorBidi"/>
+          <w:b w:val="0"/>
+          <w:bCs w:val="0"/>
+          <w:color w:val="auto"/>
+          <w:sz w:val="22"/>
+          <w:szCs w:val="22"/>
+        </w:rPr>
+        <w:t xml:space="preserve"> </w:t>
+      </w:r>
+      <w:proofErr w:type="spellStart"/>
+      <w:r>
+        <w:rPr>
+          <w:rFonts w:asciiTheme="minorHAnsi" w:eastAsiaTheme="minorEastAsia" w:hAnsiTheme="minorHAnsi" w:cstheme="minorBidi"/>
+          <w:b w:val="0"/>
+          <w:bCs w:val="0"/>
+          <w:color w:val="auto"/>
+          <w:sz w:val="22"/>
+          <w:szCs w:val="22"/>
+        </w:rPr>
+        <w:t>datos</w:t>
+      </w:r>
+      <w:proofErr w:type="spellEnd"/>
+      <w:r>
+        <w:rPr>
+          <w:rFonts w:asciiTheme="minorHAnsi" w:eastAsiaTheme="minorEastAsia" w:hAnsiTheme="minorHAnsi" w:cstheme="minorBidi"/>
+          <w:b w:val="0"/>
+          <w:bCs w:val="0"/>
+          <w:color w:val="auto"/>
+          <w:sz w:val="22"/>
+          <w:szCs w:val="22"/>
+        </w:rPr>
+        <w:t xml:space="preserve"> </w:t>
+      </w:r>
+      <w:proofErr w:type="spellStart"/>
+      <w:r>
+        <w:rPr>
+          <w:rFonts w:asciiTheme="minorHAnsi" w:eastAsiaTheme="minorEastAsia" w:hAnsiTheme="minorHAnsi" w:cstheme="minorBidi"/>
+          <w:b w:val="0"/>
+          <w:bCs w:val="0"/>
+          <w:color w:val="auto"/>
+          <w:sz w:val="22"/>
+          <w:szCs w:val="22"/>
+        </w:rPr>
+        <w:t>en</w:t>
+      </w:r>
+      <w:proofErr w:type="spellEnd"/>
+      <w:r>
+        <w:rPr>
+          <w:rFonts w:asciiTheme="minorHAnsi" w:eastAsiaTheme="minorEastAsia" w:hAnsiTheme="minorHAnsi" w:cstheme="minorBidi"/>
+          <w:b w:val="0"/>
+          <w:bCs w:val="0"/>
+          <w:color w:val="auto"/>
+          <w:sz w:val="22"/>
+          <w:szCs w:val="22"/>
+        </w:rPr>
+        <w:t xml:space="preserve"> la base de </w:t>
+      </w:r>
+      <w:proofErr w:type="spellStart"/>
+      <w:r>
+        <w:rPr>
+          <w:rFonts w:asciiTheme="minorHAnsi" w:eastAsiaTheme="minorEastAsia" w:hAnsiTheme="minorHAnsi" w:cstheme="minorBidi"/>
+          <w:b w:val="0"/>
+          <w:bCs w:val="0"/>
+          <w:color w:val="auto"/>
+          <w:sz w:val="22"/>
+          <w:szCs w:val="22"/>
+        </w:rPr>
+        <w:t>datos</w:t>
+      </w:r>
+      <w:proofErr w:type="spellEnd"/>
+      <w:r>
+        <w:rPr>
+          <w:rFonts w:asciiTheme="minorHAnsi" w:eastAsiaTheme="minorEastAsia" w:hAnsiTheme="minorHAnsi" w:cstheme="minorBidi"/>
+          <w:b w:val="0"/>
+          <w:bCs w:val="0"/>
+          <w:color w:val="auto"/>
+          <w:sz w:val="22"/>
+          <w:szCs w:val="22"/>
+        </w:rPr>
+        <w:t xml:space="preserve"> de </w:t>
+      </w:r>
+      <w:proofErr w:type="spellStart"/>
+      <w:r>
+        <w:rPr>
+          <w:rFonts w:asciiTheme="minorHAnsi" w:eastAsiaTheme="minorEastAsia" w:hAnsiTheme="minorHAnsi" w:cstheme="minorBidi"/>
+          <w:b w:val="0"/>
+          <w:bCs w:val="0"/>
+          <w:color w:val="auto"/>
+          <w:sz w:val="22"/>
+          <w:szCs w:val="22"/>
+        </w:rPr>
+        <w:t>manera</w:t>
+      </w:r>
+      <w:proofErr w:type="spellEnd"/>
+      <w:r>
+        <w:rPr>
+          <w:rFonts w:asciiTheme="minorHAnsi" w:eastAsiaTheme="minorEastAsia" w:hAnsiTheme="minorHAnsi" w:cstheme="minorBidi"/>
+          <w:b w:val="0"/>
+          <w:bCs w:val="0"/>
+          <w:color w:val="auto"/>
+          <w:sz w:val="22"/>
+          <w:szCs w:val="22"/>
+        </w:rPr>
+        <w:t xml:space="preserve"> </w:t>
+      </w:r>
+      <w:proofErr w:type="spellStart"/>
+      <w:r>
+        <w:rPr>
+          <w:rFonts w:asciiTheme="minorHAnsi" w:eastAsiaTheme="minorEastAsia" w:hAnsiTheme="minorHAnsi" w:cstheme="minorBidi"/>
+          <w:b w:val="0"/>
+          <w:bCs w:val="0"/>
+          <w:color w:val="auto"/>
+          <w:sz w:val="22"/>
+          <w:szCs w:val="22"/>
+        </w:rPr>
+        <w:t>segura</w:t>
+      </w:r>
+      <w:proofErr w:type="spellEnd"/>
+      <w:r>
+        <w:rPr>
+          <w:rFonts w:asciiTheme="minorHAnsi" w:eastAsiaTheme="minorEastAsia" w:hAnsiTheme="minorHAnsi" w:cstheme="minorBidi"/>
+          <w:b w:val="0"/>
+          <w:bCs w:val="0"/>
+          <w:color w:val="auto"/>
+          <w:sz w:val="22"/>
+          <w:szCs w:val="22"/>
+        </w:rPr>
+        <w:t xml:space="preserve">, </w:t>
+      </w:r>
+      <w:proofErr w:type="spellStart"/>
+      <w:r>
+        <w:rPr>
+          <w:rFonts w:asciiTheme="minorHAnsi" w:eastAsiaTheme="minorEastAsia" w:hAnsiTheme="minorHAnsi" w:cstheme="minorBidi"/>
+          <w:b w:val="0"/>
+          <w:bCs w:val="0"/>
+          <w:color w:val="auto"/>
+          <w:sz w:val="22"/>
+          <w:szCs w:val="22"/>
+        </w:rPr>
+        <w:t>manteniendo</w:t>
+      </w:r>
+      <w:proofErr w:type="spellEnd"/>
+      <w:r>
+        <w:rPr>
+          <w:rFonts w:asciiTheme="minorHAnsi" w:eastAsiaTheme="minorEastAsia" w:hAnsiTheme="minorHAnsi" w:cstheme="minorBidi"/>
+          <w:b w:val="0"/>
+          <w:bCs w:val="0"/>
+          <w:color w:val="auto"/>
+          <w:sz w:val="22"/>
+          <w:szCs w:val="22"/>
+        </w:rPr>
+        <w:t xml:space="preserve"> la </w:t>
+      </w:r>
+      <w:proofErr w:type="spellStart"/>
+      <w:r>
+        <w:rPr>
+          <w:rFonts w:asciiTheme="minorHAnsi" w:eastAsiaTheme="minorEastAsia" w:hAnsiTheme="minorHAnsi" w:cstheme="minorBidi"/>
+          <w:b w:val="0"/>
+          <w:bCs w:val="0"/>
+          <w:color w:val="auto"/>
+          <w:sz w:val="22"/>
+          <w:szCs w:val="22"/>
+        </w:rPr>
+        <w:t>integridad</w:t>
+      </w:r>
+      <w:proofErr w:type="spellEnd"/>
+      <w:r>
+        <w:rPr>
+          <w:rFonts w:asciiTheme="minorHAnsi" w:eastAsiaTheme="minorEastAsia" w:hAnsiTheme="minorHAnsi" w:cstheme="minorBidi"/>
+          <w:b w:val="0"/>
+          <w:bCs w:val="0"/>
+          <w:color w:val="auto"/>
+          <w:sz w:val="22"/>
+          <w:szCs w:val="22"/>
+        </w:rPr>
+        <w:t xml:space="preserve"> </w:t>
+      </w:r>
+      <w:proofErr w:type="spellStart"/>
+      <w:r>
+        <w:rPr>
+          <w:rFonts w:asciiTheme="minorHAnsi" w:eastAsiaTheme="minorEastAsia" w:hAnsiTheme="minorHAnsi" w:cstheme="minorBidi"/>
+          <w:b w:val="0"/>
+          <w:bCs w:val="0"/>
+          <w:color w:val="auto"/>
+          <w:sz w:val="22"/>
+          <w:szCs w:val="22"/>
+        </w:rPr>
+        <w:t>relacional</w:t>
+      </w:r>
+      <w:proofErr w:type="spellEnd"/>
+      <w:r>
+        <w:rPr>
+          <w:rFonts w:asciiTheme="minorHAnsi" w:eastAsiaTheme="minorEastAsia" w:hAnsiTheme="minorHAnsi" w:cstheme="minorBidi"/>
+          <w:b w:val="0"/>
+          <w:bCs w:val="0"/>
+          <w:color w:val="auto"/>
+          <w:sz w:val="22"/>
+          <w:szCs w:val="22"/>
+        </w:rPr>
+        <w:t xml:space="preserve"> de la </w:t>
+      </w:r>
+      <w:proofErr w:type="spellStart"/>
+      <w:r>
+        <w:rPr>
+          <w:rFonts w:asciiTheme="minorHAnsi" w:eastAsiaTheme="minorEastAsia" w:hAnsiTheme="minorHAnsi" w:cstheme="minorBidi"/>
+          <w:b w:val="0"/>
+          <w:bCs w:val="0"/>
+          <w:color w:val="auto"/>
+          <w:sz w:val="22"/>
+          <w:szCs w:val="22"/>
+        </w:rPr>
+        <w:t>información</w:t>
+      </w:r>
+      <w:proofErr w:type="spellEnd"/>
+      <w:r>
+        <w:rPr>
+          <w:rFonts w:asciiTheme="minorHAnsi" w:eastAsiaTheme="minorEastAsia" w:hAnsiTheme="minorHAnsi" w:cstheme="minorBidi"/>
+          <w:b w:val="0"/>
+          <w:bCs w:val="0"/>
+          <w:color w:val="auto"/>
+          <w:sz w:val="22"/>
+          <w:szCs w:val="22"/>
+        </w:rPr>
+        <w:t>.</w:t>
+      </w:r>
+    </w:p>
+    <w:p>
+      <w:pPr>
+        <w:pStyle w:val="Ttulo2"/>
+        <w:spacing w:before="0"/>
+        <w:rPr>
+          <w:rFonts w:asciiTheme="minorHAnsi" w:eastAsiaTheme="minorEastAsia" w:hAnsiTheme="minorHAnsi" w:cstheme="minorBidi"/>
+          <w:b w:val="0"/>
+          <w:bCs w:val="0"/>
+          <w:color w:val="auto"/>
+          <w:sz w:val="22"/>
+          <w:szCs w:val="22"/>
+        </w:rPr>
+      </w:pPr>
+    </w:p>
+    <w:p>
+      <w:pPr>
+        <w:pStyle w:val="Ttulo2"/>
+        <w:spacing w:before="0"/>
+      </w:pPr>
+      <w:r>
+        <w:t xml:space="preserve">4.3 </w:t>
+      </w:r>
+      <w:proofErr w:type="spellStart"/>
+      <w:r>
+        <w:t>Resultado</w:t>
+      </w:r>
+      <w:proofErr w:type="spellEnd"/>
+      <w:r>
+        <w:t xml:space="preserve"> </w:t>
+      </w:r>
+      <w:proofErr w:type="spellStart"/>
+      <w:r>
+        <w:t>generado</w:t>
+      </w:r>
+      <w:proofErr w:type="spellEnd"/>
+    </w:p>
+    <w:p>
+      <w:pPr>
+        <w:spacing w:after="0"/>
+        <w:ind w:firstLine="720"/>
+      </w:pPr>
+      <w:r>
+        <w:t xml:space="preserve">El </w:t>
+      </w:r>
+      <w:proofErr w:type="spellStart"/>
+      <w:r>
+        <w:t>sistema</w:t>
+      </w:r>
+      <w:proofErr w:type="spellEnd"/>
+      <w:r>
+        <w:t xml:space="preserve"> </w:t>
+      </w:r>
+      <w:proofErr w:type="spellStart"/>
+      <w:r>
+        <w:t>presenta</w:t>
+      </w:r>
+      <w:proofErr w:type="spellEnd"/>
+      <w:r>
+        <w:t xml:space="preserve"> </w:t>
+      </w:r>
+      <w:proofErr w:type="spellStart"/>
+      <w:r>
+        <w:t>tablas</w:t>
+      </w:r>
+      <w:proofErr w:type="spellEnd"/>
+      <w:r>
+        <w:t xml:space="preserve"> y </w:t>
+      </w:r>
+      <w:proofErr w:type="spellStart"/>
+      <w:r>
+        <w:t>listas</w:t>
+      </w:r>
+      <w:proofErr w:type="spellEnd"/>
+      <w:r>
+        <w:t xml:space="preserve"> </w:t>
+      </w:r>
+      <w:proofErr w:type="spellStart"/>
+      <w:r>
+        <w:t>dinámicas</w:t>
+      </w:r>
+      <w:proofErr w:type="spellEnd"/>
+      <w:r>
+        <w:t xml:space="preserve"> </w:t>
+      </w:r>
+      <w:proofErr w:type="spellStart"/>
+      <w:r>
+        <w:t>en</w:t>
+      </w:r>
+      <w:proofErr w:type="spellEnd"/>
+      <w:r>
+        <w:t xml:space="preserve"> </w:t>
+      </w:r>
+      <w:proofErr w:type="spellStart"/>
+      <w:r>
+        <w:t>tiempo</w:t>
+      </w:r>
+      <w:proofErr w:type="spellEnd"/>
+      <w:r>
+        <w:t xml:space="preserve"> real </w:t>
+      </w:r>
+      <w:proofErr w:type="spellStart"/>
+      <w:r>
+        <w:t>donde</w:t>
+      </w:r>
+      <w:proofErr w:type="spellEnd"/>
+      <w:r>
+        <w:t xml:space="preserve"> </w:t>
+      </w:r>
+      <w:proofErr w:type="spellStart"/>
+      <w:r>
+        <w:t>los</w:t>
+      </w:r>
+      <w:proofErr w:type="spellEnd"/>
+      <w:r>
+        <w:t xml:space="preserve"> </w:t>
+      </w:r>
+      <w:proofErr w:type="spellStart"/>
+      <w:r>
+        <w:t>administradores</w:t>
+      </w:r>
+      <w:proofErr w:type="spellEnd"/>
+      <w:r>
+        <w:t xml:space="preserve"> </w:t>
+      </w:r>
+      <w:proofErr w:type="spellStart"/>
+      <w:r>
+        <w:t>pueden</w:t>
+      </w:r>
+      <w:proofErr w:type="spellEnd"/>
+      <w:r>
+        <w:t xml:space="preserve"> </w:t>
+      </w:r>
+      <w:proofErr w:type="spellStart"/>
+      <w:r>
+        <w:t>visualizar</w:t>
+      </w:r>
+      <w:proofErr w:type="spellEnd"/>
+      <w:r>
+        <w:t xml:space="preserve">, </w:t>
+      </w:r>
+      <w:proofErr w:type="spellStart"/>
+      <w:r>
+        <w:t>buscar</w:t>
+      </w:r>
+      <w:proofErr w:type="spellEnd"/>
+      <w:r>
+        <w:t xml:space="preserve">, </w:t>
+      </w:r>
+      <w:proofErr w:type="spellStart"/>
+      <w:r>
+        <w:t>filtrar</w:t>
+      </w:r>
+      <w:proofErr w:type="spellEnd"/>
+      <w:r>
+        <w:t xml:space="preserve"> y </w:t>
+      </w:r>
+      <w:proofErr w:type="spellStart"/>
+      <w:r>
+        <w:t>administrar</w:t>
+      </w:r>
+      <w:proofErr w:type="spellEnd"/>
+      <w:r>
+        <w:t xml:space="preserve"> </w:t>
+      </w:r>
+      <w:proofErr w:type="spellStart"/>
+      <w:r>
+        <w:t>todo</w:t>
+      </w:r>
+      <w:proofErr w:type="spellEnd"/>
+      <w:r>
+        <w:t xml:space="preserve"> </w:t>
+      </w:r>
+      <w:proofErr w:type="spellStart"/>
+      <w:r>
+        <w:t>el</w:t>
+      </w:r>
+      <w:proofErr w:type="spellEnd"/>
+      <w:r>
+        <w:t xml:space="preserve"> </w:t>
+      </w:r>
+      <w:proofErr w:type="spellStart"/>
+      <w:r>
+        <w:t>inventario</w:t>
+      </w:r>
+      <w:proofErr w:type="spellEnd"/>
+      <w:r>
+        <w:t xml:space="preserve"> de </w:t>
+      </w:r>
+      <w:r>
+        <w:t>IT</w:t>
+      </w:r>
+      <w:r>
+        <w:t xml:space="preserve"> y </w:t>
+      </w:r>
+      <w:proofErr w:type="spellStart"/>
+      <w:r>
+        <w:t>los</w:t>
+      </w:r>
+      <w:proofErr w:type="spellEnd"/>
+      <w:r>
+        <w:t xml:space="preserve"> </w:t>
+      </w:r>
+      <w:proofErr w:type="spellStart"/>
+      <w:r>
+        <w:t>accesos</w:t>
+      </w:r>
+      <w:proofErr w:type="spellEnd"/>
+      <w:r>
+        <w:t xml:space="preserve"> de </w:t>
+      </w:r>
+      <w:proofErr w:type="spellStart"/>
+      <w:r>
+        <w:t>los</w:t>
+      </w:r>
+      <w:proofErr w:type="spellEnd"/>
+      <w:r>
+        <w:t xml:space="preserve"> </w:t>
+      </w:r>
+      <w:proofErr w:type="spellStart"/>
+      <w:r>
+        <w:t>empleados</w:t>
+      </w:r>
+      <w:proofErr w:type="spellEnd"/>
+      <w:r>
+        <w:t xml:space="preserve"> </w:t>
+      </w:r>
+      <w:proofErr w:type="spellStart"/>
+      <w:r>
+        <w:t>en</w:t>
+      </w:r>
+      <w:proofErr w:type="spellEnd"/>
+      <w:r>
+        <w:t xml:space="preserve"> </w:t>
+      </w:r>
+      <w:proofErr w:type="spellStart"/>
+      <w:r>
+        <w:t>una</w:t>
+      </w:r>
+      <w:proofErr w:type="spellEnd"/>
+      <w:r>
+        <w:t xml:space="preserve"> </w:t>
+      </w:r>
+      <w:proofErr w:type="spellStart"/>
+      <w:r>
+        <w:t>única</w:t>
+      </w:r>
+      <w:proofErr w:type="spellEnd"/>
+      <w:r>
+        <w:t xml:space="preserve"> </w:t>
+      </w:r>
+      <w:proofErr w:type="spellStart"/>
+      <w:r>
+        <w:t>plataforma</w:t>
+      </w:r>
+      <w:proofErr w:type="spellEnd"/>
+      <w:r>
+        <w:t xml:space="preserve"> </w:t>
+      </w:r>
+      <w:proofErr w:type="spellStart"/>
+      <w:r>
+        <w:t>consolidada</w:t>
+      </w:r>
+      <w:proofErr w:type="spellEnd"/>
+      <w:r>
+        <w:t xml:space="preserve">, </w:t>
+      </w:r>
+      <w:proofErr w:type="spellStart"/>
+      <w:r>
+        <w:t>eliminando</w:t>
+      </w:r>
+      <w:proofErr w:type="spellEnd"/>
+      <w:r>
+        <w:t xml:space="preserve"> la </w:t>
+      </w:r>
+      <w:proofErr w:type="spellStart"/>
+      <w:r>
+        <w:t>dependencia</w:t>
+      </w:r>
+      <w:proofErr w:type="spellEnd"/>
+      <w:r>
+        <w:t xml:space="preserve"> de </w:t>
+      </w:r>
+      <w:proofErr w:type="spellStart"/>
+      <w:r>
+        <w:t>documentos</w:t>
+      </w:r>
+      <w:proofErr w:type="spellEnd"/>
+      <w:r>
+        <w:t xml:space="preserve"> Excel </w:t>
+      </w:r>
+      <w:proofErr w:type="spellStart"/>
+      <w:r>
+        <w:t>fragmentados</w:t>
+      </w:r>
+      <w:proofErr w:type="spellEnd"/>
+      <w:r>
+        <w:t>.</w:t>
+      </w:r>
+    </w:p>
+    <w:p>
+      <w:pPr>
+        <w:spacing w:after="0"/>
+        <w:ind w:firstLine="720"/>
+      </w:pPr>
+    </w:p>
+    <w:p>
+      <w:pPr>
+        <w:pStyle w:val="Ttulo1"/>
+        <w:spacing w:before="0"/>
+      </w:pPr>
+      <w:r>
+        <w:t>5. CAPTURAS DE PANTALLA</w:t>
+      </w:r>
+    </w:p>
+    <w:p>
+      <w:pPr>
+        <w:pStyle w:val="Ttulo1"/>
+        <w:spacing w:before="0"/>
+        <w:rPr>
+          <w:rFonts w:asciiTheme="minorHAnsi" w:eastAsiaTheme="minorEastAsia" w:hAnsiTheme="minorHAnsi" w:cstheme="minorBidi"/>
+          <w:b w:val="0"/>
+          <w:bCs w:val="0"/>
+          <w:color w:val="auto"/>
+          <w:sz w:val="22"/>
+          <w:szCs w:val="22"/>
+        </w:rPr>
+      </w:pPr>
+      <w:proofErr w:type="spellStart"/>
+      <w:r>
+        <w:rPr>
+          <w:rFonts w:asciiTheme="minorHAnsi" w:eastAsiaTheme="minorEastAsia" w:hAnsiTheme="minorHAnsi" w:cstheme="minorBidi"/>
+          <w:b w:val="0"/>
+          <w:bCs w:val="0"/>
+          <w:color w:val="auto"/>
+          <w:sz w:val="22"/>
+          <w:szCs w:val="22"/>
+        </w:rPr>
+        <w:t>Pantalla</w:t>
+      </w:r>
+      <w:proofErr w:type="spellEnd"/>
+      <w:r>
+        <w:rPr>
+          <w:rFonts w:asciiTheme="minorHAnsi" w:eastAsiaTheme="minorEastAsia" w:hAnsiTheme="minorHAnsi" w:cstheme="minorBidi"/>
+          <w:b w:val="0"/>
+          <w:bCs w:val="0"/>
+          <w:color w:val="auto"/>
+          <w:sz w:val="22"/>
+          <w:szCs w:val="22"/>
+        </w:rPr>
+        <w:t xml:space="preserve"> de Login / </w:t>
+      </w:r>
+      <w:proofErr w:type="spellStart"/>
+      <w:r>
+        <w:rPr>
+          <w:rFonts w:asciiTheme="minorHAnsi" w:eastAsiaTheme="minorEastAsia" w:hAnsiTheme="minorHAnsi" w:cstheme="minorBidi"/>
+          <w:b w:val="0"/>
+          <w:bCs w:val="0"/>
+          <w:color w:val="auto"/>
+          <w:sz w:val="22"/>
+          <w:szCs w:val="22"/>
+        </w:rPr>
+        <w:t>Autenticación</w:t>
+      </w:r>
+      <w:proofErr w:type="spellEnd"/>
+      <w:r>
+        <w:rPr>
+          <w:rFonts w:asciiTheme="minorHAnsi" w:eastAsiaTheme="minorEastAsia" w:hAnsiTheme="minorHAnsi" w:cstheme="minorBidi"/>
+          <w:b w:val="0"/>
+          <w:bCs w:val="0"/>
+          <w:color w:val="auto"/>
+          <w:sz w:val="22"/>
+          <w:szCs w:val="22"/>
+        </w:rPr>
+        <w:t>.</w:t>
+      </w:r>
+    </w:p>
+    <w:p>
+      <w:pPr>
+        <w:pStyle w:val="Ttulo1"/>
+        <w:spacing w:before="0"/>
+        <w:rPr>
+          <w:rFonts w:asciiTheme="minorHAnsi" w:eastAsiaTheme="minorEastAsia" w:hAnsiTheme="minorHAnsi" w:cstheme="minorBidi"/>
+          <w:b w:val="0"/>
+          <w:bCs w:val="0"/>
+          <w:color w:val="auto"/>
+          <w:sz w:val="22"/>
+          <w:szCs w:val="22"/>
+        </w:rPr>
+      </w:pPr>
+      <w:r>
+        <w:rPr>
+          <w:rFonts w:asciiTheme="minorHAnsi" w:eastAsiaTheme="minorEastAsia" w:hAnsiTheme="minorHAnsi" w:cstheme="minorBidi"/>
+          <w:b w:val="0"/>
+          <w:bCs w:val="0"/>
+          <w:color w:val="auto"/>
+          <w:sz w:val="22"/>
+          <w:szCs w:val="22"/>
+        </w:rPr>
+        <w:t>Panel de control (Dashboard) principal.</w:t>
+      </w:r>
+    </w:p>
+    <w:p>
+      <w:pPr>
+        <w:pStyle w:val="Ttulo1"/>
+        <w:spacing w:before="0"/>
+        <w:rPr>
+          <w:rFonts w:asciiTheme="minorHAnsi" w:eastAsiaTheme="minorEastAsia" w:hAnsiTheme="minorHAnsi" w:cstheme="minorBidi"/>
+          <w:b w:val="0"/>
+          <w:bCs w:val="0"/>
+          <w:color w:val="auto"/>
+          <w:sz w:val="22"/>
+          <w:szCs w:val="22"/>
+        </w:rPr>
+      </w:pPr>
+      <w:r>
+        <w:rPr>
+          <w:rFonts w:asciiTheme="minorHAnsi" w:eastAsiaTheme="minorEastAsia" w:hAnsiTheme="minorHAnsi" w:cstheme="minorBidi"/>
+          <w:b w:val="0"/>
+          <w:bCs w:val="0"/>
+          <w:color w:val="auto"/>
+          <w:sz w:val="22"/>
+          <w:szCs w:val="22"/>
+        </w:rPr>
+        <w:t xml:space="preserve">Gestor de </w:t>
+      </w:r>
+      <w:proofErr w:type="spellStart"/>
+      <w:r>
+        <w:rPr>
+          <w:rFonts w:asciiTheme="minorHAnsi" w:eastAsiaTheme="minorEastAsia" w:hAnsiTheme="minorHAnsi" w:cstheme="minorBidi"/>
+          <w:b w:val="0"/>
+          <w:bCs w:val="0"/>
+          <w:color w:val="auto"/>
+          <w:sz w:val="22"/>
+          <w:szCs w:val="22"/>
+        </w:rPr>
+        <w:t>Equipos</w:t>
+      </w:r>
+      <w:proofErr w:type="spellEnd"/>
+      <w:r>
+        <w:rPr>
+          <w:rFonts w:asciiTheme="minorHAnsi" w:eastAsiaTheme="minorEastAsia" w:hAnsiTheme="minorHAnsi" w:cstheme="minorBidi"/>
+          <w:b w:val="0"/>
+          <w:bCs w:val="0"/>
+          <w:color w:val="auto"/>
+          <w:sz w:val="22"/>
+          <w:szCs w:val="22"/>
+        </w:rPr>
+        <w:t xml:space="preserve"> (</w:t>
+      </w:r>
+      <w:proofErr w:type="spellStart"/>
+      <w:r>
+        <w:rPr>
+          <w:rFonts w:asciiTheme="minorHAnsi" w:eastAsiaTheme="minorEastAsia" w:hAnsiTheme="minorHAnsi" w:cstheme="minorBidi"/>
+          <w:b w:val="0"/>
+          <w:bCs w:val="0"/>
+          <w:color w:val="auto"/>
+          <w:sz w:val="22"/>
+          <w:szCs w:val="22"/>
+        </w:rPr>
+        <w:t>Listado</w:t>
+      </w:r>
+      <w:proofErr w:type="spellEnd"/>
+      <w:r>
+        <w:rPr>
+          <w:rFonts w:asciiTheme="minorHAnsi" w:eastAsiaTheme="minorEastAsia" w:hAnsiTheme="minorHAnsi" w:cstheme="minorBidi"/>
+          <w:b w:val="0"/>
+          <w:bCs w:val="0"/>
+          <w:color w:val="auto"/>
+          <w:sz w:val="22"/>
+          <w:szCs w:val="22"/>
+        </w:rPr>
+        <w:t xml:space="preserve"> y </w:t>
+      </w:r>
+      <w:proofErr w:type="spellStart"/>
+      <w:r>
+        <w:rPr>
+          <w:rFonts w:asciiTheme="minorHAnsi" w:eastAsiaTheme="minorEastAsia" w:hAnsiTheme="minorHAnsi" w:cstheme="minorBidi"/>
+          <w:b w:val="0"/>
+          <w:bCs w:val="0"/>
+          <w:color w:val="auto"/>
+          <w:sz w:val="22"/>
+          <w:szCs w:val="22"/>
+        </w:rPr>
+        <w:t>formulario</w:t>
+      </w:r>
+      <w:proofErr w:type="spellEnd"/>
+      <w:r>
+        <w:rPr>
+          <w:rFonts w:asciiTheme="minorHAnsi" w:eastAsiaTheme="minorEastAsia" w:hAnsiTheme="minorHAnsi" w:cstheme="minorBidi"/>
+          <w:b w:val="0"/>
+          <w:bCs w:val="0"/>
+          <w:color w:val="auto"/>
+          <w:sz w:val="22"/>
+          <w:szCs w:val="22"/>
+        </w:rPr>
+        <w:t xml:space="preserve"> de </w:t>
+      </w:r>
+      <w:proofErr w:type="spellStart"/>
+      <w:r>
+        <w:rPr>
+          <w:rFonts w:asciiTheme="minorHAnsi" w:eastAsiaTheme="minorEastAsia" w:hAnsiTheme="minorHAnsi" w:cstheme="minorBidi"/>
+          <w:b w:val="0"/>
+          <w:bCs w:val="0"/>
+          <w:color w:val="auto"/>
+          <w:sz w:val="22"/>
+          <w:szCs w:val="22"/>
+        </w:rPr>
+        <w:t>alta</w:t>
+      </w:r>
+      <w:proofErr w:type="spellEnd"/>
+      <w:r>
+        <w:rPr>
+          <w:rFonts w:asciiTheme="minorHAnsi" w:eastAsiaTheme="minorEastAsia" w:hAnsiTheme="minorHAnsi" w:cstheme="minorBidi"/>
+          <w:b w:val="0"/>
+          <w:bCs w:val="0"/>
+          <w:color w:val="auto"/>
+          <w:sz w:val="22"/>
+          <w:szCs w:val="22"/>
+        </w:rPr>
+        <w:t>).</w:t>
+      </w:r>
+    </w:p>
+    <w:p>
+      <w:pPr>
+        <w:pStyle w:val="Ttulo1"/>
+        <w:spacing w:before="0"/>
+        <w:rPr>
+          <w:rFonts w:asciiTheme="minorHAnsi" w:eastAsiaTheme="minorEastAsia" w:hAnsiTheme="minorHAnsi" w:cstheme="minorBidi"/>
+          <w:b w:val="0"/>
+          <w:bCs w:val="0"/>
+          <w:color w:val="auto"/>
+          <w:sz w:val="22"/>
+          <w:szCs w:val="22"/>
+        </w:rPr>
+      </w:pPr>
+      <w:r>
+        <w:rPr>
+          <w:rFonts w:asciiTheme="minorHAnsi" w:eastAsiaTheme="minorEastAsia" w:hAnsiTheme="minorHAnsi" w:cstheme="minorBidi"/>
+          <w:b w:val="0"/>
+          <w:bCs w:val="0"/>
+          <w:color w:val="auto"/>
+          <w:sz w:val="22"/>
+          <w:szCs w:val="22"/>
+        </w:rPr>
+        <w:t xml:space="preserve">Gestor de </w:t>
+      </w:r>
+      <w:proofErr w:type="spellStart"/>
+      <w:r>
+        <w:rPr>
+          <w:rFonts w:asciiTheme="minorHAnsi" w:eastAsiaTheme="minorEastAsia" w:hAnsiTheme="minorHAnsi" w:cstheme="minorBidi"/>
+          <w:b w:val="0"/>
+          <w:bCs w:val="0"/>
+          <w:color w:val="auto"/>
+          <w:sz w:val="22"/>
+          <w:szCs w:val="22"/>
+        </w:rPr>
+        <w:t>Asignaciones</w:t>
+      </w:r>
+      <w:proofErr w:type="spellEnd"/>
+      <w:r>
+        <w:rPr>
+          <w:rFonts w:asciiTheme="minorHAnsi" w:eastAsiaTheme="minorEastAsia" w:hAnsiTheme="minorHAnsi" w:cstheme="minorBidi"/>
+          <w:b w:val="0"/>
+          <w:bCs w:val="0"/>
+          <w:color w:val="auto"/>
+          <w:sz w:val="22"/>
+          <w:szCs w:val="22"/>
+        </w:rPr>
+        <w:t xml:space="preserve"> de </w:t>
+      </w:r>
+      <w:proofErr w:type="spellStart"/>
+      <w:r>
+        <w:rPr>
+          <w:rFonts w:asciiTheme="minorHAnsi" w:eastAsiaTheme="minorEastAsia" w:hAnsiTheme="minorHAnsi" w:cstheme="minorBidi"/>
+          <w:b w:val="0"/>
+          <w:bCs w:val="0"/>
+          <w:color w:val="auto"/>
+          <w:sz w:val="22"/>
+          <w:szCs w:val="22"/>
+        </w:rPr>
+        <w:t>licencias</w:t>
+      </w:r>
+      <w:proofErr w:type="spellEnd"/>
+      <w:r>
+        <w:rPr>
+          <w:rFonts w:asciiTheme="minorHAnsi" w:eastAsiaTheme="minorEastAsia" w:hAnsiTheme="minorHAnsi" w:cstheme="minorBidi"/>
+          <w:b w:val="0"/>
+          <w:bCs w:val="0"/>
+          <w:color w:val="auto"/>
+          <w:sz w:val="22"/>
+          <w:szCs w:val="22"/>
+        </w:rPr>
+        <w:t xml:space="preserve"> y software.</w:t>
+      </w:r>
+    </w:p>
+    <w:p>
+      <w:pPr>
+        <w:pStyle w:val="Ttulo1"/>
+        <w:spacing w:before="0"/>
+        <w:rPr>
+          <w:rFonts w:asciiTheme="minorHAnsi" w:eastAsiaTheme="minorEastAsia" w:hAnsiTheme="minorHAnsi" w:cstheme="minorBidi"/>
+          <w:b w:val="0"/>
+          <w:bCs w:val="0"/>
+          <w:color w:val="auto"/>
+          <w:sz w:val="22"/>
+          <w:szCs w:val="22"/>
+        </w:rPr>
+      </w:pPr>
+      <w:r>
+        <w:rPr>
+          <w:rFonts w:asciiTheme="minorHAnsi" w:eastAsiaTheme="minorEastAsia" w:hAnsiTheme="minorHAnsi" w:cstheme="minorBidi"/>
+          <w:b w:val="0"/>
+          <w:bCs w:val="0"/>
+          <w:color w:val="auto"/>
+          <w:sz w:val="22"/>
+          <w:szCs w:val="22"/>
+        </w:rPr>
+        <w:t xml:space="preserve">Gestor de </w:t>
+      </w:r>
+      <w:proofErr w:type="spellStart"/>
+      <w:r>
+        <w:rPr>
+          <w:rFonts w:asciiTheme="minorHAnsi" w:eastAsiaTheme="minorEastAsia" w:hAnsiTheme="minorHAnsi" w:cstheme="minorBidi"/>
+          <w:b w:val="0"/>
+          <w:bCs w:val="0"/>
+          <w:color w:val="auto"/>
+          <w:sz w:val="22"/>
+          <w:szCs w:val="22"/>
+        </w:rPr>
+        <w:t>registros</w:t>
+      </w:r>
+      <w:proofErr w:type="spellEnd"/>
+      <w:r>
+        <w:rPr>
+          <w:rFonts w:asciiTheme="minorHAnsi" w:eastAsiaTheme="minorEastAsia" w:hAnsiTheme="minorHAnsi" w:cstheme="minorBidi"/>
+          <w:b w:val="0"/>
+          <w:bCs w:val="0"/>
+          <w:color w:val="auto"/>
+          <w:sz w:val="22"/>
+          <w:szCs w:val="22"/>
+        </w:rPr>
+        <w:t xml:space="preserve"> de </w:t>
+      </w:r>
+      <w:proofErr w:type="spellStart"/>
+      <w:r>
+        <w:rPr>
+          <w:rFonts w:asciiTheme="minorHAnsi" w:eastAsiaTheme="minorEastAsia" w:hAnsiTheme="minorHAnsi" w:cstheme="minorBidi"/>
+          <w:b w:val="0"/>
+          <w:bCs w:val="0"/>
+          <w:color w:val="auto"/>
+          <w:sz w:val="22"/>
+          <w:szCs w:val="22"/>
+        </w:rPr>
+        <w:t>Teletrabajo</w:t>
+      </w:r>
+      <w:proofErr w:type="spellEnd"/>
+      <w:r>
+        <w:rPr>
+          <w:rFonts w:asciiTheme="minorHAnsi" w:eastAsiaTheme="minorEastAsia" w:hAnsiTheme="minorHAnsi" w:cstheme="minorBidi"/>
+          <w:b w:val="0"/>
+          <w:bCs w:val="0"/>
+          <w:color w:val="auto"/>
+          <w:sz w:val="22"/>
+          <w:szCs w:val="22"/>
+        </w:rPr>
+        <w:t>.</w:t>
       </w:r>
     </w:p>
     <w:p/>
-    <w:p/>
-    <w:p/>
-    <w:p/>
-    <w:p/>
     <w:p>
       <w:pPr>
-        <w:pStyle w:val="Ttulo2"/>
-      </w:pPr>
-      <w:r>
-        <w:lastRenderedPageBreak/>
-        <w:t xml:space="preserve">3.2 </w:t>
-      </w:r>
-      <w:proofErr w:type="spellStart"/>
-      <w:r>
-        <w:t>Diagrama</w:t>
-      </w:r>
-      <w:proofErr w:type="spellEnd"/>
-      <w:r>
-        <w:t xml:space="preserve"> de </w:t>
-      </w:r>
-      <w:proofErr w:type="spellStart"/>
-      <w:r>
-        <w:t>arquitectura</w:t>
-      </w:r>
-      <w:bookmarkStart w:id="0" w:name="_GoBack"/>
-      <w:bookmarkEnd w:id="0"/>
-      <w:proofErr w:type="spellEnd"/>
+        <w:pStyle w:val="Ttulo1"/>
+        <w:spacing w:before="0"/>
+      </w:pPr>
+      <w:r>
+        <w:t>6. CÓDIGO FUENTE</w:t>
+      </w:r>
     </w:p>
     <w:p>
-      <w:r>
-        <w:br/>
-      </w:r>
-      <w:r>
-        <w:t xml:space="preserve">            ┌───────────────┐</w:t>
-      </w:r>
-      <w:r>
-        <w:br/>
-        <w:t xml:space="preserve">            │    Usuario    │</w:t>
-      </w:r>
-      <w:r>
-        <w:br/>
-        <w:t xml:space="preserve">            └───────┬───────┘</w:t>
-      </w:r>
-      <w:r>
-        <w:br/>
-        <w:t xml:space="preserve">                    │</w:t>
-      </w:r>
-      <w:r>
-        <w:br/>
-        <w:t xml:space="preserve">                    ▼</w:t>
-      </w:r>
-      <w:r>
-        <w:br/>
-        <w:t xml:space="preserve">         ┌─────────────────────┐</w:t>
-      </w:r>
-      <w:r>
-        <w:br/>
-        <w:t xml:space="preserve">         │  Inter</w:t>
-      </w:r>
-      <w:r>
-        <w:t>faz Web       │</w:t>
-      </w:r>
-      <w:r>
-        <w:br/>
-        <w:t xml:space="preserve">         │  (HTML / JavaScript)│</w:t>
-      </w:r>
-      <w:r>
-        <w:br/>
-        <w:t xml:space="preserve">         └─────────┬───────────┘</w:t>
-      </w:r>
-      <w:r>
-        <w:br/>
-        <w:t xml:space="preserve">                   │ API REST</w:t>
-      </w:r>
-      <w:r>
-        <w:br/>
-        <w:t xml:space="preserve">                   ▼</w:t>
-      </w:r>
-      <w:r>
-        <w:br/>
-        <w:t xml:space="preserve">          ┌───────────────────┐</w:t>
-      </w:r>
-      <w:r>
-        <w:br/>
-        <w:t xml:space="preserve">          │   Backend         │</w:t>
-      </w:r>
-      <w:r>
-        <w:br/>
-        <w:t xml:space="preserve">          │   Spring Boot     │</w:t>
-      </w:r>
-      <w:r>
-        <w:br/>
-        <w:t xml:space="preserve">          └─────────┬──────</w:t>
-      </w:r>
-      <w:r>
-        <w:t>───┘</w:t>
-      </w:r>
-      <w:r>
-        <w:br/>
-        <w:t xml:space="preserve">                    │</w:t>
-      </w:r>
-      <w:r>
-        <w:br/>
-        <w:t xml:space="preserve">                    ▼</w:t>
-      </w:r>
-      <w:r>
-        <w:br/>
-        <w:t xml:space="preserve">          ┌───────────────────┐</w:t>
-      </w:r>
-      <w:r>
-        <w:br/>
-        <w:t xml:space="preserve">          │ Generador CNC     │</w:t>
-      </w:r>
-      <w:r>
-        <w:br/>
-        <w:t xml:space="preserve">          │ Lógica del código │</w:t>
-      </w:r>
-      <w:r>
-        <w:br/>
-        <w:t xml:space="preserve">          └─────────┬─────────┘</w:t>
-      </w:r>
-      <w:r>
-        <w:br/>
-        <w:t xml:space="preserve">                    │</w:t>
-      </w:r>
-      <w:r>
-        <w:br/>
-        <w:t xml:space="preserve">                    ▼</w:t>
-      </w:r>
-      <w:r>
-        <w:br/>
-        <w:t xml:space="preserve">          ┌───────────────────┐</w:t>
-      </w:r>
-      <w:r>
-        <w:br/>
-        <w:t xml:space="preserve">   </w:t>
-      </w:r>
-      <w:r>
-        <w:t xml:space="preserve">       │ Programa CNC      │</w:t>
-      </w:r>
-      <w:r>
-        <w:br/>
-        <w:t xml:space="preserve">          │ generado (.txt)   │</w:t>
-      </w:r>
-      <w:r>
-        <w:br/>
-        <w:t xml:space="preserve">          └───────────────────┘</w:t>
-      </w:r>
-      <w:r>
-        <w:br/>
+      <w:pPr>
+        <w:pStyle w:val="Ttulo1"/>
+        <w:spacing w:before="0"/>
+        <w:ind w:firstLine="720"/>
+        <w:rPr>
+          <w:rFonts w:asciiTheme="minorHAnsi" w:eastAsiaTheme="minorEastAsia" w:hAnsiTheme="minorHAnsi" w:cstheme="minorBidi"/>
+          <w:b w:val="0"/>
+          <w:bCs w:val="0"/>
+          <w:color w:val="auto"/>
+          <w:sz w:val="22"/>
+          <w:szCs w:val="22"/>
+        </w:rPr>
+      </w:pPr>
+      <w:r>
+        <w:rPr>
+          <w:rFonts w:asciiTheme="minorHAnsi" w:eastAsiaTheme="minorEastAsia" w:hAnsiTheme="minorHAnsi" w:cstheme="minorBidi"/>
+          <w:b w:val="0"/>
+          <w:bCs w:val="0"/>
+          <w:color w:val="auto"/>
+          <w:sz w:val="22"/>
+          <w:szCs w:val="22"/>
+        </w:rPr>
+        <w:t xml:space="preserve">El </w:t>
+      </w:r>
+      <w:proofErr w:type="spellStart"/>
+      <w:r>
+        <w:rPr>
+          <w:rFonts w:asciiTheme="minorHAnsi" w:eastAsiaTheme="minorEastAsia" w:hAnsiTheme="minorHAnsi" w:cstheme="minorBidi"/>
+          <w:b w:val="0"/>
+          <w:bCs w:val="0"/>
+          <w:color w:val="auto"/>
+          <w:sz w:val="22"/>
+          <w:szCs w:val="22"/>
+        </w:rPr>
+        <w:t>código</w:t>
+      </w:r>
+      <w:proofErr w:type="spellEnd"/>
+      <w:r>
+        <w:rPr>
+          <w:rFonts w:asciiTheme="minorHAnsi" w:eastAsiaTheme="minorEastAsia" w:hAnsiTheme="minorHAnsi" w:cstheme="minorBidi"/>
+          <w:b w:val="0"/>
+          <w:bCs w:val="0"/>
+          <w:color w:val="auto"/>
+          <w:sz w:val="22"/>
+          <w:szCs w:val="22"/>
+        </w:rPr>
+        <w:t xml:space="preserve"> </w:t>
+      </w:r>
+      <w:proofErr w:type="spellStart"/>
+      <w:r>
+        <w:rPr>
+          <w:rFonts w:asciiTheme="minorHAnsi" w:eastAsiaTheme="minorEastAsia" w:hAnsiTheme="minorHAnsi" w:cstheme="minorBidi"/>
+          <w:b w:val="0"/>
+          <w:bCs w:val="0"/>
+          <w:color w:val="auto"/>
+          <w:sz w:val="22"/>
+          <w:szCs w:val="22"/>
+        </w:rPr>
+        <w:t>fuente</w:t>
+      </w:r>
+      <w:proofErr w:type="spellEnd"/>
+      <w:r>
+        <w:rPr>
+          <w:rFonts w:asciiTheme="minorHAnsi" w:eastAsiaTheme="minorEastAsia" w:hAnsiTheme="minorHAnsi" w:cstheme="minorBidi"/>
+          <w:b w:val="0"/>
+          <w:bCs w:val="0"/>
+          <w:color w:val="auto"/>
+          <w:sz w:val="22"/>
+          <w:szCs w:val="22"/>
+        </w:rPr>
+        <w:t xml:space="preserve"> </w:t>
+      </w:r>
+      <w:proofErr w:type="spellStart"/>
+      <w:r>
+        <w:rPr>
+          <w:rFonts w:asciiTheme="minorHAnsi" w:eastAsiaTheme="minorEastAsia" w:hAnsiTheme="minorHAnsi" w:cstheme="minorBidi"/>
+          <w:b w:val="0"/>
+          <w:bCs w:val="0"/>
+          <w:color w:val="auto"/>
+          <w:sz w:val="22"/>
+          <w:szCs w:val="22"/>
+        </w:rPr>
+        <w:t>completo</w:t>
+      </w:r>
+      <w:proofErr w:type="spellEnd"/>
+      <w:r>
+        <w:rPr>
+          <w:rFonts w:asciiTheme="minorHAnsi" w:eastAsiaTheme="minorEastAsia" w:hAnsiTheme="minorHAnsi" w:cstheme="minorBidi"/>
+          <w:b w:val="0"/>
+          <w:bCs w:val="0"/>
+          <w:color w:val="auto"/>
+          <w:sz w:val="22"/>
+          <w:szCs w:val="22"/>
+        </w:rPr>
+        <w:t xml:space="preserve"> del </w:t>
+      </w:r>
+      <w:proofErr w:type="spellStart"/>
+      <w:r>
+        <w:rPr>
+          <w:rFonts w:asciiTheme="minorHAnsi" w:eastAsiaTheme="minorEastAsia" w:hAnsiTheme="minorHAnsi" w:cstheme="minorBidi"/>
+          <w:b w:val="0"/>
+          <w:bCs w:val="0"/>
+          <w:color w:val="auto"/>
+          <w:sz w:val="22"/>
+          <w:szCs w:val="22"/>
+        </w:rPr>
+        <w:t>proyecto</w:t>
+      </w:r>
+      <w:proofErr w:type="spellEnd"/>
+      <w:r>
+        <w:rPr>
+          <w:rFonts w:asciiTheme="minorHAnsi" w:eastAsiaTheme="minorEastAsia" w:hAnsiTheme="minorHAnsi" w:cstheme="minorBidi"/>
+          <w:b w:val="0"/>
+          <w:bCs w:val="0"/>
+          <w:color w:val="auto"/>
+          <w:sz w:val="22"/>
+          <w:szCs w:val="22"/>
+        </w:rPr>
+        <w:t xml:space="preserve"> se </w:t>
+      </w:r>
+      <w:proofErr w:type="spellStart"/>
+      <w:r>
+        <w:rPr>
+          <w:rFonts w:asciiTheme="minorHAnsi" w:eastAsiaTheme="minorEastAsia" w:hAnsiTheme="minorHAnsi" w:cstheme="minorBidi"/>
+          <w:b w:val="0"/>
+          <w:bCs w:val="0"/>
+          <w:color w:val="auto"/>
+          <w:sz w:val="22"/>
+          <w:szCs w:val="22"/>
+        </w:rPr>
+        <w:t>incluye</w:t>
+      </w:r>
+      <w:proofErr w:type="spellEnd"/>
+      <w:r>
+        <w:rPr>
+          <w:rFonts w:asciiTheme="minorHAnsi" w:eastAsiaTheme="minorEastAsia" w:hAnsiTheme="minorHAnsi" w:cstheme="minorBidi"/>
+          <w:b w:val="0"/>
+          <w:bCs w:val="0"/>
+          <w:color w:val="auto"/>
+          <w:sz w:val="22"/>
+          <w:szCs w:val="22"/>
+        </w:rPr>
+        <w:t xml:space="preserve"> </w:t>
+      </w:r>
+      <w:proofErr w:type="spellStart"/>
+      <w:r>
+        <w:rPr>
+          <w:rFonts w:asciiTheme="minorHAnsi" w:eastAsiaTheme="minorEastAsia" w:hAnsiTheme="minorHAnsi" w:cstheme="minorBidi"/>
+          <w:b w:val="0"/>
+          <w:bCs w:val="0"/>
+          <w:color w:val="auto"/>
+          <w:sz w:val="22"/>
+          <w:szCs w:val="22"/>
+        </w:rPr>
+        <w:t>en</w:t>
+      </w:r>
+      <w:proofErr w:type="spellEnd"/>
+      <w:r>
+        <w:rPr>
+          <w:rFonts w:asciiTheme="minorHAnsi" w:eastAsiaTheme="minorEastAsia" w:hAnsiTheme="minorHAnsi" w:cstheme="minorBidi"/>
+          <w:b w:val="0"/>
+          <w:bCs w:val="0"/>
+          <w:color w:val="auto"/>
+          <w:sz w:val="22"/>
+          <w:szCs w:val="22"/>
+        </w:rPr>
+        <w:t xml:space="preserve"> </w:t>
+      </w:r>
+      <w:proofErr w:type="spellStart"/>
+      <w:r>
+        <w:rPr>
+          <w:rFonts w:asciiTheme="minorHAnsi" w:eastAsiaTheme="minorEastAsia" w:hAnsiTheme="minorHAnsi" w:cstheme="minorBidi"/>
+          <w:b w:val="0"/>
+          <w:bCs w:val="0"/>
+          <w:color w:val="auto"/>
+          <w:sz w:val="22"/>
+          <w:szCs w:val="22"/>
+        </w:rPr>
+        <w:t>el</w:t>
+      </w:r>
+      <w:proofErr w:type="spellEnd"/>
+      <w:r>
+        <w:rPr>
+          <w:rFonts w:asciiTheme="minorHAnsi" w:eastAsiaTheme="minorEastAsia" w:hAnsiTheme="minorHAnsi" w:cstheme="minorBidi"/>
+          <w:b w:val="0"/>
+          <w:bCs w:val="0"/>
+          <w:color w:val="auto"/>
+          <w:sz w:val="22"/>
+          <w:szCs w:val="22"/>
+        </w:rPr>
+        <w:t xml:space="preserve"> </w:t>
+      </w:r>
+      <w:proofErr w:type="spellStart"/>
+      <w:r>
+        <w:rPr>
+          <w:rFonts w:asciiTheme="minorHAnsi" w:eastAsiaTheme="minorEastAsia" w:hAnsiTheme="minorHAnsi" w:cstheme="minorBidi"/>
+          <w:b w:val="0"/>
+          <w:bCs w:val="0"/>
+          <w:color w:val="auto"/>
+          <w:sz w:val="22"/>
+          <w:szCs w:val="22"/>
+        </w:rPr>
+        <w:t>repositorio</w:t>
+      </w:r>
+      <w:proofErr w:type="spellEnd"/>
+      <w:r>
+        <w:rPr>
+          <w:rFonts w:asciiTheme="minorHAnsi" w:eastAsiaTheme="minorEastAsia" w:hAnsiTheme="minorHAnsi" w:cstheme="minorBidi"/>
+          <w:b w:val="0"/>
+          <w:bCs w:val="0"/>
+          <w:color w:val="auto"/>
+          <w:sz w:val="22"/>
+          <w:szCs w:val="22"/>
+        </w:rPr>
+        <w:t xml:space="preserve"> Git y </w:t>
+      </w:r>
+      <w:proofErr w:type="spellStart"/>
+      <w:r>
+        <w:rPr>
+          <w:rFonts w:asciiTheme="minorHAnsi" w:eastAsiaTheme="minorEastAsia" w:hAnsiTheme="minorHAnsi" w:cstheme="minorBidi"/>
+          <w:b w:val="0"/>
+          <w:bCs w:val="0"/>
+          <w:color w:val="auto"/>
+          <w:sz w:val="22"/>
+          <w:szCs w:val="22"/>
+        </w:rPr>
+        <w:t>contiene</w:t>
+      </w:r>
+      <w:proofErr w:type="spellEnd"/>
+      <w:r>
+        <w:rPr>
+          <w:rFonts w:asciiTheme="minorHAnsi" w:eastAsiaTheme="minorEastAsia" w:hAnsiTheme="minorHAnsi" w:cstheme="minorBidi"/>
+          <w:b w:val="0"/>
+          <w:bCs w:val="0"/>
+          <w:color w:val="auto"/>
+          <w:sz w:val="22"/>
+          <w:szCs w:val="22"/>
+        </w:rPr>
+        <w:t xml:space="preserve"> </w:t>
+      </w:r>
+      <w:proofErr w:type="spellStart"/>
+      <w:r>
+        <w:rPr>
+          <w:rFonts w:asciiTheme="minorHAnsi" w:eastAsiaTheme="minorEastAsia" w:hAnsiTheme="minorHAnsi" w:cstheme="minorBidi"/>
+          <w:b w:val="0"/>
+          <w:bCs w:val="0"/>
+          <w:color w:val="auto"/>
+          <w:sz w:val="22"/>
+          <w:szCs w:val="22"/>
+        </w:rPr>
+        <w:t>el</w:t>
+      </w:r>
+      <w:proofErr w:type="spellEnd"/>
+      <w:r>
+        <w:rPr>
+          <w:rFonts w:asciiTheme="minorHAnsi" w:eastAsiaTheme="minorEastAsia" w:hAnsiTheme="minorHAnsi" w:cstheme="minorBidi"/>
+          <w:b w:val="0"/>
+          <w:bCs w:val="0"/>
+          <w:color w:val="auto"/>
+          <w:sz w:val="22"/>
+          <w:szCs w:val="22"/>
+        </w:rPr>
+        <w:t xml:space="preserve"> backend (</w:t>
+      </w:r>
+      <w:proofErr w:type="spellStart"/>
+      <w:r>
+        <w:rPr>
+          <w:rFonts w:asciiTheme="minorHAnsi" w:eastAsiaTheme="minorEastAsia" w:hAnsiTheme="minorHAnsi" w:cstheme="minorBidi"/>
+          <w:b w:val="0"/>
+          <w:bCs w:val="0"/>
+          <w:color w:val="auto"/>
+          <w:sz w:val="22"/>
+          <w:szCs w:val="22"/>
+        </w:rPr>
+        <w:t>controladores</w:t>
+      </w:r>
+      <w:proofErr w:type="spellEnd"/>
+      <w:r>
+        <w:rPr>
+          <w:rFonts w:asciiTheme="minorHAnsi" w:eastAsiaTheme="minorEastAsia" w:hAnsiTheme="minorHAnsi" w:cstheme="minorBidi"/>
+          <w:b w:val="0"/>
+          <w:bCs w:val="0"/>
+          <w:color w:val="auto"/>
+          <w:sz w:val="22"/>
+          <w:szCs w:val="22"/>
+        </w:rPr>
+        <w:t xml:space="preserve">, </w:t>
+      </w:r>
+      <w:proofErr w:type="spellStart"/>
+      <w:r>
+        <w:rPr>
+          <w:rFonts w:asciiTheme="minorHAnsi" w:eastAsiaTheme="minorEastAsia" w:hAnsiTheme="minorHAnsi" w:cstheme="minorBidi"/>
+          <w:b w:val="0"/>
+          <w:bCs w:val="0"/>
+          <w:color w:val="auto"/>
+          <w:sz w:val="22"/>
+          <w:szCs w:val="22"/>
+        </w:rPr>
+        <w:t>modelos</w:t>
+      </w:r>
+      <w:proofErr w:type="spellEnd"/>
+      <w:r>
+        <w:rPr>
+          <w:rFonts w:asciiTheme="minorHAnsi" w:eastAsiaTheme="minorEastAsia" w:hAnsiTheme="minorHAnsi" w:cstheme="minorBidi"/>
+          <w:b w:val="0"/>
+          <w:bCs w:val="0"/>
+          <w:color w:val="auto"/>
+          <w:sz w:val="22"/>
+          <w:szCs w:val="22"/>
+        </w:rPr>
+        <w:t xml:space="preserve">), frontend (vistas Blade, </w:t>
+      </w:r>
+      <w:proofErr w:type="spellStart"/>
+      <w:r>
+        <w:rPr>
+          <w:rFonts w:asciiTheme="minorHAnsi" w:eastAsiaTheme="minorEastAsia" w:hAnsiTheme="minorHAnsi" w:cstheme="minorBidi"/>
+          <w:b w:val="0"/>
+          <w:bCs w:val="0"/>
+          <w:color w:val="auto"/>
+          <w:sz w:val="22"/>
+          <w:szCs w:val="22"/>
+        </w:rPr>
+        <w:t>componentes</w:t>
+      </w:r>
+      <w:proofErr w:type="spellEnd"/>
+      <w:r>
+        <w:rPr>
+          <w:rFonts w:asciiTheme="minorHAnsi" w:eastAsiaTheme="minorEastAsia" w:hAnsiTheme="minorHAnsi" w:cstheme="minorBidi"/>
+          <w:b w:val="0"/>
+          <w:bCs w:val="0"/>
+          <w:color w:val="auto"/>
+          <w:sz w:val="22"/>
+          <w:szCs w:val="22"/>
+        </w:rPr>
+        <w:t xml:space="preserve"> Livewire, Tailwind CSS) y </w:t>
+      </w:r>
+      <w:proofErr w:type="spellStart"/>
+      <w:r>
+        <w:rPr>
+          <w:rFonts w:asciiTheme="minorHAnsi" w:eastAsiaTheme="minorEastAsia" w:hAnsiTheme="minorHAnsi" w:cstheme="minorBidi"/>
+          <w:b w:val="0"/>
+          <w:bCs w:val="0"/>
+          <w:color w:val="auto"/>
+          <w:sz w:val="22"/>
+          <w:szCs w:val="22"/>
+        </w:rPr>
+        <w:t>archivos</w:t>
+      </w:r>
+      <w:proofErr w:type="spellEnd"/>
+      <w:r>
+        <w:rPr>
+          <w:rFonts w:asciiTheme="minorHAnsi" w:eastAsiaTheme="minorEastAsia" w:hAnsiTheme="minorHAnsi" w:cstheme="minorBidi"/>
+          <w:b w:val="0"/>
+          <w:bCs w:val="0"/>
+          <w:color w:val="auto"/>
+          <w:sz w:val="22"/>
+          <w:szCs w:val="22"/>
+        </w:rPr>
+        <w:t xml:space="preserve"> de </w:t>
+      </w:r>
+      <w:proofErr w:type="spellStart"/>
+      <w:r>
+        <w:rPr>
+          <w:rFonts w:asciiTheme="minorHAnsi" w:eastAsiaTheme="minorEastAsia" w:hAnsiTheme="minorHAnsi" w:cstheme="minorBidi"/>
+          <w:b w:val="0"/>
+          <w:bCs w:val="0"/>
+          <w:color w:val="auto"/>
+          <w:sz w:val="22"/>
+          <w:szCs w:val="22"/>
+        </w:rPr>
+        <w:t>configuración</w:t>
+      </w:r>
+      <w:proofErr w:type="spellEnd"/>
+      <w:r>
+        <w:rPr>
+          <w:rFonts w:asciiTheme="minorHAnsi" w:eastAsiaTheme="minorEastAsia" w:hAnsiTheme="minorHAnsi" w:cstheme="minorBidi"/>
+          <w:b w:val="0"/>
+          <w:bCs w:val="0"/>
+          <w:color w:val="auto"/>
+          <w:sz w:val="22"/>
+          <w:szCs w:val="22"/>
+        </w:rPr>
+        <w:t xml:space="preserve"> del </w:t>
+      </w:r>
+      <w:proofErr w:type="spellStart"/>
+      <w:r>
+        <w:rPr>
+          <w:rFonts w:asciiTheme="minorHAnsi" w:eastAsiaTheme="minorEastAsia" w:hAnsiTheme="minorHAnsi" w:cstheme="minorBidi"/>
+          <w:b w:val="0"/>
+          <w:bCs w:val="0"/>
+          <w:color w:val="auto"/>
+          <w:sz w:val="22"/>
+          <w:szCs w:val="22"/>
+        </w:rPr>
+        <w:t>entorno</w:t>
+      </w:r>
+      <w:proofErr w:type="spellEnd"/>
+      <w:r>
+        <w:rPr>
+          <w:rFonts w:asciiTheme="minorHAnsi" w:eastAsiaTheme="minorEastAsia" w:hAnsiTheme="minorHAnsi" w:cstheme="minorBidi"/>
+          <w:b w:val="0"/>
+          <w:bCs w:val="0"/>
+          <w:color w:val="auto"/>
+          <w:sz w:val="22"/>
+          <w:szCs w:val="22"/>
+        </w:rPr>
+        <w:t xml:space="preserve"> y bases de </w:t>
+      </w:r>
+      <w:proofErr w:type="spellStart"/>
+      <w:r>
+        <w:rPr>
+          <w:rFonts w:asciiTheme="minorHAnsi" w:eastAsiaTheme="minorEastAsia" w:hAnsiTheme="minorHAnsi" w:cstheme="minorBidi"/>
+          <w:b w:val="0"/>
+          <w:bCs w:val="0"/>
+          <w:color w:val="auto"/>
+          <w:sz w:val="22"/>
+          <w:szCs w:val="22"/>
+        </w:rPr>
+        <w:t>datos</w:t>
+      </w:r>
+      <w:proofErr w:type="spellEnd"/>
+      <w:r>
+        <w:rPr>
+          <w:rFonts w:asciiTheme="minorHAnsi" w:eastAsiaTheme="minorEastAsia" w:hAnsiTheme="minorHAnsi" w:cstheme="minorBidi"/>
+          <w:b w:val="0"/>
+          <w:bCs w:val="0"/>
+          <w:color w:val="auto"/>
+          <w:sz w:val="22"/>
+          <w:szCs w:val="22"/>
+        </w:rPr>
+        <w:t>.</w:t>
       </w:r>
     </w:p>
     <w:p>
       <w:pPr>
-        <w:pStyle w:val="Ttulo2"/>
-      </w:pPr>
-      <w:r>
-        <w:t>3.3 Tecnologías utilizadas</w:t>
-      </w:r>
+        <w:pStyle w:val="Ttulo1"/>
+        <w:spacing w:before="0"/>
+        <w:rPr>
+          <w:rFonts w:asciiTheme="minorHAnsi" w:eastAsiaTheme="minorEastAsia" w:hAnsiTheme="minorHAnsi" w:cstheme="minorBidi"/>
+          <w:b w:val="0"/>
+          <w:bCs w:val="0"/>
+          <w:color w:val="auto"/>
+          <w:sz w:val="22"/>
+          <w:szCs w:val="22"/>
+        </w:rPr>
+      </w:pPr>
     </w:p>
     <w:p>
-      <w:r>
-        <w:t>Java</w:t>
-      </w:r>
-      <w:r>
-        <w:br/>
-        <w:t>Spring Boot</w:t>
-      </w:r>
-      <w:r>
-        <w:br/>
-        <w:t>OpenAPI / Swagger</w:t>
-      </w:r>
-      <w:r>
-        <w:br/>
-        <w:t>HTML</w:t>
-      </w:r>
-      <w:r>
-        <w:br/>
-        <w:t>JavaScript</w:t>
-      </w:r>
-      <w:r>
-        <w:br/>
-        <w:t>Git</w:t>
+      <w:pPr>
+        <w:pStyle w:val="Ttulo1"/>
+        <w:spacing w:before="0"/>
+      </w:pPr>
+      <w:r>
+        <w:t>7. REPOSITORIO GIT</w:t>
       </w:r>
     </w:p>
     <w:p>
       <w:pPr>
-        <w:pStyle w:val="Ttulo1"/>
-      </w:pPr>
-      <w:r>
-        <w:lastRenderedPageBreak/>
-        <w:t>4. FUNCIONAMIENTO DE LA APLICACIÓN</w:t>
+        <w:spacing w:after="0"/>
+      </w:pPr>
+      <w:r>
+        <w:t>URL del repositorio: __________________________</w:t>
       </w:r>
     </w:p>
     <w:p>
       <w:pPr>
-        <w:pStyle w:val="Ttulo2"/>
-      </w:pPr>
-      <w:r>
-        <w:t>4.1 Entrada de datos</w:t>
+        <w:spacing w:after="0"/>
+      </w:pPr>
+      <w:r>
+        <w:t>Usuario Git: _________________________________</w:t>
       </w:r>
     </w:p>
     <w:p>
-      <w:r>
-        <w:t>El usuario introduce una</w:t>
-      </w:r>
-      <w:r>
-        <w:t xml:space="preserve"> lista de coordenadas con el siguiente formato:</w:t>
-      </w:r>
-      <w:r>
-        <w:br/>
-      </w:r>
-      <w:r>
-        <w:br/>
-        <w:t>X21.4760 Y77.08</w:t>
-      </w:r>
-      <w:r>
-        <w:br/>
-        <w:t>X21.4760 Y55.05</w:t>
-      </w:r>
-      <w:r>
-        <w:br/>
-        <w:t>X21.4760 Y31.61</w:t>
+      <w:pPr>
+        <w:pStyle w:val="Ttulo1"/>
+        <w:spacing w:before="0"/>
+      </w:pPr>
+      <w:r>
+        <w:lastRenderedPageBreak/>
+        <w:t>8. DEMOSTRACIÓN FUNCIONAL</w:t>
       </w:r>
     </w:p>
     <w:p>
       <w:pPr>
-        <w:pStyle w:val="Ttulo2"/>
-      </w:pPr>
-      <w:r>
-        <w:t>4.2 Procesamiento</w:t>
+        <w:spacing w:after="0"/>
+        <w:rPr>
+          <w:b/>
+          <w:bCs/>
+        </w:rPr>
+      </w:pPr>
+      <w:proofErr w:type="spellStart"/>
+      <w:r>
+        <w:rPr>
+          <w:b/>
+          <w:bCs/>
+        </w:rPr>
+        <w:t>Ejemplo</w:t>
+      </w:r>
+      <w:proofErr w:type="spellEnd"/>
+      <w:r>
+        <w:rPr>
+          <w:b/>
+          <w:bCs/>
+        </w:rPr>
+        <w:t xml:space="preserve"> de </w:t>
+      </w:r>
+      <w:proofErr w:type="spellStart"/>
+      <w:r>
+        <w:rPr>
+          <w:b/>
+          <w:bCs/>
+        </w:rPr>
+        <w:t>flujo</w:t>
+      </w:r>
+      <w:proofErr w:type="spellEnd"/>
+      <w:r>
+        <w:rPr>
+          <w:b/>
+          <w:bCs/>
+        </w:rPr>
+        <w:t xml:space="preserve"> de </w:t>
+      </w:r>
+      <w:proofErr w:type="spellStart"/>
+      <w:r>
+        <w:rPr>
+          <w:b/>
+          <w:bCs/>
+        </w:rPr>
+        <w:t>trabajo</w:t>
+      </w:r>
+      <w:proofErr w:type="spellEnd"/>
+      <w:r>
+        <w:rPr>
+          <w:b/>
+          <w:bCs/>
+        </w:rPr>
+        <w:t xml:space="preserve"> para </w:t>
+      </w:r>
+      <w:proofErr w:type="spellStart"/>
+      <w:r>
+        <w:rPr>
+          <w:b/>
+          <w:bCs/>
+        </w:rPr>
+        <w:t>alta</w:t>
+      </w:r>
+      <w:proofErr w:type="spellEnd"/>
+      <w:r>
+        <w:rPr>
+          <w:b/>
+          <w:bCs/>
+        </w:rPr>
+        <w:t xml:space="preserve"> de un </w:t>
+      </w:r>
+      <w:proofErr w:type="spellStart"/>
+      <w:r>
+        <w:rPr>
+          <w:b/>
+          <w:bCs/>
+        </w:rPr>
+        <w:t>equipo</w:t>
+      </w:r>
+      <w:proofErr w:type="spellEnd"/>
+      <w:r>
+        <w:rPr>
+          <w:b/>
+          <w:bCs/>
+        </w:rPr>
+        <w:t>:</w:t>
       </w:r>
     </w:p>
     <w:p>
-      <w:r>
-        <w:t>La aplicación procesa cada línea de coordenadas y genera automáticamente el bloque CNC correspondiente.</w:t>
-      </w:r>
+      <w:pPr>
+        <w:spacing w:after="0"/>
+      </w:pPr>
     </w:p>
     <w:p>
-      <w:r>
-        <w:t>Bloque utilizado:</w:t>
-      </w:r>
-      <w:r>
-        <w:br/>
-      </w:r>
-      <w:r>
-        <w:br/>
-        <w:t>X... Y...</w:t>
-      </w:r>
-      <w:r>
-        <w:br/>
-        <w:t>G0 Z-60</w:t>
-      </w:r>
-      <w:r>
-        <w:br/>
-      </w:r>
-      <w:r>
-        <w:t>G1 Z-100 F1300</w:t>
-      </w:r>
-      <w:r>
-        <w:br/>
-        <w:t>G2 X... Y... R-2.8</w:t>
-      </w:r>
-      <w:r>
-        <w:br/>
-        <w:t>G0 Z-40</w:t>
+      <w:pPr>
+        <w:pStyle w:val="Prrafodelista"/>
+        <w:numPr>
+          <w:ilvl w:val="0"/>
+          <w:numId w:val="12"/>
+        </w:numPr>
+        <w:spacing w:after="0"/>
+      </w:pPr>
+      <w:r>
+        <w:t xml:space="preserve">El </w:t>
+      </w:r>
+      <w:proofErr w:type="spellStart"/>
+      <w:r>
+        <w:t>usuario</w:t>
+      </w:r>
+      <w:proofErr w:type="spellEnd"/>
+      <w:r>
+        <w:t xml:space="preserve"> accede a la </w:t>
+      </w:r>
+      <w:proofErr w:type="spellStart"/>
+      <w:r>
+        <w:t>sección</w:t>
+      </w:r>
+      <w:proofErr w:type="spellEnd"/>
+      <w:r>
+        <w:t xml:space="preserve"> de "</w:t>
+      </w:r>
+      <w:proofErr w:type="spellStart"/>
+      <w:r>
+        <w:t>Equipos</w:t>
+      </w:r>
+      <w:proofErr w:type="spellEnd"/>
+      <w:r>
+        <w:t>".</w:t>
       </w:r>
     </w:p>
     <w:p>
       <w:pPr>
-        <w:pStyle w:val="Ttulo2"/>
-      </w:pPr>
-      <w:r>
-        <w:t>4.3 Resultado generado</w:t>
+        <w:pStyle w:val="Prrafodelista"/>
+        <w:numPr>
+          <w:ilvl w:val="0"/>
+          <w:numId w:val="12"/>
+        </w:numPr>
+        <w:spacing w:after="0"/>
+      </w:pPr>
+      <w:proofErr w:type="spellStart"/>
+      <w:r>
+        <w:t>Hace</w:t>
+      </w:r>
+      <w:proofErr w:type="spellEnd"/>
+      <w:r>
+        <w:t xml:space="preserve"> </w:t>
+      </w:r>
+      <w:proofErr w:type="spellStart"/>
+      <w:r>
+        <w:t>clic</w:t>
+      </w:r>
+      <w:proofErr w:type="spellEnd"/>
+      <w:r>
+        <w:t xml:space="preserve"> </w:t>
+      </w:r>
+      <w:proofErr w:type="spellStart"/>
+      <w:r>
+        <w:t>en</w:t>
+      </w:r>
+      <w:proofErr w:type="spellEnd"/>
+      <w:r>
+        <w:t xml:space="preserve"> registrar un nuevo </w:t>
+      </w:r>
+      <w:proofErr w:type="spellStart"/>
+      <w:r>
+        <w:t>dispositivo</w:t>
+      </w:r>
+      <w:proofErr w:type="spellEnd"/>
+      <w:r>
+        <w:t xml:space="preserve"> </w:t>
+      </w:r>
+      <w:proofErr w:type="spellStart"/>
+      <w:r>
+        <w:t>tecnológico</w:t>
+      </w:r>
+      <w:proofErr w:type="spellEnd"/>
+      <w:r>
+        <w:t>.</w:t>
       </w:r>
     </w:p>
     <w:p>
-      <w:r>
-        <w:t>El sistema genera un programa completo listo para ser utilizado en la máquina CNC.</w:t>
+      <w:pPr>
+        <w:pStyle w:val="Prrafodelista"/>
+        <w:numPr>
+          <w:ilvl w:val="0"/>
+          <w:numId w:val="12"/>
+        </w:numPr>
+        <w:spacing w:after="0"/>
+      </w:pPr>
+      <w:r>
+        <w:t xml:space="preserve">Rellena </w:t>
+      </w:r>
+      <w:proofErr w:type="spellStart"/>
+      <w:r>
+        <w:t>los</w:t>
+      </w:r>
+      <w:proofErr w:type="spellEnd"/>
+      <w:r>
+        <w:t xml:space="preserve"> </w:t>
+      </w:r>
+      <w:proofErr w:type="spellStart"/>
+      <w:r>
+        <w:t>datos</w:t>
+      </w:r>
+      <w:proofErr w:type="spellEnd"/>
+      <w:r>
+        <w:t xml:space="preserve"> de red (MAC, Tipo de </w:t>
+      </w:r>
+      <w:proofErr w:type="spellStart"/>
+      <w:r>
+        <w:t>conexión</w:t>
+      </w:r>
+      <w:proofErr w:type="spellEnd"/>
+      <w:r>
+        <w:t xml:space="preserve">), </w:t>
+      </w:r>
+      <w:proofErr w:type="spellStart"/>
+      <w:r>
+        <w:t>ubicación</w:t>
+      </w:r>
+      <w:proofErr w:type="spellEnd"/>
+      <w:r>
+        <w:t xml:space="preserve"> (Centro, Planta, Zona) y </w:t>
+      </w:r>
+      <w:proofErr w:type="spellStart"/>
+      <w:r>
+        <w:t>el</w:t>
+      </w:r>
+      <w:proofErr w:type="spellEnd"/>
+      <w:r>
+        <w:t xml:space="preserve"> </w:t>
+      </w:r>
+      <w:proofErr w:type="spellStart"/>
+      <w:r>
+        <w:t>Empleado</w:t>
+      </w:r>
+      <w:proofErr w:type="spellEnd"/>
+      <w:r>
+        <w:t xml:space="preserve"> </w:t>
+      </w:r>
+      <w:proofErr w:type="spellStart"/>
+      <w:r>
+        <w:t>Asignado</w:t>
+      </w:r>
+      <w:proofErr w:type="spellEnd"/>
+      <w:r>
+        <w:t>.</w:t>
       </w:r>
     </w:p>
     <w:p>
       <w:pPr>
-        <w:pStyle w:val="Ttulo1"/>
-      </w:pPr>
-      <w:r>
-        <w:t>5. CAPTURAS DE PANTALLA</w:t>
+        <w:pStyle w:val="Prrafodelista"/>
+        <w:numPr>
+          <w:ilvl w:val="0"/>
+          <w:numId w:val="12"/>
+        </w:numPr>
+        <w:spacing w:after="0"/>
+      </w:pPr>
+      <w:r>
+        <w:t xml:space="preserve">El nuevo </w:t>
+      </w:r>
+      <w:proofErr w:type="spellStart"/>
+      <w:r>
+        <w:t>equipo</w:t>
+      </w:r>
+      <w:proofErr w:type="spellEnd"/>
+      <w:r>
+        <w:t xml:space="preserve"> </w:t>
+      </w:r>
+      <w:proofErr w:type="spellStart"/>
+      <w:r>
+        <w:t>aparece</w:t>
+      </w:r>
+      <w:proofErr w:type="spellEnd"/>
+      <w:r>
+        <w:t xml:space="preserve"> </w:t>
+      </w:r>
+      <w:proofErr w:type="spellStart"/>
+      <w:r>
+        <w:t>inmediatamente</w:t>
+      </w:r>
+      <w:proofErr w:type="spellEnd"/>
+      <w:r>
+        <w:t xml:space="preserve"> </w:t>
+      </w:r>
+      <w:proofErr w:type="spellStart"/>
+      <w:r>
+        <w:t>en</w:t>
+      </w:r>
+      <w:proofErr w:type="spellEnd"/>
+      <w:r>
+        <w:t xml:space="preserve"> </w:t>
+      </w:r>
+      <w:proofErr w:type="spellStart"/>
+      <w:r>
+        <w:t>el</w:t>
+      </w:r>
+      <w:proofErr w:type="spellEnd"/>
+      <w:r>
+        <w:t xml:space="preserve"> </w:t>
+      </w:r>
+      <w:proofErr w:type="spellStart"/>
+      <w:r>
+        <w:t>inventario</w:t>
+      </w:r>
+      <w:proofErr w:type="spellEnd"/>
+      <w:r>
+        <w:t xml:space="preserve"> global para </w:t>
+      </w:r>
+      <w:proofErr w:type="spellStart"/>
+      <w:r>
+        <w:t>su</w:t>
+      </w:r>
+      <w:proofErr w:type="spellEnd"/>
+      <w:r>
+        <w:t xml:space="preserve"> </w:t>
+      </w:r>
+      <w:proofErr w:type="spellStart"/>
+      <w:r>
+        <w:t>futura</w:t>
+      </w:r>
+      <w:proofErr w:type="spellEnd"/>
+      <w:r>
+        <w:t xml:space="preserve"> </w:t>
+      </w:r>
+      <w:proofErr w:type="spellStart"/>
+      <w:r>
+        <w:t>trazabilidad</w:t>
+      </w:r>
+      <w:proofErr w:type="spellEnd"/>
+      <w:r>
+        <w:t>.</w:t>
       </w:r>
     </w:p>
     <w:p>
-      <w:r>
-        <w:t>Añadir capturas de pantalla de la aplicación:</w:t>
-      </w:r>
-      <w:r>
-        <w:br/>
-        <w:t>- Pantalla principal</w:t>
-      </w:r>
-      <w:r>
-        <w:br/>
-        <w:t xml:space="preserve">- Entrada de </w:t>
-      </w:r>
-      <w:r>
-        <w:t>coordenadas</w:t>
-      </w:r>
-      <w:r>
-        <w:br/>
-        <w:t>- Resultado generado</w:t>
-      </w:r>
-      <w:r>
-        <w:br/>
-        <w:t>- Validación de errores</w:t>
-      </w:r>
-      <w:r>
-        <w:br/>
-        <w:t>- Swagger / API</w:t>
-      </w:r>
+      <w:pPr>
+        <w:spacing w:after="0"/>
+      </w:pPr>
     </w:p>
     <w:p>
       <w:pPr>
         <w:pStyle w:val="Ttulo1"/>
-      </w:pPr>
-      <w:r>
-        <w:t>6. CÓDIGO FUENTE</w:t>
+        <w:spacing w:before="0"/>
+      </w:pPr>
+      <w:r>
+        <w:t>MANUAL DE USUARIO</w:t>
       </w:r>
     </w:p>
     <w:p>
-      <w:r>
-        <w:t>El código fuente completo del proyecto se incluye en el repositorio Git y contiene el backend, frontend y archivos de configuración.</w:t>
+      <w:pPr>
+        <w:pStyle w:val="Ttulo2"/>
+        <w:spacing w:before="0"/>
+      </w:pPr>
+      <w:r>
+        <w:t>1. Acceso a la aplicación</w:t>
       </w:r>
     </w:p>
     <w:p>
       <w:pPr>
-        <w:pStyle w:val="Ttulo1"/>
-      </w:pPr>
-      <w:r>
-        <w:t>7. REPOSITORIO GIT</w:t>
+        <w:pStyle w:val="Ttulo2"/>
+        <w:spacing w:before="0"/>
+        <w:rPr>
+          <w:rFonts w:asciiTheme="minorHAnsi" w:eastAsiaTheme="minorEastAsia" w:hAnsiTheme="minorHAnsi" w:cstheme="minorBidi"/>
+          <w:b w:val="0"/>
+          <w:bCs w:val="0"/>
+          <w:color w:val="auto"/>
+          <w:sz w:val="22"/>
+          <w:szCs w:val="22"/>
+        </w:rPr>
+      </w:pPr>
+      <w:proofErr w:type="spellStart"/>
+      <w:r>
+        <w:rPr>
+          <w:rFonts w:asciiTheme="minorHAnsi" w:eastAsiaTheme="minorEastAsia" w:hAnsiTheme="minorHAnsi" w:cstheme="minorBidi"/>
+          <w:b w:val="0"/>
+          <w:bCs w:val="0"/>
+          <w:color w:val="auto"/>
+          <w:sz w:val="22"/>
+          <w:szCs w:val="22"/>
+        </w:rPr>
+        <w:t>Abrir</w:t>
+      </w:r>
+      <w:proofErr w:type="spellEnd"/>
+      <w:r>
+        <w:rPr>
+          <w:rFonts w:asciiTheme="minorHAnsi" w:eastAsiaTheme="minorEastAsia" w:hAnsiTheme="minorHAnsi" w:cstheme="minorBidi"/>
+          <w:b w:val="0"/>
+          <w:bCs w:val="0"/>
+          <w:color w:val="auto"/>
+          <w:sz w:val="22"/>
+          <w:szCs w:val="22"/>
+        </w:rPr>
+        <w:t xml:space="preserve"> la </w:t>
+      </w:r>
+      <w:proofErr w:type="spellStart"/>
+      <w:r>
+        <w:rPr>
+          <w:rFonts w:asciiTheme="minorHAnsi" w:eastAsiaTheme="minorEastAsia" w:hAnsiTheme="minorHAnsi" w:cstheme="minorBidi"/>
+          <w:b w:val="0"/>
+          <w:bCs w:val="0"/>
+          <w:color w:val="auto"/>
+          <w:sz w:val="22"/>
+          <w:szCs w:val="22"/>
+        </w:rPr>
+        <w:t>aplicación</w:t>
+      </w:r>
+      <w:proofErr w:type="spellEnd"/>
+      <w:r>
+        <w:rPr>
+          <w:rFonts w:asciiTheme="minorHAnsi" w:eastAsiaTheme="minorEastAsia" w:hAnsiTheme="minorHAnsi" w:cstheme="minorBidi"/>
+          <w:b w:val="0"/>
+          <w:bCs w:val="0"/>
+          <w:color w:val="auto"/>
+          <w:sz w:val="22"/>
+          <w:szCs w:val="22"/>
+        </w:rPr>
+        <w:t xml:space="preserve"> </w:t>
+      </w:r>
+      <w:proofErr w:type="spellStart"/>
+      <w:r>
+        <w:rPr>
+          <w:rFonts w:asciiTheme="minorHAnsi" w:eastAsiaTheme="minorEastAsia" w:hAnsiTheme="minorHAnsi" w:cstheme="minorBidi"/>
+          <w:b w:val="0"/>
+          <w:bCs w:val="0"/>
+          <w:color w:val="auto"/>
+          <w:sz w:val="22"/>
+          <w:szCs w:val="22"/>
+        </w:rPr>
+        <w:t>en</w:t>
+      </w:r>
+      <w:proofErr w:type="spellEnd"/>
+      <w:r>
+        <w:rPr>
+          <w:rFonts w:asciiTheme="minorHAnsi" w:eastAsiaTheme="minorEastAsia" w:hAnsiTheme="minorHAnsi" w:cstheme="minorBidi"/>
+          <w:b w:val="0"/>
+          <w:bCs w:val="0"/>
+          <w:color w:val="auto"/>
+          <w:sz w:val="22"/>
+          <w:szCs w:val="22"/>
+        </w:rPr>
+        <w:t xml:space="preserve"> </w:t>
+      </w:r>
+      <w:proofErr w:type="spellStart"/>
+      <w:r>
+        <w:rPr>
+          <w:rFonts w:asciiTheme="minorHAnsi" w:eastAsiaTheme="minorEastAsia" w:hAnsiTheme="minorHAnsi" w:cstheme="minorBidi"/>
+          <w:b w:val="0"/>
+          <w:bCs w:val="0"/>
+          <w:color w:val="auto"/>
+          <w:sz w:val="22"/>
+          <w:szCs w:val="22"/>
+        </w:rPr>
+        <w:t>el</w:t>
+      </w:r>
+      <w:proofErr w:type="spellEnd"/>
+      <w:r>
+        <w:rPr>
+          <w:rFonts w:asciiTheme="minorHAnsi" w:eastAsiaTheme="minorEastAsia" w:hAnsiTheme="minorHAnsi" w:cstheme="minorBidi"/>
+          <w:b w:val="0"/>
+          <w:bCs w:val="0"/>
+          <w:color w:val="auto"/>
+          <w:sz w:val="22"/>
+          <w:szCs w:val="22"/>
+        </w:rPr>
+        <w:t xml:space="preserve"> </w:t>
+      </w:r>
+      <w:proofErr w:type="spellStart"/>
+      <w:r>
+        <w:rPr>
+          <w:rFonts w:asciiTheme="minorHAnsi" w:eastAsiaTheme="minorEastAsia" w:hAnsiTheme="minorHAnsi" w:cstheme="minorBidi"/>
+          <w:b w:val="0"/>
+          <w:bCs w:val="0"/>
+          <w:color w:val="auto"/>
+          <w:sz w:val="22"/>
+          <w:szCs w:val="22"/>
+        </w:rPr>
+        <w:t>navegador</w:t>
+      </w:r>
+      <w:proofErr w:type="spellEnd"/>
+      <w:r>
+        <w:rPr>
+          <w:rFonts w:asciiTheme="minorHAnsi" w:eastAsiaTheme="minorEastAsia" w:hAnsiTheme="minorHAnsi" w:cstheme="minorBidi"/>
+          <w:b w:val="0"/>
+          <w:bCs w:val="0"/>
+          <w:color w:val="auto"/>
+          <w:sz w:val="22"/>
+          <w:szCs w:val="22"/>
+        </w:rPr>
+        <w:t xml:space="preserve"> web </w:t>
+      </w:r>
+      <w:proofErr w:type="spellStart"/>
+      <w:r>
+        <w:rPr>
+          <w:rFonts w:asciiTheme="minorHAnsi" w:eastAsiaTheme="minorEastAsia" w:hAnsiTheme="minorHAnsi" w:cstheme="minorBidi"/>
+          <w:b w:val="0"/>
+          <w:bCs w:val="0"/>
+          <w:color w:val="auto"/>
+          <w:sz w:val="22"/>
+          <w:szCs w:val="22"/>
+        </w:rPr>
+        <w:t>mediante</w:t>
+      </w:r>
+      <w:proofErr w:type="spellEnd"/>
+      <w:r>
+        <w:rPr>
+          <w:rFonts w:asciiTheme="minorHAnsi" w:eastAsiaTheme="minorEastAsia" w:hAnsiTheme="minorHAnsi" w:cstheme="minorBidi"/>
+          <w:b w:val="0"/>
+          <w:bCs w:val="0"/>
+          <w:color w:val="auto"/>
+          <w:sz w:val="22"/>
+          <w:szCs w:val="22"/>
+        </w:rPr>
+        <w:t xml:space="preserve"> </w:t>
+      </w:r>
+      <w:proofErr w:type="spellStart"/>
+      <w:r>
+        <w:rPr>
+          <w:rFonts w:asciiTheme="minorHAnsi" w:eastAsiaTheme="minorEastAsia" w:hAnsiTheme="minorHAnsi" w:cstheme="minorBidi"/>
+          <w:b w:val="0"/>
+          <w:bCs w:val="0"/>
+          <w:color w:val="auto"/>
+          <w:sz w:val="22"/>
+          <w:szCs w:val="22"/>
+        </w:rPr>
+        <w:t>los</w:t>
+      </w:r>
+      <w:proofErr w:type="spellEnd"/>
+      <w:r>
+        <w:rPr>
+          <w:rFonts w:asciiTheme="minorHAnsi" w:eastAsiaTheme="minorEastAsia" w:hAnsiTheme="minorHAnsi" w:cstheme="minorBidi"/>
+          <w:b w:val="0"/>
+          <w:bCs w:val="0"/>
+          <w:color w:val="auto"/>
+          <w:sz w:val="22"/>
+          <w:szCs w:val="22"/>
+        </w:rPr>
+        <w:t xml:space="preserve"> </w:t>
+      </w:r>
+      <w:proofErr w:type="spellStart"/>
+      <w:r>
+        <w:rPr>
+          <w:rFonts w:asciiTheme="minorHAnsi" w:eastAsiaTheme="minorEastAsia" w:hAnsiTheme="minorHAnsi" w:cstheme="minorBidi"/>
+          <w:b w:val="0"/>
+          <w:bCs w:val="0"/>
+          <w:color w:val="auto"/>
+          <w:sz w:val="22"/>
+          <w:szCs w:val="22"/>
+        </w:rPr>
+        <w:t>comandos</w:t>
+      </w:r>
+      <w:proofErr w:type="spellEnd"/>
+      <w:r>
+        <w:rPr>
+          <w:rFonts w:asciiTheme="minorHAnsi" w:eastAsiaTheme="minorEastAsia" w:hAnsiTheme="minorHAnsi" w:cstheme="minorBidi"/>
+          <w:b w:val="0"/>
+          <w:bCs w:val="0"/>
+          <w:color w:val="auto"/>
+          <w:sz w:val="22"/>
+          <w:szCs w:val="22"/>
+        </w:rPr>
+        <w:t xml:space="preserve"> </w:t>
+      </w:r>
+      <w:proofErr w:type="spellStart"/>
+      <w:r>
+        <w:rPr>
+          <w:rFonts w:asciiTheme="minorHAnsi" w:eastAsiaTheme="minorEastAsia" w:hAnsiTheme="minorHAnsi" w:cstheme="minorBidi"/>
+          <w:b w:val="0"/>
+          <w:bCs w:val="0"/>
+          <w:color w:val="auto"/>
+          <w:sz w:val="22"/>
+          <w:szCs w:val="22"/>
+        </w:rPr>
+        <w:t>en</w:t>
+      </w:r>
+      <w:proofErr w:type="spellEnd"/>
+      <w:r>
+        <w:rPr>
+          <w:rFonts w:asciiTheme="minorHAnsi" w:eastAsiaTheme="minorEastAsia" w:hAnsiTheme="minorHAnsi" w:cstheme="minorBidi"/>
+          <w:b w:val="0"/>
+          <w:bCs w:val="0"/>
+          <w:color w:val="auto"/>
+          <w:sz w:val="22"/>
+          <w:szCs w:val="22"/>
+        </w:rPr>
+        <w:t xml:space="preserve"> la </w:t>
+      </w:r>
+      <w:proofErr w:type="spellStart"/>
+      <w:r>
+        <w:rPr>
+          <w:rFonts w:asciiTheme="minorHAnsi" w:eastAsiaTheme="minorEastAsia" w:hAnsiTheme="minorHAnsi" w:cstheme="minorBidi"/>
+          <w:b w:val="0"/>
+          <w:bCs w:val="0"/>
+          <w:color w:val="auto"/>
+          <w:sz w:val="22"/>
+          <w:szCs w:val="22"/>
+        </w:rPr>
+        <w:t>raíz</w:t>
+      </w:r>
+      <w:proofErr w:type="spellEnd"/>
+      <w:r>
+        <w:rPr>
+          <w:rFonts w:asciiTheme="minorHAnsi" w:eastAsiaTheme="minorEastAsia" w:hAnsiTheme="minorHAnsi" w:cstheme="minorBidi"/>
+          <w:b w:val="0"/>
+          <w:bCs w:val="0"/>
+          <w:color w:val="auto"/>
+          <w:sz w:val="22"/>
+          <w:szCs w:val="22"/>
+        </w:rPr>
+        <w:t xml:space="preserve"> del Proyecto (Se </w:t>
+      </w:r>
+      <w:proofErr w:type="spellStart"/>
+      <w:r>
+        <w:rPr>
+          <w:rFonts w:asciiTheme="minorHAnsi" w:eastAsiaTheme="minorEastAsia" w:hAnsiTheme="minorHAnsi" w:cstheme="minorBidi"/>
+          <w:b w:val="0"/>
+          <w:bCs w:val="0"/>
+          <w:color w:val="auto"/>
+          <w:sz w:val="22"/>
+          <w:szCs w:val="22"/>
+        </w:rPr>
+        <w:t>necesita</w:t>
+      </w:r>
+      <w:proofErr w:type="spellEnd"/>
+      <w:r>
+        <w:rPr>
+          <w:rFonts w:asciiTheme="minorHAnsi" w:eastAsiaTheme="minorEastAsia" w:hAnsiTheme="minorHAnsi" w:cstheme="minorBidi"/>
+          <w:b w:val="0"/>
+          <w:bCs w:val="0"/>
+          <w:color w:val="auto"/>
+          <w:sz w:val="22"/>
+          <w:szCs w:val="22"/>
+        </w:rPr>
+        <w:t xml:space="preserve"> </w:t>
+      </w:r>
+      <w:proofErr w:type="spellStart"/>
+      <w:r>
+        <w:rPr>
+          <w:rFonts w:asciiTheme="minorHAnsi" w:eastAsiaTheme="minorEastAsia" w:hAnsiTheme="minorHAnsi" w:cstheme="minorBidi"/>
+          <w:b w:val="0"/>
+          <w:bCs w:val="0"/>
+          <w:color w:val="auto"/>
+          <w:sz w:val="22"/>
+          <w:szCs w:val="22"/>
+        </w:rPr>
+        <w:t>descargar</w:t>
+      </w:r>
+      <w:proofErr w:type="spellEnd"/>
+      <w:r>
+        <w:rPr>
+          <w:rFonts w:asciiTheme="minorHAnsi" w:eastAsiaTheme="minorEastAsia" w:hAnsiTheme="minorHAnsi" w:cstheme="minorBidi"/>
+          <w:b w:val="0"/>
+          <w:bCs w:val="0"/>
+          <w:color w:val="auto"/>
+          <w:sz w:val="22"/>
+          <w:szCs w:val="22"/>
+        </w:rPr>
+        <w:t xml:space="preserve"> </w:t>
+      </w:r>
+      <w:proofErr w:type="spellStart"/>
+      <w:r>
+        <w:rPr>
+          <w:rFonts w:asciiTheme="minorHAnsi" w:eastAsiaTheme="minorEastAsia" w:hAnsiTheme="minorHAnsi" w:cstheme="minorBidi"/>
+          <w:b w:val="0"/>
+          <w:bCs w:val="0"/>
+          <w:color w:val="auto"/>
+          <w:sz w:val="22"/>
+          <w:szCs w:val="22"/>
+        </w:rPr>
+        <w:t>todas</w:t>
+      </w:r>
+      <w:proofErr w:type="spellEnd"/>
+      <w:r>
+        <w:rPr>
+          <w:rFonts w:asciiTheme="minorHAnsi" w:eastAsiaTheme="minorEastAsia" w:hAnsiTheme="minorHAnsi" w:cstheme="minorBidi"/>
+          <w:b w:val="0"/>
+          <w:bCs w:val="0"/>
+          <w:color w:val="auto"/>
+          <w:sz w:val="22"/>
+          <w:szCs w:val="22"/>
+        </w:rPr>
+        <w:t xml:space="preserve"> las </w:t>
+      </w:r>
+      <w:proofErr w:type="spellStart"/>
+      <w:r>
+        <w:rPr>
+          <w:rFonts w:asciiTheme="minorHAnsi" w:eastAsiaTheme="minorEastAsia" w:hAnsiTheme="minorHAnsi" w:cstheme="minorBidi"/>
+          <w:b w:val="0"/>
+          <w:bCs w:val="0"/>
+          <w:color w:val="auto"/>
+          <w:sz w:val="22"/>
+          <w:szCs w:val="22"/>
+        </w:rPr>
+        <w:t>dependencias</w:t>
+      </w:r>
+      <w:proofErr w:type="spellEnd"/>
+      <w:r>
+        <w:rPr>
+          <w:rFonts w:asciiTheme="minorHAnsi" w:eastAsiaTheme="minorEastAsia" w:hAnsiTheme="minorHAnsi" w:cstheme="minorBidi"/>
+          <w:b w:val="0"/>
+          <w:bCs w:val="0"/>
+          <w:color w:val="auto"/>
+          <w:sz w:val="22"/>
+          <w:szCs w:val="22"/>
+        </w:rPr>
+        <w:t>):</w:t>
+      </w:r>
+      <w:r>
+        <w:rPr>
+          <w:rFonts w:asciiTheme="minorHAnsi" w:eastAsiaTheme="minorEastAsia" w:hAnsiTheme="minorHAnsi" w:cstheme="minorBidi"/>
+          <w:b w:val="0"/>
+          <w:bCs w:val="0"/>
+          <w:color w:val="auto"/>
+          <w:sz w:val="22"/>
+          <w:szCs w:val="22"/>
+        </w:rPr>
+        <w:br/>
+        <w:t xml:space="preserve">- </w:t>
+      </w:r>
+      <w:proofErr w:type="spellStart"/>
+      <w:r>
+        <w:rPr>
+          <w:rFonts w:asciiTheme="minorHAnsi" w:eastAsiaTheme="minorEastAsia" w:hAnsiTheme="minorHAnsi" w:cstheme="minorBidi"/>
+          <w:b w:val="0"/>
+          <w:bCs w:val="0"/>
+          <w:color w:val="auto"/>
+          <w:sz w:val="22"/>
+          <w:szCs w:val="22"/>
+        </w:rPr>
+        <w:t>npm</w:t>
+      </w:r>
+      <w:proofErr w:type="spellEnd"/>
+      <w:r>
+        <w:rPr>
+          <w:rFonts w:asciiTheme="minorHAnsi" w:eastAsiaTheme="minorEastAsia" w:hAnsiTheme="minorHAnsi" w:cstheme="minorBidi"/>
+          <w:b w:val="0"/>
+          <w:bCs w:val="0"/>
+          <w:color w:val="auto"/>
+          <w:sz w:val="22"/>
+          <w:szCs w:val="22"/>
+        </w:rPr>
+        <w:t xml:space="preserve"> run dev</w:t>
       </w:r>
     </w:p>
     <w:p>
-      <w:r>
-        <w:t>URL del reposi</w:t>
-      </w:r>
-      <w:r>
-        <w:t>torio: __________________________</w:t>
+      <w:pPr>
+        <w:spacing w:after="0"/>
+      </w:pPr>
+      <w:r>
+        <w:t xml:space="preserve">- </w:t>
+      </w:r>
+      <w:proofErr w:type="spellStart"/>
+      <w:r>
+        <w:t>php</w:t>
+      </w:r>
+      <w:proofErr w:type="spellEnd"/>
+      <w:r>
+        <w:t xml:space="preserve"> artisan serve</w:t>
       </w:r>
     </w:p>
     <w:p>
-      <w:r>
-        <w:t>Usuario Git: _________________________________</w:t>
-      </w:r>
+      <w:pPr>
+        <w:spacing w:after="0"/>
+      </w:pPr>
     </w:p>
     <w:p>
       <w:pPr>
-        <w:pStyle w:val="Ttulo1"/>
-      </w:pPr>
-      <w:r>
-        <w:lastRenderedPageBreak/>
-        <w:t>8. DEMOSTRACIÓN FUNCIONAL</w:t>
+        <w:spacing w:after="0"/>
+      </w:pPr>
+      <w:proofErr w:type="spellStart"/>
+      <w:r>
+        <w:t>Abrir</w:t>
+      </w:r>
+      <w:proofErr w:type="spellEnd"/>
+      <w:r>
+        <w:t xml:space="preserve"> la </w:t>
+      </w:r>
+      <w:proofErr w:type="spellStart"/>
+      <w:r>
+        <w:t>aplicación</w:t>
+      </w:r>
+      <w:proofErr w:type="spellEnd"/>
+      <w:r>
+        <w:t xml:space="preserve"> </w:t>
+      </w:r>
+      <w:proofErr w:type="spellStart"/>
+      <w:r>
+        <w:t>mediante</w:t>
+      </w:r>
+      <w:proofErr w:type="spellEnd"/>
+      <w:r>
+        <w:t xml:space="preserve"> la </w:t>
+      </w:r>
+      <w:proofErr w:type="spellStart"/>
+      <w:r>
+        <w:t>instalación</w:t>
+      </w:r>
+      <w:proofErr w:type="spellEnd"/>
+      <w:r>
+        <w:t xml:space="preserve"> de un archive .exe (</w:t>
+      </w:r>
+      <w:proofErr w:type="spellStart"/>
+      <w:r>
+        <w:t>Recomendado</w:t>
+      </w:r>
+      <w:proofErr w:type="spellEnd"/>
+      <w:r>
+        <w:t>):</w:t>
       </w:r>
     </w:p>
     <w:p>
-      <w:r>
-        <w:t>Ejemplo de coordenadas utilizadas para la prueba:</w:t>
+      <w:pPr>
+        <w:spacing w:after="0"/>
+      </w:pPr>
+      <w:r>
+        <w:t xml:space="preserve">- Ruta </w:t>
+      </w:r>
+      <w:proofErr w:type="spellStart"/>
+      <w:r>
+        <w:t>archivo</w:t>
+      </w:r>
+      <w:proofErr w:type="spellEnd"/>
+      <w:r>
+        <w:t xml:space="preserve"> .exe: ./</w:t>
+      </w:r>
+      <w:r>
+        <w:t xml:space="preserve"> </w:t>
+      </w:r>
+      <w:r>
+        <w:t>Laravel-1.0.0-setup.exe</w:t>
+      </w:r>
+      <w:r>
+        <w:t xml:space="preserve"> </w:t>
+      </w:r>
+      <w:proofErr w:type="spellStart"/>
+      <w:r>
+        <w:t>en</w:t>
+      </w:r>
+      <w:proofErr w:type="spellEnd"/>
+      <w:r>
+        <w:t xml:space="preserve"> la </w:t>
+      </w:r>
+      <w:proofErr w:type="spellStart"/>
+      <w:r>
+        <w:t>raíz</w:t>
+      </w:r>
+      <w:proofErr w:type="spellEnd"/>
+      <w:r>
+        <w:t xml:space="preserve"> del </w:t>
+      </w:r>
+      <w:proofErr w:type="spellStart"/>
+      <w:r>
+        <w:t>proyecto</w:t>
+      </w:r>
+      <w:proofErr w:type="spellEnd"/>
+      <w:r>
+        <w:t>.</w:t>
       </w:r>
       <w:r>
         <w:br/>
+        <w:t xml:space="preserve">- Nota: Si se </w:t>
+      </w:r>
+      <w:proofErr w:type="spellStart"/>
+      <w:r>
+        <w:t>desea</w:t>
+      </w:r>
+      <w:proofErr w:type="spellEnd"/>
+      <w:r>
+        <w:t xml:space="preserve"> </w:t>
+      </w:r>
+      <w:proofErr w:type="spellStart"/>
+      <w:r>
+        <w:t>modificar</w:t>
+      </w:r>
+      <w:proofErr w:type="spellEnd"/>
+      <w:r>
+        <w:t xml:space="preserve"> o </w:t>
+      </w:r>
+      <w:proofErr w:type="spellStart"/>
+      <w:r>
+        <w:t>añadir</w:t>
+      </w:r>
+      <w:proofErr w:type="spellEnd"/>
+      <w:r>
+        <w:t xml:space="preserve"> </w:t>
+      </w:r>
+      <w:proofErr w:type="spellStart"/>
+      <w:r>
+        <w:t>contenido</w:t>
+      </w:r>
+      <w:proofErr w:type="spellEnd"/>
+      <w:r>
+        <w:t xml:space="preserve"> a la </w:t>
+      </w:r>
+      <w:proofErr w:type="spellStart"/>
+      <w:r>
+        <w:t>página</w:t>
+      </w:r>
+      <w:proofErr w:type="spellEnd"/>
+      <w:r>
+        <w:t xml:space="preserve">, se </w:t>
+      </w:r>
+      <w:proofErr w:type="spellStart"/>
+      <w:r>
+        <w:t>debe</w:t>
+      </w:r>
+      <w:proofErr w:type="spellEnd"/>
+      <w:r>
+        <w:t>:</w:t>
       </w:r>
       <w:r>
         <w:br/>
-        <w:t>X21.4760 Y77.08</w:t>
+      </w:r>
+      <w:r>
+        <w:tab/>
+        <w:t xml:space="preserve">- </w:t>
+      </w:r>
+      <w:proofErr w:type="spellStart"/>
+      <w:r>
+        <w:t>Desinstalar</w:t>
+      </w:r>
+      <w:proofErr w:type="spellEnd"/>
+      <w:r>
+        <w:t xml:space="preserve"> la </w:t>
+      </w:r>
+      <w:proofErr w:type="spellStart"/>
+      <w:r>
+        <w:t>aplicación</w:t>
+      </w:r>
+      <w:proofErr w:type="spellEnd"/>
+      <w:r>
+        <w:t xml:space="preserve"> </w:t>
+      </w:r>
+      <w:proofErr w:type="spellStart"/>
+      <w:r>
+        <w:t>como</w:t>
+      </w:r>
+      <w:proofErr w:type="spellEnd"/>
+      <w:r>
+        <w:t xml:space="preserve"> </w:t>
+      </w:r>
+      <w:proofErr w:type="spellStart"/>
+      <w:r>
+        <w:t>una</w:t>
+      </w:r>
+      <w:proofErr w:type="spellEnd"/>
+      <w:r>
+        <w:t xml:space="preserve"> </w:t>
+      </w:r>
+      <w:proofErr w:type="spellStart"/>
+      <w:r>
+        <w:t>aplicaciñon</w:t>
+      </w:r>
+      <w:proofErr w:type="spellEnd"/>
+      <w:r>
+        <w:t xml:space="preserve"> </w:t>
+      </w:r>
+      <w:proofErr w:type="spellStart"/>
+      <w:r>
+        <w:t>cualquiera</w:t>
+      </w:r>
+      <w:proofErr w:type="spellEnd"/>
+      <w:r>
+        <w:t>.</w:t>
       </w:r>
       <w:r>
         <w:br/>
-        <w:t>X21.4760 Y55.05</w:t>
-      </w:r>
-      <w:r>
-        <w:br/>
-        <w:t>X21.4760 Y31.61</w:t>
+      </w:r>
+      <w:r>
+        <w:tab/>
+        <w:t xml:space="preserve">- </w:t>
+      </w:r>
+      <w:proofErr w:type="spellStart"/>
+      <w:r>
+        <w:t>Eliminar</w:t>
+      </w:r>
+      <w:proofErr w:type="spellEnd"/>
+      <w:r>
+        <w:t xml:space="preserve"> la </w:t>
+      </w:r>
+      <w:proofErr w:type="spellStart"/>
+      <w:r>
+        <w:t>carpeta</w:t>
+      </w:r>
+      <w:proofErr w:type="spellEnd"/>
+      <w:r>
+        <w:t xml:space="preserve"> .../</w:t>
+      </w:r>
+      <w:proofErr w:type="spellStart"/>
+      <w:r>
+        <w:t>AppData</w:t>
+      </w:r>
+      <w:proofErr w:type="spellEnd"/>
+      <w:r>
+        <w:t>/Roaming/</w:t>
+      </w:r>
+      <w:proofErr w:type="spellStart"/>
+      <w:r>
+        <w:t>laravel</w:t>
+      </w:r>
+      <w:proofErr w:type="spellEnd"/>
+      <w:r>
+        <w:t>/</w:t>
       </w:r>
     </w:p>
     <w:p>
-      <w:r>
-        <w:t>Ejemplo de programa generado:</w:t>
-      </w:r>
-      <w:r>
-        <w:br/>
-      </w:r>
-      <w:r>
-        <w:br/>
-        <w:t>X21.4760 Y77.08</w:t>
-      </w:r>
-      <w:r>
-        <w:br/>
-        <w:t xml:space="preserve">G0 </w:t>
-      </w:r>
-      <w:r>
-        <w:t>Z-60</w:t>
-      </w:r>
-      <w:r>
-        <w:br/>
-        <w:t>G1 Z-100 F1300</w:t>
-      </w:r>
-      <w:r>
-        <w:br/>
-        <w:t>G2 X21.4760 Y77.08 R-2.8</w:t>
-      </w:r>
-      <w:r>
-        <w:br/>
-        <w:t>G0 Z-40</w:t>
+      <w:pPr>
+        <w:pStyle w:val="Ttulo2"/>
+        <w:spacing w:before="0"/>
+        <w:rPr>
+          <w:lang w:val="es-ES"/>
+        </w:rPr>
+      </w:pPr>
+      <w:r>
+        <w:t xml:space="preserve">2. </w:t>
+      </w:r>
+      <w:r>
+        <w:rPr>
+          <w:lang w:val="es-ES"/>
+        </w:rPr>
+        <w:t>Navegación principal</w:t>
       </w:r>
     </w:p>
     <w:p>
       <w:pPr>
-        <w:pStyle w:val="Ttulo1"/>
-      </w:pPr>
-      <w:r>
-        <w:t>MANUAL DE USUARIO</w:t>
+        <w:spacing w:after="0"/>
+        <w:rPr>
+          <w:lang w:val="es-ES"/>
+        </w:rPr>
+      </w:pPr>
+      <w:r>
+        <w:rPr>
+          <w:lang w:val="es-ES"/>
+        </w:rPr>
+        <w:t>Una vez dentro, el menú principal (</w:t>
+      </w:r>
+      <w:proofErr w:type="spellStart"/>
+      <w:r>
+        <w:rPr>
+          <w:lang w:val="es-ES"/>
+        </w:rPr>
+        <w:t>Dashboard</w:t>
+      </w:r>
+      <w:proofErr w:type="spellEnd"/>
+      <w:r>
+        <w:rPr>
+          <w:lang w:val="es-ES"/>
+        </w:rPr>
+        <w:t>) permite navegar entre las tres áreas fundamentales:</w:t>
       </w:r>
     </w:p>
     <w:p>
       <w:pPr>
-        <w:pStyle w:val="Ttulo2"/>
-      </w:pPr>
-      <w:r>
-        <w:t>1. Acceso a la aplicación</w:t>
+        <w:numPr>
+          <w:ilvl w:val="0"/>
+          <w:numId w:val="10"/>
+        </w:numPr>
+        <w:spacing w:after="0"/>
+        <w:rPr>
+          <w:lang w:val="es-ES"/>
+        </w:rPr>
+      </w:pPr>
+      <w:r>
+        <w:rPr>
+          <w:lang w:val="es-ES"/>
+        </w:rPr>
+        <w:t>Gestión de Equipos.</w:t>
       </w:r>
     </w:p>
     <w:p>
-      <w:r>
-        <w:t>Abrir la aplicación en el navegador web.</w:t>
+      <w:pPr>
+        <w:numPr>
+          <w:ilvl w:val="0"/>
+          <w:numId w:val="10"/>
+        </w:numPr>
+        <w:spacing w:after="0"/>
+        <w:rPr>
+          <w:lang w:val="es-ES"/>
+        </w:rPr>
+      </w:pPr>
+      <w:r>
+        <w:rPr>
+          <w:lang w:val="es-ES"/>
+        </w:rPr>
+        <w:t>Gestión de Asignaciones (Credenciales y Accesos).</w:t>
       </w:r>
     </w:p>
     <w:p>
       <w:pPr>
-        <w:pStyle w:val="Ttulo2"/>
-      </w:pPr>
-      <w:r>
-        <w:t>2. Introducir coordenadas</w:t>
+        <w:numPr>
+          <w:ilvl w:val="0"/>
+          <w:numId w:val="10"/>
+        </w:numPr>
+        <w:spacing w:after="0"/>
+        <w:rPr>
+          <w:lang w:val="es-ES"/>
+        </w:rPr>
+      </w:pPr>
+      <w:r>
+        <w:rPr>
+          <w:lang w:val="es-ES"/>
+        </w:rPr>
+        <w:t>Gestión de Teletrabajo.</w:t>
       </w:r>
     </w:p>
     <w:p>
-      <w:r>
-        <w:t>Introducir las coordenadas en el cuadro de texto con el siguiente formato:</w:t>
-      </w:r>
-      <w:r>
-        <w:br/>
-      </w:r>
-      <w:r>
-        <w:br/>
-        <w:t>X21.4760 Y77.08</w:t>
-      </w:r>
-      <w:r>
-        <w:br/>
-      </w:r>
-      <w:r>
-        <w:t>X21.4760 Y55.05</w:t>
+      <w:pPr>
+        <w:numPr>
+          <w:ilvl w:val="0"/>
+          <w:numId w:val="10"/>
+        </w:numPr>
+        <w:spacing w:after="0"/>
+        <w:rPr>
+          <w:lang w:val="es-ES"/>
+        </w:rPr>
+      </w:pPr>
+      <w:r>
+        <w:rPr>
+          <w:lang w:val="es-ES"/>
+        </w:rPr>
+        <w:t>Hay más pero incompletas.</w:t>
       </w:r>
     </w:p>
     <w:p>
       <w:pPr>
-        <w:pStyle w:val="Ttulo2"/>
-      </w:pPr>
-      <w:r>
-        <w:t>3. Generar programa</w:t>
-      </w:r>
+        <w:spacing w:after="0"/>
+      </w:pPr>
     </w:p>
     <w:p>
-      <w:r>
-        <w:t>Pulsar el botón 'Generar programa'.</w:t>
+      <w:pPr>
+        <w:pStyle w:val="Ttulo2"/>
+        <w:spacing w:before="0"/>
+        <w:rPr>
+          <w:lang w:val="es-ES"/>
+        </w:rPr>
+      </w:pPr>
+      <w:r>
+        <w:t xml:space="preserve">3. </w:t>
+      </w:r>
+      <w:r>
+        <w:rPr>
+          <w:lang w:val="es-ES"/>
+        </w:rPr>
+        <w:t>Registrar o modificar información</w:t>
       </w:r>
     </w:p>
     <w:p>
       <w:pPr>
-        <w:pStyle w:val="Ttulo2"/>
-      </w:pPr>
-      <w:r>
-        <w:t>4. Copiar o guardar resultado</w:t>
+        <w:spacing w:after="0"/>
+        <w:rPr>
+          <w:lang w:val="es-ES"/>
+        </w:rPr>
+      </w:pPr>
+      <w:r>
+        <w:rPr>
+          <w:lang w:val="es-ES"/>
+        </w:rPr>
+        <w:t>Para cada una de las secciones, el usuario puede encontrar un listado con la información actual.</w:t>
       </w:r>
     </w:p>
     <w:p>
-      <w:r>
-        <w:t>El programa generado puede copiarse directamente o guardarse como archivo .txt.</w:t>
+      <w:pPr>
+        <w:numPr>
+          <w:ilvl w:val="0"/>
+          <w:numId w:val="11"/>
+        </w:numPr>
+        <w:spacing w:after="0"/>
+        <w:rPr>
+          <w:lang w:val="es-ES"/>
+        </w:rPr>
+      </w:pPr>
+      <w:r>
+        <w:rPr>
+          <w:lang w:val="es-ES"/>
+        </w:rPr>
+        <w:t>Utilice los formularios de creación o edición para introducir nuevos datos de un empleado, licencias asignadas o especificaciones de hardware de un nuevo ordenador.</w:t>
+      </w:r>
+    </w:p>
+    <w:p>
+      <w:pPr>
+        <w:numPr>
+          <w:ilvl w:val="0"/>
+          <w:numId w:val="11"/>
+        </w:numPr>
+        <w:spacing w:after="0"/>
+        <w:rPr>
+          <w:lang w:val="es-ES"/>
+        </w:rPr>
+      </w:pPr>
+      <w:r>
+        <w:rPr>
+          <w:lang w:val="es-ES"/>
+        </w:rPr>
+        <w:t>Asegúrese de rellenar todos los campos obligatorios antes de procesar el formulario.</w:t>
+      </w:r>
+    </w:p>
+    <w:p>
+      <w:pPr>
+        <w:spacing w:after="0"/>
+      </w:pPr>
+    </w:p>
+    <w:p>
+      <w:pPr>
+        <w:pStyle w:val="Ttulo2"/>
+        <w:spacing w:before="0"/>
+        <w:rPr>
+          <w:lang w:val="es-ES"/>
+        </w:rPr>
+      </w:pPr>
+      <w:r>
+        <w:t xml:space="preserve">4. </w:t>
+      </w:r>
+      <w:r>
+        <w:rPr>
+          <w:lang w:val="es-ES"/>
+        </w:rPr>
+        <w:t>Consultas y visualización</w:t>
+      </w:r>
+    </w:p>
+    <w:p>
+      <w:pPr>
+        <w:spacing w:after="0"/>
+        <w:ind w:firstLine="720"/>
+      </w:pPr>
+      <w:r>
+        <w:t xml:space="preserve">La </w:t>
+      </w:r>
+      <w:proofErr w:type="spellStart"/>
+      <w:r>
+        <w:t>información</w:t>
+      </w:r>
+      <w:proofErr w:type="spellEnd"/>
+      <w:r>
+        <w:t xml:space="preserve"> </w:t>
+      </w:r>
+      <w:proofErr w:type="spellStart"/>
+      <w:r>
+        <w:t>queda</w:t>
+      </w:r>
+      <w:proofErr w:type="spellEnd"/>
+      <w:r>
+        <w:t xml:space="preserve"> </w:t>
+      </w:r>
+      <w:proofErr w:type="spellStart"/>
+      <w:r>
+        <w:t>almacenada</w:t>
+      </w:r>
+      <w:proofErr w:type="spellEnd"/>
+      <w:r>
+        <w:t xml:space="preserve"> y es </w:t>
+      </w:r>
+      <w:proofErr w:type="spellStart"/>
+      <w:r>
+        <w:t>fácilmente</w:t>
+      </w:r>
+      <w:proofErr w:type="spellEnd"/>
+      <w:r>
+        <w:t xml:space="preserve"> visualizable. El </w:t>
+      </w:r>
+      <w:proofErr w:type="spellStart"/>
+      <w:r>
+        <w:t>usuario</w:t>
+      </w:r>
+      <w:proofErr w:type="spellEnd"/>
+      <w:r>
+        <w:t xml:space="preserve"> </w:t>
+      </w:r>
+      <w:proofErr w:type="spellStart"/>
+      <w:r>
+        <w:t>puede</w:t>
+      </w:r>
+      <w:proofErr w:type="spellEnd"/>
+      <w:r>
+        <w:t xml:space="preserve"> </w:t>
+      </w:r>
+      <w:proofErr w:type="spellStart"/>
+      <w:r>
+        <w:t>repasar</w:t>
+      </w:r>
+      <w:proofErr w:type="spellEnd"/>
+      <w:r>
+        <w:t xml:space="preserve"> </w:t>
+      </w:r>
+      <w:proofErr w:type="spellStart"/>
+      <w:r>
+        <w:t>el</w:t>
+      </w:r>
+      <w:proofErr w:type="spellEnd"/>
+      <w:r>
+        <w:t xml:space="preserve"> </w:t>
+      </w:r>
+      <w:proofErr w:type="spellStart"/>
+      <w:r>
+        <w:t>estado</w:t>
+      </w:r>
+      <w:proofErr w:type="spellEnd"/>
+      <w:r>
+        <w:t xml:space="preserve"> actual de </w:t>
+      </w:r>
+      <w:proofErr w:type="spellStart"/>
+      <w:r>
+        <w:t>los</w:t>
+      </w:r>
+      <w:proofErr w:type="spellEnd"/>
+      <w:r>
+        <w:t xml:space="preserve"> </w:t>
+      </w:r>
+      <w:proofErr w:type="spellStart"/>
+      <w:r>
+        <w:t>bienes</w:t>
+      </w:r>
+      <w:proofErr w:type="spellEnd"/>
+      <w:r>
+        <w:t xml:space="preserve"> de </w:t>
+      </w:r>
+      <w:proofErr w:type="spellStart"/>
+      <w:r>
+        <w:t>Tecnologías</w:t>
+      </w:r>
+      <w:proofErr w:type="spellEnd"/>
+      <w:r>
+        <w:t xml:space="preserve"> de la </w:t>
+      </w:r>
+      <w:proofErr w:type="spellStart"/>
+      <w:r>
+        <w:t>Información</w:t>
+      </w:r>
+      <w:proofErr w:type="spellEnd"/>
+      <w:r>
+        <w:t xml:space="preserve"> de CIMA, </w:t>
+      </w:r>
+      <w:proofErr w:type="spellStart"/>
+      <w:r>
+        <w:t>facilitando</w:t>
+      </w:r>
+      <w:proofErr w:type="spellEnd"/>
+      <w:r>
+        <w:t xml:space="preserve"> las </w:t>
+      </w:r>
+      <w:proofErr w:type="spellStart"/>
+      <w:r>
+        <w:t>auditorías</w:t>
+      </w:r>
+      <w:proofErr w:type="spellEnd"/>
+      <w:r>
+        <w:t xml:space="preserve"> o </w:t>
+      </w:r>
+      <w:proofErr w:type="spellStart"/>
+      <w:r>
+        <w:t>los</w:t>
+      </w:r>
+      <w:proofErr w:type="spellEnd"/>
+      <w:r>
+        <w:t xml:space="preserve"> </w:t>
+      </w:r>
+      <w:proofErr w:type="spellStart"/>
+      <w:r>
+        <w:t>procesos</w:t>
+      </w:r>
+      <w:proofErr w:type="spellEnd"/>
+      <w:r>
+        <w:t xml:space="preserve"> de "onboarding/offboarding" de </w:t>
+      </w:r>
+      <w:proofErr w:type="spellStart"/>
+      <w:r>
+        <w:t>empleados</w:t>
+      </w:r>
+      <w:proofErr w:type="spellEnd"/>
+      <w:r>
+        <w:t>.</w:t>
       </w:r>
     </w:p>
     <w:sectPr>
@@ -626,8 +6728,8 @@
 </file>
 
 <file path=word/numbering.xml><?xml version="1.0" encoding="utf-8"?>
-<w:numbering xmlns:wpc="http://schemas.microsoft.com/office/word/2010/wordprocessingCanvas" xmlns:mc="http://schemas.openxmlformats.org/markup-compatibility/2006" xmlns:o="urn:schemas-microsoft-com:office:office" xmlns:r="http://schemas.openxmlformats.org/officeDocument/2006/relationships" xmlns:m="http://schemas.openxmlformats.org/officeDocument/2006/math" xmlns:v="urn:schemas-microsoft-com:vml" xmlns:wp14="http://schemas.microsoft.com/office/word/2010/wordprocessingDrawing" xmlns:wp="http://schemas.openxmlformats.org/drawingml/2006/wordprocessingDrawing" xmlns:w10="urn:schemas-microsoft-com:office:word" xmlns:w="http://schemas.openxmlformats.org/wordprocessingml/2006/main" xmlns:w14="http://schemas.microsoft.com/office/word/2010/wordml" xmlns:w15="http://schemas.microsoft.com/office/word/2012/wordml" xmlns:wpg="http://schemas.microsoft.com/office/word/2010/wordprocessingGroup" xmlns:wpi="http://schemas.microsoft.com/office/word/2010/wordprocessingInk" xmlns:wne="http://schemas.microsoft.com/office/word/2006/wordml" xmlns:wps="http://schemas.microsoft.com/office/word/2010/wordprocessingShape" mc:Ignorable="w14 w15 wp14">
-  <w:abstractNum w:abstractNumId="0">
+<w:numbering xmlns:wpc="http://schemas.microsoft.com/office/word/2010/wordprocessingCanvas" xmlns:cx="http://schemas.microsoft.com/office/drawing/2014/chartex" xmlns:cx1="http://schemas.microsoft.com/office/drawing/2015/9/8/chartex" xmlns:cx2="http://schemas.microsoft.com/office/drawing/2015/10/21/chartex" xmlns:cx3="http://schemas.microsoft.com/office/drawing/2016/5/9/chartex" xmlns:cx4="http://schemas.microsoft.com/office/drawing/2016/5/10/chartex" xmlns:cx5="http://schemas.microsoft.com/office/drawing/2016/5/11/chartex" xmlns:cx6="http://schemas.microsoft.com/office/drawing/2016/5/12/chartex" xmlns:cx7="http://schemas.microsoft.com/office/drawing/2016/5/13/chartex" xmlns:cx8="http://schemas.microsoft.com/office/drawing/2016/5/14/chartex" xmlns:mc="http://schemas.openxmlformats.org/markup-compatibility/2006" xmlns:aink="http://schemas.microsoft.com/office/drawing/2016/ink" xmlns:am3d="http://schemas.microsoft.com/office/drawing/2017/model3d" xmlns:o="urn:schemas-microsoft-com:office:office" xmlns:oel="http://schemas.microsoft.com/office/2019/extlst" xmlns:r="http://schemas.openxmlformats.org/officeDocument/2006/relationships" xmlns:m="http://schemas.openxmlformats.org/officeDocument/2006/math" xmlns:v="urn:schemas-microsoft-com:vml" xmlns:wp14="http://schemas.microsoft.com/office/word/2010/wordprocessingDrawing" xmlns:wp="http://schemas.openxmlformats.org/drawingml/2006/wordprocessingDrawing" xmlns:w10="urn:schemas-microsoft-com:office:word" xmlns:w="http://schemas.openxmlformats.org/wordprocessingml/2006/main" xmlns:w14="http://schemas.microsoft.com/office/word/2010/wordml" xmlns:w15="http://schemas.microsoft.com/office/word/2012/wordml" xmlns:w16cex="http://schemas.microsoft.com/office/word/2018/wordml/cex" xmlns:w16cid="http://schemas.microsoft.com/office/word/2016/wordml/cid" xmlns:w16="http://schemas.microsoft.com/office/word/2018/wordml" xmlns:w16sdtdh="http://schemas.microsoft.com/office/word/2020/wordml/sdtdatahash" xmlns:w16se="http://schemas.microsoft.com/office/word/2015/wordml/symex" xmlns:wpg="http://schemas.microsoft.com/office/word/2010/wordprocessingGroup" xmlns:wpi="http://schemas.microsoft.com/office/word/2010/wordprocessingInk" xmlns:wne="http://schemas.microsoft.com/office/word/2006/wordml" xmlns:wps="http://schemas.microsoft.com/office/word/2010/wordprocessingShape" mc:Ignorable="w14 w15 w16se w16cid w16 w16cex w16sdtdh wp14">
+  <w:abstractNum w:abstractNumId="0" w15:restartNumberingAfterBreak="0">
     <w:nsid w:val="FFFFFF7C"/>
     <w:multiLevelType w:val="singleLevel"/>
     <w:tmpl w:val="C310EC42"/>
@@ -644,7 +6746,7 @@
       </w:pPr>
     </w:lvl>
   </w:abstractNum>
-  <w:abstractNum w:abstractNumId="1">
+  <w:abstractNum w:abstractNumId="1" w15:restartNumberingAfterBreak="0">
     <w:nsid w:val="FFFFFF7D"/>
     <w:multiLevelType w:val="singleLevel"/>
     <w:tmpl w:val="E4089024"/>
@@ -661,7 +6763,7 @@
       </w:pPr>
     </w:lvl>
   </w:abstractNum>
-  <w:abstractNum w:abstractNumId="2">
+  <w:abstractNum w:abstractNumId="2" w15:restartNumberingAfterBreak="0">
     <w:nsid w:val="FFFFFF7E"/>
     <w:multiLevelType w:val="singleLevel"/>
     <w:tmpl w:val="FB12693A"/>
@@ -679,7 +6781,7 @@
       </w:pPr>
     </w:lvl>
   </w:abstractNum>
-  <w:abstractNum w:abstractNumId="3">
+  <w:abstractNum w:abstractNumId="3" w15:restartNumberingAfterBreak="0">
     <w:nsid w:val="FFFFFF7F"/>
     <w:multiLevelType w:val="singleLevel"/>
     <w:tmpl w:val="38441652"/>
@@ -697,7 +6799,7 @@
       </w:pPr>
     </w:lvl>
   </w:abstractNum>
-  <w:abstractNum w:abstractNumId="4">
+  <w:abstractNum w:abstractNumId="4" w15:restartNumberingAfterBreak="0">
     <w:nsid w:val="FFFFFF81"/>
     <w:multiLevelType w:val="singleLevel"/>
     <w:tmpl w:val="171AC3A4"/>
@@ -717,7 +6819,7 @@
       </w:rPr>
     </w:lvl>
   </w:abstractNum>
-  <w:abstractNum w:abstractNumId="5">
+  <w:abstractNum w:abstractNumId="5" w15:restartNumberingAfterBreak="0">
     <w:nsid w:val="FFFFFF82"/>
     <w:multiLevelType w:val="singleLevel"/>
     <w:tmpl w:val="F3EAFDEC"/>
@@ -738,7 +6840,7 @@
       </w:rPr>
     </w:lvl>
   </w:abstractNum>
-  <w:abstractNum w:abstractNumId="6">
+  <w:abstractNum w:abstractNumId="6" w15:restartNumberingAfterBreak="0">
     <w:nsid w:val="FFFFFF83"/>
     <w:multiLevelType w:val="singleLevel"/>
     <w:tmpl w:val="3D1EFFD4"/>
@@ -759,7 +6861,7 @@
       </w:rPr>
     </w:lvl>
   </w:abstractNum>
-  <w:abstractNum w:abstractNumId="7">
+  <w:abstractNum w:abstractNumId="7" w15:restartNumberingAfterBreak="0">
     <w:nsid w:val="FFFFFF88"/>
     <w:multiLevelType w:val="singleLevel"/>
     <w:tmpl w:val="D0A62B40"/>
@@ -777,7 +6879,7 @@
       </w:pPr>
     </w:lvl>
   </w:abstractNum>
-  <w:abstractNum w:abstractNumId="8">
+  <w:abstractNum w:abstractNumId="8" w15:restartNumberingAfterBreak="0">
     <w:nsid w:val="FFFFFF89"/>
     <w:multiLevelType w:val="singleLevel"/>
     <w:tmpl w:val="29761A62"/>
@@ -798,38 +6900,458 @@
       </w:rPr>
     </w:lvl>
   </w:abstractNum>
-  <w:num w:numId="1">
+  <w:abstractNum w:abstractNumId="9" w15:restartNumberingAfterBreak="0">
+    <w:nsid w:val="4F4854D7"/>
+    <w:multiLevelType w:val="multilevel"/>
+    <w:tmpl w:val="20E8D4BC"/>
+    <w:lvl w:ilvl="0">
+      <w:start w:val="1"/>
+      <w:numFmt w:val="bullet"/>
+      <w:lvlText w:val=""/>
+      <w:lvlJc w:val="left"/>
+      <w:pPr>
+        <w:tabs>
+          <w:tab w:val="num" w:pos="720"/>
+        </w:tabs>
+        <w:ind w:left="720" w:hanging="360"/>
+      </w:pPr>
+      <w:rPr>
+        <w:rFonts w:ascii="Symbol" w:hAnsi="Symbol" w:hint="default"/>
+        <w:sz w:val="20"/>
+      </w:rPr>
+    </w:lvl>
+    <w:lvl w:ilvl="1" w:tentative="1">
+      <w:start w:val="1"/>
+      <w:numFmt w:val="bullet"/>
+      <w:lvlText w:val=""/>
+      <w:lvlJc w:val="left"/>
+      <w:pPr>
+        <w:tabs>
+          <w:tab w:val="num" w:pos="1440"/>
+        </w:tabs>
+        <w:ind w:left="1440" w:hanging="360"/>
+      </w:pPr>
+      <w:rPr>
+        <w:rFonts w:ascii="Symbol" w:hAnsi="Symbol" w:hint="default"/>
+        <w:sz w:val="20"/>
+      </w:rPr>
+    </w:lvl>
+    <w:lvl w:ilvl="2" w:tentative="1">
+      <w:start w:val="1"/>
+      <w:numFmt w:val="bullet"/>
+      <w:lvlText w:val=""/>
+      <w:lvlJc w:val="left"/>
+      <w:pPr>
+        <w:tabs>
+          <w:tab w:val="num" w:pos="2160"/>
+        </w:tabs>
+        <w:ind w:left="2160" w:hanging="360"/>
+      </w:pPr>
+      <w:rPr>
+        <w:rFonts w:ascii="Symbol" w:hAnsi="Symbol" w:hint="default"/>
+        <w:sz w:val="20"/>
+      </w:rPr>
+    </w:lvl>
+    <w:lvl w:ilvl="3" w:tentative="1">
+      <w:start w:val="1"/>
+      <w:numFmt w:val="bullet"/>
+      <w:lvlText w:val=""/>
+      <w:lvlJc w:val="left"/>
+      <w:pPr>
+        <w:tabs>
+          <w:tab w:val="num" w:pos="2880"/>
+        </w:tabs>
+        <w:ind w:left="2880" w:hanging="360"/>
+      </w:pPr>
+      <w:rPr>
+        <w:rFonts w:ascii="Symbol" w:hAnsi="Symbol" w:hint="default"/>
+        <w:sz w:val="20"/>
+      </w:rPr>
+    </w:lvl>
+    <w:lvl w:ilvl="4" w:tentative="1">
+      <w:start w:val="1"/>
+      <w:numFmt w:val="bullet"/>
+      <w:lvlText w:val=""/>
+      <w:lvlJc w:val="left"/>
+      <w:pPr>
+        <w:tabs>
+          <w:tab w:val="num" w:pos="3600"/>
+        </w:tabs>
+        <w:ind w:left="3600" w:hanging="360"/>
+      </w:pPr>
+      <w:rPr>
+        <w:rFonts w:ascii="Symbol" w:hAnsi="Symbol" w:hint="default"/>
+        <w:sz w:val="20"/>
+      </w:rPr>
+    </w:lvl>
+    <w:lvl w:ilvl="5" w:tentative="1">
+      <w:start w:val="1"/>
+      <w:numFmt w:val="bullet"/>
+      <w:lvlText w:val=""/>
+      <w:lvlJc w:val="left"/>
+      <w:pPr>
+        <w:tabs>
+          <w:tab w:val="num" w:pos="4320"/>
+        </w:tabs>
+        <w:ind w:left="4320" w:hanging="360"/>
+      </w:pPr>
+      <w:rPr>
+        <w:rFonts w:ascii="Symbol" w:hAnsi="Symbol" w:hint="default"/>
+        <w:sz w:val="20"/>
+      </w:rPr>
+    </w:lvl>
+    <w:lvl w:ilvl="6" w:tentative="1">
+      <w:start w:val="1"/>
+      <w:numFmt w:val="bullet"/>
+      <w:lvlText w:val=""/>
+      <w:lvlJc w:val="left"/>
+      <w:pPr>
+        <w:tabs>
+          <w:tab w:val="num" w:pos="5040"/>
+        </w:tabs>
+        <w:ind w:left="5040" w:hanging="360"/>
+      </w:pPr>
+      <w:rPr>
+        <w:rFonts w:ascii="Symbol" w:hAnsi="Symbol" w:hint="default"/>
+        <w:sz w:val="20"/>
+      </w:rPr>
+    </w:lvl>
+    <w:lvl w:ilvl="7" w:tentative="1">
+      <w:start w:val="1"/>
+      <w:numFmt w:val="bullet"/>
+      <w:lvlText w:val=""/>
+      <w:lvlJc w:val="left"/>
+      <w:pPr>
+        <w:tabs>
+          <w:tab w:val="num" w:pos="5760"/>
+        </w:tabs>
+        <w:ind w:left="5760" w:hanging="360"/>
+      </w:pPr>
+      <w:rPr>
+        <w:rFonts w:ascii="Symbol" w:hAnsi="Symbol" w:hint="default"/>
+        <w:sz w:val="20"/>
+      </w:rPr>
+    </w:lvl>
+    <w:lvl w:ilvl="8" w:tentative="1">
+      <w:start w:val="1"/>
+      <w:numFmt w:val="bullet"/>
+      <w:lvlText w:val=""/>
+      <w:lvlJc w:val="left"/>
+      <w:pPr>
+        <w:tabs>
+          <w:tab w:val="num" w:pos="6480"/>
+        </w:tabs>
+        <w:ind w:left="6480" w:hanging="360"/>
+      </w:pPr>
+      <w:rPr>
+        <w:rFonts w:ascii="Symbol" w:hAnsi="Symbol" w:hint="default"/>
+        <w:sz w:val="20"/>
+      </w:rPr>
+    </w:lvl>
+  </w:abstractNum>
+  <w:abstractNum w:abstractNumId="10" w15:restartNumberingAfterBreak="0">
+    <w:nsid w:val="6975723B"/>
+    <w:multiLevelType w:val="hybridMultilevel"/>
+    <w:tmpl w:val="F9E429C0"/>
+    <w:lvl w:ilvl="0" w:tplc="272E7A30">
+      <w:start w:val="3"/>
+      <w:numFmt w:val="bullet"/>
+      <w:lvlText w:val="-"/>
+      <w:lvlJc w:val="left"/>
+      <w:pPr>
+        <w:ind w:left="720" w:hanging="360"/>
+      </w:pPr>
+      <w:rPr>
+        <w:rFonts w:ascii="Cambria" w:eastAsiaTheme="minorEastAsia" w:hAnsi="Cambria" w:cstheme="minorBidi" w:hint="default"/>
+      </w:rPr>
+    </w:lvl>
+    <w:lvl w:ilvl="1" w:tplc="0C0A0003" w:tentative="1">
+      <w:start w:val="1"/>
+      <w:numFmt w:val="bullet"/>
+      <w:lvlText w:val="o"/>
+      <w:lvlJc w:val="left"/>
+      <w:pPr>
+        <w:ind w:left="1440" w:hanging="360"/>
+      </w:pPr>
+      <w:rPr>
+        <w:rFonts w:ascii="Courier New" w:hAnsi="Courier New" w:cs="Courier New" w:hint="default"/>
+      </w:rPr>
+    </w:lvl>
+    <w:lvl w:ilvl="2" w:tplc="0C0A0005" w:tentative="1">
+      <w:start w:val="1"/>
+      <w:numFmt w:val="bullet"/>
+      <w:lvlText w:val=""/>
+      <w:lvlJc w:val="left"/>
+      <w:pPr>
+        <w:ind w:left="2160" w:hanging="360"/>
+      </w:pPr>
+      <w:rPr>
+        <w:rFonts w:ascii="Wingdings" w:hAnsi="Wingdings" w:hint="default"/>
+      </w:rPr>
+    </w:lvl>
+    <w:lvl w:ilvl="3" w:tplc="0C0A0001" w:tentative="1">
+      <w:start w:val="1"/>
+      <w:numFmt w:val="bullet"/>
+      <w:lvlText w:val=""/>
+      <w:lvlJc w:val="left"/>
+      <w:pPr>
+        <w:ind w:left="2880" w:hanging="360"/>
+      </w:pPr>
+      <w:rPr>
+        <w:rFonts w:ascii="Symbol" w:hAnsi="Symbol" w:hint="default"/>
+      </w:rPr>
+    </w:lvl>
+    <w:lvl w:ilvl="4" w:tplc="0C0A0003" w:tentative="1">
+      <w:start w:val="1"/>
+      <w:numFmt w:val="bullet"/>
+      <w:lvlText w:val="o"/>
+      <w:lvlJc w:val="left"/>
+      <w:pPr>
+        <w:ind w:left="3600" w:hanging="360"/>
+      </w:pPr>
+      <w:rPr>
+        <w:rFonts w:ascii="Courier New" w:hAnsi="Courier New" w:cs="Courier New" w:hint="default"/>
+      </w:rPr>
+    </w:lvl>
+    <w:lvl w:ilvl="5" w:tplc="0C0A0005" w:tentative="1">
+      <w:start w:val="1"/>
+      <w:numFmt w:val="bullet"/>
+      <w:lvlText w:val=""/>
+      <w:lvlJc w:val="left"/>
+      <w:pPr>
+        <w:ind w:left="4320" w:hanging="360"/>
+      </w:pPr>
+      <w:rPr>
+        <w:rFonts w:ascii="Wingdings" w:hAnsi="Wingdings" w:hint="default"/>
+      </w:rPr>
+    </w:lvl>
+    <w:lvl w:ilvl="6" w:tplc="0C0A0001" w:tentative="1">
+      <w:start w:val="1"/>
+      <w:numFmt w:val="bullet"/>
+      <w:lvlText w:val=""/>
+      <w:lvlJc w:val="left"/>
+      <w:pPr>
+        <w:ind w:left="5040" w:hanging="360"/>
+      </w:pPr>
+      <w:rPr>
+        <w:rFonts w:ascii="Symbol" w:hAnsi="Symbol" w:hint="default"/>
+      </w:rPr>
+    </w:lvl>
+    <w:lvl w:ilvl="7" w:tplc="0C0A0003" w:tentative="1">
+      <w:start w:val="1"/>
+      <w:numFmt w:val="bullet"/>
+      <w:lvlText w:val="o"/>
+      <w:lvlJc w:val="left"/>
+      <w:pPr>
+        <w:ind w:left="5760" w:hanging="360"/>
+      </w:pPr>
+      <w:rPr>
+        <w:rFonts w:ascii="Courier New" w:hAnsi="Courier New" w:cs="Courier New" w:hint="default"/>
+      </w:rPr>
+    </w:lvl>
+    <w:lvl w:ilvl="8" w:tplc="0C0A0005" w:tentative="1">
+      <w:start w:val="1"/>
+      <w:numFmt w:val="bullet"/>
+      <w:lvlText w:val=""/>
+      <w:lvlJc w:val="left"/>
+      <w:pPr>
+        <w:ind w:left="6480" w:hanging="360"/>
+      </w:pPr>
+      <w:rPr>
+        <w:rFonts w:ascii="Wingdings" w:hAnsi="Wingdings" w:hint="default"/>
+      </w:rPr>
+    </w:lvl>
+  </w:abstractNum>
+  <w:abstractNum w:abstractNumId="11" w15:restartNumberingAfterBreak="0">
+    <w:nsid w:val="77FD75FD"/>
+    <w:multiLevelType w:val="multilevel"/>
+    <w:tmpl w:val="7FC0899A"/>
+    <w:lvl w:ilvl="0">
+      <w:start w:val="1"/>
+      <w:numFmt w:val="bullet"/>
+      <w:lvlText w:val=""/>
+      <w:lvlJc w:val="left"/>
+      <w:pPr>
+        <w:tabs>
+          <w:tab w:val="num" w:pos="720"/>
+        </w:tabs>
+        <w:ind w:left="720" w:hanging="360"/>
+      </w:pPr>
+      <w:rPr>
+        <w:rFonts w:ascii="Symbol" w:hAnsi="Symbol" w:hint="default"/>
+        <w:sz w:val="20"/>
+      </w:rPr>
+    </w:lvl>
+    <w:lvl w:ilvl="1" w:tentative="1">
+      <w:start w:val="1"/>
+      <w:numFmt w:val="bullet"/>
+      <w:lvlText w:val=""/>
+      <w:lvlJc w:val="left"/>
+      <w:pPr>
+        <w:tabs>
+          <w:tab w:val="num" w:pos="1440"/>
+        </w:tabs>
+        <w:ind w:left="1440" w:hanging="360"/>
+      </w:pPr>
+      <w:rPr>
+        <w:rFonts w:ascii="Symbol" w:hAnsi="Symbol" w:hint="default"/>
+        <w:sz w:val="20"/>
+      </w:rPr>
+    </w:lvl>
+    <w:lvl w:ilvl="2" w:tentative="1">
+      <w:start w:val="1"/>
+      <w:numFmt w:val="bullet"/>
+      <w:lvlText w:val=""/>
+      <w:lvlJc w:val="left"/>
+      <w:pPr>
+        <w:tabs>
+          <w:tab w:val="num" w:pos="2160"/>
+        </w:tabs>
+        <w:ind w:left="2160" w:hanging="360"/>
+      </w:pPr>
+      <w:rPr>
+        <w:rFonts w:ascii="Symbol" w:hAnsi="Symbol" w:hint="default"/>
+        <w:sz w:val="20"/>
+      </w:rPr>
+    </w:lvl>
+    <w:lvl w:ilvl="3" w:tentative="1">
+      <w:start w:val="1"/>
+      <w:numFmt w:val="bullet"/>
+      <w:lvlText w:val=""/>
+      <w:lvlJc w:val="left"/>
+      <w:pPr>
+        <w:tabs>
+          <w:tab w:val="num" w:pos="2880"/>
+        </w:tabs>
+        <w:ind w:left="2880" w:hanging="360"/>
+      </w:pPr>
+      <w:rPr>
+        <w:rFonts w:ascii="Symbol" w:hAnsi="Symbol" w:hint="default"/>
+        <w:sz w:val="20"/>
+      </w:rPr>
+    </w:lvl>
+    <w:lvl w:ilvl="4" w:tentative="1">
+      <w:start w:val="1"/>
+      <w:numFmt w:val="bullet"/>
+      <w:lvlText w:val=""/>
+      <w:lvlJc w:val="left"/>
+      <w:pPr>
+        <w:tabs>
+          <w:tab w:val="num" w:pos="3600"/>
+        </w:tabs>
+        <w:ind w:left="3600" w:hanging="360"/>
+      </w:pPr>
+      <w:rPr>
+        <w:rFonts w:ascii="Symbol" w:hAnsi="Symbol" w:hint="default"/>
+        <w:sz w:val="20"/>
+      </w:rPr>
+    </w:lvl>
+    <w:lvl w:ilvl="5" w:tentative="1">
+      <w:start w:val="1"/>
+      <w:numFmt w:val="bullet"/>
+      <w:lvlText w:val=""/>
+      <w:lvlJc w:val="left"/>
+      <w:pPr>
+        <w:tabs>
+          <w:tab w:val="num" w:pos="4320"/>
+        </w:tabs>
+        <w:ind w:left="4320" w:hanging="360"/>
+      </w:pPr>
+      <w:rPr>
+        <w:rFonts w:ascii="Symbol" w:hAnsi="Symbol" w:hint="default"/>
+        <w:sz w:val="20"/>
+      </w:rPr>
+    </w:lvl>
+    <w:lvl w:ilvl="6" w:tentative="1">
+      <w:start w:val="1"/>
+      <w:numFmt w:val="bullet"/>
+      <w:lvlText w:val=""/>
+      <w:lvlJc w:val="left"/>
+      <w:pPr>
+        <w:tabs>
+          <w:tab w:val="num" w:pos="5040"/>
+        </w:tabs>
+        <w:ind w:left="5040" w:hanging="360"/>
+      </w:pPr>
+      <w:rPr>
+        <w:rFonts w:ascii="Symbol" w:hAnsi="Symbol" w:hint="default"/>
+        <w:sz w:val="20"/>
+      </w:rPr>
+    </w:lvl>
+    <w:lvl w:ilvl="7" w:tentative="1">
+      <w:start w:val="1"/>
+      <w:numFmt w:val="bullet"/>
+      <w:lvlText w:val=""/>
+      <w:lvlJc w:val="left"/>
+      <w:pPr>
+        <w:tabs>
+          <w:tab w:val="num" w:pos="5760"/>
+        </w:tabs>
+        <w:ind w:left="5760" w:hanging="360"/>
+      </w:pPr>
+      <w:rPr>
+        <w:rFonts w:ascii="Symbol" w:hAnsi="Symbol" w:hint="default"/>
+        <w:sz w:val="20"/>
+      </w:rPr>
+    </w:lvl>
+    <w:lvl w:ilvl="8" w:tentative="1">
+      <w:start w:val="1"/>
+      <w:numFmt w:val="bullet"/>
+      <w:lvlText w:val=""/>
+      <w:lvlJc w:val="left"/>
+      <w:pPr>
+        <w:tabs>
+          <w:tab w:val="num" w:pos="6480"/>
+        </w:tabs>
+        <w:ind w:left="6480" w:hanging="360"/>
+      </w:pPr>
+      <w:rPr>
+        <w:rFonts w:ascii="Symbol" w:hAnsi="Symbol" w:hint="default"/>
+        <w:sz w:val="20"/>
+      </w:rPr>
+    </w:lvl>
+  </w:abstractNum>
+  <w:num w:numId="1" w16cid:durableId="736636714">
     <w:abstractNumId w:val="8"/>
   </w:num>
-  <w:num w:numId="2">
+  <w:num w:numId="2" w16cid:durableId="541555438">
     <w:abstractNumId w:val="6"/>
   </w:num>
-  <w:num w:numId="3">
+  <w:num w:numId="3" w16cid:durableId="489638791">
     <w:abstractNumId w:val="5"/>
   </w:num>
-  <w:num w:numId="4">
+  <w:num w:numId="4" w16cid:durableId="1800761048">
     <w:abstractNumId w:val="4"/>
   </w:num>
-  <w:num w:numId="5">
+  <w:num w:numId="5" w16cid:durableId="1009873400">
     <w:abstractNumId w:val="7"/>
   </w:num>
-  <w:num w:numId="6">
+  <w:num w:numId="6" w16cid:durableId="444424220">
     <w:abstractNumId w:val="3"/>
   </w:num>
-  <w:num w:numId="7">
+  <w:num w:numId="7" w16cid:durableId="510534271">
     <w:abstractNumId w:val="2"/>
   </w:num>
-  <w:num w:numId="8">
+  <w:num w:numId="8" w16cid:durableId="1003706796">
     <w:abstractNumId w:val="1"/>
   </w:num>
-  <w:num w:numId="9">
+  <w:num w:numId="9" w16cid:durableId="1187404969">
     <w:abstractNumId w:val="0"/>
+  </w:num>
+  <w:num w:numId="10" w16cid:durableId="1599562453">
+    <w:abstractNumId w:val="9"/>
+  </w:num>
+  <w:num w:numId="11" w16cid:durableId="837424160">
+    <w:abstractNumId w:val="11"/>
+  </w:num>
+  <w:num w:numId="12" w16cid:durableId="1612400020">
+    <w:abstractNumId w:val="10"/>
   </w:num>
 </w:numbering>
 </file>
 
 <file path=word/styles.xml><?xml version="1.0" encoding="utf-8"?>
-<w:styles xmlns:mc="http://schemas.openxmlformats.org/markup-compatibility/2006" xmlns:r="http://schemas.openxmlformats.org/officeDocument/2006/relationships" xmlns:w="http://schemas.openxmlformats.org/wordprocessingml/2006/main" xmlns:w14="http://schemas.microsoft.com/office/word/2010/wordml" xmlns:w15="http://schemas.microsoft.com/office/word/2012/wordml" mc:Ignorable="w14 w15">
+<w:styles xmlns:mc="http://schemas.openxmlformats.org/markup-compatibility/2006" xmlns:r="http://schemas.openxmlformats.org/officeDocument/2006/relationships" xmlns:w="http://schemas.openxmlformats.org/wordprocessingml/2006/main" xmlns:w14="http://schemas.microsoft.com/office/word/2010/wordml" xmlns:w15="http://schemas.microsoft.com/office/word/2012/wordml" xmlns:w16cex="http://schemas.microsoft.com/office/word/2018/wordml/cex" xmlns:w16cid="http://schemas.microsoft.com/office/word/2016/wordml/cid" xmlns:w16="http://schemas.microsoft.com/office/word/2018/wordml" xmlns:w16sdtdh="http://schemas.microsoft.com/office/word/2020/wordml/sdtdatahash" xmlns:w16se="http://schemas.microsoft.com/office/word/2015/wordml/symex" mc:Ignorable="w14 w15 w16se w16cid w16 w16cex w16sdtdh">
   <w:docDefaults>
     <w:rPrDefault>
       <w:rPr>
@@ -845,7 +7367,7 @@
       </w:pPr>
     </w:pPrDefault>
   </w:docDefaults>
-  <w:latentStyles w:defLockedState="0" w:defUIPriority="99" w:defSemiHidden="0" w:defUnhideWhenUsed="0" w:defQFormat="0" w:count="371">
+  <w:latentStyles w:defLockedState="0" w:defUIPriority="99" w:defSemiHidden="0" w:defUnhideWhenUsed="0" w:defQFormat="0" w:count="376">
     <w:lsdException w:name="Normal" w:uiPriority="0" w:qFormat="1"/>
     <w:lsdException w:name="heading 1" w:uiPriority="9" w:qFormat="1"/>
     <w:lsdException w:name="heading 2" w:semiHidden="1" w:uiPriority="9" w:unhideWhenUsed="1" w:qFormat="1"/>
@@ -1208,6 +7730,11 @@
     <w:lsdException w:name="List Table 5 Dark Accent 6" w:uiPriority="50"/>
     <w:lsdException w:name="List Table 6 Colorful Accent 6" w:uiPriority="51"/>
     <w:lsdException w:name="List Table 7 Colorful Accent 6" w:uiPriority="52"/>
+    <w:lsdException w:name="Mention" w:semiHidden="1" w:unhideWhenUsed="1"/>
+    <w:lsdException w:name="Smart Hyperlink" w:semiHidden="1" w:unhideWhenUsed="1"/>
+    <w:lsdException w:name="Hashtag" w:semiHidden="1" w:unhideWhenUsed="1"/>
+    <w:lsdException w:name="Unresolved Mention" w:semiHidden="1" w:unhideWhenUsed="1"/>
+    <w:lsdException w:name="Smart Link" w:semiHidden="1" w:unhideWhenUsed="1"/>
   </w:latentStyles>
   <w:style w:type="paragraph" w:default="1" w:styleId="Normal">
     <w:name w:val="Normal"/>
@@ -1426,7 +7953,6 @@
   <w:style w:type="character" w:default="1" w:styleId="Fuentedeprrafopredeter">
     <w:name w:val="Default Paragraph Font"/>
     <w:uiPriority w:val="1"/>
-    <w:semiHidden/>
     <w:unhideWhenUsed/>
   </w:style>
   <w:style w:type="table" w:default="1" w:styleId="Tablanormal">
@@ -1546,11 +8072,11 @@
       <w:color w:val="4F81BD" w:themeColor="accent1"/>
     </w:rPr>
   </w:style>
-  <w:style w:type="paragraph" w:styleId="Puesto">
+  <w:style w:type="paragraph" w:styleId="Ttulo">
     <w:name w:val="Title"/>
     <w:basedOn w:val="Normal"/>
     <w:next w:val="Normal"/>
-    <w:link w:val="PuestoCar"/>
+    <w:link w:val="TtuloCar"/>
     <w:uiPriority w:val="10"/>
     <w:qFormat/>
     <w:rsid w:val="00FC693F"/>
@@ -1570,10 +8096,10 @@
       <w:szCs w:val="52"/>
     </w:rPr>
   </w:style>
-  <w:style w:type="character" w:customStyle="1" w:styleId="PuestoCar">
-    <w:name w:val="Puesto Car"/>
+  <w:style w:type="character" w:customStyle="1" w:styleId="TtuloCar">
+    <w:name w:val="Título Car"/>
     <w:basedOn w:val="Fuentedeprrafopredeter"/>
-    <w:link w:val="Puesto"/>
+    <w:link w:val="Ttulo"/>
     <w:uiPriority w:val="10"/>
     <w:rsid w:val="00FC693F"/>
     <w:rPr>
@@ -2136,7 +8662,7 @@
       <w:spacing w:val="5"/>
     </w:rPr>
   </w:style>
-  <w:style w:type="paragraph" w:styleId="TtulodeTDC">
+  <w:style w:type="paragraph" w:styleId="TtuloTDC">
     <w:name w:val="TOC Heading"/>
     <w:basedOn w:val="Ttulo1"/>
     <w:next w:val="Normal"/>
@@ -2158,7 +8684,6 @@
       <w:spacing w:after="0" w:line="240" w:lineRule="auto"/>
     </w:pPr>
     <w:tblPr>
-      <w:tblInd w:w="0" w:type="dxa"/>
       <w:tblBorders>
         <w:top w:val="single" w:sz="4" w:space="0" w:color="auto"/>
         <w:left w:val="single" w:sz="4" w:space="0" w:color="auto"/>
@@ -2167,12 +8692,6 @@
         <w:insideH w:val="single" w:sz="4" w:space="0" w:color="auto"/>
         <w:insideV w:val="single" w:sz="4" w:space="0" w:color="auto"/>
       </w:tblBorders>
-      <w:tblCellMar>
-        <w:top w:w="0" w:type="dxa"/>
-        <w:left w:w="108" w:type="dxa"/>
-        <w:bottom w:w="0" w:type="dxa"/>
-        <w:right w:w="108" w:type="dxa"/>
-      </w:tblCellMar>
     </w:tblPr>
   </w:style>
   <w:style w:type="table" w:styleId="Sombreadoclaro">
@@ -2189,17 +8708,10 @@
     <w:tblPr>
       <w:tblStyleRowBandSize w:val="1"/>
       <w:tblStyleColBandSize w:val="1"/>
-      <w:tblInd w:w="0" w:type="dxa"/>
       <w:tblBorders>
         <w:top w:val="single" w:sz="8" w:space="0" w:color="000000" w:themeColor="text1"/>
         <w:bottom w:val="single" w:sz="8" w:space="0" w:color="000000" w:themeColor="text1"/>
       </w:tblBorders>
-      <w:tblCellMar>
-        <w:top w:w="0" w:type="dxa"/>
-        <w:left w:w="108" w:type="dxa"/>
-        <w:bottom w:w="0" w:type="dxa"/>
-        <w:right w:w="108" w:type="dxa"/>
-      </w:tblCellMar>
     </w:tblPr>
     <w:tblStylePr w:type="firstRow">
       <w:pPr>
@@ -2292,17 +8804,10 @@
     <w:tblPr>
       <w:tblStyleRowBandSize w:val="1"/>
       <w:tblStyleColBandSize w:val="1"/>
-      <w:tblInd w:w="0" w:type="dxa"/>
       <w:tblBorders>
         <w:top w:val="single" w:sz="8" w:space="0" w:color="4F81BD" w:themeColor="accent1"/>
         <w:bottom w:val="single" w:sz="8" w:space="0" w:color="4F81BD" w:themeColor="accent1"/>
       </w:tblBorders>
-      <w:tblCellMar>
-        <w:top w:w="0" w:type="dxa"/>
-        <w:left w:w="108" w:type="dxa"/>
-        <w:bottom w:w="0" w:type="dxa"/>
-        <w:right w:w="108" w:type="dxa"/>
-      </w:tblCellMar>
     </w:tblPr>
     <w:tblStylePr w:type="firstRow">
       <w:pPr>
@@ -2395,17 +8900,10 @@
     <w:tblPr>
       <w:tblStyleRowBandSize w:val="1"/>
       <w:tblStyleColBandSize w:val="1"/>
-      <w:tblInd w:w="0" w:type="dxa"/>
       <w:tblBorders>
         <w:top w:val="single" w:sz="8" w:space="0" w:color="C0504D" w:themeColor="accent2"/>
         <w:bottom w:val="single" w:sz="8" w:space="0" w:color="C0504D" w:themeColor="accent2"/>
       </w:tblBorders>
-      <w:tblCellMar>
-        <w:top w:w="0" w:type="dxa"/>
-        <w:left w:w="108" w:type="dxa"/>
-        <w:bottom w:w="0" w:type="dxa"/>
-        <w:right w:w="108" w:type="dxa"/>
-      </w:tblCellMar>
     </w:tblPr>
     <w:tblStylePr w:type="firstRow">
       <w:pPr>
@@ -2498,17 +8996,10 @@
     <w:tblPr>
       <w:tblStyleRowBandSize w:val="1"/>
       <w:tblStyleColBandSize w:val="1"/>
-      <w:tblInd w:w="0" w:type="dxa"/>
       <w:tblBorders>
         <w:top w:val="single" w:sz="8" w:space="0" w:color="9BBB59" w:themeColor="accent3"/>
         <w:bottom w:val="single" w:sz="8" w:space="0" w:color="9BBB59" w:themeColor="accent3"/>
       </w:tblBorders>
-      <w:tblCellMar>
-        <w:top w:w="0" w:type="dxa"/>
-        <w:left w:w="108" w:type="dxa"/>
-        <w:bottom w:w="0" w:type="dxa"/>
-        <w:right w:w="108" w:type="dxa"/>
-      </w:tblCellMar>
     </w:tblPr>
     <w:tblStylePr w:type="firstRow">
       <w:pPr>
@@ -2601,17 +9092,10 @@
     <w:tblPr>
       <w:tblStyleRowBandSize w:val="1"/>
       <w:tblStyleColBandSize w:val="1"/>
-      <w:tblInd w:w="0" w:type="dxa"/>
       <w:tblBorders>
         <w:top w:val="single" w:sz="8" w:space="0" w:color="8064A2" w:themeColor="accent4"/>
         <w:bottom w:val="single" w:sz="8" w:space="0" w:color="8064A2" w:themeColor="accent4"/>
       </w:tblBorders>
-      <w:tblCellMar>
-        <w:top w:w="0" w:type="dxa"/>
-        <w:left w:w="108" w:type="dxa"/>
-        <w:bottom w:w="0" w:type="dxa"/>
-        <w:right w:w="108" w:type="dxa"/>
-      </w:tblCellMar>
     </w:tblPr>
     <w:tblStylePr w:type="firstRow">
       <w:pPr>
@@ -2704,17 +9188,10 @@
     <w:tblPr>
       <w:tblStyleRowBandSize w:val="1"/>
       <w:tblStyleColBandSize w:val="1"/>
-      <w:tblInd w:w="0" w:type="dxa"/>
       <w:tblBorders>
         <w:top w:val="single" w:sz="8" w:space="0" w:color="4BACC6" w:themeColor="accent5"/>
         <w:bottom w:val="single" w:sz="8" w:space="0" w:color="4BACC6" w:themeColor="accent5"/>
       </w:tblBorders>
-      <w:tblCellMar>
-        <w:top w:w="0" w:type="dxa"/>
-        <w:left w:w="108" w:type="dxa"/>
-        <w:bottom w:w="0" w:type="dxa"/>
-        <w:right w:w="108" w:type="dxa"/>
-      </w:tblCellMar>
     </w:tblPr>
     <w:tblStylePr w:type="firstRow">
       <w:pPr>
@@ -2807,17 +9284,10 @@
     <w:tblPr>
       <w:tblStyleRowBandSize w:val="1"/>
       <w:tblStyleColBandSize w:val="1"/>
-      <w:tblInd w:w="0" w:type="dxa"/>
       <w:tblBorders>
         <w:top w:val="single" w:sz="8" w:space="0" w:color="F79646" w:themeColor="accent6"/>
         <w:bottom w:val="single" w:sz="8" w:space="0" w:color="F79646" w:themeColor="accent6"/>
       </w:tblBorders>
-      <w:tblCellMar>
-        <w:top w:w="0" w:type="dxa"/>
-        <w:left w:w="108" w:type="dxa"/>
-        <w:bottom w:w="0" w:type="dxa"/>
-        <w:right w:w="108" w:type="dxa"/>
-      </w:tblCellMar>
     </w:tblPr>
     <w:tblStylePr w:type="firstRow">
       <w:pPr>
@@ -2907,19 +9377,12 @@
     <w:tblPr>
       <w:tblStyleRowBandSize w:val="1"/>
       <w:tblStyleColBandSize w:val="1"/>
-      <w:tblInd w:w="0" w:type="dxa"/>
       <w:tblBorders>
         <w:top w:val="single" w:sz="8" w:space="0" w:color="000000" w:themeColor="text1"/>
         <w:left w:val="single" w:sz="8" w:space="0" w:color="000000" w:themeColor="text1"/>
         <w:bottom w:val="single" w:sz="8" w:space="0" w:color="000000" w:themeColor="text1"/>
         <w:right w:val="single" w:sz="8" w:space="0" w:color="000000" w:themeColor="text1"/>
       </w:tblBorders>
-      <w:tblCellMar>
-        <w:top w:w="0" w:type="dxa"/>
-        <w:left w:w="108" w:type="dxa"/>
-        <w:bottom w:w="0" w:type="dxa"/>
-        <w:right w:w="108" w:type="dxa"/>
-      </w:tblCellMar>
     </w:tblPr>
     <w:tblStylePr w:type="firstRow">
       <w:pPr>
@@ -2999,19 +9462,12 @@
     <w:tblPr>
       <w:tblStyleRowBandSize w:val="1"/>
       <w:tblStyleColBandSize w:val="1"/>
-      <w:tblInd w:w="0" w:type="dxa"/>
       <w:tblBorders>
         <w:top w:val="single" w:sz="8" w:space="0" w:color="4F81BD" w:themeColor="accent1"/>
         <w:left w:val="single" w:sz="8" w:space="0" w:color="4F81BD" w:themeColor="accent1"/>
         <w:bottom w:val="single" w:sz="8" w:space="0" w:color="4F81BD" w:themeColor="accent1"/>
         <w:right w:val="single" w:sz="8" w:space="0" w:color="4F81BD" w:themeColor="accent1"/>
       </w:tblBorders>
-      <w:tblCellMar>
-        <w:top w:w="0" w:type="dxa"/>
-        <w:left w:w="108" w:type="dxa"/>
-        <w:bottom w:w="0" w:type="dxa"/>
-        <w:right w:w="108" w:type="dxa"/>
-      </w:tblCellMar>
     </w:tblPr>
     <w:tblStylePr w:type="firstRow">
       <w:pPr>
@@ -3091,19 +9547,12 @@
     <w:tblPr>
       <w:tblStyleRowBandSize w:val="1"/>
       <w:tblStyleColBandSize w:val="1"/>
-      <w:tblInd w:w="0" w:type="dxa"/>
       <w:tblBorders>
         <w:top w:val="single" w:sz="8" w:space="0" w:color="C0504D" w:themeColor="accent2"/>
         <w:left w:val="single" w:sz="8" w:space="0" w:color="C0504D" w:themeColor="accent2"/>
         <w:bottom w:val="single" w:sz="8" w:space="0" w:color="C0504D" w:themeColor="accent2"/>
         <w:right w:val="single" w:sz="8" w:space="0" w:color="C0504D" w:themeColor="accent2"/>
       </w:tblBorders>
-      <w:tblCellMar>
-        <w:top w:w="0" w:type="dxa"/>
-        <w:left w:w="108" w:type="dxa"/>
-        <w:bottom w:w="0" w:type="dxa"/>
-        <w:right w:w="108" w:type="dxa"/>
-      </w:tblCellMar>
     </w:tblPr>
     <w:tblStylePr w:type="firstRow">
       <w:pPr>
@@ -3183,19 +9632,12 @@
     <w:tblPr>
       <w:tblStyleRowBandSize w:val="1"/>
       <w:tblStyleColBandSize w:val="1"/>
-      <w:tblInd w:w="0" w:type="dxa"/>
       <w:tblBorders>
         <w:top w:val="single" w:sz="8" w:space="0" w:color="9BBB59" w:themeColor="accent3"/>
         <w:left w:val="single" w:sz="8" w:space="0" w:color="9BBB59" w:themeColor="accent3"/>
         <w:bottom w:val="single" w:sz="8" w:space="0" w:color="9BBB59" w:themeColor="accent3"/>
         <w:right w:val="single" w:sz="8" w:space="0" w:color="9BBB59" w:themeColor="accent3"/>
       </w:tblBorders>
-      <w:tblCellMar>
-        <w:top w:w="0" w:type="dxa"/>
-        <w:left w:w="108" w:type="dxa"/>
-        <w:bottom w:w="0" w:type="dxa"/>
-        <w:right w:w="108" w:type="dxa"/>
-      </w:tblCellMar>
     </w:tblPr>
     <w:tblStylePr w:type="firstRow">
       <w:pPr>
@@ -3275,19 +9717,12 @@
     <w:tblPr>
       <w:tblStyleRowBandSize w:val="1"/>
       <w:tblStyleColBandSize w:val="1"/>
-      <w:tblInd w:w="0" w:type="dxa"/>
       <w:tblBorders>
         <w:top w:val="single" w:sz="8" w:space="0" w:color="8064A2" w:themeColor="accent4"/>
         <w:left w:val="single" w:sz="8" w:space="0" w:color="8064A2" w:themeColor="accent4"/>
         <w:bottom w:val="single" w:sz="8" w:space="0" w:color="8064A2" w:themeColor="accent4"/>
         <w:right w:val="single" w:sz="8" w:space="0" w:color="8064A2" w:themeColor="accent4"/>
       </w:tblBorders>
-      <w:tblCellMar>
-        <w:top w:w="0" w:type="dxa"/>
-        <w:left w:w="108" w:type="dxa"/>
-        <w:bottom w:w="0" w:type="dxa"/>
-        <w:right w:w="108" w:type="dxa"/>
-      </w:tblCellMar>
     </w:tblPr>
     <w:tblStylePr w:type="firstRow">
       <w:pPr>
@@ -3367,19 +9802,12 @@
     <w:tblPr>
       <w:tblStyleRowBandSize w:val="1"/>
       <w:tblStyleColBandSize w:val="1"/>
-      <w:tblInd w:w="0" w:type="dxa"/>
       <w:tblBorders>
         <w:top w:val="single" w:sz="8" w:space="0" w:color="4BACC6" w:themeColor="accent5"/>
         <w:left w:val="single" w:sz="8" w:space="0" w:color="4BACC6" w:themeColor="accent5"/>
         <w:bottom w:val="single" w:sz="8" w:space="0" w:color="4BACC6" w:themeColor="accent5"/>
         <w:right w:val="single" w:sz="8" w:space="0" w:color="4BACC6" w:themeColor="accent5"/>
       </w:tblBorders>
-      <w:tblCellMar>
-        <w:top w:w="0" w:type="dxa"/>
-        <w:left w:w="108" w:type="dxa"/>
-        <w:bottom w:w="0" w:type="dxa"/>
-        <w:right w:w="108" w:type="dxa"/>
-      </w:tblCellMar>
     </w:tblPr>
     <w:tblStylePr w:type="firstRow">
       <w:pPr>
@@ -3459,19 +9887,12 @@
     <w:tblPr>
       <w:tblStyleRowBandSize w:val="1"/>
       <w:tblStyleColBandSize w:val="1"/>
-      <w:tblInd w:w="0" w:type="dxa"/>
       <w:tblBorders>
         <w:top w:val="single" w:sz="8" w:space="0" w:color="F79646" w:themeColor="accent6"/>
         <w:left w:val="single" w:sz="8" w:space="0" w:color="F79646" w:themeColor="accent6"/>
         <w:bottom w:val="single" w:sz="8" w:space="0" w:color="F79646" w:themeColor="accent6"/>
         <w:right w:val="single" w:sz="8" w:space="0" w:color="F79646" w:themeColor="accent6"/>
       </w:tblBorders>
-      <w:tblCellMar>
-        <w:top w:w="0" w:type="dxa"/>
-        <w:left w:w="108" w:type="dxa"/>
-        <w:bottom w:w="0" w:type="dxa"/>
-        <w:right w:w="108" w:type="dxa"/>
-      </w:tblCellMar>
     </w:tblPr>
     <w:tblStylePr w:type="firstRow">
       <w:pPr>
@@ -3551,7 +9972,6 @@
     <w:tblPr>
       <w:tblStyleRowBandSize w:val="1"/>
       <w:tblStyleColBandSize w:val="1"/>
-      <w:tblInd w:w="0" w:type="dxa"/>
       <w:tblBorders>
         <w:top w:val="single" w:sz="8" w:space="0" w:color="000000" w:themeColor="text1"/>
         <w:left w:val="single" w:sz="8" w:space="0" w:color="000000" w:themeColor="text1"/>
@@ -3560,12 +9980,6 @@
         <w:insideH w:val="single" w:sz="8" w:space="0" w:color="000000" w:themeColor="text1"/>
         <w:insideV w:val="single" w:sz="8" w:space="0" w:color="000000" w:themeColor="text1"/>
       </w:tblBorders>
-      <w:tblCellMar>
-        <w:top w:w="0" w:type="dxa"/>
-        <w:left w:w="108" w:type="dxa"/>
-        <w:bottom w:w="0" w:type="dxa"/>
-        <w:right w:w="108" w:type="dxa"/>
-      </w:tblCellMar>
     </w:tblPr>
     <w:tblStylePr w:type="firstRow">
       <w:pPr>
@@ -3681,7 +10095,6 @@
     <w:tblPr>
       <w:tblStyleRowBandSize w:val="1"/>
       <w:tblStyleColBandSize w:val="1"/>
-      <w:tblInd w:w="0" w:type="dxa"/>
       <w:tblBorders>
         <w:top w:val="single" w:sz="8" w:space="0" w:color="4F81BD" w:themeColor="accent1"/>
         <w:left w:val="single" w:sz="8" w:space="0" w:color="4F81BD" w:themeColor="accent1"/>
@@ -3690,12 +10103,6 @@
         <w:insideH w:val="single" w:sz="8" w:space="0" w:color="4F81BD" w:themeColor="accent1"/>
         <w:insideV w:val="single" w:sz="8" w:space="0" w:color="4F81BD" w:themeColor="accent1"/>
       </w:tblBorders>
-      <w:tblCellMar>
-        <w:top w:w="0" w:type="dxa"/>
-        <w:left w:w="108" w:type="dxa"/>
-        <w:bottom w:w="0" w:type="dxa"/>
-        <w:right w:w="108" w:type="dxa"/>
-      </w:tblCellMar>
     </w:tblPr>
     <w:tblStylePr w:type="firstRow">
       <w:pPr>
@@ -3811,7 +10218,6 @@
     <w:tblPr>
       <w:tblStyleRowBandSize w:val="1"/>
       <w:tblStyleColBandSize w:val="1"/>
-      <w:tblInd w:w="0" w:type="dxa"/>
       <w:tblBorders>
         <w:top w:val="single" w:sz="8" w:space="0" w:color="C0504D" w:themeColor="accent2"/>
         <w:left w:val="single" w:sz="8" w:space="0" w:color="C0504D" w:themeColor="accent2"/>
@@ -3820,12 +10226,6 @@
         <w:insideH w:val="single" w:sz="8" w:space="0" w:color="C0504D" w:themeColor="accent2"/>
         <w:insideV w:val="single" w:sz="8" w:space="0" w:color="C0504D" w:themeColor="accent2"/>
       </w:tblBorders>
-      <w:tblCellMar>
-        <w:top w:w="0" w:type="dxa"/>
-        <w:left w:w="108" w:type="dxa"/>
-        <w:bottom w:w="0" w:type="dxa"/>
-        <w:right w:w="108" w:type="dxa"/>
-      </w:tblCellMar>
     </w:tblPr>
     <w:tblStylePr w:type="firstRow">
       <w:pPr>
@@ -3941,7 +10341,6 @@
     <w:tblPr>
       <w:tblStyleRowBandSize w:val="1"/>
       <w:tblStyleColBandSize w:val="1"/>
-      <w:tblInd w:w="0" w:type="dxa"/>
       <w:tblBorders>
         <w:top w:val="single" w:sz="8" w:space="0" w:color="9BBB59" w:themeColor="accent3"/>
         <w:left w:val="single" w:sz="8" w:space="0" w:color="9BBB59" w:themeColor="accent3"/>
@@ -3950,12 +10349,6 @@
         <w:insideH w:val="single" w:sz="8" w:space="0" w:color="9BBB59" w:themeColor="accent3"/>
         <w:insideV w:val="single" w:sz="8" w:space="0" w:color="9BBB59" w:themeColor="accent3"/>
       </w:tblBorders>
-      <w:tblCellMar>
-        <w:top w:w="0" w:type="dxa"/>
-        <w:left w:w="108" w:type="dxa"/>
-        <w:bottom w:w="0" w:type="dxa"/>
-        <w:right w:w="108" w:type="dxa"/>
-      </w:tblCellMar>
     </w:tblPr>
     <w:tblStylePr w:type="firstRow">
       <w:pPr>
@@ -4071,7 +10464,6 @@
     <w:tblPr>
       <w:tblStyleRowBandSize w:val="1"/>
       <w:tblStyleColBandSize w:val="1"/>
-      <w:tblInd w:w="0" w:type="dxa"/>
       <w:tblBorders>
         <w:top w:val="single" w:sz="8" w:space="0" w:color="8064A2" w:themeColor="accent4"/>
         <w:left w:val="single" w:sz="8" w:space="0" w:color="8064A2" w:themeColor="accent4"/>
@@ -4080,12 +10472,6 @@
         <w:insideH w:val="single" w:sz="8" w:space="0" w:color="8064A2" w:themeColor="accent4"/>
         <w:insideV w:val="single" w:sz="8" w:space="0" w:color="8064A2" w:themeColor="accent4"/>
       </w:tblBorders>
-      <w:tblCellMar>
-        <w:top w:w="0" w:type="dxa"/>
-        <w:left w:w="108" w:type="dxa"/>
-        <w:bottom w:w="0" w:type="dxa"/>
-        <w:right w:w="108" w:type="dxa"/>
-      </w:tblCellMar>
     </w:tblPr>
     <w:tblStylePr w:type="firstRow">
       <w:pPr>
@@ -4201,7 +10587,6 @@
     <w:tblPr>
       <w:tblStyleRowBandSize w:val="1"/>
       <w:tblStyleColBandSize w:val="1"/>
-      <w:tblInd w:w="0" w:type="dxa"/>
       <w:tblBorders>
         <w:top w:val="single" w:sz="8" w:space="0" w:color="4BACC6" w:themeColor="accent5"/>
         <w:left w:val="single" w:sz="8" w:space="0" w:color="4BACC6" w:themeColor="accent5"/>
@@ -4210,12 +10595,6 @@
         <w:insideH w:val="single" w:sz="8" w:space="0" w:color="4BACC6" w:themeColor="accent5"/>
         <w:insideV w:val="single" w:sz="8" w:space="0" w:color="4BACC6" w:themeColor="accent5"/>
       </w:tblBorders>
-      <w:tblCellMar>
-        <w:top w:w="0" w:type="dxa"/>
-        <w:left w:w="108" w:type="dxa"/>
-        <w:bottom w:w="0" w:type="dxa"/>
-        <w:right w:w="108" w:type="dxa"/>
-      </w:tblCellMar>
     </w:tblPr>
     <w:tblStylePr w:type="firstRow">
       <w:pPr>
@@ -4331,7 +10710,6 @@
     <w:tblPr>
       <w:tblStyleRowBandSize w:val="1"/>
       <w:tblStyleColBandSize w:val="1"/>
-      <w:tblInd w:w="0" w:type="dxa"/>
       <w:tblBorders>
         <w:top w:val="single" w:sz="8" w:space="0" w:color="F79646" w:themeColor="accent6"/>
         <w:left w:val="single" w:sz="8" w:space="0" w:color="F79646" w:themeColor="accent6"/>
@@ -4340,12 +10718,6 @@
         <w:insideH w:val="single" w:sz="8" w:space="0" w:color="F79646" w:themeColor="accent6"/>
         <w:insideV w:val="single" w:sz="8" w:space="0" w:color="F79646" w:themeColor="accent6"/>
       </w:tblBorders>
-      <w:tblCellMar>
-        <w:top w:w="0" w:type="dxa"/>
-        <w:left w:w="108" w:type="dxa"/>
-        <w:bottom w:w="0" w:type="dxa"/>
-        <w:right w:w="108" w:type="dxa"/>
-      </w:tblCellMar>
     </w:tblPr>
     <w:tblStylePr w:type="firstRow">
       <w:pPr>
@@ -4461,7 +10833,6 @@
     <w:tblPr>
       <w:tblStyleRowBandSize w:val="1"/>
       <w:tblStyleColBandSize w:val="1"/>
-      <w:tblInd w:w="0" w:type="dxa"/>
       <w:tblBorders>
         <w:top w:val="single" w:sz="8" w:space="0" w:color="404040" w:themeColor="text1" w:themeTint="BF"/>
         <w:left w:val="single" w:sz="8" w:space="0" w:color="404040" w:themeColor="text1" w:themeTint="BF"/>
@@ -4469,12 +10840,6 @@
         <w:right w:val="single" w:sz="8" w:space="0" w:color="404040" w:themeColor="text1" w:themeTint="BF"/>
         <w:insideH w:val="single" w:sz="8" w:space="0" w:color="404040" w:themeColor="text1" w:themeTint="BF"/>
       </w:tblBorders>
-      <w:tblCellMar>
-        <w:top w:w="0" w:type="dxa"/>
-        <w:left w:w="108" w:type="dxa"/>
-        <w:bottom w:w="0" w:type="dxa"/>
-        <w:right w:w="108" w:type="dxa"/>
-      </w:tblCellMar>
     </w:tblPr>
     <w:tblStylePr w:type="firstRow">
       <w:pPr>
@@ -4567,7 +10932,6 @@
     <w:tblPr>
       <w:tblStyleRowBandSize w:val="1"/>
       <w:tblStyleColBandSize w:val="1"/>
-      <w:tblInd w:w="0" w:type="dxa"/>
       <w:tblBorders>
         <w:top w:val="single" w:sz="8" w:space="0" w:color="7BA0CD" w:themeColor="accent1" w:themeTint="BF"/>
         <w:left w:val="single" w:sz="8" w:space="0" w:color="7BA0CD" w:themeColor="accent1" w:themeTint="BF"/>
@@ -4575,12 +10939,6 @@
         <w:right w:val="single" w:sz="8" w:space="0" w:color="7BA0CD" w:themeColor="accent1" w:themeTint="BF"/>
         <w:insideH w:val="single" w:sz="8" w:space="0" w:color="7BA0CD" w:themeColor="accent1" w:themeTint="BF"/>
       </w:tblBorders>
-      <w:tblCellMar>
-        <w:top w:w="0" w:type="dxa"/>
-        <w:left w:w="108" w:type="dxa"/>
-        <w:bottom w:w="0" w:type="dxa"/>
-        <w:right w:w="108" w:type="dxa"/>
-      </w:tblCellMar>
     </w:tblPr>
     <w:tblStylePr w:type="firstRow">
       <w:pPr>
@@ -4673,7 +11031,6 @@
     <w:tblPr>
       <w:tblStyleRowBandSize w:val="1"/>
       <w:tblStyleColBandSize w:val="1"/>
-      <w:tblInd w:w="0" w:type="dxa"/>
       <w:tblBorders>
         <w:top w:val="single" w:sz="8" w:space="0" w:color="CF7B79" w:themeColor="accent2" w:themeTint="BF"/>
         <w:left w:val="single" w:sz="8" w:space="0" w:color="CF7B79" w:themeColor="accent2" w:themeTint="BF"/>
@@ -4681,12 +11038,6 @@
         <w:right w:val="single" w:sz="8" w:space="0" w:color="CF7B79" w:themeColor="accent2" w:themeTint="BF"/>
         <w:insideH w:val="single" w:sz="8" w:space="0" w:color="CF7B79" w:themeColor="accent2" w:themeTint="BF"/>
       </w:tblBorders>
-      <w:tblCellMar>
-        <w:top w:w="0" w:type="dxa"/>
-        <w:left w:w="108" w:type="dxa"/>
-        <w:bottom w:w="0" w:type="dxa"/>
-        <w:right w:w="108" w:type="dxa"/>
-      </w:tblCellMar>
     </w:tblPr>
     <w:tblStylePr w:type="firstRow">
       <w:pPr>
@@ -4779,7 +11130,6 @@
     <w:tblPr>
       <w:tblStyleRowBandSize w:val="1"/>
       <w:tblStyleColBandSize w:val="1"/>
-      <w:tblInd w:w="0" w:type="dxa"/>
       <w:tblBorders>
         <w:top w:val="single" w:sz="8" w:space="0" w:color="B3CC82" w:themeColor="accent3" w:themeTint="BF"/>
         <w:left w:val="single" w:sz="8" w:space="0" w:color="B3CC82" w:themeColor="accent3" w:themeTint="BF"/>
@@ -4787,12 +11137,6 @@
         <w:right w:val="single" w:sz="8" w:space="0" w:color="B3CC82" w:themeColor="accent3" w:themeTint="BF"/>
         <w:insideH w:val="single" w:sz="8" w:space="0" w:color="B3CC82" w:themeColor="accent3" w:themeTint="BF"/>
       </w:tblBorders>
-      <w:tblCellMar>
-        <w:top w:w="0" w:type="dxa"/>
-        <w:left w:w="108" w:type="dxa"/>
-        <w:bottom w:w="0" w:type="dxa"/>
-        <w:right w:w="108" w:type="dxa"/>
-      </w:tblCellMar>
     </w:tblPr>
     <w:tblStylePr w:type="firstRow">
       <w:pPr>
@@ -4885,7 +11229,6 @@
     <w:tblPr>
       <w:tblStyleRowBandSize w:val="1"/>
       <w:tblStyleColBandSize w:val="1"/>
-      <w:tblInd w:w="0" w:type="dxa"/>
       <w:tblBorders>
         <w:top w:val="single" w:sz="8" w:space="0" w:color="9F8AB9" w:themeColor="accent4" w:themeTint="BF"/>
         <w:left w:val="single" w:sz="8" w:space="0" w:color="9F8AB9" w:themeColor="accent4" w:themeTint="BF"/>
@@ -4893,12 +11236,6 @@
         <w:right w:val="single" w:sz="8" w:space="0" w:color="9F8AB9" w:themeColor="accent4" w:themeTint="BF"/>
         <w:insideH w:val="single" w:sz="8" w:space="0" w:color="9F8AB9" w:themeColor="accent4" w:themeTint="BF"/>
       </w:tblBorders>
-      <w:tblCellMar>
-        <w:top w:w="0" w:type="dxa"/>
-        <w:left w:w="108" w:type="dxa"/>
-        <w:bottom w:w="0" w:type="dxa"/>
-        <w:right w:w="108" w:type="dxa"/>
-      </w:tblCellMar>
     </w:tblPr>
     <w:tblStylePr w:type="firstRow">
       <w:pPr>
@@ -4991,7 +11328,6 @@
     <w:tblPr>
       <w:tblStyleRowBandSize w:val="1"/>
       <w:tblStyleColBandSize w:val="1"/>
-      <w:tblInd w:w="0" w:type="dxa"/>
       <w:tblBorders>
         <w:top w:val="single" w:sz="8" w:space="0" w:color="78C0D4" w:themeColor="accent5" w:themeTint="BF"/>
         <w:left w:val="single" w:sz="8" w:space="0" w:color="78C0D4" w:themeColor="accent5" w:themeTint="BF"/>
@@ -4999,12 +11335,6 @@
         <w:right w:val="single" w:sz="8" w:space="0" w:color="78C0D4" w:themeColor="accent5" w:themeTint="BF"/>
         <w:insideH w:val="single" w:sz="8" w:space="0" w:color="78C0D4" w:themeColor="accent5" w:themeTint="BF"/>
       </w:tblBorders>
-      <w:tblCellMar>
-        <w:top w:w="0" w:type="dxa"/>
-        <w:left w:w="108" w:type="dxa"/>
-        <w:bottom w:w="0" w:type="dxa"/>
-        <w:right w:w="108" w:type="dxa"/>
-      </w:tblCellMar>
     </w:tblPr>
     <w:tblStylePr w:type="firstRow">
       <w:pPr>
@@ -5097,7 +11427,6 @@
     <w:tblPr>
       <w:tblStyleRowBandSize w:val="1"/>
       <w:tblStyleColBandSize w:val="1"/>
-      <w:tblInd w:w="0" w:type="dxa"/>
       <w:tblBorders>
         <w:top w:val="single" w:sz="8" w:space="0" w:color="F9B074" w:themeColor="accent6" w:themeTint="BF"/>
         <w:left w:val="single" w:sz="8" w:space="0" w:color="F9B074" w:themeColor="accent6" w:themeTint="BF"/>
@@ -5105,12 +11434,6 @@
         <w:right w:val="single" w:sz="8" w:space="0" w:color="F9B074" w:themeColor="accent6" w:themeTint="BF"/>
         <w:insideH w:val="single" w:sz="8" w:space="0" w:color="F9B074" w:themeColor="accent6" w:themeTint="BF"/>
       </w:tblBorders>
-      <w:tblCellMar>
-        <w:top w:w="0" w:type="dxa"/>
-        <w:left w:w="108" w:type="dxa"/>
-        <w:bottom w:w="0" w:type="dxa"/>
-        <w:right w:w="108" w:type="dxa"/>
-      </w:tblCellMar>
     </w:tblPr>
     <w:tblStylePr w:type="firstRow">
       <w:pPr>
@@ -5203,17 +11526,10 @@
     <w:tblPr>
       <w:tblStyleRowBandSize w:val="1"/>
       <w:tblStyleColBandSize w:val="1"/>
-      <w:tblInd w:w="0" w:type="dxa"/>
       <w:tblBorders>
         <w:top w:val="single" w:sz="18" w:space="0" w:color="auto"/>
         <w:bottom w:val="single" w:sz="18" w:space="0" w:color="auto"/>
       </w:tblBorders>
-      <w:tblCellMar>
-        <w:top w:w="0" w:type="dxa"/>
-        <w:left w:w="108" w:type="dxa"/>
-        <w:bottom w:w="0" w:type="dxa"/>
-        <w:right w:w="108" w:type="dxa"/>
-      </w:tblCellMar>
     </w:tblPr>
     <w:tblStylePr w:type="firstRow">
       <w:pPr>
@@ -5352,17 +11668,10 @@
     <w:tblPr>
       <w:tblStyleRowBandSize w:val="1"/>
       <w:tblStyleColBandSize w:val="1"/>
-      <w:tblInd w:w="0" w:type="dxa"/>
       <w:tblBorders>
         <w:top w:val="single" w:sz="18" w:space="0" w:color="auto"/>
         <w:bottom w:val="single" w:sz="18" w:space="0" w:color="auto"/>
       </w:tblBorders>
-      <w:tblCellMar>
-        <w:top w:w="0" w:type="dxa"/>
-        <w:left w:w="108" w:type="dxa"/>
-        <w:bottom w:w="0" w:type="dxa"/>
-        <w:right w:w="108" w:type="dxa"/>
-      </w:tblCellMar>
     </w:tblPr>
     <w:tblStylePr w:type="firstRow">
       <w:pPr>
@@ -5501,17 +11810,10 @@
     <w:tblPr>
       <w:tblStyleRowBandSize w:val="1"/>
       <w:tblStyleColBandSize w:val="1"/>
-      <w:tblInd w:w="0" w:type="dxa"/>
       <w:tblBorders>
         <w:top w:val="single" w:sz="18" w:space="0" w:color="auto"/>
         <w:bottom w:val="single" w:sz="18" w:space="0" w:color="auto"/>
       </w:tblBorders>
-      <w:tblCellMar>
-        <w:top w:w="0" w:type="dxa"/>
-        <w:left w:w="108" w:type="dxa"/>
-        <w:bottom w:w="0" w:type="dxa"/>
-        <w:right w:w="108" w:type="dxa"/>
-      </w:tblCellMar>
     </w:tblPr>
     <w:tblStylePr w:type="firstRow">
       <w:pPr>
@@ -5650,17 +11952,10 @@
     <w:tblPr>
       <w:tblStyleRowBandSize w:val="1"/>
       <w:tblStyleColBandSize w:val="1"/>
-      <w:tblInd w:w="0" w:type="dxa"/>
       <w:tblBorders>
         <w:top w:val="single" w:sz="18" w:space="0" w:color="auto"/>
         <w:bottom w:val="single" w:sz="18" w:space="0" w:color="auto"/>
       </w:tblBorders>
-      <w:tblCellMar>
-        <w:top w:w="0" w:type="dxa"/>
-        <w:left w:w="108" w:type="dxa"/>
-        <w:bottom w:w="0" w:type="dxa"/>
-        <w:right w:w="108" w:type="dxa"/>
-      </w:tblCellMar>
     </w:tblPr>
     <w:tblStylePr w:type="firstRow">
       <w:pPr>
@@ -5799,17 +12094,10 @@
     <w:tblPr>
       <w:tblStyleRowBandSize w:val="1"/>
       <w:tblStyleColBandSize w:val="1"/>
-      <w:tblInd w:w="0" w:type="dxa"/>
       <w:tblBorders>
         <w:top w:val="single" w:sz="18" w:space="0" w:color="auto"/>
         <w:bottom w:val="single" w:sz="18" w:space="0" w:color="auto"/>
       </w:tblBorders>
-      <w:tblCellMar>
-        <w:top w:w="0" w:type="dxa"/>
-        <w:left w:w="108" w:type="dxa"/>
-        <w:bottom w:w="0" w:type="dxa"/>
-        <w:right w:w="108" w:type="dxa"/>
-      </w:tblCellMar>
     </w:tblPr>
     <w:tblStylePr w:type="firstRow">
       <w:pPr>
@@ -5948,17 +12236,10 @@
     <w:tblPr>
       <w:tblStyleRowBandSize w:val="1"/>
       <w:tblStyleColBandSize w:val="1"/>
-      <w:tblInd w:w="0" w:type="dxa"/>
       <w:tblBorders>
         <w:top w:val="single" w:sz="18" w:space="0" w:color="auto"/>
         <w:bottom w:val="single" w:sz="18" w:space="0" w:color="auto"/>
       </w:tblBorders>
-      <w:tblCellMar>
-        <w:top w:w="0" w:type="dxa"/>
-        <w:left w:w="108" w:type="dxa"/>
-        <w:bottom w:w="0" w:type="dxa"/>
-        <w:right w:w="108" w:type="dxa"/>
-      </w:tblCellMar>
     </w:tblPr>
     <w:tblStylePr w:type="firstRow">
       <w:pPr>
@@ -6097,17 +12378,10 @@
     <w:tblPr>
       <w:tblStyleRowBandSize w:val="1"/>
       <w:tblStyleColBandSize w:val="1"/>
-      <w:tblInd w:w="0" w:type="dxa"/>
       <w:tblBorders>
         <w:top w:val="single" w:sz="18" w:space="0" w:color="auto"/>
         <w:bottom w:val="single" w:sz="18" w:space="0" w:color="auto"/>
       </w:tblBorders>
-      <w:tblCellMar>
-        <w:top w:w="0" w:type="dxa"/>
-        <w:left w:w="108" w:type="dxa"/>
-        <w:bottom w:w="0" w:type="dxa"/>
-        <w:right w:w="108" w:type="dxa"/>
-      </w:tblCellMar>
     </w:tblPr>
     <w:tblStylePr w:type="firstRow">
       <w:pPr>
@@ -6249,17 +12523,10 @@
     <w:tblPr>
       <w:tblStyleRowBandSize w:val="1"/>
       <w:tblStyleColBandSize w:val="1"/>
-      <w:tblInd w:w="0" w:type="dxa"/>
       <w:tblBorders>
         <w:top w:val="single" w:sz="8" w:space="0" w:color="000000" w:themeColor="text1"/>
         <w:bottom w:val="single" w:sz="8" w:space="0" w:color="000000" w:themeColor="text1"/>
       </w:tblBorders>
-      <w:tblCellMar>
-        <w:top w:w="0" w:type="dxa"/>
-        <w:left w:w="108" w:type="dxa"/>
-        <w:bottom w:w="0" w:type="dxa"/>
-        <w:right w:w="108" w:type="dxa"/>
-      </w:tblCellMar>
     </w:tblPr>
     <w:tblStylePr w:type="firstRow">
       <w:rPr>
@@ -6333,17 +12600,10 @@
     <w:tblPr>
       <w:tblStyleRowBandSize w:val="1"/>
       <w:tblStyleColBandSize w:val="1"/>
-      <w:tblInd w:w="0" w:type="dxa"/>
       <w:tblBorders>
         <w:top w:val="single" w:sz="8" w:space="0" w:color="4F81BD" w:themeColor="accent1"/>
         <w:bottom w:val="single" w:sz="8" w:space="0" w:color="4F81BD" w:themeColor="accent1"/>
       </w:tblBorders>
-      <w:tblCellMar>
-        <w:top w:w="0" w:type="dxa"/>
-        <w:left w:w="108" w:type="dxa"/>
-        <w:bottom w:w="0" w:type="dxa"/>
-        <w:right w:w="108" w:type="dxa"/>
-      </w:tblCellMar>
     </w:tblPr>
     <w:tblStylePr w:type="firstRow">
       <w:rPr>
@@ -6417,17 +12677,10 @@
     <w:tblPr>
       <w:tblStyleRowBandSize w:val="1"/>
       <w:tblStyleColBandSize w:val="1"/>
-      <w:tblInd w:w="0" w:type="dxa"/>
       <w:tblBorders>
         <w:top w:val="single" w:sz="8" w:space="0" w:color="C0504D" w:themeColor="accent2"/>
         <w:bottom w:val="single" w:sz="8" w:space="0" w:color="C0504D" w:themeColor="accent2"/>
       </w:tblBorders>
-      <w:tblCellMar>
-        <w:top w:w="0" w:type="dxa"/>
-        <w:left w:w="108" w:type="dxa"/>
-        <w:bottom w:w="0" w:type="dxa"/>
-        <w:right w:w="108" w:type="dxa"/>
-      </w:tblCellMar>
     </w:tblPr>
     <w:tblStylePr w:type="firstRow">
       <w:rPr>
@@ -6501,17 +12754,10 @@
     <w:tblPr>
       <w:tblStyleRowBandSize w:val="1"/>
       <w:tblStyleColBandSize w:val="1"/>
-      <w:tblInd w:w="0" w:type="dxa"/>
       <w:tblBorders>
         <w:top w:val="single" w:sz="8" w:space="0" w:color="9BBB59" w:themeColor="accent3"/>
         <w:bottom w:val="single" w:sz="8" w:space="0" w:color="9BBB59" w:themeColor="accent3"/>
       </w:tblBorders>
-      <w:tblCellMar>
-        <w:top w:w="0" w:type="dxa"/>
-        <w:left w:w="108" w:type="dxa"/>
-        <w:bottom w:w="0" w:type="dxa"/>
-        <w:right w:w="108" w:type="dxa"/>
-      </w:tblCellMar>
     </w:tblPr>
     <w:tblStylePr w:type="firstRow">
       <w:rPr>
@@ -6585,17 +12831,10 @@
     <w:tblPr>
       <w:tblStyleRowBandSize w:val="1"/>
       <w:tblStyleColBandSize w:val="1"/>
-      <w:tblInd w:w="0" w:type="dxa"/>
       <w:tblBorders>
         <w:top w:val="single" w:sz="8" w:space="0" w:color="8064A2" w:themeColor="accent4"/>
         <w:bottom w:val="single" w:sz="8" w:space="0" w:color="8064A2" w:themeColor="accent4"/>
       </w:tblBorders>
-      <w:tblCellMar>
-        <w:top w:w="0" w:type="dxa"/>
-        <w:left w:w="108" w:type="dxa"/>
-        <w:bottom w:w="0" w:type="dxa"/>
-        <w:right w:w="108" w:type="dxa"/>
-      </w:tblCellMar>
     </w:tblPr>
     <w:tblStylePr w:type="firstRow">
       <w:rPr>
@@ -6669,17 +12908,10 @@
     <w:tblPr>
       <w:tblStyleRowBandSize w:val="1"/>
       <w:tblStyleColBandSize w:val="1"/>
-      <w:tblInd w:w="0" w:type="dxa"/>
       <w:tblBorders>
         <w:top w:val="single" w:sz="8" w:space="0" w:color="4BACC6" w:themeColor="accent5"/>
         <w:bottom w:val="single" w:sz="8" w:space="0" w:color="4BACC6" w:themeColor="accent5"/>
       </w:tblBorders>
-      <w:tblCellMar>
-        <w:top w:w="0" w:type="dxa"/>
-        <w:left w:w="108" w:type="dxa"/>
-        <w:bottom w:w="0" w:type="dxa"/>
-        <w:right w:w="108" w:type="dxa"/>
-      </w:tblCellMar>
     </w:tblPr>
     <w:tblStylePr w:type="firstRow">
       <w:rPr>
@@ -6753,17 +12985,10 @@
     <w:tblPr>
       <w:tblStyleRowBandSize w:val="1"/>
       <w:tblStyleColBandSize w:val="1"/>
-      <w:tblInd w:w="0" w:type="dxa"/>
       <w:tblBorders>
         <w:top w:val="single" w:sz="8" w:space="0" w:color="F79646" w:themeColor="accent6"/>
         <w:bottom w:val="single" w:sz="8" w:space="0" w:color="F79646" w:themeColor="accent6"/>
       </w:tblBorders>
-      <w:tblCellMar>
-        <w:top w:w="0" w:type="dxa"/>
-        <w:left w:w="108" w:type="dxa"/>
-        <w:bottom w:w="0" w:type="dxa"/>
-        <w:right w:w="108" w:type="dxa"/>
-      </w:tblCellMar>
     </w:tblPr>
     <w:tblStylePr w:type="firstRow">
       <w:rPr>
@@ -6838,19 +13063,12 @@
     <w:tblPr>
       <w:tblStyleRowBandSize w:val="1"/>
       <w:tblStyleColBandSize w:val="1"/>
-      <w:tblInd w:w="0" w:type="dxa"/>
       <w:tblBorders>
         <w:top w:val="single" w:sz="8" w:space="0" w:color="000000" w:themeColor="text1"/>
         <w:left w:val="single" w:sz="8" w:space="0" w:color="000000" w:themeColor="text1"/>
         <w:bottom w:val="single" w:sz="8" w:space="0" w:color="000000" w:themeColor="text1"/>
         <w:right w:val="single" w:sz="8" w:space="0" w:color="000000" w:themeColor="text1"/>
       </w:tblBorders>
-      <w:tblCellMar>
-        <w:top w:w="0" w:type="dxa"/>
-        <w:left w:w="108" w:type="dxa"/>
-        <w:bottom w:w="0" w:type="dxa"/>
-        <w:right w:w="108" w:type="dxa"/>
-      </w:tblCellMar>
     </w:tblPr>
     <w:tblStylePr w:type="firstRow">
       <w:rPr>
@@ -6966,19 +13184,12 @@
     <w:tblPr>
       <w:tblStyleRowBandSize w:val="1"/>
       <w:tblStyleColBandSize w:val="1"/>
-      <w:tblInd w:w="0" w:type="dxa"/>
       <w:tblBorders>
         <w:top w:val="single" w:sz="8" w:space="0" w:color="4F81BD" w:themeColor="accent1"/>
         <w:left w:val="single" w:sz="8" w:space="0" w:color="4F81BD" w:themeColor="accent1"/>
         <w:bottom w:val="single" w:sz="8" w:space="0" w:color="4F81BD" w:themeColor="accent1"/>
         <w:right w:val="single" w:sz="8" w:space="0" w:color="4F81BD" w:themeColor="accent1"/>
       </w:tblBorders>
-      <w:tblCellMar>
-        <w:top w:w="0" w:type="dxa"/>
-        <w:left w:w="108" w:type="dxa"/>
-        <w:bottom w:w="0" w:type="dxa"/>
-        <w:right w:w="108" w:type="dxa"/>
-      </w:tblCellMar>
     </w:tblPr>
     <w:tblStylePr w:type="firstRow">
       <w:rPr>
@@ -7094,19 +13305,12 @@
     <w:tblPr>
       <w:tblStyleRowBandSize w:val="1"/>
       <w:tblStyleColBandSize w:val="1"/>
-      <w:tblInd w:w="0" w:type="dxa"/>
       <w:tblBorders>
         <w:top w:val="single" w:sz="8" w:space="0" w:color="C0504D" w:themeColor="accent2"/>
         <w:left w:val="single" w:sz="8" w:space="0" w:color="C0504D" w:themeColor="accent2"/>
         <w:bottom w:val="single" w:sz="8" w:space="0" w:color="C0504D" w:themeColor="accent2"/>
         <w:right w:val="single" w:sz="8" w:space="0" w:color="C0504D" w:themeColor="accent2"/>
       </w:tblBorders>
-      <w:tblCellMar>
-        <w:top w:w="0" w:type="dxa"/>
-        <w:left w:w="108" w:type="dxa"/>
-        <w:bottom w:w="0" w:type="dxa"/>
-        <w:right w:w="108" w:type="dxa"/>
-      </w:tblCellMar>
     </w:tblPr>
     <w:tblStylePr w:type="firstRow">
       <w:rPr>
@@ -7222,19 +13426,12 @@
     <w:tblPr>
       <w:tblStyleRowBandSize w:val="1"/>
       <w:tblStyleColBandSize w:val="1"/>
-      <w:tblInd w:w="0" w:type="dxa"/>
       <w:tblBorders>
         <w:top w:val="single" w:sz="8" w:space="0" w:color="9BBB59" w:themeColor="accent3"/>
         <w:left w:val="single" w:sz="8" w:space="0" w:color="9BBB59" w:themeColor="accent3"/>
         <w:bottom w:val="single" w:sz="8" w:space="0" w:color="9BBB59" w:themeColor="accent3"/>
         <w:right w:val="single" w:sz="8" w:space="0" w:color="9BBB59" w:themeColor="accent3"/>
       </w:tblBorders>
-      <w:tblCellMar>
-        <w:top w:w="0" w:type="dxa"/>
-        <w:left w:w="108" w:type="dxa"/>
-        <w:bottom w:w="0" w:type="dxa"/>
-        <w:right w:w="108" w:type="dxa"/>
-      </w:tblCellMar>
     </w:tblPr>
     <w:tblStylePr w:type="firstRow">
       <w:rPr>
@@ -7350,19 +13547,12 @@
     <w:tblPr>
       <w:tblStyleRowBandSize w:val="1"/>
       <w:tblStyleColBandSize w:val="1"/>
-      <w:tblInd w:w="0" w:type="dxa"/>
       <w:tblBorders>
         <w:top w:val="single" w:sz="8" w:space="0" w:color="8064A2" w:themeColor="accent4"/>
         <w:left w:val="single" w:sz="8" w:space="0" w:color="8064A2" w:themeColor="accent4"/>
         <w:bottom w:val="single" w:sz="8" w:space="0" w:color="8064A2" w:themeColor="accent4"/>
         <w:right w:val="single" w:sz="8" w:space="0" w:color="8064A2" w:themeColor="accent4"/>
       </w:tblBorders>
-      <w:tblCellMar>
-        <w:top w:w="0" w:type="dxa"/>
-        <w:left w:w="108" w:type="dxa"/>
-        <w:bottom w:w="0" w:type="dxa"/>
-        <w:right w:w="108" w:type="dxa"/>
-      </w:tblCellMar>
     </w:tblPr>
     <w:tblStylePr w:type="firstRow">
       <w:rPr>
@@ -7478,19 +13668,12 @@
     <w:tblPr>
       <w:tblStyleRowBandSize w:val="1"/>
       <w:tblStyleColBandSize w:val="1"/>
-      <w:tblInd w:w="0" w:type="dxa"/>
       <w:tblBorders>
         <w:top w:val="single" w:sz="8" w:space="0" w:color="4BACC6" w:themeColor="accent5"/>
         <w:left w:val="single" w:sz="8" w:space="0" w:color="4BACC6" w:themeColor="accent5"/>
         <w:bottom w:val="single" w:sz="8" w:space="0" w:color="4BACC6" w:themeColor="accent5"/>
         <w:right w:val="single" w:sz="8" w:space="0" w:color="4BACC6" w:themeColor="accent5"/>
       </w:tblBorders>
-      <w:tblCellMar>
-        <w:top w:w="0" w:type="dxa"/>
-        <w:left w:w="108" w:type="dxa"/>
-        <w:bottom w:w="0" w:type="dxa"/>
-        <w:right w:w="108" w:type="dxa"/>
-      </w:tblCellMar>
     </w:tblPr>
     <w:tblStylePr w:type="firstRow">
       <w:rPr>
@@ -7606,19 +13789,12 @@
     <w:tblPr>
       <w:tblStyleRowBandSize w:val="1"/>
       <w:tblStyleColBandSize w:val="1"/>
-      <w:tblInd w:w="0" w:type="dxa"/>
       <w:tblBorders>
         <w:top w:val="single" w:sz="8" w:space="0" w:color="F79646" w:themeColor="accent6"/>
         <w:left w:val="single" w:sz="8" w:space="0" w:color="F79646" w:themeColor="accent6"/>
         <w:bottom w:val="single" w:sz="8" w:space="0" w:color="F79646" w:themeColor="accent6"/>
         <w:right w:val="single" w:sz="8" w:space="0" w:color="F79646" w:themeColor="accent6"/>
       </w:tblBorders>
-      <w:tblCellMar>
-        <w:top w:w="0" w:type="dxa"/>
-        <w:left w:w="108" w:type="dxa"/>
-        <w:bottom w:w="0" w:type="dxa"/>
-        <w:right w:w="108" w:type="dxa"/>
-      </w:tblCellMar>
     </w:tblPr>
     <w:tblStylePr w:type="firstRow">
       <w:rPr>
@@ -7730,7 +13906,6 @@
     <w:tblPr>
       <w:tblStyleRowBandSize w:val="1"/>
       <w:tblStyleColBandSize w:val="1"/>
-      <w:tblInd w:w="0" w:type="dxa"/>
       <w:tblBorders>
         <w:top w:val="single" w:sz="8" w:space="0" w:color="404040" w:themeColor="text1" w:themeTint="BF"/>
         <w:left w:val="single" w:sz="8" w:space="0" w:color="404040" w:themeColor="text1" w:themeTint="BF"/>
@@ -7739,12 +13914,6 @@
         <w:insideH w:val="single" w:sz="8" w:space="0" w:color="404040" w:themeColor="text1" w:themeTint="BF"/>
         <w:insideV w:val="single" w:sz="8" w:space="0" w:color="404040" w:themeColor="text1" w:themeTint="BF"/>
       </w:tblBorders>
-      <w:tblCellMar>
-        <w:top w:w="0" w:type="dxa"/>
-        <w:left w:w="108" w:type="dxa"/>
-        <w:bottom w:w="0" w:type="dxa"/>
-        <w:right w:w="108" w:type="dxa"/>
-      </w:tblCellMar>
     </w:tblPr>
     <w:tcPr>
       <w:shd w:val="clear" w:color="auto" w:fill="C0C0C0" w:themeFill="text1" w:themeFillTint="3F"/>
@@ -7803,7 +13972,6 @@
     <w:tblPr>
       <w:tblStyleRowBandSize w:val="1"/>
       <w:tblStyleColBandSize w:val="1"/>
-      <w:tblInd w:w="0" w:type="dxa"/>
       <w:tblBorders>
         <w:top w:val="single" w:sz="8" w:space="0" w:color="7BA0CD" w:themeColor="accent1" w:themeTint="BF"/>
         <w:left w:val="single" w:sz="8" w:space="0" w:color="7BA0CD" w:themeColor="accent1" w:themeTint="BF"/>
@@ -7812,12 +13980,6 @@
         <w:insideH w:val="single" w:sz="8" w:space="0" w:color="7BA0CD" w:themeColor="accent1" w:themeTint="BF"/>
         <w:insideV w:val="single" w:sz="8" w:space="0" w:color="7BA0CD" w:themeColor="accent1" w:themeTint="BF"/>
       </w:tblBorders>
-      <w:tblCellMar>
-        <w:top w:w="0" w:type="dxa"/>
-        <w:left w:w="108" w:type="dxa"/>
-        <w:bottom w:w="0" w:type="dxa"/>
-        <w:right w:w="108" w:type="dxa"/>
-      </w:tblCellMar>
     </w:tblPr>
     <w:tcPr>
       <w:shd w:val="clear" w:color="auto" w:fill="D3DFEE" w:themeFill="accent1" w:themeFillTint="3F"/>
@@ -7876,7 +14038,6 @@
     <w:tblPr>
       <w:tblStyleRowBandSize w:val="1"/>
       <w:tblStyleColBandSize w:val="1"/>
-      <w:tblInd w:w="0" w:type="dxa"/>
       <w:tblBorders>
         <w:top w:val="single" w:sz="8" w:space="0" w:color="CF7B79" w:themeColor="accent2" w:themeTint="BF"/>
         <w:left w:val="single" w:sz="8" w:space="0" w:color="CF7B79" w:themeColor="accent2" w:themeTint="BF"/>
@@ -7885,12 +14046,6 @@
         <w:insideH w:val="single" w:sz="8" w:space="0" w:color="CF7B79" w:themeColor="accent2" w:themeTint="BF"/>
         <w:insideV w:val="single" w:sz="8" w:space="0" w:color="CF7B79" w:themeColor="accent2" w:themeTint="BF"/>
       </w:tblBorders>
-      <w:tblCellMar>
-        <w:top w:w="0" w:type="dxa"/>
-        <w:left w:w="108" w:type="dxa"/>
-        <w:bottom w:w="0" w:type="dxa"/>
-        <w:right w:w="108" w:type="dxa"/>
-      </w:tblCellMar>
     </w:tblPr>
     <w:tcPr>
       <w:shd w:val="clear" w:color="auto" w:fill="EFD3D2" w:themeFill="accent2" w:themeFillTint="3F"/>
@@ -7949,7 +14104,6 @@
     <w:tblPr>
       <w:tblStyleRowBandSize w:val="1"/>
       <w:tblStyleColBandSize w:val="1"/>
-      <w:tblInd w:w="0" w:type="dxa"/>
       <w:tblBorders>
         <w:top w:val="single" w:sz="8" w:space="0" w:color="B3CC82" w:themeColor="accent3" w:themeTint="BF"/>
         <w:left w:val="single" w:sz="8" w:space="0" w:color="B3CC82" w:themeColor="accent3" w:themeTint="BF"/>
@@ -7958,12 +14112,6 @@
         <w:insideH w:val="single" w:sz="8" w:space="0" w:color="B3CC82" w:themeColor="accent3" w:themeTint="BF"/>
         <w:insideV w:val="single" w:sz="8" w:space="0" w:color="B3CC82" w:themeColor="accent3" w:themeTint="BF"/>
       </w:tblBorders>
-      <w:tblCellMar>
-        <w:top w:w="0" w:type="dxa"/>
-        <w:left w:w="108" w:type="dxa"/>
-        <w:bottom w:w="0" w:type="dxa"/>
-        <w:right w:w="108" w:type="dxa"/>
-      </w:tblCellMar>
     </w:tblPr>
     <w:tcPr>
       <w:shd w:val="clear" w:color="auto" w:fill="E6EED5" w:themeFill="accent3" w:themeFillTint="3F"/>
@@ -8022,7 +14170,6 @@
     <w:tblPr>
       <w:tblStyleRowBandSize w:val="1"/>
       <w:tblStyleColBandSize w:val="1"/>
-      <w:tblInd w:w="0" w:type="dxa"/>
       <w:tblBorders>
         <w:top w:val="single" w:sz="8" w:space="0" w:color="9F8AB9" w:themeColor="accent4" w:themeTint="BF"/>
         <w:left w:val="single" w:sz="8" w:space="0" w:color="9F8AB9" w:themeColor="accent4" w:themeTint="BF"/>
@@ -8031,12 +14178,6 @@
         <w:insideH w:val="single" w:sz="8" w:space="0" w:color="9F8AB9" w:themeColor="accent4" w:themeTint="BF"/>
         <w:insideV w:val="single" w:sz="8" w:space="0" w:color="9F8AB9" w:themeColor="accent4" w:themeTint="BF"/>
       </w:tblBorders>
-      <w:tblCellMar>
-        <w:top w:w="0" w:type="dxa"/>
-        <w:left w:w="108" w:type="dxa"/>
-        <w:bottom w:w="0" w:type="dxa"/>
-        <w:right w:w="108" w:type="dxa"/>
-      </w:tblCellMar>
     </w:tblPr>
     <w:tcPr>
       <w:shd w:val="clear" w:color="auto" w:fill="DFD8E8" w:themeFill="accent4" w:themeFillTint="3F"/>
@@ -8095,7 +14236,6 @@
     <w:tblPr>
       <w:tblStyleRowBandSize w:val="1"/>
       <w:tblStyleColBandSize w:val="1"/>
-      <w:tblInd w:w="0" w:type="dxa"/>
       <w:tblBorders>
         <w:top w:val="single" w:sz="8" w:space="0" w:color="78C0D4" w:themeColor="accent5" w:themeTint="BF"/>
         <w:left w:val="single" w:sz="8" w:space="0" w:color="78C0D4" w:themeColor="accent5" w:themeTint="BF"/>
@@ -8104,12 +14244,6 @@
         <w:insideH w:val="single" w:sz="8" w:space="0" w:color="78C0D4" w:themeColor="accent5" w:themeTint="BF"/>
         <w:insideV w:val="single" w:sz="8" w:space="0" w:color="78C0D4" w:themeColor="accent5" w:themeTint="BF"/>
       </w:tblBorders>
-      <w:tblCellMar>
-        <w:top w:w="0" w:type="dxa"/>
-        <w:left w:w="108" w:type="dxa"/>
-        <w:bottom w:w="0" w:type="dxa"/>
-        <w:right w:w="108" w:type="dxa"/>
-      </w:tblCellMar>
     </w:tblPr>
     <w:tcPr>
       <w:shd w:val="clear" w:color="auto" w:fill="D2EAF1" w:themeFill="accent5" w:themeFillTint="3F"/>
@@ -8168,7 +14302,6 @@
     <w:tblPr>
       <w:tblStyleRowBandSize w:val="1"/>
       <w:tblStyleColBandSize w:val="1"/>
-      <w:tblInd w:w="0" w:type="dxa"/>
       <w:tblBorders>
         <w:top w:val="single" w:sz="8" w:space="0" w:color="F9B074" w:themeColor="accent6" w:themeTint="BF"/>
         <w:left w:val="single" w:sz="8" w:space="0" w:color="F9B074" w:themeColor="accent6" w:themeTint="BF"/>
@@ -8177,12 +14310,6 @@
         <w:insideH w:val="single" w:sz="8" w:space="0" w:color="F9B074" w:themeColor="accent6" w:themeTint="BF"/>
         <w:insideV w:val="single" w:sz="8" w:space="0" w:color="F9B074" w:themeColor="accent6" w:themeTint="BF"/>
       </w:tblBorders>
-      <w:tblCellMar>
-        <w:top w:w="0" w:type="dxa"/>
-        <w:left w:w="108" w:type="dxa"/>
-        <w:bottom w:w="0" w:type="dxa"/>
-        <w:right w:w="108" w:type="dxa"/>
-      </w:tblCellMar>
     </w:tblPr>
     <w:tcPr>
       <w:shd w:val="clear" w:color="auto" w:fill="FDE4D0" w:themeFill="accent6" w:themeFillTint="3F"/>
@@ -8245,7 +14372,6 @@
     <w:tblPr>
       <w:tblStyleRowBandSize w:val="1"/>
       <w:tblStyleColBandSize w:val="1"/>
-      <w:tblInd w:w="0" w:type="dxa"/>
       <w:tblBorders>
         <w:top w:val="single" w:sz="8" w:space="0" w:color="000000" w:themeColor="text1"/>
         <w:left w:val="single" w:sz="8" w:space="0" w:color="000000" w:themeColor="text1"/>
@@ -8254,12 +14380,6 @@
         <w:insideH w:val="single" w:sz="8" w:space="0" w:color="000000" w:themeColor="text1"/>
         <w:insideV w:val="single" w:sz="8" w:space="0" w:color="000000" w:themeColor="text1"/>
       </w:tblBorders>
-      <w:tblCellMar>
-        <w:top w:w="0" w:type="dxa"/>
-        <w:left w:w="108" w:type="dxa"/>
-        <w:bottom w:w="0" w:type="dxa"/>
-        <w:right w:w="108" w:type="dxa"/>
-      </w:tblCellMar>
     </w:tblPr>
     <w:tcPr>
       <w:shd w:val="clear" w:color="auto" w:fill="C0C0C0" w:themeFill="text1" w:themeFillTint="3F"/>
@@ -8370,7 +14490,6 @@
     <w:tblPr>
       <w:tblStyleRowBandSize w:val="1"/>
       <w:tblStyleColBandSize w:val="1"/>
-      <w:tblInd w:w="0" w:type="dxa"/>
       <w:tblBorders>
         <w:top w:val="single" w:sz="8" w:space="0" w:color="4F81BD" w:themeColor="accent1"/>
         <w:left w:val="single" w:sz="8" w:space="0" w:color="4F81BD" w:themeColor="accent1"/>
@@ -8379,12 +14498,6 @@
         <w:insideH w:val="single" w:sz="8" w:space="0" w:color="4F81BD" w:themeColor="accent1"/>
         <w:insideV w:val="single" w:sz="8" w:space="0" w:color="4F81BD" w:themeColor="accent1"/>
       </w:tblBorders>
-      <w:tblCellMar>
-        <w:top w:w="0" w:type="dxa"/>
-        <w:left w:w="108" w:type="dxa"/>
-        <w:bottom w:w="0" w:type="dxa"/>
-        <w:right w:w="108" w:type="dxa"/>
-      </w:tblCellMar>
     </w:tblPr>
     <w:tcPr>
       <w:shd w:val="clear" w:color="auto" w:fill="D3DFEE" w:themeFill="accent1" w:themeFillTint="3F"/>
@@ -8495,7 +14608,6 @@
     <w:tblPr>
       <w:tblStyleRowBandSize w:val="1"/>
       <w:tblStyleColBandSize w:val="1"/>
-      <w:tblInd w:w="0" w:type="dxa"/>
       <w:tblBorders>
         <w:top w:val="single" w:sz="8" w:space="0" w:color="C0504D" w:themeColor="accent2"/>
         <w:left w:val="single" w:sz="8" w:space="0" w:color="C0504D" w:themeColor="accent2"/>
@@ -8504,12 +14616,6 @@
         <w:insideH w:val="single" w:sz="8" w:space="0" w:color="C0504D" w:themeColor="accent2"/>
         <w:insideV w:val="single" w:sz="8" w:space="0" w:color="C0504D" w:themeColor="accent2"/>
       </w:tblBorders>
-      <w:tblCellMar>
-        <w:top w:w="0" w:type="dxa"/>
-        <w:left w:w="108" w:type="dxa"/>
-        <w:bottom w:w="0" w:type="dxa"/>
-        <w:right w:w="108" w:type="dxa"/>
-      </w:tblCellMar>
     </w:tblPr>
     <w:tcPr>
       <w:shd w:val="clear" w:color="auto" w:fill="EFD3D2" w:themeFill="accent2" w:themeFillTint="3F"/>
@@ -8620,7 +14726,6 @@
     <w:tblPr>
       <w:tblStyleRowBandSize w:val="1"/>
       <w:tblStyleColBandSize w:val="1"/>
-      <w:tblInd w:w="0" w:type="dxa"/>
       <w:tblBorders>
         <w:top w:val="single" w:sz="8" w:space="0" w:color="9BBB59" w:themeColor="accent3"/>
         <w:left w:val="single" w:sz="8" w:space="0" w:color="9BBB59" w:themeColor="accent3"/>
@@ -8629,12 +14734,6 @@
         <w:insideH w:val="single" w:sz="8" w:space="0" w:color="9BBB59" w:themeColor="accent3"/>
         <w:insideV w:val="single" w:sz="8" w:space="0" w:color="9BBB59" w:themeColor="accent3"/>
       </w:tblBorders>
-      <w:tblCellMar>
-        <w:top w:w="0" w:type="dxa"/>
-        <w:left w:w="108" w:type="dxa"/>
-        <w:bottom w:w="0" w:type="dxa"/>
-        <w:right w:w="108" w:type="dxa"/>
-      </w:tblCellMar>
     </w:tblPr>
     <w:tcPr>
       <w:shd w:val="clear" w:color="auto" w:fill="E6EED5" w:themeFill="accent3" w:themeFillTint="3F"/>
@@ -8745,7 +14844,6 @@
     <w:tblPr>
       <w:tblStyleRowBandSize w:val="1"/>
       <w:tblStyleColBandSize w:val="1"/>
-      <w:tblInd w:w="0" w:type="dxa"/>
       <w:tblBorders>
         <w:top w:val="single" w:sz="8" w:space="0" w:color="8064A2" w:themeColor="accent4"/>
         <w:left w:val="single" w:sz="8" w:space="0" w:color="8064A2" w:themeColor="accent4"/>
@@ -8754,12 +14852,6 @@
         <w:insideH w:val="single" w:sz="8" w:space="0" w:color="8064A2" w:themeColor="accent4"/>
         <w:insideV w:val="single" w:sz="8" w:space="0" w:color="8064A2" w:themeColor="accent4"/>
       </w:tblBorders>
-      <w:tblCellMar>
-        <w:top w:w="0" w:type="dxa"/>
-        <w:left w:w="108" w:type="dxa"/>
-        <w:bottom w:w="0" w:type="dxa"/>
-        <w:right w:w="108" w:type="dxa"/>
-      </w:tblCellMar>
     </w:tblPr>
     <w:tcPr>
       <w:shd w:val="clear" w:color="auto" w:fill="DFD8E8" w:themeFill="accent4" w:themeFillTint="3F"/>
@@ -8870,7 +14962,6 @@
     <w:tblPr>
       <w:tblStyleRowBandSize w:val="1"/>
       <w:tblStyleColBandSize w:val="1"/>
-      <w:tblInd w:w="0" w:type="dxa"/>
       <w:tblBorders>
         <w:top w:val="single" w:sz="8" w:space="0" w:color="4BACC6" w:themeColor="accent5"/>
         <w:left w:val="single" w:sz="8" w:space="0" w:color="4BACC6" w:themeColor="accent5"/>
@@ -8879,12 +14970,6 @@
         <w:insideH w:val="single" w:sz="8" w:space="0" w:color="4BACC6" w:themeColor="accent5"/>
         <w:insideV w:val="single" w:sz="8" w:space="0" w:color="4BACC6" w:themeColor="accent5"/>
       </w:tblBorders>
-      <w:tblCellMar>
-        <w:top w:w="0" w:type="dxa"/>
-        <w:left w:w="108" w:type="dxa"/>
-        <w:bottom w:w="0" w:type="dxa"/>
-        <w:right w:w="108" w:type="dxa"/>
-      </w:tblCellMar>
     </w:tblPr>
     <w:tcPr>
       <w:shd w:val="clear" w:color="auto" w:fill="D2EAF1" w:themeFill="accent5" w:themeFillTint="3F"/>
@@ -8995,7 +15080,6 @@
     <w:tblPr>
       <w:tblStyleRowBandSize w:val="1"/>
       <w:tblStyleColBandSize w:val="1"/>
-      <w:tblInd w:w="0" w:type="dxa"/>
       <w:tblBorders>
         <w:top w:val="single" w:sz="8" w:space="0" w:color="F79646" w:themeColor="accent6"/>
         <w:left w:val="single" w:sz="8" w:space="0" w:color="F79646" w:themeColor="accent6"/>
@@ -9004,12 +15088,6 @@
         <w:insideH w:val="single" w:sz="8" w:space="0" w:color="F79646" w:themeColor="accent6"/>
         <w:insideV w:val="single" w:sz="8" w:space="0" w:color="F79646" w:themeColor="accent6"/>
       </w:tblBorders>
-      <w:tblCellMar>
-        <w:top w:w="0" w:type="dxa"/>
-        <w:left w:w="108" w:type="dxa"/>
-        <w:bottom w:w="0" w:type="dxa"/>
-        <w:right w:w="108" w:type="dxa"/>
-      </w:tblCellMar>
     </w:tblPr>
     <w:tcPr>
       <w:shd w:val="clear" w:color="auto" w:fill="FDE4D0" w:themeFill="accent6" w:themeFillTint="3F"/>
@@ -9116,7 +15194,6 @@
     <w:tblPr>
       <w:tblStyleRowBandSize w:val="1"/>
       <w:tblStyleColBandSize w:val="1"/>
-      <w:tblInd w:w="0" w:type="dxa"/>
       <w:tblBorders>
         <w:top w:val="single" w:sz="8" w:space="0" w:color="FFFFFF" w:themeColor="background1"/>
         <w:left w:val="single" w:sz="8" w:space="0" w:color="FFFFFF" w:themeColor="background1"/>
@@ -9125,12 +15202,6 @@
         <w:insideH w:val="single" w:sz="6" w:space="0" w:color="FFFFFF" w:themeColor="background1"/>
         <w:insideV w:val="single" w:sz="6" w:space="0" w:color="FFFFFF" w:themeColor="background1"/>
       </w:tblBorders>
-      <w:tblCellMar>
-        <w:top w:w="0" w:type="dxa"/>
-        <w:left w:w="108" w:type="dxa"/>
-        <w:bottom w:w="0" w:type="dxa"/>
-        <w:right w:w="108" w:type="dxa"/>
-      </w:tblCellMar>
     </w:tblPr>
     <w:tcPr>
       <w:shd w:val="clear" w:color="auto" w:fill="C0C0C0" w:themeFill="text1" w:themeFillTint="3F"/>
@@ -9257,7 +15328,6 @@
     <w:tblPr>
       <w:tblStyleRowBandSize w:val="1"/>
       <w:tblStyleColBandSize w:val="1"/>
-      <w:tblInd w:w="0" w:type="dxa"/>
       <w:tblBorders>
         <w:top w:val="single" w:sz="8" w:space="0" w:color="FFFFFF" w:themeColor="background1"/>
         <w:left w:val="single" w:sz="8" w:space="0" w:color="FFFFFF" w:themeColor="background1"/>
@@ -9266,12 +15336,6 @@
         <w:insideH w:val="single" w:sz="6" w:space="0" w:color="FFFFFF" w:themeColor="background1"/>
         <w:insideV w:val="single" w:sz="6" w:space="0" w:color="FFFFFF" w:themeColor="background1"/>
       </w:tblBorders>
-      <w:tblCellMar>
-        <w:top w:w="0" w:type="dxa"/>
-        <w:left w:w="108" w:type="dxa"/>
-        <w:bottom w:w="0" w:type="dxa"/>
-        <w:right w:w="108" w:type="dxa"/>
-      </w:tblCellMar>
     </w:tblPr>
     <w:tcPr>
       <w:shd w:val="clear" w:color="auto" w:fill="D3DFEE" w:themeFill="accent1" w:themeFillTint="3F"/>
@@ -9398,7 +15462,6 @@
     <w:tblPr>
       <w:tblStyleRowBandSize w:val="1"/>
       <w:tblStyleColBandSize w:val="1"/>
-      <w:tblInd w:w="0" w:type="dxa"/>
       <w:tblBorders>
         <w:top w:val="single" w:sz="8" w:space="0" w:color="FFFFFF" w:themeColor="background1"/>
         <w:left w:val="single" w:sz="8" w:space="0" w:color="FFFFFF" w:themeColor="background1"/>
@@ -9407,12 +15470,6 @@
         <w:insideH w:val="single" w:sz="6" w:space="0" w:color="FFFFFF" w:themeColor="background1"/>
         <w:insideV w:val="single" w:sz="6" w:space="0" w:color="FFFFFF" w:themeColor="background1"/>
       </w:tblBorders>
-      <w:tblCellMar>
-        <w:top w:w="0" w:type="dxa"/>
-        <w:left w:w="108" w:type="dxa"/>
-        <w:bottom w:w="0" w:type="dxa"/>
-        <w:right w:w="108" w:type="dxa"/>
-      </w:tblCellMar>
     </w:tblPr>
     <w:tcPr>
       <w:shd w:val="clear" w:color="auto" w:fill="EFD3D2" w:themeFill="accent2" w:themeFillTint="3F"/>
@@ -9539,7 +15596,6 @@
     <w:tblPr>
       <w:tblStyleRowBandSize w:val="1"/>
       <w:tblStyleColBandSize w:val="1"/>
-      <w:tblInd w:w="0" w:type="dxa"/>
       <w:tblBorders>
         <w:top w:val="single" w:sz="8" w:space="0" w:color="FFFFFF" w:themeColor="background1"/>
         <w:left w:val="single" w:sz="8" w:space="0" w:color="FFFFFF" w:themeColor="background1"/>
@@ -9548,12 +15604,6 @@
         <w:insideH w:val="single" w:sz="6" w:space="0" w:color="FFFFFF" w:themeColor="background1"/>
         <w:insideV w:val="single" w:sz="6" w:space="0" w:color="FFFFFF" w:themeColor="background1"/>
       </w:tblBorders>
-      <w:tblCellMar>
-        <w:top w:w="0" w:type="dxa"/>
-        <w:left w:w="108" w:type="dxa"/>
-        <w:bottom w:w="0" w:type="dxa"/>
-        <w:right w:w="108" w:type="dxa"/>
-      </w:tblCellMar>
     </w:tblPr>
     <w:tcPr>
       <w:shd w:val="clear" w:color="auto" w:fill="E6EED5" w:themeFill="accent3" w:themeFillTint="3F"/>
@@ -9680,7 +15730,6 @@
     <w:tblPr>
       <w:tblStyleRowBandSize w:val="1"/>
       <w:tblStyleColBandSize w:val="1"/>
-      <w:tblInd w:w="0" w:type="dxa"/>
       <w:tblBorders>
         <w:top w:val="single" w:sz="8" w:space="0" w:color="FFFFFF" w:themeColor="background1"/>
         <w:left w:val="single" w:sz="8" w:space="0" w:color="FFFFFF" w:themeColor="background1"/>
@@ -9689,12 +15738,6 @@
         <w:insideH w:val="single" w:sz="6" w:space="0" w:color="FFFFFF" w:themeColor="background1"/>
         <w:insideV w:val="single" w:sz="6" w:space="0" w:color="FFFFFF" w:themeColor="background1"/>
       </w:tblBorders>
-      <w:tblCellMar>
-        <w:top w:w="0" w:type="dxa"/>
-        <w:left w:w="108" w:type="dxa"/>
-        <w:bottom w:w="0" w:type="dxa"/>
-        <w:right w:w="108" w:type="dxa"/>
-      </w:tblCellMar>
     </w:tblPr>
     <w:tcPr>
       <w:shd w:val="clear" w:color="auto" w:fill="DFD8E8" w:themeFill="accent4" w:themeFillTint="3F"/>
@@ -9821,7 +15864,6 @@
     <w:tblPr>
       <w:tblStyleRowBandSize w:val="1"/>
       <w:tblStyleColBandSize w:val="1"/>
-      <w:tblInd w:w="0" w:type="dxa"/>
       <w:tblBorders>
         <w:top w:val="single" w:sz="8" w:space="0" w:color="FFFFFF" w:themeColor="background1"/>
         <w:left w:val="single" w:sz="8" w:space="0" w:color="FFFFFF" w:themeColor="background1"/>
@@ -9830,12 +15872,6 @@
         <w:insideH w:val="single" w:sz="6" w:space="0" w:color="FFFFFF" w:themeColor="background1"/>
         <w:insideV w:val="single" w:sz="6" w:space="0" w:color="FFFFFF" w:themeColor="background1"/>
       </w:tblBorders>
-      <w:tblCellMar>
-        <w:top w:w="0" w:type="dxa"/>
-        <w:left w:w="108" w:type="dxa"/>
-        <w:bottom w:w="0" w:type="dxa"/>
-        <w:right w:w="108" w:type="dxa"/>
-      </w:tblCellMar>
     </w:tblPr>
     <w:tcPr>
       <w:shd w:val="clear" w:color="auto" w:fill="D2EAF1" w:themeFill="accent5" w:themeFillTint="3F"/>
@@ -9962,7 +15998,6 @@
     <w:tblPr>
       <w:tblStyleRowBandSize w:val="1"/>
       <w:tblStyleColBandSize w:val="1"/>
-      <w:tblInd w:w="0" w:type="dxa"/>
       <w:tblBorders>
         <w:top w:val="single" w:sz="8" w:space="0" w:color="FFFFFF" w:themeColor="background1"/>
         <w:left w:val="single" w:sz="8" w:space="0" w:color="FFFFFF" w:themeColor="background1"/>
@@ -9971,12 +16006,6 @@
         <w:insideH w:val="single" w:sz="6" w:space="0" w:color="FFFFFF" w:themeColor="background1"/>
         <w:insideV w:val="single" w:sz="6" w:space="0" w:color="FFFFFF" w:themeColor="background1"/>
       </w:tblBorders>
-      <w:tblCellMar>
-        <w:top w:w="0" w:type="dxa"/>
-        <w:left w:w="108" w:type="dxa"/>
-        <w:bottom w:w="0" w:type="dxa"/>
-        <w:right w:w="108" w:type="dxa"/>
-      </w:tblCellMar>
     </w:tblPr>
     <w:tcPr>
       <w:shd w:val="clear" w:color="auto" w:fill="FDE4D0" w:themeFill="accent6" w:themeFillTint="3F"/>
@@ -10106,13 +16135,6 @@
     <w:tblPr>
       <w:tblStyleRowBandSize w:val="1"/>
       <w:tblStyleColBandSize w:val="1"/>
-      <w:tblInd w:w="0" w:type="dxa"/>
-      <w:tblCellMar>
-        <w:top w:w="0" w:type="dxa"/>
-        <w:left w:w="108" w:type="dxa"/>
-        <w:bottom w:w="0" w:type="dxa"/>
-        <w:right w:w="108" w:type="dxa"/>
-      </w:tblCellMar>
     </w:tblPr>
     <w:tcPr>
       <w:shd w:val="clear" w:color="auto" w:fill="000000" w:themeFill="text1"/>
@@ -10220,13 +16242,6 @@
     <w:tblPr>
       <w:tblStyleRowBandSize w:val="1"/>
       <w:tblStyleColBandSize w:val="1"/>
-      <w:tblInd w:w="0" w:type="dxa"/>
-      <w:tblCellMar>
-        <w:top w:w="0" w:type="dxa"/>
-        <w:left w:w="108" w:type="dxa"/>
-        <w:bottom w:w="0" w:type="dxa"/>
-        <w:right w:w="108" w:type="dxa"/>
-      </w:tblCellMar>
     </w:tblPr>
     <w:tcPr>
       <w:shd w:val="clear" w:color="auto" w:fill="4F81BD" w:themeFill="accent1"/>
@@ -10334,13 +16349,6 @@
     <w:tblPr>
       <w:tblStyleRowBandSize w:val="1"/>
       <w:tblStyleColBandSize w:val="1"/>
-      <w:tblInd w:w="0" w:type="dxa"/>
-      <w:tblCellMar>
-        <w:top w:w="0" w:type="dxa"/>
-        <w:left w:w="108" w:type="dxa"/>
-        <w:bottom w:w="0" w:type="dxa"/>
-        <w:right w:w="108" w:type="dxa"/>
-      </w:tblCellMar>
     </w:tblPr>
     <w:tcPr>
       <w:shd w:val="clear" w:color="auto" w:fill="C0504D" w:themeFill="accent2"/>
@@ -10448,13 +16456,6 @@
     <w:tblPr>
       <w:tblStyleRowBandSize w:val="1"/>
       <w:tblStyleColBandSize w:val="1"/>
-      <w:tblInd w:w="0" w:type="dxa"/>
-      <w:tblCellMar>
-        <w:top w:w="0" w:type="dxa"/>
-        <w:left w:w="108" w:type="dxa"/>
-        <w:bottom w:w="0" w:type="dxa"/>
-        <w:right w:w="108" w:type="dxa"/>
-      </w:tblCellMar>
     </w:tblPr>
     <w:tcPr>
       <w:shd w:val="clear" w:color="auto" w:fill="9BBB59" w:themeFill="accent3"/>
@@ -10562,13 +16563,6 @@
     <w:tblPr>
       <w:tblStyleRowBandSize w:val="1"/>
       <w:tblStyleColBandSize w:val="1"/>
-      <w:tblInd w:w="0" w:type="dxa"/>
-      <w:tblCellMar>
-        <w:top w:w="0" w:type="dxa"/>
-        <w:left w:w="108" w:type="dxa"/>
-        <w:bottom w:w="0" w:type="dxa"/>
-        <w:right w:w="108" w:type="dxa"/>
-      </w:tblCellMar>
     </w:tblPr>
     <w:tcPr>
       <w:shd w:val="clear" w:color="auto" w:fill="8064A2" w:themeFill="accent4"/>
@@ -10676,13 +16670,6 @@
     <w:tblPr>
       <w:tblStyleRowBandSize w:val="1"/>
       <w:tblStyleColBandSize w:val="1"/>
-      <w:tblInd w:w="0" w:type="dxa"/>
-      <w:tblCellMar>
-        <w:top w:w="0" w:type="dxa"/>
-        <w:left w:w="108" w:type="dxa"/>
-        <w:bottom w:w="0" w:type="dxa"/>
-        <w:right w:w="108" w:type="dxa"/>
-      </w:tblCellMar>
     </w:tblPr>
     <w:tcPr>
       <w:shd w:val="clear" w:color="auto" w:fill="4BACC6" w:themeFill="accent5"/>
@@ -10790,13 +16777,6 @@
     <w:tblPr>
       <w:tblStyleRowBandSize w:val="1"/>
       <w:tblStyleColBandSize w:val="1"/>
-      <w:tblInd w:w="0" w:type="dxa"/>
-      <w:tblCellMar>
-        <w:top w:w="0" w:type="dxa"/>
-        <w:left w:w="108" w:type="dxa"/>
-        <w:bottom w:w="0" w:type="dxa"/>
-        <w:right w:w="108" w:type="dxa"/>
-      </w:tblCellMar>
     </w:tblPr>
     <w:tcPr>
       <w:shd w:val="clear" w:color="auto" w:fill="F79646" w:themeFill="accent6"/>
@@ -10904,7 +16884,6 @@
     <w:tblPr>
       <w:tblStyleRowBandSize w:val="1"/>
       <w:tblStyleColBandSize w:val="1"/>
-      <w:tblInd w:w="0" w:type="dxa"/>
       <w:tblBorders>
         <w:top w:val="single" w:sz="24" w:space="0" w:color="C0504D" w:themeColor="accent2"/>
         <w:left w:val="single" w:sz="4" w:space="0" w:color="000000" w:themeColor="text1"/>
@@ -10913,12 +16892,6 @@
         <w:insideH w:val="single" w:sz="4" w:space="0" w:color="FFFFFF" w:themeColor="background1"/>
         <w:insideV w:val="single" w:sz="4" w:space="0" w:color="FFFFFF" w:themeColor="background1"/>
       </w:tblBorders>
-      <w:tblCellMar>
-        <w:top w:w="0" w:type="dxa"/>
-        <w:left w:w="108" w:type="dxa"/>
-        <w:bottom w:w="0" w:type="dxa"/>
-        <w:right w:w="108" w:type="dxa"/>
-      </w:tblCellMar>
     </w:tblPr>
     <w:tcPr>
       <w:shd w:val="clear" w:color="auto" w:fill="E6E6E6" w:themeFill="text1" w:themeFillTint="19"/>
@@ -11026,7 +16999,6 @@
     <w:tblPr>
       <w:tblStyleRowBandSize w:val="1"/>
       <w:tblStyleColBandSize w:val="1"/>
-      <w:tblInd w:w="0" w:type="dxa"/>
       <w:tblBorders>
         <w:top w:val="single" w:sz="24" w:space="0" w:color="C0504D" w:themeColor="accent2"/>
         <w:left w:val="single" w:sz="4" w:space="0" w:color="4F81BD" w:themeColor="accent1"/>
@@ -11035,12 +17007,6 @@
         <w:insideH w:val="single" w:sz="4" w:space="0" w:color="FFFFFF" w:themeColor="background1"/>
         <w:insideV w:val="single" w:sz="4" w:space="0" w:color="FFFFFF" w:themeColor="background1"/>
       </w:tblBorders>
-      <w:tblCellMar>
-        <w:top w:w="0" w:type="dxa"/>
-        <w:left w:w="108" w:type="dxa"/>
-        <w:bottom w:w="0" w:type="dxa"/>
-        <w:right w:w="108" w:type="dxa"/>
-      </w:tblCellMar>
     </w:tblPr>
     <w:tcPr>
       <w:shd w:val="clear" w:color="auto" w:fill="EDF2F8" w:themeFill="accent1" w:themeFillTint="19"/>
@@ -11148,7 +17114,6 @@
     <w:tblPr>
       <w:tblStyleRowBandSize w:val="1"/>
       <w:tblStyleColBandSize w:val="1"/>
-      <w:tblInd w:w="0" w:type="dxa"/>
       <w:tblBorders>
         <w:top w:val="single" w:sz="24" w:space="0" w:color="C0504D" w:themeColor="accent2"/>
         <w:left w:val="single" w:sz="4" w:space="0" w:color="C0504D" w:themeColor="accent2"/>
@@ -11157,12 +17122,6 @@
         <w:insideH w:val="single" w:sz="4" w:space="0" w:color="FFFFFF" w:themeColor="background1"/>
         <w:insideV w:val="single" w:sz="4" w:space="0" w:color="FFFFFF" w:themeColor="background1"/>
       </w:tblBorders>
-      <w:tblCellMar>
-        <w:top w:w="0" w:type="dxa"/>
-        <w:left w:w="108" w:type="dxa"/>
-        <w:bottom w:w="0" w:type="dxa"/>
-        <w:right w:w="108" w:type="dxa"/>
-      </w:tblCellMar>
     </w:tblPr>
     <w:tcPr>
       <w:shd w:val="clear" w:color="auto" w:fill="F8EDED" w:themeFill="accent2" w:themeFillTint="19"/>
@@ -11270,7 +17229,6 @@
     <w:tblPr>
       <w:tblStyleRowBandSize w:val="1"/>
       <w:tblStyleColBandSize w:val="1"/>
-      <w:tblInd w:w="0" w:type="dxa"/>
       <w:tblBorders>
         <w:top w:val="single" w:sz="24" w:space="0" w:color="8064A2" w:themeColor="accent4"/>
         <w:left w:val="single" w:sz="4" w:space="0" w:color="9BBB59" w:themeColor="accent3"/>
@@ -11279,12 +17237,6 @@
         <w:insideH w:val="single" w:sz="4" w:space="0" w:color="FFFFFF" w:themeColor="background1"/>
         <w:insideV w:val="single" w:sz="4" w:space="0" w:color="FFFFFF" w:themeColor="background1"/>
       </w:tblBorders>
-      <w:tblCellMar>
-        <w:top w:w="0" w:type="dxa"/>
-        <w:left w:w="108" w:type="dxa"/>
-        <w:bottom w:w="0" w:type="dxa"/>
-        <w:right w:w="108" w:type="dxa"/>
-      </w:tblCellMar>
     </w:tblPr>
     <w:tcPr>
       <w:shd w:val="clear" w:color="auto" w:fill="F5F8EE" w:themeFill="accent3" w:themeFillTint="19"/>
@@ -11382,7 +17334,6 @@
     <w:tblPr>
       <w:tblStyleRowBandSize w:val="1"/>
       <w:tblStyleColBandSize w:val="1"/>
-      <w:tblInd w:w="0" w:type="dxa"/>
       <w:tblBorders>
         <w:top w:val="single" w:sz="24" w:space="0" w:color="9BBB59" w:themeColor="accent3"/>
         <w:left w:val="single" w:sz="4" w:space="0" w:color="8064A2" w:themeColor="accent4"/>
@@ -11391,12 +17342,6 @@
         <w:insideH w:val="single" w:sz="4" w:space="0" w:color="FFFFFF" w:themeColor="background1"/>
         <w:insideV w:val="single" w:sz="4" w:space="0" w:color="FFFFFF" w:themeColor="background1"/>
       </w:tblBorders>
-      <w:tblCellMar>
-        <w:top w:w="0" w:type="dxa"/>
-        <w:left w:w="108" w:type="dxa"/>
-        <w:bottom w:w="0" w:type="dxa"/>
-        <w:right w:w="108" w:type="dxa"/>
-      </w:tblCellMar>
     </w:tblPr>
     <w:tcPr>
       <w:shd w:val="clear" w:color="auto" w:fill="F2EFF6" w:themeFill="accent4" w:themeFillTint="19"/>
@@ -11504,7 +17449,6 @@
     <w:tblPr>
       <w:tblStyleRowBandSize w:val="1"/>
       <w:tblStyleColBandSize w:val="1"/>
-      <w:tblInd w:w="0" w:type="dxa"/>
       <w:tblBorders>
         <w:top w:val="single" w:sz="24" w:space="0" w:color="F79646" w:themeColor="accent6"/>
         <w:left w:val="single" w:sz="4" w:space="0" w:color="4BACC6" w:themeColor="accent5"/>
@@ -11513,12 +17457,6 @@
         <w:insideH w:val="single" w:sz="4" w:space="0" w:color="FFFFFF" w:themeColor="background1"/>
         <w:insideV w:val="single" w:sz="4" w:space="0" w:color="FFFFFF" w:themeColor="background1"/>
       </w:tblBorders>
-      <w:tblCellMar>
-        <w:top w:w="0" w:type="dxa"/>
-        <w:left w:w="108" w:type="dxa"/>
-        <w:bottom w:w="0" w:type="dxa"/>
-        <w:right w:w="108" w:type="dxa"/>
-      </w:tblCellMar>
     </w:tblPr>
     <w:tcPr>
       <w:shd w:val="clear" w:color="auto" w:fill="EDF6F9" w:themeFill="accent5" w:themeFillTint="19"/>
@@ -11626,7 +17564,6 @@
     <w:tblPr>
       <w:tblStyleRowBandSize w:val="1"/>
       <w:tblStyleColBandSize w:val="1"/>
-      <w:tblInd w:w="0" w:type="dxa"/>
       <w:tblBorders>
         <w:top w:val="single" w:sz="24" w:space="0" w:color="4BACC6" w:themeColor="accent5"/>
         <w:left w:val="single" w:sz="4" w:space="0" w:color="F79646" w:themeColor="accent6"/>
@@ -11635,12 +17572,6 @@
         <w:insideH w:val="single" w:sz="4" w:space="0" w:color="FFFFFF" w:themeColor="background1"/>
         <w:insideV w:val="single" w:sz="4" w:space="0" w:color="FFFFFF" w:themeColor="background1"/>
       </w:tblBorders>
-      <w:tblCellMar>
-        <w:top w:w="0" w:type="dxa"/>
-        <w:left w:w="108" w:type="dxa"/>
-        <w:bottom w:w="0" w:type="dxa"/>
-        <w:right w:w="108" w:type="dxa"/>
-      </w:tblCellMar>
     </w:tblPr>
     <w:tcPr>
       <w:shd w:val="clear" w:color="auto" w:fill="FEF4EC" w:themeFill="accent6" w:themeFillTint="19"/>
@@ -11748,13 +17679,6 @@
     <w:tblPr>
       <w:tblStyleRowBandSize w:val="1"/>
       <w:tblStyleColBandSize w:val="1"/>
-      <w:tblInd w:w="0" w:type="dxa"/>
-      <w:tblCellMar>
-        <w:top w:w="0" w:type="dxa"/>
-        <w:left w:w="108" w:type="dxa"/>
-        <w:bottom w:w="0" w:type="dxa"/>
-        <w:right w:w="108" w:type="dxa"/>
-      </w:tblCellMar>
     </w:tblPr>
     <w:tcPr>
       <w:shd w:val="clear" w:color="auto" w:fill="E6E6E6" w:themeFill="text1" w:themeFillTint="19"/>
@@ -11834,13 +17758,6 @@
     <w:tblPr>
       <w:tblStyleRowBandSize w:val="1"/>
       <w:tblStyleColBandSize w:val="1"/>
-      <w:tblInd w:w="0" w:type="dxa"/>
-      <w:tblCellMar>
-        <w:top w:w="0" w:type="dxa"/>
-        <w:left w:w="108" w:type="dxa"/>
-        <w:bottom w:w="0" w:type="dxa"/>
-        <w:right w:w="108" w:type="dxa"/>
-      </w:tblCellMar>
     </w:tblPr>
     <w:tcPr>
       <w:shd w:val="clear" w:color="auto" w:fill="EDF2F8" w:themeFill="accent1" w:themeFillTint="19"/>
@@ -11920,13 +17837,6 @@
     <w:tblPr>
       <w:tblStyleRowBandSize w:val="1"/>
       <w:tblStyleColBandSize w:val="1"/>
-      <w:tblInd w:w="0" w:type="dxa"/>
-      <w:tblCellMar>
-        <w:top w:w="0" w:type="dxa"/>
-        <w:left w:w="108" w:type="dxa"/>
-        <w:bottom w:w="0" w:type="dxa"/>
-        <w:right w:w="108" w:type="dxa"/>
-      </w:tblCellMar>
     </w:tblPr>
     <w:tcPr>
       <w:shd w:val="clear" w:color="auto" w:fill="F8EDED" w:themeFill="accent2" w:themeFillTint="19"/>
@@ -12006,13 +17916,6 @@
     <w:tblPr>
       <w:tblStyleRowBandSize w:val="1"/>
       <w:tblStyleColBandSize w:val="1"/>
-      <w:tblInd w:w="0" w:type="dxa"/>
-      <w:tblCellMar>
-        <w:top w:w="0" w:type="dxa"/>
-        <w:left w:w="108" w:type="dxa"/>
-        <w:bottom w:w="0" w:type="dxa"/>
-        <w:right w:w="108" w:type="dxa"/>
-      </w:tblCellMar>
     </w:tblPr>
     <w:tcPr>
       <w:shd w:val="clear" w:color="auto" w:fill="F5F8EE" w:themeFill="accent3" w:themeFillTint="19"/>
@@ -12092,13 +17995,6 @@
     <w:tblPr>
       <w:tblStyleRowBandSize w:val="1"/>
       <w:tblStyleColBandSize w:val="1"/>
-      <w:tblInd w:w="0" w:type="dxa"/>
-      <w:tblCellMar>
-        <w:top w:w="0" w:type="dxa"/>
-        <w:left w:w="108" w:type="dxa"/>
-        <w:bottom w:w="0" w:type="dxa"/>
-        <w:right w:w="108" w:type="dxa"/>
-      </w:tblCellMar>
     </w:tblPr>
     <w:tcPr>
       <w:shd w:val="clear" w:color="auto" w:fill="F2EFF6" w:themeFill="accent4" w:themeFillTint="19"/>
@@ -12178,13 +18074,6 @@
     <w:tblPr>
       <w:tblStyleRowBandSize w:val="1"/>
       <w:tblStyleColBandSize w:val="1"/>
-      <w:tblInd w:w="0" w:type="dxa"/>
-      <w:tblCellMar>
-        <w:top w:w="0" w:type="dxa"/>
-        <w:left w:w="108" w:type="dxa"/>
-        <w:bottom w:w="0" w:type="dxa"/>
-        <w:right w:w="108" w:type="dxa"/>
-      </w:tblCellMar>
     </w:tblPr>
     <w:tcPr>
       <w:shd w:val="clear" w:color="auto" w:fill="EDF6F9" w:themeFill="accent5" w:themeFillTint="19"/>
@@ -12264,13 +18153,6 @@
     <w:tblPr>
       <w:tblStyleRowBandSize w:val="1"/>
       <w:tblStyleColBandSize w:val="1"/>
-      <w:tblInd w:w="0" w:type="dxa"/>
-      <w:tblCellMar>
-        <w:top w:w="0" w:type="dxa"/>
-        <w:left w:w="108" w:type="dxa"/>
-        <w:bottom w:w="0" w:type="dxa"/>
-        <w:right w:w="108" w:type="dxa"/>
-      </w:tblCellMar>
     </w:tblPr>
     <w:tcPr>
       <w:shd w:val="clear" w:color="auto" w:fill="FEF4EC" w:themeFill="accent6" w:themeFillTint="19"/>
@@ -12350,16 +18232,9 @@
     <w:tblPr>
       <w:tblStyleRowBandSize w:val="1"/>
       <w:tblStyleColBandSize w:val="1"/>
-      <w:tblInd w:w="0" w:type="dxa"/>
       <w:tblBorders>
         <w:insideH w:val="single" w:sz="4" w:space="0" w:color="FFFFFF" w:themeColor="background1"/>
       </w:tblBorders>
-      <w:tblCellMar>
-        <w:top w:w="0" w:type="dxa"/>
-        <w:left w:w="108" w:type="dxa"/>
-        <w:bottom w:w="0" w:type="dxa"/>
-        <w:right w:w="108" w:type="dxa"/>
-      </w:tblCellMar>
     </w:tblPr>
     <w:tcPr>
       <w:shd w:val="clear" w:color="auto" w:fill="CCCCCC" w:themeFill="text1" w:themeFillTint="33"/>
@@ -12430,16 +18305,9 @@
     <w:tblPr>
       <w:tblStyleRowBandSize w:val="1"/>
       <w:tblStyleColBandSize w:val="1"/>
-      <w:tblInd w:w="0" w:type="dxa"/>
       <w:tblBorders>
         <w:insideH w:val="single" w:sz="4" w:space="0" w:color="FFFFFF" w:themeColor="background1"/>
       </w:tblBorders>
-      <w:tblCellMar>
-        <w:top w:w="0" w:type="dxa"/>
-        <w:left w:w="108" w:type="dxa"/>
-        <w:bottom w:w="0" w:type="dxa"/>
-        <w:right w:w="108" w:type="dxa"/>
-      </w:tblCellMar>
     </w:tblPr>
     <w:tcPr>
       <w:shd w:val="clear" w:color="auto" w:fill="DBE5F1" w:themeFill="accent1" w:themeFillTint="33"/>
@@ -12510,16 +18378,9 @@
     <w:tblPr>
       <w:tblStyleRowBandSize w:val="1"/>
       <w:tblStyleColBandSize w:val="1"/>
-      <w:tblInd w:w="0" w:type="dxa"/>
       <w:tblBorders>
         <w:insideH w:val="single" w:sz="4" w:space="0" w:color="FFFFFF" w:themeColor="background1"/>
       </w:tblBorders>
-      <w:tblCellMar>
-        <w:top w:w="0" w:type="dxa"/>
-        <w:left w:w="108" w:type="dxa"/>
-        <w:bottom w:w="0" w:type="dxa"/>
-        <w:right w:w="108" w:type="dxa"/>
-      </w:tblCellMar>
     </w:tblPr>
     <w:tcPr>
       <w:shd w:val="clear" w:color="auto" w:fill="F2DBDB" w:themeFill="accent2" w:themeFillTint="33"/>
@@ -12590,16 +18451,9 @@
     <w:tblPr>
       <w:tblStyleRowBandSize w:val="1"/>
       <w:tblStyleColBandSize w:val="1"/>
-      <w:tblInd w:w="0" w:type="dxa"/>
       <w:tblBorders>
         <w:insideH w:val="single" w:sz="4" w:space="0" w:color="FFFFFF" w:themeColor="background1"/>
       </w:tblBorders>
-      <w:tblCellMar>
-        <w:top w:w="0" w:type="dxa"/>
-        <w:left w:w="108" w:type="dxa"/>
-        <w:bottom w:w="0" w:type="dxa"/>
-        <w:right w:w="108" w:type="dxa"/>
-      </w:tblCellMar>
     </w:tblPr>
     <w:tcPr>
       <w:shd w:val="clear" w:color="auto" w:fill="EAF1DD" w:themeFill="accent3" w:themeFillTint="33"/>
@@ -12670,16 +18524,9 @@
     <w:tblPr>
       <w:tblStyleRowBandSize w:val="1"/>
       <w:tblStyleColBandSize w:val="1"/>
-      <w:tblInd w:w="0" w:type="dxa"/>
       <w:tblBorders>
         <w:insideH w:val="single" w:sz="4" w:space="0" w:color="FFFFFF" w:themeColor="background1"/>
       </w:tblBorders>
-      <w:tblCellMar>
-        <w:top w:w="0" w:type="dxa"/>
-        <w:left w:w="108" w:type="dxa"/>
-        <w:bottom w:w="0" w:type="dxa"/>
-        <w:right w:w="108" w:type="dxa"/>
-      </w:tblCellMar>
     </w:tblPr>
     <w:tcPr>
       <w:shd w:val="clear" w:color="auto" w:fill="E5DFEC" w:themeFill="accent4" w:themeFillTint="33"/>
@@ -12750,16 +18597,9 @@
     <w:tblPr>
       <w:tblStyleRowBandSize w:val="1"/>
       <w:tblStyleColBandSize w:val="1"/>
-      <w:tblInd w:w="0" w:type="dxa"/>
       <w:tblBorders>
         <w:insideH w:val="single" w:sz="4" w:space="0" w:color="FFFFFF" w:themeColor="background1"/>
       </w:tblBorders>
-      <w:tblCellMar>
-        <w:top w:w="0" w:type="dxa"/>
-        <w:left w:w="108" w:type="dxa"/>
-        <w:bottom w:w="0" w:type="dxa"/>
-        <w:right w:w="108" w:type="dxa"/>
-      </w:tblCellMar>
     </w:tblPr>
     <w:tcPr>
       <w:shd w:val="clear" w:color="auto" w:fill="DAEEF3" w:themeFill="accent5" w:themeFillTint="33"/>
@@ -12830,16 +18670,9 @@
     <w:tblPr>
       <w:tblStyleRowBandSize w:val="1"/>
       <w:tblStyleColBandSize w:val="1"/>
-      <w:tblInd w:w="0" w:type="dxa"/>
       <w:tblBorders>
         <w:insideH w:val="single" w:sz="4" w:space="0" w:color="FFFFFF" w:themeColor="background1"/>
       </w:tblBorders>
-      <w:tblCellMar>
-        <w:top w:w="0" w:type="dxa"/>
-        <w:left w:w="108" w:type="dxa"/>
-        <w:bottom w:w="0" w:type="dxa"/>
-        <w:right w:w="108" w:type="dxa"/>
-      </w:tblCellMar>
     </w:tblPr>
     <w:tcPr>
       <w:shd w:val="clear" w:color="auto" w:fill="FDE9D9" w:themeFill="accent6" w:themeFillTint="33"/>
@@ -12895,6 +18728,19 @@
         <w:shd w:val="clear" w:color="auto" w:fill="FBCAA2" w:themeFill="accent6" w:themeFillTint="7F"/>
       </w:tcPr>
     </w:tblStylePr>
+  </w:style>
+  <w:style w:type="paragraph" w:styleId="NormalWeb">
+    <w:name w:val="Normal (Web)"/>
+    <w:basedOn w:val="Normal"/>
+    <w:uiPriority w:val="99"/>
+    <w:semiHidden/>
+    <w:unhideWhenUsed/>
+    <w:rsid w:val="00E252A6"/>
+    <w:rPr>
+      <w:rFonts w:ascii="Times New Roman" w:hAnsi="Times New Roman" w:cs="Times New Roman"/>
+      <w:sz w:val="24"/>
+      <w:szCs w:val="24"/>
+    </w:rPr>
   </w:style>
 </w:styles>
 </file>
